--- a/literature by codex.docx
+++ b/literature by codex.docx
@@ -15,12 +15,12 @@
         <w:pStyle w:val="Subtitle"/>
       </w:pPr>
       <w:r>
-        <w:t>73 additions with twelve scene storyboards</w:t>
-      </w:r>
-    </w:p>
-    <w:p>
-      <w:r>
-        <w:t>This companion preserves all 73 works added by Codex: the original Odyssey, Antigone and Frankenstein additions, plus 70 further works from foundational novelists, dramatists and poets. Every entry includes the same twelve lively storyboard scenes, characters, memory cues, recall question and memorable quotation as the website. Read the scenes aloud or turn through them one at a time online to connect each decision with what follows.</w:t>
+        <w:t>73 additions with twelve narrated story cards</w:t>
+      </w:r>
+    </w:p>
+    <w:p>
+      <w:r>
+        <w:t>This companion preserves all 73 works added by Codex: the original Odyssey, Antigone and Frankenstein additions, plus 70 further works from foundational novelists, dramatists and poets. Every entry includes the same twelve rewritten story cards, characters, memory cues, recall question and memorable quotation as the website. The narration begins by setting the scene, introduces people and motives as they matter, and follows choices into consequences. Read aloud or turn through the cards online to imagine each moment.</w:t>
       </w:r>
     </w:p>
     <w:p>
@@ -111,7 +111,7 @@
         <w:rPr>
           <w:i/>
         </w:rPr>
-        <w:t>A long voyage is really a struggle to find home.</w:t>
+        <w:t>A missing king, a waiting wife, and a voyage where one boast can ruin everything.</w:t>
       </w:r>
     </w:p>
     <w:p>
@@ -200,7 +200,7 @@
         <w:t xml:space="preserve">1  A home without its king — </w:t>
       </w:r>
       <w:r>
-        <w:t>What will this mean? Odysseus is still absent after Troy! Suitors consume his household while Penelope delays remarriage and Telemachus searches for news. Will this place still mean safety?</w:t>
+        <w:t>Once upon a time, on the island of Ithaca, a queen waited for a king who had not returned from war. Strangers filled his house, eating his food and demanding that Penelope choose a new husband.</w:t>
       </w:r>
     </w:p>
     <w:p>
@@ -226,7 +226,7 @@
         <w:t xml:space="preserve">2  The son must grow up — </w:t>
       </w:r>
       <w:r>
-        <w:t>Telemachus cannot wait forever for his father! His search for news makes the silent household part of the voyage too.</w:t>
+        <w:t>Their son, Telemachus, had grown up with stories instead of a father. Encouraged by Athena, he sailed to seek news. Someone in the wide world might know whether Odysseus still lived.</w:t>
       </w:r>
     </w:p>
     <w:p>
@@ -252,7 +252,7 @@
         <w:t xml:space="preserve">3  Penelope buys time — </w:t>
       </w:r>
       <w:r>
-        <w:t>Carry this image with you! Penelope promises a decision after completing a burial cloth, then secretly unravels her work at night! Her resistance depends on ingenuity as much as her absent husband's adventures do. What will this moment change?</w:t>
+        <w:t>Penelope promised to choose when she finished weaving a burial cloth. Each night she secretly undid the day's work. While her son searched the sea, she fought to keep their home.</w:t>
       </w:r>
     </w:p>
     <w:p>
@@ -278,7 +278,7 @@
         <w:t xml:space="preserve">4  Nobody escapes — </w:t>
       </w:r>
       <w:r>
-        <w:t>Come closer! Odysseus blinds the Cyclops and escapes beneath sheep! His boast uncovers his name, bringing Poseidon's anger upon him. What will this moment change?</w:t>
+        <w:t>Far away, Odysseus and his men were trapped in a one-eyed giant's cave. Calling himself Nobody, he blinded Polyphemus and escaped beneath the sheep. His clever plan worked—until pride interrupted.</w:t>
       </w:r>
     </w:p>
     <w:p>
@@ -304,7 +304,7 @@
         <w:t xml:space="preserve">5  The name becomes a weapon — </w:t>
       </w:r>
       <w:r>
-        <w:t>Nobody saved Odysseus inside the cave—but his real name exposes him outside it! Watch clever victory turn into dangerous pride.</w:t>
+        <w:t>As his ship pulled away, Odysseus shouted his real name. Now the giant could ask his father, the sea god Poseidon, for revenge. The road home became much longer.</w:t>
       </w:r>
     </w:p>
     <w:p>
@@ -330,7 +330,7 @@
         <w:t xml:space="preserve">6  Temptations at sea — </w:t>
       </w:r>
       <w:r>
-        <w:t>Now watch! Circe, the Sirens and the dangerous straits test the travellers! His companions kill the Sun god's cattle and perish; Odysseus survives alone. What will the journey ask of the traveller?</w:t>
+        <w:t>The travellers met Circe's enchantments, the Sirens' deadly song, and monsters guarding narrow waters. Every escape brought another danger; courage alone could not keep the whole crew alive.</w:t>
       </w:r>
     </w:p>
     <w:p>
@@ -373,7 +373,7 @@
         <w:t xml:space="preserve">7  The warning meets appetite — </w:t>
       </w:r>
       <w:r>
-        <w:t>His companions have been warned about the sacred cattle. Hunger presses against obedience! Their choice makes the promised journey home impossible for them.</w:t>
+        <w:t>Despite a warning, the hungry men killed the Sun god's cattle. Disaster followed, and Odysseus lost his companions. The man who had led a fleet now faced the sea alone.</w:t>
       </w:r>
     </w:p>
     <w:p>
@@ -399,7 +399,7 @@
         <w:t xml:space="preserve">8  The stranger receives hospitality — </w:t>
       </w:r>
       <w:r>
-        <w:t>Look a little closer! The Phaeacians hear Odysseus's account and provide passage home! Storytelling and hospitality become the bridge between solitary survival and the return to a community where his identity matters. What will this moment change?</w:t>
+        <w:t>After years detained by Calypso, Odysseus finally reached the Phaeacians. They welcomed the battered stranger. For once, a shore offered listeners and food rather than another trap.</w:t>
       </w:r>
     </w:p>
     <w:p>
@@ -425,7 +425,7 @@
         <w:t xml:space="preserve">9  The listener offers a ship — </w:t>
       </w:r>
       <w:r>
-        <w:t>A good audience does more than applaud! Phaeacian hospitality gives the exhausted wanderer the means to leave the story's telling and reach home.</w:t>
+        <w:t>Odysseus told his hosts what he had endured. They gave him passage home. But reaching Ithaca would not be enough: strangers still ruled the household he hoped to enter.</w:t>
       </w:r>
     </w:p>
     <w:p>
@@ -451,7 +451,7 @@
         <w:t xml:space="preserve">10  A hidden return — </w:t>
       </w:r>
       <w:r>
-        <w:t>Listen to this! After Calypso releases him and the Phaeacians help him, Odysseus reaches Ithaca! Athena disguises him as a beggar; he reunites with his son. Will this place still mean safety?</w:t>
+        <w:t>Athena disguised him as a beggar. He met Telemachus in secret, and father and son planned together. The missing king was home, but almost nobody knew it.</w:t>
       </w:r>
     </w:p>
     <w:p>
@@ -477,7 +477,7 @@
         <w:t xml:space="preserve">11  The household must recognise him — </w:t>
       </w:r>
       <w:r>
-        <w:t>Ithaca is near, but recognition is still dangerous! Odysseus needs loyal help and a careful plan before a returned stranger can become its king.</w:t>
+        <w:t>His old dog recognised him; later, his nurse knew the scar on his leg. Penelope remained cautious. After so many false hopes, she needed more than a stranger's claim.</w:t>
       </w:r>
     </w:p>
     <w:p>
@@ -503,7 +503,7 @@
         <w:t xml:space="preserve">12  The bow and the bed — </w:t>
       </w:r>
       <w:r>
-        <w:t>Here is what matters! Odysseus wins the bow contest and kills the suitors! Penelope's test of their immovable marriage bed confirms his identity; peace eventually follows. What will this moment change?</w:t>
+        <w:t>Odysseus strung his bow, defeated the suitors, and faced Penelope's final test: their bed, built around a living olive tree. He knew its secret. At last, the waiting wife knew her husband.</w:t>
       </w:r>
     </w:p>
     <w:p>
@@ -628,7 +628,7 @@
         <w:rPr>
           <w:i/>
         </w:rPr>
-        <w:t>One burial pits conscience against the state.</w:t>
+        <w:t>A sister carries a handful of earth toward a king's forbidden grave.</w:t>
       </w:r>
     </w:p>
     <w:p>
@@ -717,7 +717,7 @@
         <w:t xml:space="preserve">1  Two brothers dead — </w:t>
       </w:r>
       <w:r>
-        <w:t>Now watch! After civil war, Creon honours Eteocles but forbids burial for Polynices! Antigone believes the dead deserve sacred duties beyond a king's decree. What does this power demand in return?</w:t>
+        <w:t>In ancient Thebes, two brothers had killed each other in civil war. King Creon honoured one and denied burial to the other. Their sister Antigone could not leave Polynices unburied.</w:t>
       </w:r>
     </w:p>
     <w:p>
@@ -743,7 +743,7 @@
         <w:t xml:space="preserve">2  The sister sees the danger — </w:t>
       </w:r>
       <w:r>
-        <w:t>Ismene fears what defiance will cost. Can love take two different forms? Her caution makes Antigone's solitude sharper, not less real.</w:t>
+        <w:t>Antigone asked Ismene to help. Her sister feared the king's punishment and refused. Now Antigone had to choose: obey the law, or carry out the sacred duty she believed came first.</w:t>
       </w:r>
     </w:p>
     <w:p>
@@ -769,7 +769,7 @@
         <w:t xml:space="preserve">3  The forbidden burial — </w:t>
       </w:r>
       <w:r>
-        <w:t>Look a little closer! Ismene fears resistance! Antigone still covers her brother's body and is caught; she openly owns her action. What can the living still carry forward from this loss?</w:t>
+        <w:t>She covered her brother's body with earth. Guards caught her, and Creon demanded an answer. Antigone admitted what she had done; she would not pretend that fear had changed her belief.</w:t>
       </w:r>
     </w:p>
     <w:p>
@@ -795,7 +795,7 @@
         <w:t xml:space="preserve">4  The deed cannot be hidden by denial — </w:t>
       </w:r>
       <w:r>
-        <w:t>Caught before Creon, Antigone owns the burial. What a direct challenge! The king must now answer conviction rather than a convenient excuse.</w:t>
+        <w:t>Creon expected obedience, but the prisoner offered no apology. To Antigone, a king's order could not cancel obligations to the dead. The argument became a struggle neither would surrender.</w:t>
       </w:r>
     </w:p>
     <w:p>
@@ -821,7 +821,7 @@
         <w:t xml:space="preserve">5  Ismene wants to share the blame — </w:t>
       </w:r>
       <w:r>
-        <w:t>Listen to this! After the arrest, Ismene asks to stand beside her sister in guilt! Antigone refuses to let an earlier refusal become a shared action, complicating the difference between affection and courage. What will affection ask of them now?</w:t>
+        <w:t>Ismene now wanted to share her sister's punishment. Antigone refused to let her claim a deed she had not helped perform. Even affection could not make their earlier choices disappear.</w:t>
       </w:r>
     </w:p>
     <w:p>
@@ -847,7 +847,7 @@
         <w:t xml:space="preserve">6  Authority grows afraid of listening — </w:t>
       </w:r>
       <w:r>
-        <w:t>Creon treats resistance as a threat to rule. Notice the trap! Protecting authority becomes the very behaviour that puts his household at risk.</w:t>
+        <w:t>The more Antigone resisted, the more Creon treated resistance as a threat to his rule. Other voices were closing in around him. Would he hear advice, or only disloyalty?</w:t>
       </w:r>
     </w:p>
     <w:p>
@@ -890,7 +890,7 @@
         <w:t xml:space="preserve">7  The king refuses — </w:t>
       </w:r>
       <w:r>
-        <w:t>Here is what matters! Haemon asks his father to listen! Creon treats disagreement as disloyalty and orders Antigone sealed in a rocky tomb. What will this moment change?</w:t>
+        <w:t>Creon's son Haemon loved Antigone and urged his father to reconsider. The king refused. Antigone would be shut inside a rocky tomb, alive and cut off from the city.</w:t>
       </w:r>
     </w:p>
     <w:p>
@@ -916,7 +916,7 @@
         <w:t xml:space="preserve">8  A son risks disagreement — </w:t>
       </w:r>
       <w:r>
-        <w:t>Haemon speaks as someone who loves his father and Antigone. Can Creon hear loyalty inside criticism? His refusal drives father and son apart.</w:t>
+        <w:t>Haemon tried to explain that a ruler could learn from others. Creon heard a son challenging his authority. Their conversation broke apart, and Haemon left with a terrible warning.</w:t>
       </w:r>
     </w:p>
     <w:p>
@@ -942,7 +942,7 @@
         <w:t xml:space="preserve">9  The city has another voice — </w:t>
       </w:r>
       <w:r>
-        <w:t>Stay with the story! Haemon reports that ordinary people sympathise with Antigone! Creon dismisses counsel as rebellion, revealing how a ruler can mistake listening for a loss of authority precisely when listening is most necessary. What will this moment change?</w:t>
+        <w:t>Haemon reported that people quietly sympathised with Antigone. Fear kept those opinions from reaching the king openly. The silence around Creon was making his certainty dangerously easy.</w:t>
       </w:r>
     </w:p>
     <w:p>
@@ -968,7 +968,7 @@
         <w:t xml:space="preserve">10  The warning arrives — </w:t>
       </w:r>
       <w:r>
-        <w:t>Now turn the page! Tiresias warns that the gods reject Thebes' offerings! Creon finally yields and goes to bury Polynices and free Antigone. Which hope can survive the change?</w:t>
+        <w:t>The prophet Tiresias brought a warning: the gods rejected the city's offerings. At last Creon gave way. He would bury Polynices and release Antigone—but time had been passing.</w:t>
       </w:r>
     </w:p>
     <w:p>
@@ -994,7 +994,7 @@
         <w:t xml:space="preserve">11  The rescuer is finally on the road — </w:t>
       </w:r>
       <w:r>
-        <w:t>Creon moves to reverse the sentence. At last—but how much time has passed? Good intentions must now catch consequences already in motion.</w:t>
+        <w:t>Creon hurried to repair what he had ordered. The earth could cover the brother's body; the tomb could be opened. Yet a changed command could not guarantee a living prisoner.</w:t>
       </w:r>
     </w:p>
     <w:p>
@@ -1020,7 +1020,7 @@
         <w:t xml:space="preserve">12  Too late to save them — </w:t>
       </w:r>
       <w:r>
-        <w:t>The scene changes! Antigone has hanged herself! Haemon dies by suicide, followed by his mother Eurydice. Creon survives to bear the consequences of his rigidity. What can the living still carry forward from this loss?</w:t>
+        <w:t>Antigone had hanged herself. Haemon died by suicide, and his mother Eurydice followed. Creon survived, surrounded by losses his late change of heart could no longer prevent.</w:t>
       </w:r>
     </w:p>
     <w:p>
@@ -1145,7 +1145,7 @@
         <w:rPr>
           <w:i/>
         </w:rPr>
-        <w:t>An imaginary island makes familiar injustice look strange.</w:t>
+        <w:t>A traveller describes an ideal island, and makes his listeners question their own country.</w:t>
       </w:r>
     </w:p>
     <w:p>
@@ -1210,7 +1210,7 @@
         <w:t xml:space="preserve">1  A traveller arrives — </w:t>
       </w:r>
       <w:r>
-        <w:t>What will this mean? More and Peter Giles meet Hythloday, whose voyages provide a different view of European society! His authority comes from travel, but his claims invite debate rather than automatic acceptance. What will this moment change?</w:t>
+        <w:t>In a conversation framed by Thomas More, the traveller Raphael Hythloday describes distant societies. His journeys lead toward an unusual island. First, however, the listeners must examine home.</w:t>
       </w:r>
     </w:p>
     <w:p>
@@ -1236,7 +1236,7 @@
         <w:t xml:space="preserve">2  The traveller carries an invitation to doubt — </w:t>
       </w:r>
       <w:r>
-        <w:t>Hythloday's confidence makes the island sound persuasive. Listen without surrendering judgement! A returned traveller's account can challenge society and still need questions of its own.</w:t>
+        <w:t>Hythloday's unfamiliar examples unsettle familiar assumptions. Customs that seem natural in Europe may not be inevitable. A traveller's story becomes an invitation to reconsider ordinary arrangements.</w:t>
       </w:r>
     </w:p>
     <w:p>
@@ -1262,7 +1262,7 @@
         <w:t xml:space="preserve">3  Counsel or compromise — </w:t>
       </w:r>
       <w:r>
-        <w:t>Carry this image with you! The men debate whether a philosopher should advise kings! More's character favours practical influence; Hythloday thinks corrupt courts distort advice and make meaningful reform almost impossible. What does this power demand in return?</w:t>
+        <w:t>They debate whether a knowledgeable person should advise rulers. Advice might improve policy, but a court may demand flattering agreement. Helping power could also mean becoming compromised by it.</w:t>
       </w:r>
     </w:p>
     <w:p>
@@ -1288,7 +1288,7 @@
         <w:t xml:space="preserve">4  The useful adviser faces a difficult court — </w:t>
       </w:r>
       <w:r>
-        <w:t>More hopes wise counsel can work by degrees. Hythloday doubts the compromise! Their debate begins with what practical influence might cost a person's convictions.</w:t>
+        <w:t>A ruler surrounded by agreeable counsellors may reject an unwelcome truth. Hythloday doubts that useful advice will find a hearing. His listeners consider whether gradual reform remains possible.</w:t>
       </w:r>
     </w:p>
     <w:p>
@@ -1314,7 +1314,7 @@
         <w:t xml:space="preserve">5  The punishment problem — </w:t>
       </w:r>
       <w:r>
-        <w:t>Come closer! Hythloday attacks harsh penalties for theft! Enclosure and poverty help produce the behaviour that governments then punish, moving attention from individual blame toward social arrangements. Who has the power to let someone go?</w:t>
+        <w:t>The conversation turns to the harsh punishment of theft. Executing thieves does not explain why people steal. The traveller asks what poverty and displaced livelihoods have contributed.</w:t>
       </w:r>
     </w:p>
     <w:p>
@@ -1340,7 +1340,7 @@
         <w:t xml:space="preserve">6  The hungry thief exposes a system — </w:t>
       </w:r>
       <w:r>
-        <w:t>Harsh punishment comes after social arrangements have produced deprivation. What has the law left out? The argument moves from condemning an act toward asking how it arose.</w:t>
+        <w:t>A hungry person faces an impossible choice when work and support disappear. Punishing that person alone leaves the surrounding system untouched. The familiar crime now looks different.</w:t>
       </w:r>
     </w:p>
     <w:p>
@@ -1383,7 +1383,7 @@
         <w:t xml:space="preserve">7  An island without private property — </w:t>
       </w:r>
       <w:r>
-        <w:t>Now watch! Utopia organises work, education and distribution around shared resources! The description challenges European assumptions about wealth, leisure and the relationship between property and conflict. What will this moment change?</w:t>
+        <w:t>Hythloday describes Utopia, an island without private property. Goods are shared, work is organised, and daily life aims to meet common needs. The contrast with Europe grows sharp.</w:t>
       </w:r>
     </w:p>
     <w:p>
@@ -1409,7 +1409,7 @@
         <w:t xml:space="preserve">8  Shared goods rearrange daily needs — </w:t>
       </w:r>
       <w:r>
-        <w:t>An imagined community without private ownership changes work and leisure. Try the comparison! Familiar economic habits stop looking inevitable once another arrangement can be described.</w:t>
+        <w:t>Shared provision removes some anxieties over money and possession. Yet it also requires extensive rules. The listeners must imagine both the promised security and the life inside that organisation.</w:t>
       </w:r>
     </w:p>
     <w:p>
@@ -1435,7 +1435,7 @@
         <w:t xml:space="preserve">9  Order has its costs — </w:t>
       </w:r>
       <w:r>
-        <w:t>Look a little closer! The island also regulates travel and households and uses slavery! Its apparent harmony is so unsettling: an attractive arrangement can still rely on restrictions and unequal power. What waits on the other side of that decision?</w:t>
+        <w:t>Utopia includes slavery, restricted movement, and other troubling practices. Its order comes with costs. An apparently ideal island cannot be accepted simply because it improves some conditions.</w:t>
       </w:r>
     </w:p>
     <w:p>
@@ -1461,7 +1461,7 @@
         <w:t xml:space="preserve">10  Belief and public life — </w:t>
       </w:r>
       <w:r>
-        <w:t>Listen to this! Religious practices differ, with significant toleration but important exclusions! The island's treatment of war, worship and civic duty extends the experiment beyond a simple economic blueprint. What will this moment change?</w:t>
+        <w:t>Religious differences receive a measure of toleration, though limits remain. Belief still intersects with public expectations. The island's treatment of conscience invites further questions.</w:t>
       </w:r>
     </w:p>
     <w:p>
@@ -1487,7 +1487,7 @@
         <w:t xml:space="preserve">11  The attractive island still needs scrutiny — </w:t>
       </w:r>
       <w:r>
-        <w:t>Toleration and regulation sit beside coercion and exclusions. Is a beautifully ordered society enough? The account's tensions keep the island from becoming a simple endorsed perfection.</w:t>
+        <w:t>The description offers attractive answers beside disturbing arrangements. Its confident traveller is not the same as an unquestioning author. We can consider the proposals without accepting all of them.</w:t>
       </w:r>
     </w:p>
     <w:p>
@@ -1513,7 +1513,7 @@
         <w:t xml:space="preserve">12  The debate remains open — </w:t>
       </w:r>
       <w:r>
-        <w:t>Here is what matters! More's character admires some arrangements but rejects others! The dialogue ends without converting every detail into an endorsed programme, leaving readers to test the distance between ideals and institutions. What changes when this story is finally understood?</w:t>
+        <w:t>The discussion ends without complete agreement. Utopia remains a place to think with, rather than instructions to obey. The distant island has made the home country harder to take for granted.</w:t>
       </w:r>
     </w:p>
     <w:p>
@@ -1638,7 +1638,7 @@
         <w:rPr>
           <w:i/>
         </w:rPr>
-        <w:t>A private love cannot escape a public feud.</w:t>
+        <w:t>Two lovers find each other at a party, in a city that has taught their families to hate.</w:t>
       </w:r>
     </w:p>
     <w:p>
@@ -1727,7 +1727,7 @@
         <w:t xml:space="preserve">1  The city belongs to the feud — </w:t>
       </w:r>
       <w:r>
-        <w:t>Come closer! Street fighting uncovers the hatred between Montagues and Capulets! Romeo, initially absorbed in Rosaline, has not yet met the person who will transform his life. Who will bear the cost of this conflict?</w:t>
+        <w:t>In Verona, the Montagues and Capulets carry an old feud into the streets. Their children inherit its danger. Before the lovers meet, a quarrel already governs where they belong.</w:t>
       </w:r>
     </w:p>
     <w:p>
@@ -1753,7 +1753,7 @@
         <w:t xml:space="preserve">2  An inherited quarrel finds new bodies — </w:t>
       </w:r>
       <w:r>
-        <w:t>The young lovers did not invent the feud. Yet it reaches them! Family names make ordinary affection politically dangerous before either can choose a different future.</w:t>
+        <w:t>Servants and young relatives fight over a hostility they did not begin. The city's authorities threaten punishment. Peace depends on people who keep finding reasons to reopen the conflict.</w:t>
       </w:r>
     </w:p>
     <w:p>
@@ -1779,7 +1779,7 @@
         <w:t xml:space="preserve">3  The masked encounter — </w:t>
       </w:r>
       <w:r>
-        <w:t>Now watch! Romeo enters a Capulet celebration and meets Juliet! Their attraction precedes recognition of their family names, turning immediate wonder into a dangerous allegiance. Who can see beneath that appearance?</w:t>
+        <w:t>Romeo Montague slips into a Capulet party in disguise. There he meets Juliet. Each falls in love before discovering that the other's name belongs to an enemy family.</w:t>
       </w:r>
     </w:p>
     <w:p>
@@ -1805,7 +1805,7 @@
         <w:t xml:space="preserve">4  The party makes an unexpected meeting — </w:t>
       </w:r>
       <w:r>
-        <w:t>Romeo enters the Capulet celebration and meets Juliet. What a reversal of purpose! Attraction crosses the boundary their families expect them to preserve.</w:t>
+        <w:t>A crowded celebration gives them a private surprise. What seemed like another evening becomes the beginning of a forbidden attachment. Their names turn delight into a problem immediately.</w:t>
       </w:r>
     </w:p>
     <w:p>
@@ -1831,7 +1831,7 @@
         <w:t xml:space="preserve">5  A promise at the balcony — </w:t>
       </w:r>
       <w:r>
-        <w:t>Look a little closer! Juliet questions the power of names while Romeo promises devotion! With the Nurse's help and Friar Lawrence's hopes for reconciliation, the lovers marry secretly. What will affection ask of them now?</w:t>
+        <w:t>After the party, Romeo returns beneath Juliet's balcony. They confess their love and plan marriage. The families' public quarrel cannot prevent a promise made beyond their hearing.</w:t>
       </w:r>
     </w:p>
     <w:p>
@@ -1857,7 +1857,7 @@
         <w:t xml:space="preserve">6  The window offers a private world — </w:t>
       </w:r>
       <w:r>
-        <w:t>The balcony conversation imagines love beyond surnames. Hear the hope! Their intimacy can question the feud, but cannot make the public danger disappear.</w:t>
+        <w:t>Juliet imagines love freed from the burden of names. Outside that private conversation, the names still have power. The lovers need secrecy to carry their promise into daylight.</w:t>
       </w:r>
     </w:p>
     <w:p>
@@ -1900,7 +1900,7 @@
         <w:t xml:space="preserve">7  The wedding must remain hidden — </w:t>
       </w:r>
       <w:r>
-        <w:t>The Friar hopes marriage can reconcile the houses. Such an ambitious remedy! Secrecy protects the union for the moment while making later misunderstandings harder to correct.</w:t>
+        <w:t>Friar Laurence marries them, hoping the union might reconcile their families. Their happiness rests on a hidden fact. Almost everyone around them still sees only opposing sides.</w:t>
       </w:r>
     </w:p>
     <w:p>
@@ -1926,7 +1926,7 @@
         <w:t xml:space="preserve">8  The duel changes everything — </w:t>
       </w:r>
       <w:r>
-        <w:t>Listen to this! Romeo tries to avoid fighting his new relative Tybalt! Mercutio is killed, Romeo kills Tybalt in anger, and banishment separates the newly married couple. Who will bear the cost of this conflict?</w:t>
+        <w:t>Tybalt kills Mercutio, and Romeo kills Tybalt in revenge. Romeo is banished. A few violent minutes change the secret marriage into a crisis of separation.</w:t>
       </w:r>
     </w:p>
     <w:p>
@@ -1952,7 +1952,7 @@
         <w:t xml:space="preserve">9  Juliet chooses the potion — </w:t>
       </w:r>
       <w:r>
-        <w:t>Here is what matters! Pressed to marry Paris, Juliet accepts the Friar's sleeping potion! The plan requires a message explaining that her apparent death is temporary, making accurate communication crucial. What responsibility comes with the new power?</w:t>
+        <w:t>Ordered to marry Paris, Juliet takes a potion that will make her appear dead. Friar Laurence plans to explain it to Romeo. The rescue now depends on a message arriving.</w:t>
       </w:r>
     </w:p>
     <w:p>
@@ -1978,7 +1978,7 @@
         <w:t xml:space="preserve">10  The message fails — </w:t>
       </w:r>
       <w:r>
-        <w:t>Stay with the story! Romeo hears that Juliet is dead before the explanatory letter reaches him! He buys poison and rushes to the tomb, acting on incomplete knowledge rather than waiting. Who will believe the words—and who will pay for believing?</w:t>
+        <w:t>The message fails to reach him. Romeo instead hears that Juliet is dead. He travels to the tomb with poison, believing there is no future left to wait for.</w:t>
       </w:r>
     </w:p>
     <w:p>
@@ -2004,7 +2004,7 @@
         <w:t xml:space="preserve">11  The message misses the person who needs it — </w:t>
       </w:r>
       <w:r>
-        <w:t>The sleeping potion depends upon communication. One missed letter changes everything! Romeo acts on the visible appearance of death rather than the hidden plan for reunion.</w:t>
+        <w:t>The explanation exists, but the person who needs it acts without it. Juliet sleeps inside the tomb while Romeo approaches. Their plan has become dangerous through unequal knowledge.</w:t>
       </w:r>
     </w:p>
     <w:p>
@@ -2030,7 +2030,7 @@
         <w:t xml:space="preserve">12  The tomb and the families — </w:t>
       </w:r>
       <w:r>
-        <w:t>Now turn the page! Romeo dies beside Juliet; she wakes and kills herself after finding him dead! Their families reconcile in grief, gaining understanding only after the young lives are lost. What can the living still carry forward from this loss?</w:t>
+        <w:t>Romeo drinks poison; Juliet wakes and kills herself. The families reconcile beside their children’s bodies. The peace hoped for at the wedding arrives only after the lovers are gone.</w:t>
       </w:r>
     </w:p>
     <w:p>
@@ -2155,7 +2155,7 @@
         <w:rPr>
           <w:i/>
         </w:rPr>
-        <w:t>Love loses its bearings in a forest of transformations.</w:t>
+        <w:t>Four lovers enter a forest where one drop of magic can change whom they adore.</w:t>
       </w:r>
     </w:p>
     <w:p>
@@ -2268,7 +2268,7 @@
         <w:t xml:space="preserve">1  A father's demand — </w:t>
       </w:r>
       <w:r>
-        <w:t>Now turn the page! Hermia is ordered to accept Demetrius, despite loving Lysander! She and Lysander plan to flee Athens, while Helena uncovers the plan hoping to win Demetrius's attention. What waits on the other side of that decision?</w:t>
+        <w:t>In Athens, Hermia wants Lysander, but her father demands she marry Demetrius. Authority threatens punishment for refusing. The young lovers decide to leave the city together.</w:t>
       </w:r>
     </w:p>
     <w:p>
@@ -2294,7 +2294,7 @@
         <w:t xml:space="preserve">2  A daughter asks to choose — </w:t>
       </w:r>
       <w:r>
-        <w:t>Hermia's wish conflicts with her father's preferred marriage. How narrow the court's permission is! The forest offers escape from a decision already claimed by authority.</w:t>
+        <w:t>Hermia's wish is simple: to choose the person she loves. Helena, who loves Demetrius, reveals the escape plan to him. Soon all four are moving toward the forest.</w:t>
       </w:r>
     </w:p>
     <w:p>
@@ -2320,7 +2320,7 @@
         <w:t xml:space="preserve">3  The fairies quarrel — </w:t>
       </w:r>
       <w:r>
-        <w:t>The scene changes! Oberon and Titania dispute possession of an Indian boy! Oberon orders a magical flower used on Titania and asks Puck to help an unhappy Athenian lover. What might grow from this moment?</w:t>
+        <w:t>There, the fairy king Oberon quarrels with Queen Titania over a boy in her care. Their conflict troubles the natural world. The forest's rulers have their own struggle over possession.</w:t>
       </w:r>
     </w:p>
     <w:p>
@@ -2346,7 +2346,7 @@
         <w:t xml:space="preserve">4  The ruler of fairies wants obedience too — </w:t>
       </w:r>
       <w:r>
-        <w:t>Oberon's dispute with Titania echoes the human struggle over choice. Magic does not abolish power! The enchanted forest contains another contest of who may decide.</w:t>
+        <w:t>Oberon orders Puck to use a love potion on Titania. He also wants to help Helena. His attempt to direct other hearts will depend on Puck finding the right person.</w:t>
       </w:r>
     </w:p>
     <w:p>
@@ -2372,7 +2372,7 @@
         <w:t xml:space="preserve">5  The wrong eyelids — </w:t>
       </w:r>
       <w:r>
-        <w:t>What do you notice? Puck mistakes Lysander for Demetrius! The potion makes Lysander pursue Helena, and further interference leaves both men chasing her while Hermia feels abandoned. Can the first impression still be trusted?</w:t>
+        <w:t>Puck mistakes Lysander for Demetrius and puts the potion on his eyes. When Lysander wakes, he sees Helena. The lover who fled with Hermia suddenly abandons her.</w:t>
       </w:r>
     </w:p>
     <w:p>
@@ -2398,7 +2398,7 @@
         <w:t xml:space="preserve">6  The potion reaches the wrong eyes — </w:t>
       </w:r>
       <w:r>
-        <w:t>Puck confuses the lovers and shifts their desires. What could be less reliable than sudden certainty here? An enchanted feeling can seem utterly sincere to its bearer.</w:t>
+        <w:t>Oberon later enchants Demetrius too. Now both men pursue Helena, who believes they are mocking her. A remedy has multiplied the confusion it was supposed to end.</w:t>
       </w:r>
     </w:p>
     <w:p>
@@ -2441,7 +2441,7 @@
         <w:t xml:space="preserve">7  Bottom transformed — </w:t>
       </w:r>
       <w:r>
-        <w:t>Keep your eyes on this moment! Workmen rehearse a play in the wood! Puck gives Bottom an ass's head, and enchanted Titania falls in love with him, joining fairy grandeur to ordinary theatrical comedy. Who can see beneath that appearance?</w:t>
+        <w:t>Puck gives the amateur actor Bottom a donkey's head. Titania wakes and falls in love with him. The fairy queen's enchanted adoration makes an absurd pairing feel perfectly convincing.</w:t>
       </w:r>
     </w:p>
     <w:p>
@@ -2467,7 +2467,7 @@
         <w:t xml:space="preserve">8  The friends become romantic rivals — </w:t>
       </w:r>
       <w:r>
-        <w:t>Helena believes she is mocked, while Hermia feels displaced. Hear the hurt beneath the comedy! The confused admiration damages a friendship before the spell is repaired.</w:t>
+        <w:t>The four lovers quarrel. Hermia cannot understand Lysander's change; Helena cannot trust the men's praise. Each explains the magical disorder through the fears they already carry.</w:t>
       </w:r>
     </w:p>
     <w:p>
@@ -2493,7 +2493,7 @@
         <w:t xml:space="preserve">9  Friendship is wounded — </w:t>
       </w:r>
       <w:r>
-        <w:t>What will this mean? Helena believes the others mock her; Hermia cannot understand the sudden rejection! The emotional confusion threatens not only romance but the women's earlier friendship. Which hope can survive the change?</w:t>
+        <w:t>Helena and Hermia's friendship fractures amid accusations. The men prepare to fight. The forest turns romantic desire into a maze nobody can navigate by sincerity alone.</w:t>
       </w:r>
     </w:p>
     <w:p>
@@ -2519,7 +2519,7 @@
         <w:t xml:space="preserve">10  The forest is repaired — </w:t>
       </w:r>
       <w:r>
-        <w:t>Carry this image with you! Oberon releases Titania, and Puck restores Lysander's love for Hermia! Demetrius remains enchanted toward Helena; the apparent harmony so retains an uneasy magical dependency. What can be discovered beyond the familiar path?</w:t>
+        <w:t>Oberon releases Titania, and Puck restores Lysander's love for Hermia. Demetrius remains enchanted toward Helena. The couples wake thinking the night's confusion may have been a dream.</w:t>
       </w:r>
     </w:p>
     <w:p>
@@ -2545,7 +2545,7 @@
         <w:t xml:space="preserve">11  A dream may conceal an unresolved question — </w:t>
       </w:r>
       <w:r>
-        <w:t>Demetrius remains magically changed at the ending. Keep that detail! A harmonious wedding can leave uncertainty about the source and freedom of one person's love.</w:t>
+        <w:t>The apparent solution leaves one love shaped by magic. A happy pairing does not make every question disappear. The dreamlike ending allows delight and unease to share the scene.</w:t>
       </w:r>
     </w:p>
     <w:p>
@@ -2571,7 +2571,7 @@
         <w:t xml:space="preserve">12  The wedding performance — </w:t>
       </w:r>
       <w:r>
-        <w:t>Come closer! The couples celebrate with the workmen's comically awkward Pyramus and Thisbe! Puck's closing address asks the audience to treat the play as a dream if it has offended. Who is performing—and who is being persuaded?</w:t>
+        <w:t>Back in Athens, marriages are celebrated with the actors' wonderfully clumsy tragedy. The fairies bless the households. Puck invites the audience to remember the whole adventure as a dream.</w:t>
       </w:r>
     </w:p>
     <w:p>
@@ -2696,7 +2696,7 @@
         <w:rPr>
           <w:i/>
         </w:rPr>
-        <w:t>A promise becomes a knife—and mercy enters the courtroom!</w:t>
+        <w:t>A loan carries a terrible penalty, while love and prejudice wait for the court's decision.</w:t>
       </w:r>
     </w:p>
     <w:p>
@@ -2809,7 +2809,7 @@
         <w:t xml:space="preserve">1  A friend needs money — </w:t>
       </w:r>
       <w:r>
-        <w:t>Bassanio wants to court Portia, but needs funds. Antonio's wealth is tied up in ships! What can a generous promise cost when the money is elsewhere?</w:t>
+        <w:t>In Venice, Bassanio needs money to court Portia. His friend Antonio's wealth is tied up in trading ships. To help him, Antonio borrows from Shylock, a Jewish moneylender he has mistreated.</w:t>
       </w:r>
     </w:p>
     <w:p>
@@ -2835,7 +2835,7 @@
         <w:t xml:space="preserve">2  The unusual bond — </w:t>
       </w:r>
       <w:r>
-        <w:t>Shylock lends the money on a startling condition: a pound of Antonio's flesh if repayment fails! Their hostility makes this agreement far more dangerous than a joke.</w:t>
+        <w:t>The bond permits Shylock a pound of Antonio's flesh if repayment fails. Antonio trusts his ships will return. An unlikely penalty seems harmless only while he imagines success.</w:t>
       </w:r>
     </w:p>
     <w:p>
@@ -2861,7 +2861,7 @@
         <w:t xml:space="preserve">3  Belmont holds another test — </w:t>
       </w:r>
       <w:r>
-        <w:t>Portia's father's will requires suitors to choose among three caskets. Gold, silver, lead—which outward appearance can guide someone toward the right marriage?</w:t>
+        <w:t>At Belmont, Portia's father's will sets a different test. Suitors must choose among gold, silver, and lead caskets. Her future husband depends on a choice she cannot make for herself.</w:t>
       </w:r>
     </w:p>
     <w:p>
@@ -2887,7 +2887,7 @@
         <w:t xml:space="preserve">4  Jessica leaves her father — </w:t>
       </w:r>
       <w:r>
-        <w:t>Jessica elopes with Lorenzo and takes money and jewels. Shylock suffers loss amid public hostility! The household's fracture intensifies his bitterness.</w:t>
+        <w:t>Shylock's daughter Jessica leaves with Lorenzo and takes money and jewels. Her departure deepens her father's hurt. Personal loss joins the hostility he already faces in the Christian city.</w:t>
       </w:r>
     </w:p>
     <w:p>
@@ -2913,7 +2913,7 @@
         <w:t xml:space="preserve">5  The ships seem lost — </w:t>
       </w:r>
       <w:r>
-        <w:t>News reaches Venice that Antonio's ships have failed. The repayment deadline approaches! Suddenly the terrible condition becomes a threat to an actual life.</w:t>
+        <w:t>Reports suggest Antonio's ships are lost. The loan comes due, and the supposedly remote penalty becomes immediate. Shylock demands enforcement of the agreement that Antonio freely signed.</w:t>
       </w:r>
     </w:p>
     <w:p>
@@ -2939,7 +2939,7 @@
         <w:t xml:space="preserve">6  Lead wins the choice — </w:t>
       </w:r>
       <w:r>
-        <w:t>Bassanio chooses lead and wins Portia. She gives him a ring with a promise attached! Remember the modest casket beside the bond obsessed with literal payment.</w:t>
+        <w:t>Bassanio chooses the lead casket and wins Portia. The unglamorous choice succeeds where glittering appearances fail. Happiness arrives in Belmont while danger gathers around the friend who financed the courtship.</w:t>
       </w:r>
     </w:p>
     <w:p>
@@ -2982,7 +2982,7 @@
         <w:t xml:space="preserve">7  The happy couple hear bad news — </w:t>
       </w:r>
       <w:r>
-        <w:t>Antonio's danger reaches Belmont. Bassanio rushes back, while Portia prepares her own intervention! Can the marriage's new resources reach the threatened friend in time?</w:t>
+        <w:t>News of Antonio's bond interrupts the lovers. Bassanio leaves to help him. Portia makes a plan of her own, preparing to enter the legal dispute in disguise.</w:t>
       </w:r>
     </w:p>
     <w:p>
@@ -3008,7 +3008,7 @@
         <w:t xml:space="preserve">8  The court awaits an answer — </w:t>
       </w:r>
       <w:r>
-        <w:t>Shylock insists on his bond despite offers of money. Antonio prepares for death. The room needs more than generosity now—it needs an argument that can stop the knife!</w:t>
+        <w:t>In court, Antonio stands ready to face the penalty. Shylock insists upon the bond despite offers of repayment. Old humiliation and present revenge meet inside a legal demand.</w:t>
       </w:r>
     </w:p>
     <w:p>
@@ -3034,7 +3034,7 @@
         <w:t xml:space="preserve">9  Mercy is requested — </w:t>
       </w:r>
       <w:r>
-        <w:t>Disguised as a legal expert, Portia urges mercy. Shylock refuses! Her appeal raises a question that the play's Christians must also answer about their own conduct.</w:t>
+        <w:t>Disguised as a lawyer, Portia asks for mercy. Shylock refuses. The appeal's eloquence cannot remove the hostility driving his claim, and the hearing moves toward the contract's exact wording.</w:t>
       </w:r>
     </w:p>
     <w:p>
@@ -3060,7 +3060,7 @@
         <w:t xml:space="preserve">10  The words turn against the bond — </w:t>
       </w:r>
       <w:r>
-        <w:t>Portia permits flesh but no blood. The contract cannot be fulfilled safely! Laws then turn against Shylock, whose compelled conversion complicates the supposed victory.</w:t>
+        <w:t>Portia argues that the bond allows flesh but no blood, making its penalty impossible to perform. The court then turns against Shylock, stripping property and compelling conversion. Antonio survives through a deeply troubling judgement.</w:t>
       </w:r>
     </w:p>
     <w:p>
@@ -3086,7 +3086,7 @@
         <w:t xml:space="preserve">11  The ring tests a different promise — </w:t>
       </w:r>
       <w:r>
-        <w:t>Portia asks Bassanio for his ring as payment. He gives it away! Back at Belmont, an apparently small object reveals another gap between promise and action.</w:t>
+        <w:t>Portia also tests Bassanio by obtaining the ring he promised to keep. Back at Belmont, that apparent breach produces another argument. A token exposes how one promise can compete with another obligation.</w:t>
       </w:r>
     </w:p>
     <w:p>
@@ -3112,7 +3112,7 @@
         <w:t xml:space="preserve">12  News returns to Belmont — </w:t>
       </w:r>
       <w:r>
-        <w:t>The disguises are revealed and Antonio hears some ships are safe. Celebration returns—but keep Shylock's punishment in view! Whose pain has paid for this comic ending?</w:t>
+        <w:t>Portia reveals her disguise, and news restores Antonio's ships. The lovers celebrate, but Shylock's humiliation remains outside their happiness. The comic settlement leaves questions of prejudice and mercy unresolved.</w:t>
       </w:r>
     </w:p>
     <w:p>
@@ -3237,7 +3237,7 @@
         <w:rPr>
           <w:i/>
         </w:rPr>
-        <w:t>Into the forest—with a disguise and a lesson in love!</w:t>
+        <w:t>A banished woman enters a forest in disguise and starts teaching her own lover how to court her.</w:t>
       </w:r>
     </w:p>
     <w:p>
@@ -3350,7 +3350,7 @@
         <w:t xml:space="preserve">1  The court turns hostile — </w:t>
       </w:r>
       <w:r>
-        <w:t>Orlando suffers his brother Oliver's hostility, while Rosalind lives under an uneasy ruler. Before the forest's freedom, notice how power makes both young people vulnerable!</w:t>
+        <w:t>At a hostile court, Rosalind lives under the rule of the duke who exiled her father. Her cousin Celia offers friendship. That affection cannot permanently protect her from political suspicion.</w:t>
       </w:r>
     </w:p>
     <w:p>
@@ -3376,7 +3376,7 @@
         <w:t xml:space="preserve">2  A wrestling match changes everything — </w:t>
       </w:r>
       <w:r>
-        <w:t>Orlando wins a dangerous wrestling match and meets Rosalind. Attraction arrives quickly! A small exchange gives their future forest encounters a remembered beginning.</w:t>
+        <w:t>Orlando wins a wrestling match and meets Rosalind. They fall in love, but each faces danger at home. Their promising encounter cannot yet become a settled future.</w:t>
       </w:r>
     </w:p>
     <w:p>
@@ -3402,7 +3402,7 @@
         <w:t xml:space="preserve">3  Exile demands a decision — </w:t>
       </w:r>
       <w:r>
-        <w:t>Duke Frederick banishes Rosalind. Celia refuses to abandon her cousin! Friendship becomes action, and leaving the court means creating a different way to travel safely.</w:t>
+        <w:t>The duke banishes Rosalind. Celia refuses to abandon her, and the two leave with Touchstone. Friendship turns exile from a solitary punishment into a shared journey.</w:t>
       </w:r>
     </w:p>
     <w:p>
@@ -3428,7 +3428,7 @@
         <w:t xml:space="preserve">4  Ganymede enters the road — </w:t>
       </w:r>
       <w:r>
-        <w:t>Rosalind dresses as Ganymede, Celia takes another name, and Touchstone joins them. What adventures can a borrowed identity permit—and what truths will it complicate?</w:t>
+        <w:t>For safety, Rosalind dresses as Ganymede and Celia becomes Aliena. Their new names alter how strangers receive them. The disguise will also let Rosalind approach love from another position.</w:t>
       </w:r>
     </w:p>
     <w:p>
@@ -3454,7 +3454,7 @@
         <w:t xml:space="preserve">5  Arden offers another world — </w:t>
       </w:r>
       <w:r>
-        <w:t>They reach the forest, where an exiled duke lives among companions. Pastoral freedom is attractive, but food, property and ordinary needs still matter!</w:t>
+        <w:t>In the Forest of Arden, exiles and shepherds live beyond the court's rules. The place offers refuge, though not effortless comfort. Hunger and hardship share its freedom.</w:t>
       </w:r>
     </w:p>
     <w:p>
@@ -3480,7 +3480,7 @@
         <w:t xml:space="preserve">6  Love covers the trees — </w:t>
       </w:r>
       <w:r>
-        <w:t>Orlando hangs verses for Rosalind through Arden. She discovers them while dressed as someone else! How can she answer the lover who does not recognise his beloved?</w:t>
+        <w:t>Orlando arrives and hangs poems to Rosalind on trees. His love fills the forest with her name. He does not recognise the young man who reads those poems nearby.</w:t>
       </w:r>
     </w:p>
     <w:p>
@@ -3523,7 +3523,7 @@
         <w:t xml:space="preserve">7  The lover meets his teacher — </w:t>
       </w:r>
       <w:r>
-        <w:t>Ganymede offers to cure Orlando's love through practice. Rosalind can now test his promises! Their playful rehearsals bring fantasy into contact with actual conversation.</w:t>
+        <w:t>As Ganymede, Rosalind offers to cure Orlando's lovesickness by pretending to be Rosalind. She can now test and teach him while hiding that the supposed imitation is the person he loves.</w:t>
       </w:r>
     </w:p>
     <w:p>
@@ -3549,7 +3549,7 @@
         <w:t xml:space="preserve">8  Other lovers join the puzzle — </w:t>
       </w:r>
       <w:r>
-        <w:t>Shepherds and shepherdesses struggle with affection, including Phoebe's attraction to Ganymede. The forest multiplies the questions! A disguise that teaches one lover misleads another.</w:t>
+        <w:t>Other courtships complicate the scene, especially Phoebe's attraction to Ganymede and Silvius's devotion to Phoebe. One disguise creates several mistaken possibilities. Rosalind must eventually resolve more than her own romance.</w:t>
       </w:r>
     </w:p>
     <w:p>
@@ -3575,7 +3575,7 @@
         <w:t xml:space="preserve">9  Jaques watches the performance — </w:t>
       </w:r>
       <w:r>
-        <w:t>Jaques offers his famous account of life's stages. Beside the romantic bustle, his melancholy reminds us that people also play roles beyond the current comedy!</w:t>
+        <w:t>Jaques watches with a melancholy, critical eye. His speeches make social life resemble a succession of roles. The forest contains an observer unwilling to join every happy performance.</w:t>
       </w:r>
     </w:p>
     <w:p>
@@ -3601,7 +3601,7 @@
         <w:t xml:space="preserve">10  Orlando acts rather than boasts — </w:t>
       </w:r>
       <w:r>
-        <w:t>Orlando saves Oliver from danger. The brother's hostility gives way to gratitude! Here is a different love lesson: deeds can change a relationship that words alone cannot heal.</w:t>
+        <w:t>Orlando saves his estranged brother Oliver from danger. The act turns family hostility toward reconciliation. His capacity for love becomes visible through conduct rather than another poem.</w:t>
       </w:r>
     </w:p>
     <w:p>
@@ -3627,7 +3627,7 @@
         <w:t xml:space="preserve">11  A promise gathers the couples — </w:t>
       </w:r>
       <w:r>
-        <w:t>Rosalind arranges a meeting and promises to resolve the entanglements. Everyone waits! The person managing the disguise is also preparing the moment when it must end.</w:t>
+        <w:t>Rosalind promises to arrange the marriages if everyone accepts her conditions. Her disguise has given her room to direct the ending. Now she prepares to reveal the missing truth.</w:t>
       </w:r>
     </w:p>
     <w:p>
@@ -3653,7 +3653,7 @@
         <w:t xml:space="preserve">12  The forest gives them back — </w:t>
       </w:r>
       <w:r>
-        <w:t>Rosalind reveals herself and marriages follow. Political news promises restoration, while Jaques chooses another path. The forest changes them—but not everyone wants the same happy ending!</w:t>
+        <w:t>She returns as Rosalind, and the couples marry. The exiled duke's position is restored. The forest sends its visitors back with changed relationships, while leaving Jaques another path to follow.</w:t>
       </w:r>
     </w:p>
     <w:p>
@@ -3778,7 +3778,7 @@
         <w:rPr>
           <w:i/>
         </w:rPr>
-        <w:t>A demand for revenge becomes a crisis of knowledge.</w:t>
+        <w:t>A prince hears a ghost's accusation and tries to discover whether revenge can trust it.</w:t>
       </w:r>
     </w:p>
     <w:p>
@@ -3879,7 +3879,7 @@
         <w:t xml:space="preserve">1  The ghost's accusation — </w:t>
       </w:r>
       <w:r>
-        <w:t>Carry this image with you! Hamlet mourns his father and resents Gertrude's marriage to Claudius! The dead king's ghost accuses Claudius of murder and demands revenge, but a supernatural claim still needs testing. What has returned that the present cannot ignore?</w:t>
+        <w:t>On the battlements of Denmark, Hamlet meets his dead father's ghost. It accuses the new king, Claudius, of murder. The prince receives a demand for revenge, not visible proof.</w:t>
       </w:r>
     </w:p>
     <w:p>
@@ -3905,7 +3905,7 @@
         <w:t xml:space="preserve">2  The mother’s marriage sharpens the grief — </w:t>
       </w:r>
       <w:r>
-        <w:t>Gertrude's rapid remarriage to Claudius troubles Hamlet. He is mourning more than a death! The familiar household has changed its loyalties before he can understand the change.</w:t>
+        <w:t>Claudius has also married Hamlet's mother, Gertrude. Her swift remarriage sharpens his grief and disgust. The palace that should offer comfort now feels full of betrayal.</w:t>
       </w:r>
     </w:p>
     <w:p>
@@ -3931,7 +3931,7 @@
         <w:t xml:space="preserve">3  A role of madness — </w:t>
       </w:r>
       <w:r>
-        <w:t>Come closer! Hamlet adopts strange behaviour to investigate the court! Ophelia and her father Polonius become entangled in surveillance, while Hamlet's distrust damages relationships that might otherwise support him. Who can see beneath that appearance?</w:t>
+        <w:t>Hamlet adopts strange behaviour while watching the court. Others try to explain his apparent madness. His performance conceals a question he has not yet answered: what should he do?</w:t>
       </w:r>
     </w:p>
     <w:p>
@@ -3957,7 +3957,7 @@
         <w:t xml:space="preserve">4  The ghost needs to be tested — </w:t>
       </w:r>
       <w:r>
-        <w:t>A frightening message is not yet secure knowledge. Can Hamlet trust its source? His hesitation includes a real problem of judging evidence before committing an irreversible act.</w:t>
+        <w:t>The ghost could be truthful or deceptive. Hamlet needs a test before killing a king. When travelling actors arrive, their craft offers a way to approach the hidden crime.</w:t>
       </w:r>
     </w:p>
     <w:p>
@@ -3983,7 +3983,7 @@
         <w:t xml:space="preserve">5  The play catches the king — </w:t>
       </w:r>
       <w:r>
-        <w:t>Now watch! Visiting actors stage a murder resembling the ghost's account! Claudius's disturbed reaction strengthens Hamlet's conviction, turning theatrical invention into evidence about political reality. Who is performing—and who is being persuaded?</w:t>
+        <w:t>He asks them to perform a murder resembling the ghost's account. Claudius reacts and interrupts the play. Hamlet sees confirmation in the disturbance, and his suspicion becomes more certain.</w:t>
       </w:r>
     </w:p>
     <w:p>
@@ -4009,7 +4009,7 @@
         <w:t xml:space="preserve">6  The theatre makes an inward suspicion visible — </w:t>
       </w:r>
       <w:r>
-        <w:t>Hamlet watches Claudius watch the represented murder. What a layered experiment! Performance offers a reaction he hopes can turn a private allegation into stronger conviction.</w:t>
+        <w:t>The stage has turned a private accusation into a public reaction. Yet knowing what he believes does not produce a clean next step. Revenge still moves through hesitation and danger.</w:t>
       </w:r>
     </w:p>
     <w:p>
@@ -4052,7 +4052,7 @@
         <w:t xml:space="preserve">7  The wrong man behind the curtain — </w:t>
       </w:r>
       <w:r>
-        <w:t>Look a little closer! Confronting Gertrude, Hamlet stabs the hidden Polonius! His attempt to expose one crime creates another death, driving Ophelia toward breakdown and Laertes toward revenge. What will this moment change?</w:t>
+        <w:t>In Gertrude's room, Hamlet hears someone behind a curtain and stabs through it. He kills Polonius, not Claudius. The revenge he intends has struck another household.</w:t>
       </w:r>
     </w:p>
     <w:p>
@@ -4078,7 +4078,7 @@
         <w:t xml:space="preserve">8  A daughter loses the father she depended upon — </w:t>
       </w:r>
       <w:r>
-        <w:t>Polonius's death leaves Ophelia exposed amid the court's conflicts. Her suffering is no side effect to forget! Revenge spreads beyond its announced target.</w:t>
+        <w:t>Polonius's daughter Ophelia loses her father after already suffering Hamlet's rejection and the court's pressures. Her distress deepens. She later drowns, leaving Laertes with another reason for grief.</w:t>
       </w:r>
     </w:p>
     <w:p>
@@ -4104,7 +4104,7 @@
         <w:t xml:space="preserve">9  A voyage and a funeral — </w:t>
       </w:r>
       <w:r>
-        <w:t>Listen to this! Hamlet escapes a plot to kill him abroad and returns to Denmark! Ophelia has drowned; in the graveyard, skulls make mortality concrete and grief erupts at her burial. What can the living still carry forward from this loss?</w:t>
+        <w:t>Sent toward England with orders for his death, Hamlet escapes and returns. He encounters Ophelia's funeral. Laertes now sees him as the cause of losses demanding revenge.</w:t>
       </w:r>
     </w:p>
     <w:p>
@@ -4130,7 +4130,7 @@
         <w:t xml:space="preserve">10  The skull gives the argument a body — </w:t>
       </w:r>
       <w:r>
-        <w:t>Yorick's skull returns childhood familiarity as mortal remains. Hold that image! Death stops being only a philosophical problem when a remembered person's body supplies its evidence.</w:t>
+        <w:t>In the graveyard, Hamlet holds the skull of Yorick, the court jester he knew as a child. Mortality is no longer only an argument; it has a remembered face.</w:t>
       </w:r>
     </w:p>
     <w:p>
@@ -4156,7 +4156,7 @@
         <w:t xml:space="preserve">11  The poisoned match — </w:t>
       </w:r>
       <w:r>
-        <w:t>Here is what matters! Claudius and Laertes arrange a duel using poison! Gertrude drinks the poisoned cup; wounds expose the scheme, and Hamlet finally kills Claudius. Who will bear the cost of this conflict?</w:t>
+        <w:t>Claudius and Laertes arrange a fencing match with a poisoned blade and poisoned drink. The plan spreads death through the court. Hamlet finally kills Claudius while dying himself.</w:t>
       </w:r>
     </w:p>
     <w:p>
@@ -4182,7 +4182,7 @@
         <w:t xml:space="preserve">12  Horatio must tell the story — </w:t>
       </w:r>
       <w:r>
-        <w:t>Stay with the story! Hamlet dies after asking Horatio to explain what happened! Fortinbras arrives to assume authority, leaving the ending concerned with both political succession and the fragile preservation of truth. What changes when this story is finally understood?</w:t>
+        <w:t>Gertrude and Laertes also die. Hamlet asks Horatio to survive and tell what happened. Fortinbras arrives to a kingdom whose revenge stories now need a witness.</w:t>
       </w:r>
     </w:p>
     <w:p>
@@ -4307,7 +4307,7 @@
         <w:rPr>
           <w:i/>
         </w:rPr>
-        <w:t>One shipwreck, two twins—and love following the wrong name!</w:t>
+        <w:t>A shipwreck separates twins, and a borrowed identity sends three hearts in different directions.</w:t>
       </w:r>
     </w:p>
     <w:p>
@@ -4420,7 +4420,7 @@
         <w:t xml:space="preserve">1  The sea separates them — </w:t>
       </w:r>
       <w:r>
-        <w:t>A shipwreck tears Viola from Sebastian! She reaches Illyria believing her brother lost. How can she begin again in this unfamiliar country?</w:t>
+        <w:t>After a shipwreck, Viola reaches Illyria believing her twin brother Sebastian may be dead. Alone in an unfamiliar place, she needs protection and work. She decides to disguise herself as a young man.</w:t>
       </w:r>
     </w:p>
     <w:p>
@@ -4446,7 +4446,7 @@
         <w:t xml:space="preserve">2  A borrowed identity — </w:t>
       </w:r>
       <w:r>
-        <w:t>Viola becomes Cesario and enters Orsino's service. The disguise offers protection—but now every friendship must pass through a name that is not hers!</w:t>
+        <w:t>Calling herself Cesario, Viola enters Duke Orsino's service. The disguise gives her a place in his household. It also prevents her from speaking plainly about the affection growing there.</w:t>
       </w:r>
     </w:p>
     <w:p>
@@ -4472,7 +4472,7 @@
         <w:t xml:space="preserve">3  The messenger falls in love — </w:t>
       </w:r>
       <w:r>
-        <w:t>Orsino sends Cesario to woo Olivia. Viola obeys while falling for Orsino herself! Can she speak for another lover without revealing her own heart?</w:t>
+        <w:t>Orsino loves Olivia and sends Cesario to plead for him. Viola has fallen for Orsino herself. Each visit requires her to recommend another woman to the man she wants.</w:t>
       </w:r>
     </w:p>
     <w:p>
@@ -4498,7 +4498,7 @@
         <w:t xml:space="preserve">4  Olivia looks at the messenger — </w:t>
       </w:r>
       <w:r>
-        <w:t>Olivia refuses the duke, then finds herself drawn to Cesario! The message has missed its destination, and the messenger has become the object of desire.</w:t>
+        <w:t>Olivia refuses Orsino but becomes attracted to his messenger. Viola's borrowed identity now conceals a second obstacle. The person Olivia thinks she loves does not exist as she imagines him.</w:t>
       </w:r>
     </w:p>
     <w:p>
@@ -4524,7 +4524,7 @@
         <w:t xml:space="preserve">5  A ring creates a problem — </w:t>
       </w:r>
       <w:r>
-        <w:t>Olivia sends a ring after Cesario. Viola recognises what has happened: her disguise has made a triangle of wishes that cannot all be answered!</w:t>
+        <w:t>Olivia sends a ring after Cesario, creating an excuse for another meeting. Viola recognises the new mistake. Orsino wants Olivia, Olivia wants Cesario, and Viola cannot reveal her own hope.</w:t>
       </w:r>
     </w:p>
     <w:p>
@@ -4550,7 +4550,7 @@
         <w:t xml:space="preserve">6  The steward dreams of greatness — </w:t>
       </w:r>
       <w:r>
-        <w:t>Malvolio imagines marrying Olivia. Maria's forged letter seems to encourage him—what a perfect trap for someone already persuaded by his own ambition!</w:t>
+        <w:t>Elsewhere, Maria forges a letter suggesting Olivia loves her steward Malvolio. He imagines a grand marriage and obeys its strange instructions. His ambition makes the trick convincing.</w:t>
       </w:r>
     </w:p>
     <w:p>
@@ -4593,7 +4593,7 @@
         <w:t xml:space="preserve">7  Yellow stockings and confusion — </w:t>
       </w:r>
       <w:r>
-        <w:t>Following the letter, Malvolio smiles and wears yellow stockings. Olivia sees alarming behaviour where he expects admiration! The joke begins to grow cruel.</w:t>
+        <w:t>He appears smiling in yellow stockings and is treated as mad. The household's joke turns cruel as he is confined. Festive confusion gives one victim something more painful than embarrassment.</w:t>
       </w:r>
     </w:p>
     <w:p>
@@ -4619,7 +4619,7 @@
         <w:t xml:space="preserve">8  The missing twin arrives — </w:t>
       </w:r>
       <w:r>
-        <w:t>Sebastian is alive! He enters a town that keeps mistaking him for Cesario, and people offer quarrels and affection he has never earned.</w:t>
+        <w:t>Sebastian arrives alive, resembling Cesario exactly. Olivia meets him and receives a welcome Viola could not offer. The missing twin unknowingly steps into the place made by his sister's disguise.</w:t>
       </w:r>
     </w:p>
     <w:p>
@@ -4645,7 +4645,7 @@
         <w:t xml:space="preserve">9  One face and two lives — </w:t>
       </w:r>
       <w:r>
-        <w:t>Olivia marries Sebastian, believing him Cesario. Meanwhile Viola faces accusations she cannot explain! What happens when a disguise acquires another person's real body?</w:t>
+        <w:t>People accuse and recognise the wrong twin. One face seems to perform incompatible actions. The confusion can only be untangled when both siblings occupy the same scene.</w:t>
       </w:r>
     </w:p>
     <w:p>
@@ -4671,7 +4671,7 @@
         <w:t xml:space="preserve">10  The twins stand together — </w:t>
       </w:r>
       <w:r>
-        <w:t>At last Viola and Sebastian meet! Their shared appearance explains the impossible encounters, turning apparent betrayal into recognition and recovering the family lost at sea.</w:t>
+        <w:t>Viola and Sebastian finally stand together. Their reunion explains the double identity. The disguise that protected Viola no longer has to hold her life apart from the truth.</w:t>
       </w:r>
     </w:p>
     <w:p>
@@ -4697,7 +4697,7 @@
         <w:t xml:space="preserve">11  Love rearranges itself — </w:t>
       </w:r>
       <w:r>
-        <w:t>Orsino learns who Viola is and turns toward her. Olivia keeps Sebastian! The confusions settle into marriages, though some wounds remain outside the celebration.</w:t>
+        <w:t>Olivia's marriage belongs to Sebastian, and Orsino turns toward Viola. Malvolio departs angry at the trick played upon him. The lovers' settlement does not reconcile everyone in the household.</w:t>
       </w:r>
     </w:p>
     <w:p>
@@ -4723,7 +4723,7 @@
         <w:t xml:space="preserve">12  The song outlasts the party — </w:t>
       </w:r>
       <w:r>
-        <w:t>Malvolio leaves promising revenge. Feste sings of rain and ordinary life! Remember both endings: joyful recognition, and the hurt the comedy cannot simply laugh away.</w:t>
+        <w:t>Feste ends with a song about weather and the course of life. The celebration gives way to something more enduring. Happiness can arrive without making every injury part of the joke.</w:t>
       </w:r>
     </w:p>
     <w:p>
@@ -4848,7 +4848,7 @@
         <w:rPr>
           <w:i/>
         </w:rPr>
-        <w:t>A king mistakes flattery for love and learns through loss.</w:t>
+        <w:t>A king asks his daughters to measure love aloud, and rewards the answers that deceive him.</w:t>
       </w:r>
     </w:p>
     <w:p>
@@ -4985,7 +4985,7 @@
         <w:t xml:space="preserve">1  The love test — </w:t>
       </w:r>
       <w:r>
-        <w:t>Look a little closer! Lear divides his kingdom according to declarations of affection! Goneril and Regan flatter him; Cordelia refuses exaggeration, so Lear disinherits her and banishes the loyal Kent. What does this power demand in return?</w:t>
+        <w:t>Old King Lear plans to divide his kingdom among three daughters. He demands declarations of love first. Goneril and Regan flatter him; Cordelia refuses to turn affection into a performance.</w:t>
       </w:r>
     </w:p>
     <w:p>
@@ -5011,7 +5011,7 @@
         <w:t xml:space="preserve">2  The loyal voice is banished too — </w:t>
       </w:r>
       <w:r>
-        <w:t>Kent protests Lear's judgement and is expelled. Authority removes its own correction! Cordelia's silence and Kent's plain speech become two truths the king refuses to hear.</w:t>
+        <w:t>Lear disowns Cordelia. When Kent protests, the king banishes him too. The voices willing to tell an unwelcome truth are removed precisely when he needs them most.</w:t>
       </w:r>
     </w:p>
     <w:p>
@@ -5037,7 +5037,7 @@
         <w:t xml:space="preserve">3  Authority without protection — </w:t>
       </w:r>
       <w:r>
-        <w:t>Listen to this! Lear expects royal treatment after surrendering power! His older daughters restrict his retinue, revealing that ceremonial status cannot protect him from the consequences of his own settlement. What waits on the other side of that decision?</w:t>
+        <w:t>Lear gives away political power but expects to keep a king's treatment and a large following. Goneril and Regan soon challenge those demands. His authority has lost its support.</w:t>
       </w:r>
     </w:p>
     <w:p>
@@ -5063,7 +5063,7 @@
         <w:t xml:space="preserve">4  The retained title cannot command care — </w:t>
       </w:r>
       <w:r>
-        <w:t>Lear gives away power but expects its former protections. What remains of kingship? A name and retinue cannot force the daughters to honour the father he imagined they were.</w:t>
+        <w:t>His title cannot force his daughters to shelter him as he wishes. What seemed like generous retirement becomes dependence. The king discovers that ceremony alone does not protect a person.</w:t>
       </w:r>
     </w:p>
     <w:p>
@@ -5089,7 +5089,7 @@
         <w:t xml:space="preserve">5  Another father deceived — </w:t>
       </w:r>
       <w:r>
-        <w:t>Here is what matters! Edmund fabricates evidence against Edgar and wins Gloucester's trust! The parallel plot repeats Lear's error: a parent judges appearances badly and drives away the faithful child. Who will believe the words—and who will pay for believing?</w:t>
+        <w:t>Meanwhile, Gloucester trusts his illegitimate son Edmund's lies against Edgar. Another father mistakes false evidence for loyalty. Another honest child must flee a parent's anger.</w:t>
       </w:r>
     </w:p>
     <w:p>
@@ -5115,7 +5115,7 @@
         <w:t xml:space="preserve">6  The forged letter knows its audience — </w:t>
       </w:r>
       <w:r>
-        <w:t>Edmund uses Gloucester's expectations to make Edgar appear treacherous. Watch the method! False evidence works best when it offers a story the listener is ready to believe.</w:t>
+        <w:t>Edmund forges a letter that fits Gloucester's fears. The deception succeeds because the father is ready to believe it. Inheritance and affection become instruments of rivalry.</w:t>
       </w:r>
     </w:p>
     <w:p>
@@ -5158,7 +5158,7 @@
         <w:t xml:space="preserve">7  The storm strips the king — </w:t>
       </w:r>
       <w:r>
-        <w:t>Stay with the story! Out on the heath with the Fool and disguised Edgar, Lear faces exposure and suffering! His vulnerability opens sympathy for people whose needs he overlooked as king. Which hope can survive the change?</w:t>
+        <w:t>Cast out into a storm, Lear wanders with the Fool and disguised Kent. Wind and rain strip away the protection of court life. His anger begins turning toward recognition.</w:t>
       </w:r>
     </w:p>
     <w:p>
@@ -5184,7 +5184,7 @@
         <w:t xml:space="preserve">8  The exposed king discovers other bodies — </w:t>
       </w:r>
       <w:r>
-        <w:t>The storm makes hunger and shelter urgent. Lear sees the poor differently! Vulnerability begins teaching him what command had allowed him to overlook.</w:t>
+        <w:t>Lear notices the suffering of people without shelter. Exposure teaches him something power had kept distant. His own need opens a belated awareness of other vulnerable bodies.</w:t>
       </w:r>
     </w:p>
     <w:p>
@@ -5210,7 +5210,7 @@
         <w:t xml:space="preserve">9  Blindness brings recognition — </w:t>
       </w:r>
       <w:r>
-        <w:t>Now turn the page! Gloucester is blinded after helping Lear! He learns Edmund's betrayal and encounters Edgar in disguise, reversing the difference between physical sight and moral understanding. Can the first impression still be trusted?</w:t>
+        <w:t>Gloucester is blinded after helping Lear. He finally recognises Edmund's betrayal and Edgar's innocence. Physical blindness arrives alongside the understanding he lacked while he could see.</w:t>
       </w:r>
     </w:p>
     <w:p>
@@ -5236,7 +5236,7 @@
         <w:t xml:space="preserve">10  A fragile reunion — </w:t>
       </w:r>
       <w:r>
-        <w:t>The scene changes! Cordelia returns with forces to help her father, and Lear accepts her love without demanding a performance! Their reconciliation is real but cannot guarantee political victory. What will affection ask of them now?</w:t>
+        <w:t>Cordelia returns with an army and reunites with her father. Lear asks forgiveness. Their meeting offers tenderness after the love test's terrible error, but war still surrounds them.</w:t>
       </w:r>
     </w:p>
     <w:p>
@@ -5262,7 +5262,7 @@
         <w:t xml:space="preserve">11  The reunion cannot guarantee rescue — </w:t>
       </w:r>
       <w:r>
-        <w:t>Cordelia forgives without asking for a new love test. The tenderness is real! Political defeat still threatens what moral recognition has at last made possible.</w:t>
+        <w:t>Lear and Cordelia are captured. He imagines a shared life even in prison. Edmund's orders, however, have already put that fragile future in danger.</w:t>
       </w:r>
     </w:p>
     <w:p>
@@ -5288,7 +5288,7 @@
         <w:t xml:space="preserve">12  Loss beyond repair — </w:t>
       </w:r>
       <w:r>
-        <w:t>What do you notice? Defeat places Lear and Cordelia in captivity! Cordelia is hanged on Edmund's orders, and Lear dies grieving over her body; restored knowledge cannot restore the dead. What can the living still carry forward from this loss?</w:t>
+        <w:t>Cordelia is killed, and Lear dies grieving over her body. Goneril, Regan, and Edmund also fall. The surviving witnesses inherit a kingdom where recognition could not arrive soon enough.</w:t>
       </w:r>
     </w:p>
     <w:p>
@@ -5413,7 +5413,7 @@
         <w:rPr>
           <w:i/>
         </w:rPr>
-        <w:t>A woman's private choice exposes the violence of inherited power.</w:t>
+        <w:t>A widow marries for love, while her powerful brothers turn the household into a trap.</w:t>
       </w:r>
     </w:p>
     <w:p>
@@ -5502,7 +5502,7 @@
         <w:t xml:space="preserve">1  A forbidden remarriage — </w:t>
       </w:r>
       <w:r>
-        <w:t>Keep your eyes on this moment! The Duchess's brothers forbid her to marry again! She still chooses Antonio, a man beneath her social rank, asserting a personal freedom their family power refuses to recognise. What will affection ask of them now?</w:t>
+        <w:t>In an Italian court, the widowed Duchess of Malfi wishes to marry again. Her brothers Ferdinand and the Cardinal forbid it. She secretly chooses Antonio, her steward.</w:t>
       </w:r>
     </w:p>
     <w:p>
@@ -5528,7 +5528,7 @@
         <w:t xml:space="preserve">2  Rank tries to own a widow’s future — </w:t>
       </w:r>
       <w:r>
-        <w:t>The brothers treat the Duchess's choice as family property. Hear the pressure! Remarriage becomes dangerous because a powerful household refuses her the authority to choose.</w:t>
+        <w:t>Their objection reaches beyond concern for her welfare. Rank and family power seek control over her future. The Duchess chooses a marriage that treats her desire as her own.</w:t>
       </w:r>
     </w:p>
     <w:p>
@@ -5554,7 +5554,7 @@
         <w:t xml:space="preserve">3  The household watched — </w:t>
       </w:r>
       <w:r>
-        <w:t>What will this mean? Bosola enters her service as a spy! Signs of pregnancy and the birth of children make the private marriage increasingly vulnerable to the surveillance surrounding her. Can the first impression still be trusted?</w:t>
+        <w:t>The brothers employ Bosola to watch her. Private happiness grows inside a household already under surveillance. The couple must hide what their enemies are paid to discover.</w:t>
       </w:r>
     </w:p>
     <w:p>
@@ -5580,7 +5580,7 @@
         <w:t xml:space="preserve">4  A pregnancy makes privacy visible — </w:t>
       </w:r>
       <w:r>
-        <w:t>Bosola watches the household for signs. An intimate future becomes evidence! The Duchess's family cannot remain safely separate from the people trying to control it.</w:t>
+        <w:t>Pregnancy makes that hidden life harder to conceal. Bosola investigates the Duchess's behaviour. A child's coming, which should bring joy, offers the watcher evidence to pursue.</w:t>
       </w:r>
     </w:p>
     <w:p>
@@ -5606,7 +5606,7 @@
         <w:t xml:space="preserve">5  The secret household breaks — </w:t>
       </w:r>
       <w:r>
-        <w:t>Carry this image with you! When danger grows, the Duchess helps Antonio escape under a misleading accusation! Separation protects him temporarily but leaves her exposed to her brothers' anger. What waits on the other side of that decision?</w:t>
+        <w:t>The secret marriage and children become known. The brothers' fury forces the household into flight and separation. What began as a private promise now endangers everyone it created.</w:t>
       </w:r>
     </w:p>
     <w:p>
@@ -5632,7 +5632,7 @@
         <w:t xml:space="preserve">6  The accusation is designed as protection — </w:t>
       </w:r>
       <w:r>
-        <w:t>Antonio's apparent disgrace helps conceal an escape. What a risky reversal! She uses a false public story to defend a relationship that the truth would expose.</w:t>
+        <w:t>The brothers present control as protection of honour. Their language cannot soften its violence. The Duchess's independent choice is treated as an offence against the family's authority.</w:t>
       </w:r>
     </w:p>
     <w:p>
@@ -5675,7 +5675,7 @@
         <w:t xml:space="preserve">7  Trust betrayed — </w:t>
       </w:r>
       <w:r>
-        <w:t>Come closer! Bosola wins information about Antonio and the children, then reports it! His intelligence and uneasy conscience do not prevent him from serving the machinery of persecution. Who will believe the words—and who will pay for believing?</w:t>
+        <w:t>Bosola wins the Duchess's confidence, then betrays it. His service to powerful men requires harming someone he increasingly recognises as worthy. Insight does not stop his participation.</w:t>
       </w:r>
     </w:p>
     <w:p>
@@ -5701,7 +5701,7 @@
         <w:t xml:space="preserve">8  The intelligent servant cannot claim innocence — </w:t>
       </w:r>
       <w:r>
-        <w:t>Bosola sees enough to understand cruelty yet continues serving it. Knowing is not refusing! His divided conscience makes complicity more troubling than simple ignorance would.</w:t>
+        <w:t>He understands the corruption around him, but continues carrying out its work. Clever observation offers no innocence when joined to obedient action. His conscience will arrive after the damage.</w:t>
       </w:r>
     </w:p>
     <w:p>
@@ -5727,7 +5727,7 @@
         <w:t xml:space="preserve">9  The prison theatre — </w:t>
       </w:r>
       <w:r>
-        <w:t>Now watch! The Duchess suffers staged horrors, imprisonment and psychological torment! She maintains her identity and dignity even as Ferdinand tries to reduce her to terror and obedience. Who is performing—and who is being persuaded?</w:t>
+        <w:t>Imprisoned, the Duchess faces staged horrors designed to break her. The brothers turn deception into psychological torture. She struggles to preserve dignity inside an ordeal she cannot escape.</w:t>
       </w:r>
     </w:p>
     <w:p>
@@ -5753,7 +5753,7 @@
         <w:t xml:space="preserve">10  The killing and its aftermath — </w:t>
       </w:r>
       <w:r>
-        <w:t>Look a little closer! The Duchess and members of her household are murdered! Ferdinand becomes mentally disordered, while Bosola recognises the horror of his own complicity and turns against his employers. What can the living still carry forward from this loss?</w:t>
+        <w:t>The Duchess and two children are killed. Bosola finally turns against his employers. The change reveals remorse, but provides no rescue for the people already murdered.</w:t>
       </w:r>
     </w:p>
     <w:p>
@@ -5779,7 +5779,7 @@
         <w:t xml:space="preserve">11  The late remorse cannot summon the dead — </w:t>
       </w:r>
       <w:r>
-        <w:t>Bosola turns against the brothers after murder. The reversal matters—but not as repair! A conscience awakened too late must live inside the harm its actions helped create.</w:t>
+        <w:t>He seeks revenge and attempts to help Antonio, yet kills him by mistake in darkness. Another intended remedy repeats the harm. Belated knowledge cannot direct every desperate action.</w:t>
       </w:r>
     </w:p>
     <w:p>
@@ -5805,7 +5805,7 @@
         <w:t xml:space="preserve">12  Revenge deepens the ruin — </w:t>
       </w:r>
       <w:r>
-        <w:t>Listen to this! Bosola accidentally kills Antonio before the final violence consumes the brothers and himself! A surviving child offers succession, but the price of the Duchess's autonomy remains devastating. Who will bear the cost of this conflict?</w:t>
+        <w:t>Ferdinand, the Cardinal, and Bosola die amid further violence. The Duchess's surviving son offers a thread of continuity. Her refusal to surrender her dignity remains amid the court's ruin.</w:t>
       </w:r>
     </w:p>
     <w:p>
@@ -5930,7 +5930,7 @@
         <w:rPr>
           <w:i/>
         </w:rPr>
-        <w:t>The speaker cross-examines Death and overturns its claim to power.</w:t>
+        <w:t>A speaker addresses Death as though the feared visitor can be argued out of power.</w:t>
       </w:r>
     </w:p>
     <w:p>
@@ -5983,7 +5983,7 @@
         <w:t xml:space="preserve">1  An unexpected challenge — </w:t>
       </w:r>
       <w:r>
-        <w:t>Listen to this! Instead of trembling before Death, the speaker addresses it directly and denies its reputation for overwhelming power! The sonnet begins like an argument against a boastful opponent. What does this power demand in return?</w:t>
+        <w:t>Imagine Death entering with its terrifying reputation. Donne's speaker meets it with a challenge rather than submission. This short poem begins by refusing the greatness Death claims.</w:t>
       </w:r>
     </w:p>
     <w:p>
@@ -6009,7 +6009,7 @@
         <w:t xml:space="preserve">2  The feared name meets a confident voice — </w:t>
       </w:r>
       <w:r>
-        <w:t>Death is addressed as an opponent who has exaggerated its reputation. What a bold opening! The speaker changes the relationship from passive terror to active argument.</w:t>
+        <w:t>The speaker talks directly to Death, making it an opponent who can be questioned. Its famous name no longer ends the conversation. Confidence shifts toward the person who answers back.</w:t>
       </w:r>
     </w:p>
     <w:p>
@@ -6035,7 +6035,7 @@
         <w:t xml:space="preserve">3  The claim of victory questioned — </w:t>
       </w:r>
       <w:r>
-        <w:t>Here is what matters! Death appears to overthrow people, but the speaker insists it cannot finally destroy them! Religious belief changes the meaning of what ordinarily looks like an absolute ending. What can the living still carry forward from this loss?</w:t>
+        <w:t>Those Death thinks it has overthrown are not finally destroyed, the speaker argues. Its victories are being measured against a Christian hope beyond earthly life.</w:t>
       </w:r>
     </w:p>
     <w:p>
@@ -6061,7 +6061,7 @@
         <w:t xml:space="preserve">4  The sleeping body suggests a different scale — </w:t>
       </w:r>
       <w:r>
-        <w:t>If sleep refreshes, death might not be absolute catastrophe. Follow the analogy! Familiar rest is used to loosen the authority of the frightening final name.</w:t>
+        <w:t>Rest and sleep resemble death, yet bring pleasure and refreshment. These familiar experiences make the terrible event seem less absolute. The speaker draws the feared stranger toward ordinary life.</w:t>
       </w:r>
     </w:p>
     <w:p>
@@ -6087,7 +6087,7 @@
         <w:t xml:space="preserve">5  Sleep becomes the analogy — </w:t>
       </w:r>
       <w:r>
-        <w:t>Stay with the story! Rest and sleep bring pleasure, so the speaker imagines death as another form of release! The argument turns a frightening image into a familiar and temporary experience. What can no longer be kept outside?</w:t>
+        <w:t>If a small sleep restores us, the argument continues, a greater rest need not mean final defeat. The image prepares the poem's promise of waking beyond mortality.</w:t>
       </w:r>
     </w:p>
     <w:p>
@@ -6113,7 +6113,7 @@
         <w:t xml:space="preserve">6  The supposed master waits upon others — </w:t>
       </w:r>
       <w:r>
-        <w:t>Rulers, chance and desperate actions provide Death's occasions. Who commands whom? The sonnet's argument reduces the imagined sovereign to a dependent servant.</w:t>
+        <w:t>Death cannot choose freely: fate, chance, rulers, and desperate people bring it about. The supposed master starts to look like something summoned by other forces.</w:t>
       </w:r>
     </w:p>
     <w:p>
@@ -6156,7 +6156,7 @@
         <w:t xml:space="preserve">7  Death has masters — </w:t>
       </w:r>
       <w:r>
-        <w:t>Now turn the page! Fate, chance, rulers and desperate people govern Death's opportunities! Its supposed sovereignty collapses when the speaker presents it as dependent upon forces outside itself. Who has the power to let someone go?</w:t>
+        <w:t>Poison, war, and sickness keep Death company. Its grand identity dwindles into dependence on ugly circumstances. The voice continues taking apart the power it first challenged.</w:t>
       </w:r>
     </w:p>
     <w:p>
@@ -6182,7 +6182,7 @@
         <w:t xml:space="preserve">8  Ordinary remedies rival the terrifying power — </w:t>
       </w:r>
       <w:r>
-        <w:t>Drugs and charms can make people sleep too. The speaker presses his case! Death cannot claim unmatched grandeur merely because it produces an apparently deeper rest.</w:t>
+        <w:t>Drugs and charms can also produce sleep. Death has no exclusive command over the effect it boasts of causing. The comparison reduces its claim still further.</w:t>
       </w:r>
     </w:p>
     <w:p>
@@ -6208,7 +6208,7 @@
         <w:t xml:space="preserve">9  Its company is degraded — </w:t>
       </w:r>
       <w:r>
-        <w:t>The scene changes! Death lives beside poison, war and sickness! Even drugs and charms can produce sleep, further undermining its claim to a unique and magnificent power. What responsibility comes with the new power?</w:t>
+        <w:t>Its companions and imitations leave it little reason for pride. The speaker has changed the encounter's scale: a feared ruler now resembles a servant with an exaggerated reputation.</w:t>
       </w:r>
     </w:p>
     <w:p>
@@ -6234,7 +6234,7 @@
         <w:t xml:space="preserve">10  One waking changes everything — </w:t>
       </w:r>
       <w:r>
-        <w:t>What do you notice? The speaker imagines a short sleep followed by eternal waking! The Christian resurrection provides the decisive premise: bodily death cannot defeat everlasting life. What waits on the other side of that decision?</w:t>
+        <w:t>The Christian promise of eternal waking supplies the final turn. Earthly death becomes a short interval before life that cannot end. This is the faith sustaining the speaker's defiance.</w:t>
       </w:r>
     </w:p>
     <w:p>
@@ -6260,7 +6260,7 @@
         <w:t xml:space="preserve">11  The last wakefulness changes the verdict — </w:t>
       </w:r>
       <w:r>
-        <w:t>Eternal waking is the argument's decisive belief. Notice the foundation! The final triumph depends upon Christian resurrection, not a claim that bodily dying never happens.</w:t>
+        <w:t>Once eternal life begins, Death will have no more work. The opponent that seemed unavoidable is imagined becoming unnecessary. Its apparent victory contains the end of its own power.</w:t>
       </w:r>
     </w:p>
     <w:p>
@@ -6286,7 +6286,7 @@
         <w:t xml:space="preserve">12  The final reversal — </w:t>
       </w:r>
       <w:r>
-        <w:t>Keep your eyes on this moment! The ending makes Death itself the thing that dies! The sonnet's wit serves faith by converting a universal fear into a paradoxical declaration of confidence. What can this vision promise?</w:t>
+        <w:t>The poem closes by declaring Death's death. Hold the image of a frightened person's fear being answered through faith; the reversal belongs to the speaker's confident spiritual argument.</w:t>
       </w:r>
     </w:p>
     <w:p>
@@ -6411,7 +6411,7 @@
         <w:rPr>
           <w:i/>
         </w:rPr>
-        <w:t>A shepherd’s song becomes a struggle to answer a friend’s death.</w:t>
+        <w:t>A drowned friend's absence sends a mourner from remembered mornings toward anger and a fragile hope.</w:t>
       </w:r>
     </w:p>
     <w:p>
@@ -6476,7 +6476,7 @@
         <w:t xml:space="preserve">1  The leaves are gathered too soon — </w:t>
       </w:r>
       <w:r>
-        <w:t>Come into a pastoral world where mourning cannot wait! The speaker plucks poetic leaves before their season, making the beginning itself an image of premature loss.</w:t>
+        <w:t>Milton begins by gathering leaves before their proper season, an image for writing an elegy too soon. His friend Edward King has drowned. The poem mourns him through the pastoral name Lycidas.</w:t>
       </w:r>
     </w:p>
     <w:p>
@@ -6502,7 +6502,7 @@
         <w:t xml:space="preserve">2  The companion will not return — </w:t>
       </w:r>
       <w:r>
-        <w:t>Lycidas is dead, drowned at sea. A shepherd's name carries the memory of Edward King! The pastoral disguise offers a language for grief without undoing its reality.</w:t>
+        <w:t>The companion will not return to the shared life imagined in the poem. Mourning begins with interruption. A young death makes future work and friendship suddenly unavailable.</w:t>
       </w:r>
     </w:p>
     <w:p>
@@ -6528,7 +6528,7 @@
         <w:t xml:space="preserve">3  Shared mornings enter the song — </w:t>
       </w:r>
       <w:r>
-        <w:t>The speaker remembers their imagined shepherd life together. Listen to the fellowship behind the sorrow! Loss hurts because work, learning and song had once been shared.</w:t>
+        <w:t>The speaker remembers mornings spent together as shepherds, a pastoral image for their companionship. Familiar routines become precious because they cannot happen again. The landscape holds the missing figure.</w:t>
       </w:r>
     </w:p>
     <w:p>
@@ -6554,7 +6554,7 @@
         <w:t xml:space="preserve">4  Nature cannot answer everything — </w:t>
       </w:r>
       <w:r>
-        <w:t>Flowers and landscapes mourn, yet the question persists: where were the protecting powers? The poem tests the comfort its own beautiful pastoral setting appears to offer.</w:t>
+        <w:t>He asks why natural and protective powers did not prevent the loss. The questions do not supply a rescue. Even an imagined pastoral world cannot make death reasonable.</w:t>
       </w:r>
     </w:p>
     <w:p>
@@ -6580,7 +6580,7 @@
         <w:t xml:space="preserve">5  The poet asks about effort — </w:t>
       </w:r>
       <w:r>
-        <w:t>Why labour for art if death can strike so soon? The friend's loss opens a question about vocation! Grief unsettles the value of the speaker's own future work.</w:t>
+        <w:t>The speaker wonders what strenuous work and ambition mean when life can end so early. The friend's drowning unsettles the hope that talent and effort secure a future.</w:t>
       </w:r>
     </w:p>
     <w:p>
@@ -6606,7 +6606,7 @@
         <w:t xml:space="preserve">6  Fame receives another measure — </w:t>
       </w:r>
       <w:r>
-        <w:t>A divine voice directs ambition beyond earthly applause. The answer is religious rather than a guarantee of public success! What counts as lasting worth begins to change.</w:t>
+        <w:t>A voice offers a different account of fame, measured by divine judgement rather than applause. Earthly reputation is not the only possible value. The answer shifts the poem's horizon.</w:t>
       </w:r>
     </w:p>
     <w:p>
@@ -6649,7 +6649,7 @@
         <w:t xml:space="preserve">7  The sea brings no simple rescue — </w:t>
       </w:r>
       <w:r>
-        <w:t>Other voices examine the death without restoring the lost body. Keep the water in view! The poem moves through explanations while the fact of drowning remains irreparable.</w:t>
+        <w:t>The sea remains part of the loss, without yielding the friend's body for an ordinary funeral. Images search across waters and distant places. Mourning must work around that absence.</w:t>
       </w:r>
     </w:p>
     <w:p>
@@ -6675,7 +6675,7 @@
         <w:t xml:space="preserve">8  An angry witness enters — </w:t>
       </w:r>
       <w:r>
-        <w:t>Saint Peter's speech condemns corrupt religious shepherds. The elegy suddenly confronts an institution! Mourning for one good life sharpens the anger toward careless spiritual leadership.</w:t>
+        <w:t>An angry voice denounces corrupt religious shepherds who neglect their flocks. Private grief opens into public accusation. The poem asks what responsibility means for those claiming spiritual authority.</w:t>
       </w:r>
     </w:p>
     <w:p>
@@ -6701,7 +6701,7 @@
         <w:t xml:space="preserve">9  Flowers make an imagined funeral — </w:t>
       </w:r>
       <w:r>
-        <w:t>The speaker gathers a lush tribute. What tenderness the imagined ceremony offers! Yet uncertainty about the drowned body makes this burial symbolic rather than a recovered physical grave.</w:t>
+        <w:t>Flowers create an imagined funeral around Lycidas. Their beauty gives the speaker a way to honour someone whose body is unavailable. The ceremony exists through language rather than literal burial.</w:t>
       </w:r>
     </w:p>
     <w:p>
@@ -6727,7 +6727,7 @@
         <w:t xml:space="preserve">10  The song refuses final extinction — </w:t>
       </w:r>
       <w:r>
-        <w:t>The voice turns toward Christian resurrection, declaring Lycidas not finally lost. Hope arrives through faith! It is an answer to mortality, not a denial that the friend died.</w:t>
+        <w:t>Christian hope then imagines Lycidas beyond death, raised into another life. The movement does not recover the lost companion on earth. It changes how the speaker understands his disappearance.</w:t>
       </w:r>
     </w:p>
     <w:p>
@@ -6753,7 +6753,7 @@
         <w:t xml:space="preserve">11  The mourner becomes visible — </w:t>
       </w:r>
       <w:r>
-        <w:t>A closing narrator identifies an uncouth swain who has sung the lament. Step back and see the singer! The poem frames its own passage from grief toward renewed vocation.</w:t>
+        <w:t>The poem draws back to reveal the singer of the elegy. We notice the person who has carried these images and questions. Mourning becomes an act with its own ending.</w:t>
       </w:r>
     </w:p>
     <w:p>
@@ -6779,7 +6779,7 @@
         <w:t xml:space="preserve">12  A new morning opens — </w:t>
       </w:r>
       <w:r>
-        <w:t>The swain rises toward fresh woods and pastures. Remember this movement! He carries the work of mourning into another day, rather than staying forever within its first cry.</w:t>
+        <w:t>He rises and turns toward new fields as morning opens. Loss remains, but the singer can move onward. Remember the unfinished young life beside the mourner's difficult next step.</w:t>
       </w:r>
     </w:p>
     <w:p>
@@ -6904,7 +6904,7 @@
         <w:rPr>
           <w:i/>
         </w:rPr>
-        <w:t>A burdened traveller learns that the journey is the lesson.</w:t>
+        <w:t>A man carrying a heavy burden leaves home to seek a city beyond danger and despair.</w:t>
       </w:r>
     </w:p>
     <w:p>
@@ -7005,7 +7005,7 @@
         <w:t xml:space="preserve">1  A book and a burden — </w:t>
       </w:r>
       <w:r>
-        <w:t>Here is what matters! Christian reads a warning about destruction and feels the weight of his sin! Evangelist directs him toward a gate, beginning a journey his neighbours consider foolish. What changes when this story is finally understood?</w:t>
+        <w:t>Once upon a time, a man called Christian read a book that made him fear his city's destruction. A heavy burden lay on his back. He set out toward deliverance.</w:t>
       </w:r>
     </w:p>
     <w:p>
@@ -7031,7 +7031,7 @@
         <w:t xml:space="preserve">2  The book becomes a burden as well as a guide — </w:t>
       </w:r>
       <w:r>
-        <w:t>Christian's reading changes what his home means. Knowledge unsettles him! The journey begins because remaining comfortably unaware is no longer possible.</w:t>
+        <w:t>The book showed both danger and a possible escape. Knowledge did not immediately lighten him; it made his condition harder to ignore. Evangelist directed him toward the right path.</w:t>
       </w:r>
     </w:p>
     <w:p>
@@ -7057,7 +7057,7 @@
         <w:t xml:space="preserve">3  The first wrong turns — </w:t>
       </w:r>
       <w:r>
-        <w:t>Stay with the story! The Slough of Despond and misleading advice threaten his progress! These obstacles translate doubt and easy moral shortcuts into places that can trap an uncertain traveller. What will this moment change?</w:t>
+        <w:t>Neighbours and misleading advisers tried to turn him aside. Christian made mistakes before reaching safety. The journey's first lesson was that confidence in a guide did not guarantee good guidance.</w:t>
       </w:r>
     </w:p>
     <w:p>
@@ -7083,7 +7083,7 @@
         <w:t xml:space="preserve">4  The mud makes despair a place — </w:t>
       </w:r>
       <w:r>
-        <w:t>The Slough catches the traveller's fear and difficulty. How tangible the allegory becomes! An inward obstacle is given ground that the pilgrim must cross rather than merely describe.</w:t>
+        <w:t>He sank into the Slough of Despond, a bog representing despair. The inward feeling became a place that could swallow a traveller. Help pulled him out, but the road continued.</w:t>
       </w:r>
     </w:p>
     <w:p>
@@ -7109,7 +7109,7 @@
         <w:t xml:space="preserve">5  The burden falls — </w:t>
       </w:r>
       <w:r>
-        <w:t>Now turn the page! After passing the gate and receiving instruction, Christian reaches the cross! His burden falls away, but release from guilt does not mean that future trials disappear. What waits on the other side of that decision?</w:t>
+        <w:t>At the Cross, the burden fell from his back. Christian received relief and a changed standing. The weight that had driven his departure no longer pressed him down.</w:t>
       </w:r>
     </w:p>
     <w:p>
@@ -7135,7 +7135,7 @@
         <w:t xml:space="preserve">6  Relief does not finish the road — </w:t>
       </w:r>
       <w:r>
-        <w:t>The cross releases Christian's burden, but further trials wait. Remember the sequence! A decisive religious transformation begins another discipline instead of guaranteeing effortless arrival.</w:t>
+        <w:t>Freedom from that burden did not remove every obstacle. Hills, fear, and doubtful choices remained ahead. A beginning of salvation was not the end of the pilgrimage.</w:t>
       </w:r>
     </w:p>
     <w:p>
@@ -7178,7 +7178,7 @@
         <w:t xml:space="preserve">7  Enemies and companionship — </w:t>
       </w:r>
       <w:r>
-        <w:t>The scene changes! Christian faces Apollyon and the Valley of the Shadow of Death! Faithful's companionship offers support, showing that spiritual courage can include both solitary struggle and shared endurance. What will this moment change?</w:t>
+        <w:t>Christian encountered dangers and found companions, including Faithful and later Hopeful. Travelling together offered conversation and courage. The road still tested each person's commitment.</w:t>
       </w:r>
     </w:p>
     <w:p>
@@ -7204,7 +7204,7 @@
         <w:t xml:space="preserve">8  An enemy challenges the traveller directly — </w:t>
       </w:r>
       <w:r>
-        <w:t>Apollyon turns the road into combat. The symbolic struggle becomes bodily! Faith now has to endure opposition beyond the pilgrim's first fear of leaving home.</w:t>
+        <w:t>In the Valley of Humiliation, he fought Apollyon, an enemy claiming authority over him. Christian resisted. The allegory made spiritual conflict visible as a direct, exhausting battle.</w:t>
       </w:r>
     </w:p>
     <w:p>
@@ -7230,7 +7230,7 @@
         <w:t xml:space="preserve">9  Vanity Fair — </w:t>
       </w:r>
       <w:r>
-        <w:t>What do you notice? The pilgrims reject a marketplace's values and face persecution! Faithful is executed; Hopeful joins Christian, carrying forward the influence of the witness who has died. Can money give them what they really need?</w:t>
+        <w:t>At Vanity Fair, the pilgrims refused the market's values. Faithful was tried and killed. The fair's apparent pleasures revealed the violence behind its demand for conformity.</w:t>
       </w:r>
     </w:p>
     <w:p>
@@ -7256,7 +7256,7 @@
         <w:t xml:space="preserve">10  Doubting Castle — </w:t>
       </w:r>
       <w:r>
-        <w:t>Keep your eyes on this moment! A mistaken route leads to captivity under Giant Despair! Remembering the key of Promise lets the companions escape, making recollection a practical defence against hopelessness. What will this moment change?</w:t>
+        <w:t>Christian and Hopeful later strayed from the path and were imprisoned by Giant Despair. Doubting Castle turned lost confidence into walls and locked doors. Escape seemed impossible.</w:t>
       </w:r>
     </w:p>
     <w:p>
@@ -7282,7 +7282,7 @@
         <w:t xml:space="preserve">11  A remembered promise changes the prison — </w:t>
       </w:r>
       <w:r>
-        <w:t>The key called Promise opens captivity under Despair. What had been forgotten? A resource already available must be remembered before it can become practical freedom.</w:t>
+        <w:t>Christian remembered the key called Promise. It opened the prison's locks, allowing them to leave. Something already available to him became useful when despair no longer hid it.</w:t>
       </w:r>
     </w:p>
     <w:p>
@@ -7308,7 +7308,7 @@
         <w:t xml:space="preserve">12  Across the final river — </w:t>
       </w:r>
       <w:r>
-        <w:t>What will this mean? Christian and Hopeful cross the river of death and reach the Celestial City! Part Two later follows Christiana and the children, widening pilgrimage beyond the first traveller. Where will this movement lead?</w:t>
+        <w:t>They crossed the final river and entered the Celestial City. The dream's journey carries faith through repeated danger: remember the burden, the companions, and the key inside the prisoner’s reach.</w:t>
       </w:r>
     </w:p>
     <w:p>
@@ -7433,7 +7433,7 @@
         <w:rPr>
           <w:i/>
         </w:rPr>
-        <w:t>Survival becomes a story about labour, providence and power.</w:t>
+        <w:t>A shipwrecked sailor builds a home on an island, then finds a footprint that is not his.</w:t>
       </w:r>
     </w:p>
     <w:p>
@@ -7498,7 +7498,7 @@
         <w:t xml:space="preserve">1  The forbidden voyage — </w:t>
       </w:r>
       <w:r>
-        <w:t>Here is what matters! Crusoe ignores his father's advice to seek a secure life! Trade, captivity and plantation ownership draw him into an Atlantic world shaped by commerce and coercion. What will this moment change?</w:t>
+        <w:t>Against his father's advice, Robinson Crusoe went to sea. He wanted the life beyond a safe home. A later voyage left him shipwrecked on an island, apparently alone.</w:t>
       </w:r>
     </w:p>
     <w:p>
@@ -7524,7 +7524,7 @@
         <w:t xml:space="preserve">2  The father offers a safer life — </w:t>
       </w:r>
       <w:r>
-        <w:t>Crusoe's father praises a moderate station. The son hears—and leaves! The later account makes youthful restlessness answer an alternative it knowingly rejected.</w:t>
+        <w:t>His father had offered the security of a settled life. Crusoe chose adventure instead. Once the sea removed his companions, that earlier warning acquired a new force.</w:t>
       </w:r>
     </w:p>
     <w:p>
@@ -7550,7 +7550,7 @@
         <w:t xml:space="preserve">3  Shipwreck and salvage — </w:t>
       </w:r>
       <w:r>
-        <w:t>Stay with the story! A voyage to acquire enslaved people ends in disaster! Alone on an island, Crusoe salvages tools and supplies from the wreck, turning immediate panic into the problem of staying alive. What will the journey ask of the traveller?</w:t>
+        <w:t>He swam to the wreck and salvaged tools, weapons, food, and other supplies. Survival began with what he could carry ashore. Each trip rescued another fragment of his former world.</w:t>
       </w:r>
     </w:p>
     <w:p>
@@ -7576,7 +7576,7 @@
         <w:t xml:space="preserve">4  The wreck leaves a store of fragments — </w:t>
       </w:r>
       <w:r>
-        <w:t>Crusoe salvages tools and supplies before the ship breaks apart. Survival begins with what remains! The ruined vessel becomes the island household's first resource.</w:t>
+        <w:t>The broken ship became a storehouse before the sea claimed it. Objects made for ordinary travel acquired new uses. A useful tool might now stand between safety and hunger.</w:t>
       </w:r>
     </w:p>
     <w:p>
@@ -7602,7 +7602,7 @@
         <w:t xml:space="preserve">5  A world built by labour — </w:t>
       </w:r>
       <w:r>
-        <w:t>Now turn the page! He constructs shelter, grows grain and domesticates goats! Journals and inventories organise experience, while repeated failures teach him practical patience rather than instant mastery. Will this place still mean safety?</w:t>
+        <w:t>Crusoe built shelter, grew crops, and kept animals. Days of repeated labour made a difficult place more habitable. He created routines where no household had existed.</w:t>
       </w:r>
     </w:p>
     <w:p>
@@ -7628,7 +7628,7 @@
         <w:t xml:space="preserve">6  The calendar keeps company with isolation — </w:t>
       </w:r>
       <w:r>
-        <w:t>Crusoe marks time while ordering daily work. Why count days here? Routine makes solitary survival something more structured than an endless undifferentiated emergency.</w:t>
+        <w:t>He marked time and kept records. A calendar and journal gave shape to isolation. When nobody else could witness his days, he tried to preserve them himself.</w:t>
       </w:r>
     </w:p>
     <w:p>
@@ -7671,7 +7671,7 @@
         <w:t xml:space="preserve">7  An inward reckoning — </w:t>
       </w:r>
       <w:r>
-        <w:t>The scene changes! Illness and isolation lead Crusoe toward prayer and a providential reading of his life! His religious interpretation accompanies, rather than replaces, the material work of survival. What changes when this story is finally understood?</w:t>
+        <w:t>He examined his life through religious belief, considering the island as punishment, providence, and a place of gratitude. His inward story changed alongside the practical work.</w:t>
       </w:r>
     </w:p>
     <w:p>
@@ -7697,7 +7697,7 @@
         <w:t xml:space="preserve">8  Illness opens another inward journey — </w:t>
       </w:r>
       <w:r>
-        <w:t>Sickness and reflection lead Crusoe toward religious understanding. The island changes more than his skills! The remembered account turns material endurance into an interpreted spiritual life.</w:t>
+        <w:t>Illness intensified that reckoning. Fear made survival more than a problem of tools and food. Crusoe turned toward prayer and scripture while recovering his strength.</w:t>
       </w:r>
     </w:p>
     <w:p>
@@ -7723,7 +7723,7 @@
         <w:t xml:space="preserve">9  The footprint — </w:t>
       </w:r>
       <w:r>
-        <w:t>What do you notice? A footprint shatters his sense of secure possession! Fear of visitors makes the island feel unfamiliar again, revealing how fragile his apparent control has always been. What will this moment change?</w:t>
+        <w:t>One day he saw a footprint in the sand. It was not his. The place he thought he knew suddenly contained an unseen visitor, and his routines became defences.</w:t>
       </w:r>
     </w:p>
     <w:p>
@@ -7749,7 +7749,7 @@
         <w:t xml:space="preserve">10  Friday and the hierarchy — </w:t>
       </w:r>
       <w:r>
-        <w:t>Keep your eyes on this moment! Crusoe rescues Friday and gains companionship! Yet he names, instructs and commands him, so the relationship combines affection and assistance with colonial domination. Who has the power to let someone go?</w:t>
+        <w:t>He later rescued a captive and called him Friday. Companionship returned, but on unequal terms. Crusoe taught language and religion while assuming command over the new relationship.</w:t>
       </w:r>
     </w:p>
     <w:p>
@@ -7775,7 +7775,7 @@
         <w:t xml:space="preserve">11  The rescue carries an unequal name — </w:t>
       </w:r>
       <w:r>
-        <w:t>Crusoe names Friday and makes him a subordinate companion. Look at both care and control! Ending loneliness does not make the relationship free of colonial hierarchy.</w:t>
+        <w:t>Even the name came from Crusoe, replacing knowledge of the rescued man's earlier life. Their partnership helped both survive, while carrying the hierarchy of Crusoe's colonial outlook.</w:t>
       </w:r>
     </w:p>
     <w:p>
@@ -7801,7 +7801,7 @@
         <w:t xml:space="preserve">12  Rescue and return — </w:t>
       </w:r>
       <w:r>
-        <w:t>What will this mean? Helping a captain recover his ship allows Crusoe to leave after many years! Wealth awaits him, but the narrative's achievements remain entwined with the exploitative systems that enabled them. What will this moment change?</w:t>
+        <w:t>Crusoe eventually helped recover a ship and returned to society. His island life ended, but its account asks us to remember both resourceful survival and the power he claimed over others.</w:t>
       </w:r>
     </w:p>
     <w:p>
@@ -7926,7 +7926,7 @@
         <w:rPr>
           <w:i/>
         </w:rPr>
-        <w:t>A woman's pursuit of security crosses the border between survival and crime.</w:t>
+        <w:t>A woman seeks security through marriages and disguises, in a world that offers her few safe choices.</w:t>
       </w:r>
     </w:p>
     <w:p>
@@ -7991,7 +7991,7 @@
         <w:t xml:space="preserve">1  A precarious beginning — </w:t>
       </w:r>
       <w:r>
-        <w:t>What do you notice? Born to a woman imprisoned at Newgate, Moll grows up without reliable protection! Her desire to become a gentlewoman is inseparable from fear of dependence and poverty. Will this place still mean safety?</w:t>
+        <w:t>Moll begins life with a mother in prison and little protection of her own. She longs to become secure and respectable. Money will shape the routes she takes.</w:t>
       </w:r>
     </w:p>
     <w:p>
@@ -8017,7 +8017,7 @@
         <w:t xml:space="preserve">2  The desired title promises security — </w:t>
       </w:r>
       <w:r>
-        <w:t>Moll's wish to become a gentlewoman grows from vulnerability. What does respectable status buy? Her ambition seeks protection as well as admiration from the world judging her.</w:t>
+        <w:t>As a child, she imagines the standing of a gentlewoman. The wish contains more than vanity: respectability appears to promise safety from dependence and hardship.</w:t>
       </w:r>
     </w:p>
     <w:p>
@@ -8043,7 +8043,7 @@
         <w:t xml:space="preserve">3  Marriage as opportunity — </w:t>
       </w:r>
       <w:r>
-        <w:t>Keep your eyes on this moment! Moll's relationships and marriages promise advancement but repeatedly disappoint! Her retrospective narration asks readers to see financial calculation beside desire, deception and social vulnerability. Can money give them what they really need?</w:t>
+        <w:t>Her adult marriages repeatedly connect affection with economic survival. A promising match may offer shelter, but can also hide risk. She learns how uncertain such protection remains.</w:t>
       </w:r>
     </w:p>
     <w:p>
@@ -8069,7 +8069,7 @@
         <w:t xml:space="preserve">4  The narrator chooses how much to confess — </w:t>
       </w:r>
       <w:r>
-        <w:t>Moll recounts her past from a later position. Listen to the self-presentation! Remembering wrongdoing is also a chance to explain, soften and rearrange its meaning.</w:t>
+        <w:t>Moll tells her life retrospectively, deciding what to reveal and how to explain it. Her lively account invites sympathy. We still have to notice when explanation becomes self-defence.</w:t>
       </w:r>
     </w:p>
     <w:p>
@@ -8095,7 +8095,7 @@
         <w:t xml:space="preserve">5  A terrible discovery — </w:t>
       </w:r>
       <w:r>
-        <w:t>What will this mean? In Virginia, Moll discovers that her husband is her half-brother! The revelation makes apparently respectable domestic life another unstable foundation, and she eventually returns to England. Who will believe the words—and who will pay for believing?</w:t>
+        <w:t>In one marriage, she discovers that her husband is her own half-brother. The household's apparent security collapses under information neither understood at first. She eventually leaves him.</w:t>
       </w:r>
     </w:p>
     <w:p>
@@ -8121,7 +8121,7 @@
         <w:t xml:space="preserve">6  The overseas household hides another relation — </w:t>
       </w:r>
       <w:r>
-        <w:t>The incest discovery overturns an apparent marriage and family security. What a trap in incomplete knowledge! Geography and new circumstances cannot automatically erase an unknown past.</w:t>
+        <w:t>The overseas family conceals a relationship that changes everything. Moll's search for protection has led into a danger no marriage bargain could have made acceptable.</w:t>
       </w:r>
     </w:p>
     <w:p>
@@ -8164,7 +8164,7 @@
         <w:t xml:space="preserve">7  The Lancashire match — </w:t>
       </w:r>
       <w:r>
-        <w:t>Carry this image with you! A marriage joins two people who have misrepresented their fortunes! Moll and her husband separate when the hoped-for financial security proves illusory, exposing deception on both sides. What happens when a promise meets its cost?</w:t>
+        <w:t>In Lancashire, she marries a man who appears wealthy; he believes the same of her. Both have been deceiving the other. Their mutual disappointment reveals how desperately they wanted security.</w:t>
       </w:r>
     </w:p>
     <w:p>
@@ -8190,7 +8190,7 @@
         <w:t xml:space="preserve">8  A changing costume protects the theft — </w:t>
       </w:r>
       <w:r>
-        <w:t>Moll uses appearances to move through social spaces. Skill becomes dangerous! The same society that judges her also supplies the disguises through which she survives illegally.</w:t>
+        <w:t>Later, disguises help Moll steal without being recognised. Changing clothes changes how people receive her. The same social attention that prized respectability becomes a weakness she can exploit.</w:t>
       </w:r>
     </w:p>
     <w:p>
@@ -8216,7 +8216,7 @@
         <w:t xml:space="preserve">9  The criminal profession — </w:t>
       </w:r>
       <w:r>
-        <w:t>Come closer! With legitimate resources shrinking, Moll becomes an accomplished thief! The governess assists her, and success temporarily masks how quickly a mistake can turn survival into imprisonment. Who can see beneath that appearance?</w:t>
+        <w:t>Thefts become a profession as age and poverty narrow her alternatives. Success brings money and growing risk. Eventually, the disguise fails and she is caught.</w:t>
       </w:r>
     </w:p>
     <w:p>
@@ -8242,7 +8242,7 @@
         <w:t xml:space="preserve">10  Newgate and repentance — </w:t>
       </w:r>
       <w:r>
-        <w:t>Now watch! Arrest brings Moll back to the prison associated with her birth! Facing death, she professes repentance and reunites with the Lancashire husband, though her self-presentation invites scrutiny. Who has the power to let someone go?</w:t>
+        <w:t>In Newgate Prison, facing death, Moll turns toward repentance. The place echoes her mother's beginning. Her life has circled back to a danger she once hoped to escape.</w:t>
       </w:r>
     </w:p>
     <w:p>
@@ -8268,7 +8268,7 @@
         <w:t xml:space="preserve">11  The confession meets a chance to continue — </w:t>
       </w:r>
       <w:r>
-        <w:t>Newgate brings fear and spiritual counsel. Repentance is not the whole practical future! Transportation makes reform inseparable from another economic and geographic beginning.</w:t>
+        <w:t>Transportation offers a chance to continue living. She reunites with her Lancashire husband, also imprisoned. The future opens again, although her repentance remains something her own narrative asks us to assess.</w:t>
       </w:r>
     </w:p>
     <w:p>
@@ -8294,7 +8294,7 @@
         <w:t xml:space="preserve">12  A colonial second chance — </w:t>
       </w:r>
       <w:r>
-        <w:t>Look a little closer! Transportation to Virginia leads toward wealth and a later return to England! The ending blends penitence and prosperity, leaving moral renewal entangled with economic reward. What will this moment change?</w:t>
+        <w:t>In Virginia, they establish a more prosperous life before later returning to England. The account ends with claimed repentance and security. Remember the long chain of bargains behind that arrival.</w:t>
       </w:r>
     </w:p>
     <w:p>
@@ -8419,7 +8419,7 @@
         <w:rPr>
           <w:i/>
         </w:rPr>
-        <w:t>Changing scale makes human pride look absurd.</w:t>
+        <w:t>A traveller keeps changing size, until his own civilisation begins to look strange.</w:t>
       </w:r>
     </w:p>
     <w:p>
@@ -8508,7 +8508,7 @@
         <w:t xml:space="preserve">1  Small people great quarrels — </w:t>
       </w:r>
       <w:r>
-        <w:t>Come closer! Shipwreck takes Gulliver to Lilliput, where tiny inhabitants bind his enormous body! Court politics and conflicts over trivial differences make disproportionate human pride visible. What will this moment change?</w:t>
+        <w:t>After a shipwreck, Gulliver wakes tied down by people only inches tall. In Lilliput, his enormous body enters a tiny kingdom. Its rivalries, however, are not small to its inhabitants.</w:t>
       </w:r>
     </w:p>
     <w:p>
@@ -8534,7 +8534,7 @@
         <w:t xml:space="preserve">2  The small court measures greatness by itself — </w:t>
       </w:r>
       <w:r>
-        <w:t>Lilliput's confidence makes tiny rivalries look enormous. What are we invited to recognise? Changing physical scale exposes political habits that familiar size can conceal.</w:t>
+        <w:t>The court prizes rank, ceremony, and contests that look absurd from outside. Gulliver's altered scale makes familiar political behaviour newly visible. Little people take enormous pride in their disputes.</w:t>
       </w:r>
     </w:p>
     <w:p>
@@ -8560,7 +8560,7 @@
         <w:t xml:space="preserve">3  A dangerous favourite — </w:t>
       </w:r>
       <w:r>
-        <w:t>Now watch! Gulliver serves the emperor but loses favour when he refuses complete domination of a rival country! Court suspicion converts yesterday's useful giant into today's enemy. What does this power demand in return?</w:t>
+        <w:t>He serves the emperor and helps against a rival country. Gratitude does not make him safe. His usefulness attracts both demands and enemies within the court.</w:t>
       </w:r>
     </w:p>
     <w:p>
@@ -8586,7 +8586,7 @@
         <w:t xml:space="preserve">4  A rescued ruler expects more service — </w:t>
       </w:r>
       <w:r>
-        <w:t>Gulliver's help brings requests that offend his judgement. The giant cannot merely remain a tool! A grateful court still has ambitions the helper need not accept.</w:t>
+        <w:t>The emperor wants further conquest; Gulliver refuses to assist completely. The great servant becomes inconvenient. Charges and threats teach him how quickly favour can become danger.</w:t>
       </w:r>
     </w:p>
     <w:p>
@@ -8612,7 +8612,7 @@
         <w:t xml:space="preserve">5  The giant kingdom — </w:t>
       </w:r>
       <w:r>
-        <w:t>Look a little closer! In Brobdingnag Gulliver becomes small and vulnerable! Everyday bodies and creatures seem immense, reversing the confidence he enjoyed when physical scale favoured him. Can the first impression still be trusted?</w:t>
+        <w:t>In Brobdingnag, the proportions reverse. Gulliver becomes tiny among giants. Now he depends on strangers' care and faces threats that ordinary household life never posed before.</w:t>
       </w:r>
     </w:p>
     <w:p>
@@ -8638,7 +8638,7 @@
         <w:t xml:space="preserve">6  The collector becomes the collected object — </w:t>
       </w:r>
       <w:r>
-        <w:t>In Brobdingnag Gulliver is displayed and examined. The viewpoint flips! Someone who looked confidently at others now learns what it feels like to be a curiosity.</w:t>
+        <w:t>He is displayed as a curiosity, then enters the royal household. The traveller who once towered over a court becomes its small, vulnerable spectacle. Perspective changes his dignity.</w:t>
       </w:r>
     </w:p>
     <w:p>
@@ -8681,7 +8681,7 @@
         <w:t xml:space="preserve">7  Europe under examination — </w:t>
       </w:r>
       <w:r>
-        <w:t>Listen to this! Gulliver proudly explains European government and warfare! The giant king responds with disgust, making the traveller's patriotic account expose the cruelty it was meant to celebrate. Who will bear the cost of this conflict?</w:t>
+        <w:t>He describes Europe to the giant king, expecting admiration. The king hears cruelty and folly instead. Gulliver's proud account becomes evidence against the society he meant to praise.</w:t>
       </w:r>
     </w:p>
     <w:p>
@@ -8707,7 +8707,7 @@
         <w:t xml:space="preserve">8  An elegant theory loses practical life — </w:t>
       </w:r>
       <w:r>
-        <w:t>The academy's experiments pursue ingenuity at the cost of usefulness. How impressive failure can sound! Satire places everyday need beside grand claims of intellectual superiority.</w:t>
+        <w:t>Later, the flying island of Laputa reveals minds devoted to abstract calculations. Their attention often misses practical life. Impressive theory can coexist with failure to notice what is nearby.</w:t>
       </w:r>
     </w:p>
     <w:p>
@@ -8733,7 +8733,7 @@
         <w:t xml:space="preserve">9  Ideas detached from life — </w:t>
       </w:r>
       <w:r>
-        <w:t>Here is what matters! Laputa and the academy at Lagado display learning divorced from practical needs! Failed experiments and abstract speculation parody knowledge that neglects the people it claims to help. What responsibility comes with the new power?</w:t>
+        <w:t>Other learned experiments waste effort on useless or destructive projects. Gulliver sees cleverness detached from benefit. The journey asks what knowledge accomplishes when it forgets people's needs.</w:t>
       </w:r>
     </w:p>
     <w:p>
@@ -8759,7 +8759,7 @@
         <w:t xml:space="preserve">10  Horses and human shame — </w:t>
       </w:r>
       <w:r>
-        <w:t>Stay with the story! Among the Houyhnhnms, Gulliver admires rational order and identifies humans with the repulsive Yahoos! His admiration grows into a troubling rejection of his own species. What will this moment change?</w:t>
+        <w:t>Among the Houyhnhnms, rational horses govern while humanlike Yahoos behave brutally. Gulliver admires the horses and recoils from the creatures resembling him. His judgement turns against humanity.</w:t>
       </w:r>
     </w:p>
     <w:p>
@@ -8785,7 +8785,7 @@
         <w:t xml:space="preserve">11  The ideal society has an excluded group — </w:t>
       </w:r>
       <w:r>
-        <w:t>Gulliver admires the Houyhnhnms while recoiling from the Yahoos. His conclusion grows dangerous! A supposed moral ideal can encourage disgust toward the humanity he shares.</w:t>
+        <w:t>That admired order also excludes the Yahoos and eventually Gulliver himself. Its rational appearance does not remove its harsh boundaries. He belongs to the group it distrusts.</w:t>
       </w:r>
     </w:p>
     <w:p>
@@ -8811,7 +8811,7 @@
         <w:t xml:space="preserve">12  Home becomes unendurable — </w:t>
       </w:r>
       <w:r>
-        <w:t>Now turn the page! Back in England, Gulliver struggles to tolerate his family and prefers horses! The ending makes readers question not only human pride but the traveller's extreme response to it. Will this place still mean safety?</w:t>
+        <w:t>Back home, Gulliver cannot comfortably live with his own family. The voyages have unsettled his humanity rather than perfected it. His disgust becomes another troubling perspective to examine.</w:t>
       </w:r>
     </w:p>
     <w:p>
@@ -8936,7 +8936,7 @@
         <w:rPr>
           <w:i/>
         </w:rPr>
-        <w:t>A good heart makes mistakes before it finds its place.</w:t>
+        <w:t>A generous young man loses his home, and must learn how easily a rival can tell his story for him.</w:t>
       </w:r>
     </w:p>
     <w:p>
@@ -9025,7 +9025,7 @@
         <w:t xml:space="preserve">1  A foundling is welcomed — </w:t>
       </w:r>
       <w:r>
-        <w:t>Come closer! Allworthy discovers an infant in his bed and raises him! Tom's obscure origins become a social disadvantage, while the household's legitimate child Blifil enjoys an appearance of respectability. Will this place still mean safety?</w:t>
+        <w:t>Squire Allworthy finds a baby in his bed and raises him as Tom Jones. The foundling grows up alongside Blifil. One has kindness without a known pedigree; the other has recognised standing.</w:t>
       </w:r>
     </w:p>
     <w:p>
@@ -9051,7 +9051,7 @@
         <w:t xml:space="preserve">2  The foundling has a place but not a pedigree — </w:t>
       </w:r>
       <w:r>
-        <w:t>Allworthy's kindness gives Tom a home. Yet the unknown origin matters! Society keeps asking who a person comes from before it asks how he behaves.</w:t>
+        <w:t>Tom belongs in the household, but his uncertain origins make him vulnerable. Goodwill cannot entirely erase the social question surrounding him. Others can use that uncertainty against him.</w:t>
       </w:r>
     </w:p>
     <w:p>
@@ -9077,7 +9077,7 @@
         <w:t xml:space="preserve">3  Generosity without discipline — </w:t>
       </w:r>
       <w:r>
-        <w:t>Now watch! Tom's kindness coexists with impulsive behaviour! Sophia loves him, but class expectations and his sexual entanglements complicate the difference between a generous nature and responsible conduct. What will affection ask of them now?</w:t>
+        <w:t>Tom often acts generously, yet lacks discipline. His kindness does not protect him from impulsive mistakes. The young man can have a good heart and still make a damaging choice.</w:t>
       </w:r>
     </w:p>
     <w:p>
@@ -9103,7 +9103,7 @@
         <w:t xml:space="preserve">4  The correct manner can hide a selfish heart — </w:t>
       </w:r>
       <w:r>
-        <w:t>Blifil performs virtue with calculated skill. Watch the difference! Tom's impulsive errors look worse on the surface than the quieter harm produced by polished self-interest.</w:t>
+        <w:t>Blifil appears orderly and respectable while hiding selfishness. The contrast deceives people judging by manner. Tom's visible faults make his rival's concealed motives harder to detect.</w:t>
       </w:r>
     </w:p>
     <w:p>
@@ -9129,7 +9129,7 @@
         <w:t xml:space="preserve">5  The rival controls the story — </w:t>
       </w:r>
       <w:r>
-        <w:t>Look a little closer! Blifil manipulates appearances and reports to damage Tom! Allworthy believes the accusations and sends Tom away, showing how moral authority can be misled by a polished exterior. Who will believe the words—and who will pay for believing?</w:t>
+        <w:t>Blifil manipulates accounts of Tom's conduct, and Allworthy expels the foundling. Tom loses his home through both his own errors and someone else's version of them.</w:t>
       </w:r>
     </w:p>
     <w:p>
@@ -9155,7 +9155,7 @@
         <w:t xml:space="preserve">6  A lover cannot ignore the family plan — </w:t>
       </w:r>
       <w:r>
-        <w:t>Sophia's affection meets her father's preferred match. Who chooses the future? The romance reveals how property and social judgement narrow a woman's practical freedom.</w:t>
+        <w:t>Tom loves Sophia Western, whose father prefers a wealthy marriage to Blifil. She resists being assigned that future. The lovers' wishes face different kinds of family authority.</w:t>
       </w:r>
     </w:p>
     <w:p>
@@ -9198,7 +9198,7 @@
         <w:t xml:space="preserve">7  The road becomes a school — </w:t>
       </w:r>
       <w:r>
-        <w:t>Listen to this! Tom travels with Partridge through inns, accidents and encounters! The comic journey exposes varied motives and social ranks while delaying the simple reunion he desires. What will this moment change?</w:t>
+        <w:t>Away from home, Tom travels through encounters involving generosity, misunderstanding, desire, and danger. The road gives him chances to help others and fresh opportunities to lose control.</w:t>
       </w:r>
     </w:p>
     <w:p>
@@ -9224,7 +9224,7 @@
         <w:t xml:space="preserve">8  The road teaches what the house had hidden — </w:t>
       </w:r>
       <w:r>
-        <w:t>Tom meets people with different motives and circumstances. Experience makes judgement harder! The journey offers a moral education larger than the tidy categories he left behind.</w:t>
+        <w:t>Strangers expose needs and motives hidden within the comfortable household. Tom's character is tested through action. Learning requires more than declaring that he has been wrongly treated.</w:t>
       </w:r>
     </w:p>
     <w:p>
@@ -9250,7 +9250,7 @@
         <w:t xml:space="preserve">9  London and the compromised choice — </w:t>
       </w:r>
       <w:r>
-        <w:t>Here is what matters! Tom enters a world of patronage and sexual bargaining, including Lady Bellaston! Meanwhile Sophia resists being traded through marriage, preserving her right to judge him for herself. Can money give them what they really need?</w:t>
+        <w:t>In London, dependence and sexual entanglements compromise his choices, including his connection with Lady Bellaston. Sophia has reasons to doubt him. Love now requires a more trustworthy life.</w:t>
       </w:r>
     </w:p>
     <w:p>
@@ -9276,7 +9276,7 @@
         <w:t xml:space="preserve">10  The truth of origins — </w:t>
       </w:r>
       <w:r>
-        <w:t>Stay with the story! A series of disclosures exposes Blifil's scheming and identifies Tom as Allworthy's nephew! Recognition restores his social position, but it does not erase Sophia's reasons for caution. What changes when this story is finally understood?</w:t>
+        <w:t>The truth emerges: Tom is Allworthy's nephew, and Blifil has suppressed crucial information. The rival's respectable appearance falls away. Tom's origins can finally be understood.</w:t>
       </w:r>
     </w:p>
     <w:p>
@@ -9302,7 +9302,7 @@
         <w:t xml:space="preserve">11  The identity revelation does not create the heart — </w:t>
       </w:r>
       <w:r>
-        <w:t>Tom's parentage improves his social position. Remember the difference! A recovered name can open doors without being the origin of the generosity already visible in him.</w:t>
+        <w:t>The discovery improves Tom's position, but it did not create his generosity. Nor does it erase his mistakes. Recognition allows the family to judge with better information.</w:t>
       </w:r>
     </w:p>
     <w:p>
@@ -9328,7 +9328,7 @@
         <w:t xml:space="preserve">12  A comic settlement — </w:t>
       </w:r>
       <w:r>
-        <w:t>Now turn the page! Tom shows greater maturity, and Sophia accepts him! The ending joins inheritance and marriage with the novel's insistence that virtue requires attention to conduct rather than mere reputation. What might grow from this moment?</w:t>
+        <w:t>Tom is reconciled with Allworthy and marries Sophia after showing change. The comic ending gathers the wandering lives into a home. A good heart has had to learn how to act responsibly.</w:t>
       </w:r>
     </w:p>
     <w:p>
@@ -9448,7 +9448,7 @@
         <w:rPr>
           <w:i/>
         </w:rPr>
-        <w:t>The quiet graves ask whose greatness history never learned to see.</w:t>
+        <w:t>At dusk, a quiet graveyard asks what the world never learned about its ordinary dead.</w:t>
       </w:r>
     </w:p>
     <w:p>
@@ -9513,7 +9513,7 @@
         <w:t xml:space="preserve">1  Evening empties the field — </w:t>
       </w:r>
       <w:r>
-        <w:t>Come closer as the working day ends! Herds and labourers withdraw, leaving the speaker beside a quiet churchyard. The poem begins by making room to notice absence.</w:t>
+        <w:t>Evening settles over the countryside as workers return home and the fields grow quiet. A solitary observer remains near a churchyard. The day's fading activity leads attention toward those who cannot return.</w:t>
       </w:r>
     </w:p>
     <w:p>
@@ -9539,7 +9539,7 @@
         <w:t xml:space="preserve">2  The graves wait beneath the trees — </w:t>
       </w:r>
       <w:r>
-        <w:t>The village dead lie beyond the reach of another morning's tasks. Who remembers them? Familiar rural sounds become reminders of the ordinary lives that will not resume.</w:t>
+        <w:t>Beneath trees lie villagers buried without grand memorials. Their resting places seem modest. The poem begins giving sustained attention to people whom public history scarcely records.</w:t>
       </w:r>
     </w:p>
     <w:p>
@@ -9565,7 +9565,7 @@
         <w:t xml:space="preserve">3  The household sounds fall silent — </w:t>
       </w:r>
       <w:r>
-        <w:t>No hearth, returning children or busy domestic welcome can call the buried people back. Pause here! The poem measures death through the simple human attachments it interrupts.</w:t>
+        <w:t>Morning fires, children's greetings, and household bustle will not wake them again. Ordinary domestic sounds make the absence personal. Each grave belongs to someone once expected at home.</w:t>
       </w:r>
     </w:p>
     <w:p>
@@ -9591,7 +9591,7 @@
         <w:t xml:space="preserve">4  Their labour once shaped the land — </w:t>
       </w:r>
       <w:r>
-        <w:t>The speaker recalls farming and useful work. These lives were not empty because they lacked fame! The cultivated fields themselves hold evidence of effort and skill.</w:t>
+        <w:t>Their labour shaped the fields around the churchyard. The landscape remembers their work even where their names are little known. Quiet lives had effects beyond their recognition.</w:t>
       </w:r>
     </w:p>
     <w:p>
@@ -9617,7 +9617,7 @@
         <w:t xml:space="preserve">5  Ambition is told to listen — </w:t>
       </w:r>
       <w:r>
-        <w:t>The poem challenges those who mock humble lives. What makes a public title worth more than affection or labour? The churchyard lowers the distance between high and low status.</w:t>
+        <w:t>The speaker asks ambitious people not to despise these simple histories. Lack of grandeur does not mean lack of human worth. A modest grave cannot measure a whole life.</w:t>
       </w:r>
     </w:p>
     <w:p>
@@ -9643,7 +9643,7 @@
         <w:t xml:space="preserve">6  The grand also reach the grave — </w:t>
       </w:r>
       <w:r>
-        <w:t>Wealth, beauty and power cannot avoid death. The warning reaches beyond the village! Monumental remembrance does not grant the buried person another chance to live.</w:t>
+        <w:t>Wealth, beauty, and power also lead to death. Elaborate monuments cannot remove that common destination. The hierarchy separating lives becomes less secure at the churchyard's edge.</w:t>
       </w:r>
     </w:p>
     <w:p>
@@ -9686,7 +9686,7 @@
         <w:t xml:space="preserve">7  Hidden gifts are imagined — </w:t>
       </w:r>
       <w:r>
-        <w:t>Perhaps remarkable abilities lay here without opportunity! Poverty can prevent talent from growing or being recognised, making silence an effect of social circumstance rather than proof of insignificance.</w:t>
+        <w:t>Some buried people may have possessed gifts that poverty prevented from developing. The poem imagines abilities without an audience. Circumstance can hide talent rather than prove it absent.</w:t>
       </w:r>
     </w:p>
     <w:p>
@@ -9712,7 +9712,7 @@
         <w:t xml:space="preserve">8  A great name might have stayed unknown — </w:t>
       </w:r>
       <w:r>
-        <w:t>The speaker imagines unrecognised counterparts of famous public figures. What could access have changed? The thought widens the churchyard into a question about opportunity and historical memory.</w:t>
+        <w:t>A potential great leader or poet might lie here unknown. Without opportunity, ability never became a famous name. The imagined comparison challenges confidence in public reputation.</w:t>
       </w:r>
     </w:p>
     <w:p>
@@ -9738,7 +9738,7 @@
         <w:t xml:space="preserve">9  Obscurity has another side — </w:t>
       </w:r>
       <w:r>
-        <w:t>Restricted lives may also have avoided the crimes of powerful ambition. The judgement grows more complicated! Public greatness brings possibilities for destructive action as well as achievement.</w:t>
+        <w:t>Obscurity may also have limited opportunities for destructive ambition. The same narrow life can prevent achievement and harm. The poem keeps both possibilities beside its sympathy.</w:t>
       </w:r>
     </w:p>
     <w:p>
@@ -9764,7 +9764,7 @@
         <w:t xml:space="preserve">10  Small memorials still speak — </w:t>
       </w:r>
       <w:r>
-        <w:t>Simple inscriptions ask for remembrance. Look at that modest wish! The need to be loved and recalled does not belong only to people whose monuments dominate the skyline.</w:t>
+        <w:t>Small inscriptions and rough memorials still ask for remembrance. Their modest words express a universal wish not to vanish entirely. Even ordinary graves have someone to address.</w:t>
       </w:r>
     </w:p>
     <w:p>
@@ -9790,7 +9790,7 @@
         <w:t xml:space="preserve">11  The observer becomes a remembered person — </w:t>
       </w:r>
       <w:r>
-        <w:t>An imagined passer-by tells of the speaker himself. The poem turns its gaze back! Someone who watched forgotten lives will also depend upon another person's account.</w:t>
+        <w:t>The speaker imagines becoming another person remembered by neighbours. The observer enters the mortality he has been considering. His own solitary habits may become someone else's account.</w:t>
       </w:r>
     </w:p>
     <w:p>
@@ -9816,7 +9816,7 @@
         <w:t xml:space="preserve">12  The epitaph asks for tenderness — </w:t>
       </w:r>
       <w:r>
-        <w:t>The closing epitaph offers a modest, compassionate portrait. Carry that tenderness away! The final memorial makes sympathy more valuable than pretending to know every life completely.</w:t>
+        <w:t>An epitaph closes the poem by asking for sympathy and leaving final judgement beyond the reader. Remember the evening field beside the unknown gifts: attention can honour what fame overlooked.</w:t>
       </w:r>
     </w:p>
     <w:p>
@@ -9936,7 +9936,7 @@
         <w:rPr>
           <w:i/>
         </w:rPr>
-        <w:t>A life story keeps escaping the straight line.</w:t>
+        <w:t>A man begins telling his life story—and keeps getting distracted before he can even be born.</w:t>
       </w:r>
     </w:p>
     <w:p>
@@ -10025,7 +10025,7 @@
         <w:t xml:space="preserve">1  Before the narrator is born — </w:t>
       </w:r>
       <w:r>
-        <w:t>Now turn the page! Tristram starts with his conception rather than his adult life! Family interruptions immediately turn a supposedly straightforward biography into a maze of explanations, anecdotes and postponed beginnings. How much time does the choice still have?</w:t>
+        <w:t>Tristram Shandy begins his autobiography before his own birth. Almost immediately, a family interruption sends the narration sideways. Anyone expecting a straight road through his life has entered the wrong book.</w:t>
       </w:r>
     </w:p>
     <w:p>
@@ -10051,7 +10051,7 @@
         <w:t xml:space="preserve">2  The first beginning refuses to stay first — </w:t>
       </w:r>
       <w:r>
-        <w:t>Tristram reaches toward events before his birth. How can a life story start there? The attempt to explain everything immediately creates more beginnings than narration can manage.</w:t>
+        <w:t>Each explanation requires another explanation, and earlier events keep returning. The narrator's beginning will not stay put. His life seems to grow faster than he can write it down.</w:t>
       </w:r>
     </w:p>
     <w:p>
@@ -10077,7 +10077,7 @@
         <w:t xml:space="preserve">3  Theory meets accident — </w:t>
       </w:r>
       <w:r>
-        <w:t>The scene changes! Walter invests great hopes in systems governing names, education and bodies! Obstetrical mishaps and ordinary contingency repeatedly defeat the certainty of his carefully constructed theories. What responsibility comes with the new power?</w:t>
+        <w:t>His father Walter believes elaborate theories about names, noses, and education. Actual events rarely cooperate. The household's comic trouble comes from trying to force messy life into a system.</w:t>
       </w:r>
     </w:p>
     <w:p>
@@ -10103,7 +10103,7 @@
         <w:t xml:space="preserve">4  A hobby gives the mind its own map — </w:t>
       </w:r>
       <w:r>
-        <w:t>Walter's theories and Toby's fortifications organise their interests. Every explanation has a rider! The narrator asks us to notice the habits through which people interpret experience.</w:t>
+        <w:t>Uncle Toby has his own consuming interest: military sieges. His memories and models organise what he notices. One family's world contains several competing maps of experience.</w:t>
       </w:r>
     </w:p>
     <w:p>
@@ -10129,7 +10129,7 @@
         <w:t xml:space="preserve">5  A name goes wrong — </w:t>
       </w:r>
       <w:r>
-        <w:t>What do you notice? The child receives the name Tristram against Walter's wishes! The narrator turns this accident into an extended reflection on how language and expectation influence the story people tell about a life. Who will believe the words—and who will pay for believing?</w:t>
+        <w:t>A mistake gives the baby the name Tristram, which Walter particularly dislikes. A theory about names meets an ordinary failure of communication. The father sees a dreadful future in the error.</w:t>
       </w:r>
     </w:p>
     <w:p>
@@ -10155,7 +10155,7 @@
         <w:t xml:space="preserve">6  An accident outruns the theory — </w:t>
       </w:r>
       <w:r>
-        <w:t>Tristram's name frustrates Walter's carefully imagined future. Life refuses perfect management! A small practical mishap becomes enormous inside a system already obsessed with its significance.</w:t>
+        <w:t>Other accidents, including damage to the infant's nose, frustrate Walter's grand plans. Practical mishaps outrun the explanations designed to control them. The body's small details acquire enormous family importance.</w:t>
       </w:r>
     </w:p>
     <w:p>
@@ -10198,7 +10198,7 @@
         <w:t xml:space="preserve">7  Toby's small battlefields — </w:t>
       </w:r>
       <w:r>
-        <w:t>Keep your eyes on this moment! Wounded in war, Uncle Toby reconstructs military sieges with Trim! Their hobby-horse provides comic absorption while revealing Toby's gentleness, loyalty and capacity for fellow-feeling. What will this moment change?</w:t>
+        <w:t>Toby and Corporal Trim recreate battles in miniature. Their little fortifications make war into a hobby. Yet the gentle soldier's character repeatedly escapes the aggression of his models.</w:t>
       </w:r>
     </w:p>
     <w:p>
@@ -10224,7 +10224,7 @@
         <w:t xml:space="preserve">8  The model battlefield shelters real feeling — </w:t>
       </w:r>
       <w:r>
-        <w:t>Toby's military hobby is comic, but his kindness matters. Do not stop at the joke! The imagined campaign reveals a temperament gentler than the literal subject suggests.</w:t>
+        <w:t>The model battlefield carries companionship and remembered suffering as well as military detail. Toby's kindness appears around his obsession. A person is more than the hobby that absorbs him.</w:t>
       </w:r>
     </w:p>
     <w:p>
@@ -10250,7 +10250,7 @@
         <w:t xml:space="preserve">9  Courtship and misunderstanding — </w:t>
       </w:r>
       <w:r>
-        <w:t>What will this mean? Widow Wadman investigates the implications of Toby's wound, while he understands questions through his military interests! Their crossed intentions make language itself a comic source of confusion. What will affection ask of them now?</w:t>
+        <w:t>Widow Wadman's interest in Toby leads to courtship tangled in misunderstanding, especially over his old wound. Different meanings occupy the same conversation. Neither speaker quite reaches the other's question.</w:t>
       </w:r>
     </w:p>
     <w:p>
@@ -10276,7 +10276,7 @@
         <w:t xml:space="preserve">10  The page refuses convention — </w:t>
       </w:r>
       <w:r>
-        <w:t>Carry this image with you! Blank, black and marbled pages, interruptions and addresses to readers disrupt the physical form of the book! Reading becomes participation in the narrator's resistance to orderly representation. What changes when this story is finally understood?</w:t>
+        <w:t>The book itself joins the comedy with unusual pages, gaps, and interruptions. Storytelling happens not only in sentences but in what the page makes a reader do.</w:t>
       </w:r>
     </w:p>
     <w:p>
@@ -10302,7 +10302,7 @@
         <w:t xml:space="preserve">11  The blank space addresses the reader — </w:t>
       </w:r>
       <w:r>
-        <w:t>Experimental pages ask us to imagine or pause. Who is finishing this story? The book makes its reader's participation visible within the very difficulty of telling a life.</w:t>
+        <w:t>Blank space invites the reader's imagination into the account. The narrator cannot supply every image alone. His disorderly conversation leaves room for another mind beside his own.</w:t>
       </w:r>
     </w:p>
     <w:p>
@@ -10328,7 +10328,7 @@
         <w:t xml:space="preserve">12  A life left unfinished — </w:t>
       </w:r>
       <w:r>
-        <w:t>Come closer! Tristram cannot keep pace with the events he wants to describe, and the work ends without completing his biography! The digressions become the substance rather than obstacles to a supposedly proper plot. What will this moment change?</w:t>
+        <w:t>The life remains incompletely told. Its pleasure lies in digressions, voices, and unexpected tenderness. Remember the man trying to narrate forward while family stories keep pulling him sideways.</w:t>
       </w:r>
     </w:p>
     <w:p>
@@ -10453,7 +10453,7 @@
         <w:rPr>
           <w:i/>
         </w:rPr>
-        <w:t>Two ways of seeing expose the cost of lost innocence.</w:t>
+        <w:t>A child's trusting world meets another world of work, fear, and wounded freedom.</w:t>
       </w:r>
     </w:p>
     <w:p>
@@ -10542,7 +10542,7 @@
         <w:t xml:space="preserve">1  The piper's invitation — </w:t>
       </w:r>
       <w:r>
-        <w:t>Now turn the page! The introduction to Innocence imagines music becoming a book for children! Its apparent simplicity offers an imaginative world of tenderness, but that world is never wholly insulated from suffering. What changes when this story is finally understood?</w:t>
+        <w:t>A piper meets a child in a vision and is asked to make songs. Blake's Songs of Innocence begins with music, invitation, and trust. The voice seems ready to welcome its audience.</w:t>
       </w:r>
     </w:p>
     <w:p>
@@ -10568,7 +10568,7 @@
         <w:t xml:space="preserve">2  Two titles ask us to look twice — </w:t>
       </w:r>
       <w:r>
-        <w:t>Innocence and experience are paired states of perception. Neither can simply cancel the other! The same human world becomes different when its promises meet its wounds.</w:t>
+        <w:t>Then Songs of Experience asks us to look again. The collections offer different states of the human soul. A bright first image may acquire a shadow beside its partner.</w:t>
       </w:r>
     </w:p>
     <w:p>
@@ -10594,7 +10594,7 @@
         <w:t xml:space="preserve">3  The lamb and the child — </w:t>
       </w:r>
       <w:r>
-        <w:t>The scene changes! The Lamb joins gentleness, childhood and Christian imagery! Repeated questions become a way of recognising kinship between the speaker, the creature and a loving creator. What might grow from this moment?</w:t>
+        <w:t>In The Lamb, a child asks who made the gentle creature. The answer links lamb, child, and Christ. Faith takes the form of a tender conversation.</w:t>
       </w:r>
     </w:p>
     <w:p>
@@ -10620,7 +10620,7 @@
         <w:t xml:space="preserve">4  The child’s trust deserves protection — </w:t>
       </w:r>
       <w:r>
-        <w:t>Innocent voices offer joy and attachment, not merely ignorance. Hear their value! What experience exposes is partly the social failure to preserve the care that trust needs.</w:t>
+        <w:t>That trust feels precious because a child cannot protect it alone. Other poems expose institutions and adults failing young people. Innocence exists within a world capable of harming it.</w:t>
       </w:r>
     </w:p>
     <w:p>
@@ -10646,7 +10646,7 @@
         <w:t xml:space="preserve">5  The labouring child — </w:t>
       </w:r>
       <w:r>
-        <w:t>What do you notice? The chimney-sweeper poems place childhood beside dangerous work! A reassuring dream in Innocence and a sharper accusation in Experience reveal different ways of responding to the same injustice. Who has the power to let someone go?</w:t>
+        <w:t>The chimney-sweeper poems bring working children into view. Their small bodies belong to a dangerous trade. Comforting promises and religious language surround suffering that should not be accepted.</w:t>
       </w:r>
     </w:p>
     <w:p>
@@ -10672,7 +10672,7 @@
         <w:t xml:space="preserve">6  The soot enters a child’s working day — </w:t>
       </w:r>
       <w:r>
-        <w:t>The chimney-sweeper's vulnerability places labour inside childhood. The dream of consolation cannot clean that fact away! Symbolic comfort and material injustice occupy the same poem.</w:t>
+        <w:t>Soot replaces the clean image of childhood. The children need care now, not only consolation about another world. Experience makes us hear what a reassuring voice may conceal.</w:t>
       </w:r>
     </w:p>
     <w:p>
@@ -10715,7 +10715,7 @@
         <w:t xml:space="preserve">7  The bard calls us awake — </w:t>
       </w:r>
       <w:r>
-        <w:t>Keep your eyes on this moment! Experience replaces the piper's invitation with an urgent prophetic voice! Knowledge of constraint, fear and repression makes the reader reconsider what earlier trust may have overlooked. Which hope can survive the change?</w:t>
+        <w:t>A bard's voice calls the Earth to wake. Experience speaks through urgency and confinement. The invitation is no longer only to enjoy a song, but to recognise a condition.</w:t>
       </w:r>
     </w:p>
     <w:p>
@@ -10741,7 +10741,7 @@
         <w:t xml:space="preserve">8  The fierce creature asks another creator’s question — </w:t>
       </w:r>
       <w:r>
-        <w:t>The Tyger's beauty arrives with terror. How could this power be made? Wonder becomes difficult when creation includes what the gentle Lamb's image cannot explain.</w:t>
+        <w:t>In The Tyger, a fierce creature raises questions about its maker. Beauty now includes frightening energy. The gentle certainty of the lamb cannot answer every question here.</w:t>
       </w:r>
     </w:p>
     <w:p>
@@ -10767,7 +10767,7 @@
         <w:t xml:space="preserve">9  The tiger's question — </w:t>
       </w:r>
       <w:r>
-        <w:t>What will this mean? The Tyger asks how terrifying strength relates to creation! It does not settle the mystery, putting fierce energy beside the gentleness associated with the lamb. What will this moment change?</w:t>
+        <w:t>The speaker asks what power could create such a being. The poem keeps questioning rather than supplying a tidy solution. Its fire remains both magnificent and disturbing.</w:t>
       </w:r>
     </w:p>
     <w:p>
@@ -10793,7 +10793,7 @@
         <w:t xml:space="preserve">10  The city bears its marks — </w:t>
       </w:r>
       <w:r>
-        <w:t>Carry this image with you! London's speaker hears and sees suffering shaped by institutions and inward restrictions! Streets become a map of power acting upon bodies, relationships and imagination. Who gets heard in this crowded world?</w:t>
+        <w:t>In London, the walker finds constraint in streets and voices. Poverty, institutional power, and suffering mark the city. Its ordinary movements bear signs of damage.</w:t>
       </w:r>
     </w:p>
     <w:p>
@@ -10819,7 +10819,7 @@
         <w:t xml:space="preserve">11  The street repeats the signs of constraint — </w:t>
       </w:r>
       <w:r>
-        <w:t>London's voices carry suffering through public space. Listen to their pattern! Institutions and inward habits together make the city's boundaries feel harder to escape.</w:t>
+        <w:t>Even cries and sighs sound restricted. The repeated listening makes oppression something experienced in daily life. The city cannot be understood only through its official order.</w:t>
       </w:r>
     </w:p>
     <w:p>
@@ -10845,7 +10845,7 @@
         <w:t xml:space="preserve">12  Read the pairs together — </w:t>
       </w:r>
       <w:r>
-        <w:t>Come closer! The two collections stage contrary states rather than a simple ranking of innocence below experience! Their dialogue asks how vision might preserve tenderness while confronting injustice honestly. Can the first impression still be trusted?</w:t>
+        <w:t>Read the lamb beside the tiger, and the trusting child beside the working child. The pairs change one another. Neither collection alone contains the whole human world.</w:t>
       </w:r>
     </w:p>
     <w:p>
@@ -10970,7 +10970,7 @@
         <w:rPr>
           <w:i/>
         </w:rPr>
-        <w:t>A landscape remembered becomes a resource for living.</w:t>
+        <w:t>A traveller revisits a river landscape and discovers that the place has been living inside him.</w:t>
       </w:r>
     </w:p>
     <w:p>
@@ -11023,7 +11023,7 @@
         <w:t xml:space="preserve">1  The place is seen again — </w:t>
       </w:r>
       <w:r>
-        <w:t>Come closer! After five years the speaker revisits the banks of the Wye! Cliffs, trees and signs of rural life begin an encounter between a present landscape and its remembered earlier form. Where will this movement lead?</w:t>
+        <w:t>After five years away, the speaker returns to the landscape near Tintern Abbey. He sees cliffs, trees, and the river again. The familiar view carries a life lived elsewhere.</w:t>
       </w:r>
     </w:p>
     <w:p>
@@ -11049,7 +11049,7 @@
         <w:t xml:space="preserve">2  Five years stand between two visits — </w:t>
       </w:r>
       <w:r>
-        <w:t>The landscape is familiar, but the viewer has changed. What has returned with him? The poem lets elapsed time enter the present act of looking.</w:t>
+        <w:t>Five years separate the visits. The landscape looks recognisable, but the person looking has changed. Memory stands beside present sight, making the return more than repetition.</w:t>
       </w:r>
     </w:p>
     <w:p>
@@ -11075,7 +11075,7 @@
         <w:t xml:space="preserve">3  The absent landscape worked — </w:t>
       </w:r>
       <w:r>
-        <w:t>Now watch! During years away, recollections offered calm amid urban weariness! Nature matters not only when directly seen but when memory quietly alters a person's emotional and moral life. Who gets heard in this crowded world?</w:t>
+        <w:t>During absence, these remembered scenes offered comfort in towns and troubled moments. The place continued to matter when it was no longer visible. Distance had not ended its influence.</w:t>
       </w:r>
     </w:p>
     <w:p>
@@ -11101,7 +11101,7 @@
         <w:t xml:space="preserve">4  The remembered place once helped far away — </w:t>
       </w:r>
       <w:r>
-        <w:t>Amid urban weariness, the landscape returned inwardly. Nature did not need to be physically near! Memory carried an earlier calm into a different setting.</w:t>
+        <w:t>He recalls how remembered nature quieted him amid weariness. A landscape became inward company. On returning, he can notice what those unseen visits had done for him.</w:t>
       </w:r>
     </w:p>
     <w:p>
@@ -11127,7 +11127,7 @@
         <w:t xml:space="preserve">5  The earlier self returns — </w:t>
       </w:r>
       <w:r>
-        <w:t>Look a little closer! The speaker recalls his youthful response to nature as an intense physical delight! Revisiting the place makes him aware that his present mind cannot simply recover that earlier mode. What can be discovered beyond the familiar path?</w:t>
+        <w:t>His younger self loved nature with urgent physical excitement. That earlier appetite returns as a memory. He can understand it without becoming that same young man again.</w:t>
       </w:r>
     </w:p>
     <w:p>
@@ -11153,7 +11153,7 @@
         <w:t xml:space="preserve">6  The old delight cannot be recovered unchanged — </w:t>
       </w:r>
       <w:r>
-        <w:t>The younger speaker's intensity has altered with age. Must that change mean only loss? The poem makes room for a quieter attention beside the missing exhilaration.</w:t>
+        <w:t>The old delight has changed rather than simply vanished. He no longer asks every encounter to reproduce youth. A quieter attention grows where the first intensity used to be.</w:t>
       </w:r>
     </w:p>
     <w:p>
@@ -11196,7 +11196,7 @@
         <w:t xml:space="preserve">7  A deeper kind of attention — </w:t>
       </w:r>
       <w:r>
-        <w:t>Listen to this! Maturity brings awareness of human suffering and a more reflective sense of connection! The apparent loss of youthful excitement is accompanied by another way of perceiving the world. Can the first impression still be trusted?</w:t>
+        <w:t>He now senses relationships among nature, thought, and living beings. The view invites reflection as well as pleasure. His changed response gives the same place another depth.</w:t>
       </w:r>
     </w:p>
     <w:p>
@@ -11222,7 +11222,7 @@
         <w:t xml:space="preserve">8  Human suffering enters the view — </w:t>
       </w:r>
       <w:r>
-        <w:t>A deeper awareness accompanies nature now. Listen to the added note! Maturity gives the landscape an ethical meaning that youthful sensation did not fully contain.</w:t>
+        <w:t>Human sorrow has entered the way he sees. Nature is not merely somewhere to forget other lives. Its comfort belongs alongside an awareness of suffering beyond the landscape.</w:t>
       </w:r>
     </w:p>
     <w:p>
@@ -11248,7 +11248,7 @@
         <w:t xml:space="preserve">9  Dorothy carries the old energy — </w:t>
       </w:r>
       <w:r>
-        <w:t>Here is what matters! Watching his sister, the speaker recognises something of his former self! Her presence turns private recollection into a relationship between different stages of experience. What will affection ask of them now?</w:t>
+        <w:t>His sister Dorothy stands with him, showing something of his earlier delight. He hears his past energy in her response. The visit now includes a second, different experience.</w:t>
       </w:r>
     </w:p>
     <w:p>
@@ -11274,7 +11274,7 @@
         <w:t xml:space="preserve">10  A wish for future comfort — </w:t>
       </w:r>
       <w:r>
-        <w:t>Stay with the story! He hopes Dorothy will remember the landscape and their shared visit when she faces loneliness or fear! The poem imagines remembrance as protection rather than as escape from every difficulty. What might grow from this moment?</w:t>
+        <w:t>He hopes she will remember this place during future hardship. What comforted him might become her inward resource too. The present meeting turns into a wish addressed to another life.</w:t>
       </w:r>
     </w:p>
     <w:p>
@@ -11300,7 +11300,7 @@
         <w:t xml:space="preserve">11  A sister can carry the place differently — </w:t>
       </w:r>
       <w:r>
-        <w:t>Dorothy's future memory will belong to her own life. The speaker offers hope, not control! Shared experience can become separate inward resources after the visit ends.</w:t>
+        <w:t>Dorothy's future memory will be her own, not a copy of his. He can offer affection and hope, but cannot live the coming years for her.</w:t>
       </w:r>
     </w:p>
     <w:p>
@@ -11326,7 +11326,7 @@
         <w:t xml:space="preserve">12  A shared place — </w:t>
       </w:r>
       <w:r>
-        <w:t>Now turn the page! The ending joins love for the landscape to love for his sister! Its lasting value now includes the knowledge that they stood there together and may preserve the experience differently. Where will this movement lead?</w:t>
+        <w:t>The poem ends by joining landscape, memory, and companionship. Keep the image of two people beside one river: the same place can travel inward with each differently.</w:t>
       </w:r>
     </w:p>
     <w:p>
@@ -11451,7 +11451,7 @@
         <w:rPr>
           <w:i/>
         </w:rPr>
-        <w:t>A senseless killing becomes a lifelong duty to remember.</w:t>
+        <w:t>A wedding guest is stopped by a sailor whose story begins with an unexplained killing.</w:t>
       </w:r>
     </w:p>
     <w:p>
@@ -11528,7 +11528,7 @@
         <w:t xml:space="preserve">1  The wedding interrupted — </w:t>
       </w:r>
       <w:r>
-        <w:t>Keep your eyes on this moment! An old sailor stops a Wedding Guest and compels him to listen! A cheerful social occasion becomes the frame for a story that will change the listener's understanding of life. What waits on the other side of that decision?</w:t>
+        <w:t>On the way to a wedding, a guest is stopped by an old sailor. The Mariner fixes him with a compelling gaze. Celebration continues nearby while a darker voyage begins in words.</w:t>
       </w:r>
     </w:p>
     <w:p>
@@ -11554,7 +11554,7 @@
         <w:t xml:space="preserve">2  The listener wants the wedding instead — </w:t>
       </w:r>
       <w:r>
-        <w:t>The Wedding Guest begins unwilling to stop. Why must he hear this sailor? The frame makes storytelling itself the place where another person's experience changes a life.</w:t>
+        <w:t>The guest wants to join the feast, but cannot leave the tale. He becomes its unwilling listener. The Mariner's need to speak takes precedence over the day's festivities.</w:t>
       </w:r>
     </w:p>
     <w:p>
@@ -11580,7 +11580,7 @@
         <w:t xml:space="preserve">3  The bird follows the ship — </w:t>
       </w:r>
       <w:r>
-        <w:t>What will this mean? After ice and danger, an albatross appears and accompanies the sailors! The Mariner kills it with his crossbow without supplying a convincing reason, breaking a relationship of apparent hospitality. What will this moment change?</w:t>
+        <w:t>The sailor recalls a ship driven into ice. An albatross appeared and accompanied them as the weather improved. The crew welcomed the bird as a helpful presence.</w:t>
       </w:r>
     </w:p>
     <w:p>
@@ -11606,7 +11606,7 @@
         <w:t xml:space="preserve">4  The killing has no satisfying explanation — </w:t>
       </w:r>
       <w:r>
-        <w:t>The albatross dies by the Mariner's shot. The needless act matters! A welcoming living creature becomes the victim of power exercised without a clear necessity.</w:t>
+        <w:t>Then the Mariner shot it. The poem gives no satisfying motive that would make the act reasonable. A sudden injury to a living creature changes the voyage.</w:t>
       </w:r>
     </w:p>
     <w:p>
@@ -11632,7 +11632,7 @@
         <w:t xml:space="preserve">5  A still and thirsty sea — </w:t>
       </w:r>
       <w:r>
-        <w:t>Carry this image with you! Wind fails and the sailors suffer surrounded by undrinkable water! They hang the dead bird around the Mariner's neck, turning an action into a visible burden of blame. What will the journey ask of the traveller?</w:t>
+        <w:t>The ship reaches a still, scorching sea. Water surrounds the sailors, yet none is drinkable. The crew hangs the dead albatross around the Mariner's neck as a burden of blame.</w:t>
       </w:r>
     </w:p>
     <w:p>
@@ -11658,7 +11658,7 @@
         <w:t xml:space="preserve">6  The water cannot answer thirst — </w:t>
       </w:r>
       <w:r>
-        <w:t>The ship lies surrounded by water its crew cannot drink. What a cruel reversal! The abundance of the setting makes their helplessness more frightening.</w:t>
+        <w:t>Thirst silences them. The familiar sea becomes an impossible prison, holding plenty of water and no relief. Movement, speech, and hope seem to dry up together.</w:t>
       </w:r>
     </w:p>
     <w:p>
@@ -11701,7 +11701,7 @@
         <w:t xml:space="preserve">7  The spectral game — </w:t>
       </w:r>
       <w:r>
-        <w:t>Come closer! Death and Life-in-Death gamble aboard a ghostly ship! The crew die, while the Mariner remains alive among their accusing eyes, condemned to a more isolating form of suffering. What has returned that the present cannot ignore?</w:t>
+        <w:t>A spectral ship approaches. Death and Life-in-Death gamble for the sailors; the Mariner survives while his companions die. Winning life becomes its own terrible sentence.</w:t>
       </w:r>
     </w:p>
     <w:p>
@@ -11727,7 +11727,7 @@
         <w:t xml:space="preserve">8  Survival becomes the heavier sentence — </w:t>
       </w:r>
       <w:r>
-        <w:t>Life-in-Death claims the Mariner while his companions perish. Being left alive is no triumph! The solitary witness must carry the eyes and memory of the dead.</w:t>
+        <w:t>Alone among the bodies, he cannot pray or escape their gaze. Survival offers no companionship. The killing has left him with a world he struggles to love.</w:t>
       </w:r>
     </w:p>
     <w:p>
@@ -11753,7 +11753,7 @@
         <w:t xml:space="preserve">9  An unplanned blessing — </w:t>
       </w:r>
       <w:r>
-        <w:t>Now watch! He sees the water snakes as beautiful and blesses them without calculating a reward! The albatross falls from his neck, marking a change from contempt toward living things to love. What will the journey ask of the traveller?</w:t>
+        <w:t>Watching water snakes, he suddenly recognises their beauty and blesses them. The feeling comes without a plan for reward. His attention changes before he understands its consequence.</w:t>
       </w:r>
     </w:p>
     <w:p>
@@ -11779,7 +11779,7 @@
         <w:t xml:space="preserve">10  The blessing arrives before calculation — </w:t>
       </w:r>
       <w:r>
-        <w:t>He loves the water snakes spontaneously. Notice that change! Release begins with an unplanned recognition of other life, not a bargain calculated to remove his punishment.</w:t>
+        <w:t>The albatross falls from his neck, and prayer becomes possible. Relief begins through an uncalculated regard for living things. The voyage's punishment has not yet fully ended.</w:t>
       </w:r>
     </w:p>
     <w:p>
@@ -11805,7 +11805,7 @@
         <w:t xml:space="preserve">11  The return and the confession — </w:t>
       </w:r>
       <w:r>
-        <w:t>Look a little closer! Supernatural forces move the ship home, where it sinks! The Mariner seeks the Hermit's absolution and discovers that telling his story relieves a recurring agony. What will this moment change?</w:t>
+        <w:t>He eventually returns home, but a recurring agony drives him to tell his story. He teaches reverence for living creatures. Confession becomes the work his survival requires.</w:t>
       </w:r>
     </w:p>
     <w:p>
@@ -11831,7 +11831,7 @@
         <w:t xml:space="preserve">12  A sadder wiser listener — </w:t>
       </w:r>
       <w:r>
-        <w:t>Listen to this! The sailor continues to travel and retell his lesson about reverence for life! The Wedding Guest turns away from the celebration, altered by the experience of hearing rather than living the voyage. What changes when this story is finally understood?</w:t>
+        <w:t>The wedding guest leaves changed and misses the celebration. The tale has interrupted more than his route to a feast. He wakes with a sadder, deeper understanding.</w:t>
       </w:r>
     </w:p>
     <w:p>
@@ -11956,7 +11956,7 @@
         <w:rPr>
           <w:i/>
         </w:rPr>
-        <w:t>A golden crowd keeps dancing long after the walk has ended!</w:t>
+        <w:t>A lonely walk finds a crowd of flowers, whose real gift arrives much later.</w:t>
       </w:r>
     </w:p>
     <w:p>
@@ -12009,7 +12009,7 @@
         <w:t xml:space="preserve">1  The walker feels apart — </w:t>
       </w:r>
       <w:r>
-        <w:t>Imagine drifting like a cloud above the landscape! The speaker begins in solitude, moving without the companionship that will soon arrive from an unexpected direction.</w:t>
+        <w:t>Imagine a walker drifting through the countryside, feeling as solitary as a cloud above hills. There is no companion beside him. Then a sudden colour draws his eyes toward the water.</w:t>
       </w:r>
     </w:p>
     <w:p>
@@ -12035,7 +12035,7 @@
         <w:t xml:space="preserve">2  Gold appears beside the water — </w:t>
       </w:r>
       <w:r>
-        <w:t>Suddenly—a host of daffodils! The encounter interrupts loneliness with colour and movement, turning an ordinary walk into something the mind cannot help noticing.</w:t>
+        <w:t>A crowd of golden daffodils grows beside a lake, beneath trees. Their number transforms the scene. The lonely traveller has encountered a company that needs no spoken introduction.</w:t>
       </w:r>
     </w:p>
     <w:p>
@@ -12061,7 +12061,7 @@
         <w:t xml:space="preserve">3  The breeze gives them motion — </w:t>
       </w:r>
       <w:r>
-        <w:t>The flowers flutter and dance in the breeze. Watch that liveliness! The description treats the daffodils as animated companions without making them literal talking people.</w:t>
+        <w:t>The breeze moves the flowers, and the speaker sees them as dancing. Simple motion gives the crowd life. Their shared rhythm begins reaching his mood.</w:t>
       </w:r>
     </w:p>
     <w:p>
@@ -12087,7 +12087,7 @@
         <w:t xml:space="preserve">4  The crowd seems unending — </w:t>
       </w:r>
       <w:r>
-        <w:t>The line of flowers stretches along the bay like stars. How far can delight reach? Their abundance enlarges the small discovery into an image of unexpected generosity.</w:t>
+        <w:t>They stretch along the shore like stars across the night sky. The comparison makes a local view feel immense. A small walk has opened onto imagined abundance.</w:t>
       </w:r>
     </w:p>
     <w:p>
@@ -12113,7 +12113,7 @@
         <w:t xml:space="preserve">5  The lake joins the dance — </w:t>
       </w:r>
       <w:r>
-        <w:t>Waves move beside the flowers, but the daffodils seem brighter in spirit. The whole scene comes alive! Nature offers a fellowship the solitary walker had not been seeking.</w:t>
+        <w:t>The lake's waves dance too, but the flowers seem more joyful. Water and blossom belong to one lively scene. The walker stands within movement rather than outside it.</w:t>
       </w:r>
     </w:p>
     <w:p>
@@ -12139,7 +12139,7 @@
         <w:t xml:space="preserve">6  The mood quietly changes — </w:t>
       </w:r>
       <w:r>
-        <w:t>A poet cannot remain untouched by such company. Solitude is no longer simply isolation! The encounter gives the speaker a temporary participation in the movement around him.</w:t>
+        <w:t>He cannot remain entirely untouched by their cheerfulness. The sight changes his feeling without any deliberate effort. The encounter is already doing more than providing a pretty view.</w:t>
       </w:r>
     </w:p>
     <w:p>
@@ -12182,7 +12182,7 @@
         <w:t xml:space="preserve">7  The eyes remain on the flowers — </w:t>
       </w:r>
       <w:r>
-        <w:t>He gazes and gazes. What is being gathered without a conscious plan? The scene enters memory before the speaker understands how useful it may later become.</w:t>
+        <w:t>He keeps looking, absorbed in the flowers. For now, seeing is enough. He does not calculate what the moment might offer after the walk ends.</w:t>
       </w:r>
     </w:p>
     <w:p>
@@ -12208,7 +12208,7 @@
         <w:t xml:space="preserve">8  The gift is not yet understood — </w:t>
       </w:r>
       <w:r>
-        <w:t>At the lake he does not fully recognise the encounter's wealth. Here is the lovely delay! An experience can matter more later than it seemed to matter at the time.</w:t>
+        <w:t>The scene has entered memory before he understands its value. Its richest effect is still waiting. The gift of the encounter will become clearer away from the shore.</w:t>
       </w:r>
     </w:p>
     <w:p>
@@ -12234,7 +12234,7 @@
         <w:t xml:space="preserve">9  Another day brings stillness — </w:t>
       </w:r>
       <w:r>
-        <w:t>Later he lies on a couch, vacant or thoughtful. The walk is over! No flowers physically enter the room, yet an inward image can change the quiet present.</w:t>
+        <w:t>Later, he lies on a couch, idle or thoughtful. The flowers are no longer physically nearby. An ordinary quiet moment opens space for their return.</w:t>
       </w:r>
     </w:p>
     <w:p>
@@ -12260,7 +12260,7 @@
         <w:t xml:space="preserve">10  The inward eye opens — </w:t>
       </w:r>
       <w:r>
-        <w:t>The daffodils flash into memory. There they are again! The remembered scene brings a form of companionship into solitude without requiring the original landscape to return.</w:t>
+        <w:t>The daffodils appear to his inward eye. Memory restores their colour and movement. The crowded shore becomes available inside an apparently solitary room.</w:t>
       </w:r>
     </w:p>
     <w:p>
@@ -12286,7 +12286,7 @@
         <w:t xml:space="preserve">11  The heart takes up the movement — </w:t>
       </w:r>
       <w:r>
-        <w:t>Joy fills the speaker and his heart dances with the flowers. Notice the transfer! The body's earlier looking becomes an inward rhythm of remembered delight.</w:t>
+        <w:t>His heart fills with pleasure and dances with them again. What began as an outward view becomes an inward resource. The remembered movement changes the present mood.</w:t>
       </w:r>
     </w:p>
     <w:p>
@@ -12312,7 +12312,7 @@
         <w:t xml:space="preserve">12  Carry the golden crowd with you — </w:t>
       </w:r>
       <w:r>
-        <w:t>The poem closes inside memory. What image from your own life returns like that? Its story is an encounter, a delay and a renewed joy—not merely a pretty field.</w:t>
+        <w:t>Keep the sequence: lonely cloud, golden shore, quiet couch, returning dance. The poem's small adventure lasts beyond the walk because attention gave memory something to carry.</w:t>
       </w:r>
     </w:p>
     <w:p>
@@ -12437,7 +12437,7 @@
         <w:rPr>
           <w:i/>
         </w:rPr>
-        <w:t>Two sisters learn that feeling and judgement need each other.</w:t>
+        <w:t>Two sisters lose their home, then discover how differently a hidden promise and a public rejection can hurt.</w:t>
       </w:r>
     </w:p>
     <w:p>
@@ -12538,7 +12538,7 @@
         <w:t xml:space="preserve">1  The home is lost — </w:t>
       </w:r>
       <w:r>
-        <w:t>Look a little closer! Inheritance leaves the Dashwood women with reduced resources! Moving to a smaller home changes the sisters' prospects, making emotion inseparable from the material arrangements governing family life. Will this place still mean safety?</w:t>
+        <w:t>When their father dies, Elinor and Marianne Dashwood lose the security of their home. Property passes to their half-brother. Their mother must begin again with a smaller income.</w:t>
       </w:r>
     </w:p>
     <w:p>
@@ -12564,7 +12564,7 @@
         <w:t xml:space="preserve">2  The household’s future has a smaller purse — </w:t>
       </w:r>
       <w:r>
-        <w:t>The Dashwood women lose familiar security after their father's death. Affection meets arithmetic! Reduced means shape where they live and what relationships appear possible.</w:t>
+        <w:t>A modest new household changes their expectations. Marriage, money, and affection cannot be considered separately. The sisters face uncertain futures with different habits of feeling.</w:t>
       </w:r>
     </w:p>
     <w:p>
@@ -12590,7 +12590,7 @@
         <w:t xml:space="preserve">3  Two kinds of attachment — </w:t>
       </w:r>
       <w:r>
-        <w:t>Listen to this! Elinor feels for Edward but reads uncertain signs cautiously! Marianne meets Willoughby and treats their shared tastes and intense attraction as evidence of a perfect understanding. What will affection ask of them now?</w:t>
+        <w:t>Elinor loves cautiously and conceals distress; Marianne expresses affection passionately. Each approach has strength and risk. Their stories test judgement and feeling without making either sister simple.</w:t>
       </w:r>
     </w:p>
     <w:p>
@@ -12616,7 +12616,7 @@
         <w:t xml:space="preserve">4  Elinor must interpret a guarded attachment — </w:t>
       </w:r>
       <w:r>
-        <w:t>Edward's affection seems real, but obstacles remain unclear. What can restraint protect? She feels deeply while trying not to claim a certainty the evidence cannot give.</w:t>
+        <w:t>Elinor is drawn to Edward Ferrars, but his reserve puzzles her. She hopes his kindness means love. Something he cannot openly explain limits the future she imagines.</w:t>
       </w:r>
     </w:p>
     <w:p>
@@ -12642,7 +12642,7 @@
         <w:t xml:space="preserve">5  The hidden engagement — </w:t>
       </w:r>
       <w:r>
-        <w:t>Here is what matters! Lucy uncovers that she is already engaged to Edward! Elinor must keep the confidence and bear disappointment privately, so her apparent composure conceals considerable emotional labour. What happens when a promise meets its cost?</w:t>
+        <w:t>Lucy Steele tells Elinor that she is secretly engaged to Edward. Elinor must now endure disappointment while keeping the confidence. The hope she cannot share becomes a grief she cannot explain.</w:t>
       </w:r>
     </w:p>
     <w:p>
@@ -12668,7 +12668,7 @@
         <w:t xml:space="preserve">6  A confidence requires painful silence — </w:t>
       </w:r>
       <w:r>
-        <w:t>Lucy's secret prevents Elinor from freely explaining her suffering. The quiet sister bears more than others see! Composure becomes an effort, not an absence of emotion.</w:t>
+        <w:t>Lucy makes Elinor her unwilling listener. Politeness and a promise of secrecy keep the pain contained. Outward composure leaves other people unaware of how much she feels.</w:t>
       </w:r>
     </w:p>
     <w:p>
@@ -12711,7 +12711,7 @@
         <w:t xml:space="preserve">7  A public humiliation — </w:t>
       </w:r>
       <w:r>
-        <w:t>Stay with the story! In London, Willoughby rejects Marianne and marries for wealth! His earlier warmth proves compatible with selfish choices, breaking her belief that intense feeling guarantees trustworthy conduct. Who will believe the words—and who will pay for believing?</w:t>
+        <w:t>Marianne falls for the charming Willoughby, then receives a cold rejection in London. He chooses a wealthy marriage. Her openly displayed hope ends in public humiliation.</w:t>
       </w:r>
     </w:p>
     <w:p>
@@ -12737,7 +12737,7 @@
         <w:t xml:space="preserve">8  The charming past contains another harmed woman — </w:t>
       </w:r>
       <w:r>
-        <w:t>Brandon's account exposes Willoughby's conduct. A romantic manner cannot answer that history! Marianne must revise the connection between intense feeling and trustworthy care.</w:t>
+        <w:t>Willoughby's past contains another woman he has harmed. Charm had hidden conduct Marianne did not know. The lover she admired must be reconsidered through what he has done.</w:t>
       </w:r>
     </w:p>
     <w:p>
@@ -12763,7 +12763,7 @@
         <w:t xml:space="preserve">9  Brandon's history reframes the man — </w:t>
       </w:r>
       <w:r>
-        <w:t>Now turn the page! Colonel Brandon uncovers Willoughby's treatment of another young woman! The disclosure makes the betrayal more than a romance gone wrong and exposes a pattern of irresponsibility. What changes when this story is finally understood?</w:t>
+        <w:t>Colonel Brandon reveals that history and continues offering care. His quiet character begins to look different beside Willoughby's brilliance. Reliable action grows more significant than romantic display.</w:t>
       </w:r>
     </w:p>
     <w:p>
@@ -12789,7 +12789,7 @@
         <w:t xml:space="preserve">10  Illness and self-recognition — </w:t>
       </w:r>
       <w:r>
-        <w:t>The scene changes! Marianne's illness brings the sisters close to loss! Recovery leads her to reconsider her earlier conduct without requiring her to abandon the capacity for strong feeling. What can no longer be kept outside?</w:t>
+        <w:t>Marianne becomes gravely ill, and her recovery opens a period of reflection. She recognises the harm of surrendering everything to unchecked feeling. Survival gives her room to change.</w:t>
       </w:r>
     </w:p>
     <w:p>
@@ -12815,7 +12815,7 @@
         <w:t xml:space="preserve">11  The recovery changes how feeling is used — </w:t>
       </w:r>
       <w:r>
-        <w:t>Marianne does not simply stop having passions. She questions her conduct! Strong emotion can remain valuable while learning to attend to other people and consequences.</w:t>
+        <w:t>Her later affection for Brandon develops through a steadier understanding. She does not simply stop feeling deeply. She learns to join feeling with attention to another person's character.</w:t>
       </w:r>
     </w:p>
     <w:p>
@@ -12841,7 +12841,7 @@
         <w:t xml:space="preserve">12  The unexpected release — </w:t>
       </w:r>
       <w:r>
-        <w:t>What do you notice? Lucy marries Edward's brother, freeing Edward to propose to Elinor! Marianne eventually marries Brandon; the endings suggest the value of combining affection with responsible attention. What might grow from this moment?</w:t>
+        <w:t>Lucy marries Edward's brother, freeing Edward from his engagement. He and Elinor marry; Marianne marries Brandon. Both sisters reach happiness after learning what their first hopes had missed.</w:t>
       </w:r>
     </w:p>
     <w:p>
@@ -12961,7 +12961,7 @@
         <w:rPr>
           <w:i/>
         </w:rPr>
-        <w:t>First impressions must survive the evidence of character.</w:t>
+        <w:t>An insult starts a lasting dislike, until a letter forces two proud people to look again.</w:t>
       </w:r>
     </w:p>
     <w:p>
@@ -13086,7 +13086,7 @@
         <w:t xml:space="preserve">1  A new neighbour changes expectations — </w:t>
       </w:r>
       <w:r>
-        <w:t>Come closer! Bingley's arrival encourages the Bennet family's marriage hopes! Darcy's reserved pride offends Elizabeth, and she begins to read his character through the injury of their first encounter. What will this moment change?</w:t>
+        <w:t>At Longbourn, the Bennet family hears that wealthy Mr Bingley has rented a nearby house. Five daughters face uncertain financial futures. Their mother's hopes immediately turn toward marriage.</w:t>
       </w:r>
     </w:p>
     <w:p>
@@ -13112,7 +13112,7 @@
         <w:t xml:space="preserve">2  The first slight helps write the future — </w:t>
       </w:r>
       <w:r>
-        <w:t>Darcy's proud manner gives Elizabeth a ready judgement. How quickly an impression becomes a story! Later information will enter a mind already inclined to believe the worst.</w:t>
+        <w:t>At a dance, Bingley's friend Darcy dismisses Elizabeth Bennet as insufficiently attractive. She hears of the slight and dislikes him. Their next meetings begin under that judgement.</w:t>
       </w:r>
     </w:p>
     <w:p>
@@ -13138,7 +13138,7 @@
         <w:t xml:space="preserve">3  Charm supplies a rival account — </w:t>
       </w:r>
       <w:r>
-        <w:t>Now watch! Wickham offers an attractive story about Darcy's supposed wrongdoing! Elizabeth believes it readily, while Jane and Bingley's affection is interrupted by social interference. Who can see beneath that appearance?</w:t>
+        <w:t>The charming officer Wickham tells Elizabeth that Darcy has mistreated him. His easy manner makes the account persuasive. She now has a story that fits her existing dislike.</w:t>
       </w:r>
     </w:p>
     <w:p>
@@ -13164,7 +13164,7 @@
         <w:t xml:space="preserve">4  The charming witness has a motive too — </w:t>
       </w:r>
       <w:r>
-        <w:t>Wickham's account flatters Elizabeth's dislike of Darcy. Listen to the advantage! An appealing speaker can make unreliable evidence feel personally satisfying.</w:t>
+        <w:t>Wickham's version hides his own conduct, including an attempted elopement with Darcy's young sister. Elizabeth does not yet know that history. Confidence has arrived ahead of sufficient evidence.</w:t>
       </w:r>
     </w:p>
     <w:p>
@@ -13190,7 +13190,7 @@
         <w:t xml:space="preserve">5  Marriage has material stakes — </w:t>
       </w:r>
       <w:r>
-        <w:t>Look a little closer! Elizabeth rejects Mr. Collins, but Charlotte accepts him for security. The contrast makes choice look different for women with different resources and expectations. Can money give them what they really need?</w:t>
+        <w:t>Marriage offers security as well as companionship, especially when women cannot inherit the family home. Elizabeth refuses Mr Collins. Her friend Charlotte sees his offer differently.</w:t>
       </w:r>
     </w:p>
     <w:p>
@@ -13216,7 +13216,7 @@
         <w:t xml:space="preserve">6  Charlotte chooses within a narrower field — </w:t>
       </w:r>
       <w:r>
-        <w:t>Her marriage to Collins buys security at a cost Elizabeth dislikes. What are the available choices? The novel asks readers to compare circumstances before judging a compromise.</w:t>
+        <w:t>Charlotte accepts him because her options are narrower. Elizabeth struggles to understand the choice. The same marriage can look intolerable to one woman and practical to another.</w:t>
       </w:r>
     </w:p>
     <w:p>
@@ -13259,7 +13259,7 @@
         <w:t xml:space="preserve">7  The first proposal fails — </w:t>
       </w:r>
       <w:r>
-        <w:t>Listen to this! Darcy proposes while emphasising the objections he has overcome! Elizabeth condemns his treatment of Jane and Wickham, rejecting an offer whose manner seems to confirm his arrogance. What will affection ask of them now?</w:t>
+        <w:t>Darcy unexpectedly proposes to Elizabeth. He speaks of love while stressing the family disadvantages he has overcome. She refuses, angry at his conduct toward Jane and Wickham.</w:t>
       </w:r>
     </w:p>
     <w:p>
@@ -13285,7 +13285,7 @@
         <w:t xml:space="preserve">8  The proposal arrives carrying an insult — </w:t>
       </w:r>
       <w:r>
-        <w:t>Darcy declares affection while stressing social objections. No wonder Elizabeth resists! Love spoken from unequal assumptions cannot expect gratitude merely for announcing itself.</w:t>
+        <w:t>His proposal carries an insult inside its declaration. Elizabeth's reply forces him to hear how he appears to her. Both leave the encounter with their certainty challenged.</w:t>
       </w:r>
     </w:p>
     <w:p>
@@ -13311,7 +13311,7 @@
         <w:t xml:space="preserve">9  The letter changes the evidence — </w:t>
       </w:r>
       <w:r>
-        <w:t>Here is what matters! Darcy explains Wickham's conduct and his role in Bingley's withdrawal! Elizabeth begins to recognise how prejudice and vanity have shaped the confidence of her own judgements. Who will believe the words—and who will pay for believing?</w:t>
+        <w:t>Darcy's letter explains Wickham's history and his own interference with Bingley. Elizabeth rereads it and reconsiders her judgement. A disliked man's evidence unsettles a charming man's story.</w:t>
       </w:r>
     </w:p>
     <w:p>
@@ -13337,7 +13337,7 @@
         <w:t xml:space="preserve">10  Lydia's crisis tests action — </w:t>
       </w:r>
       <w:r>
-        <w:t>Stay with the story! Lydia runs away with Wickham, threatening family reputation! Darcy quietly helps secure the marriage, showing through costly action a generosity that earlier appearances concealed. What happens when a promise meets its cost?</w:t>
+        <w:t>When Lydia elopes with Wickham, the family faces disgrace. Darcy quietly helps arrange their marriage. His behaviour during a real crisis differs from the man Elizabeth first imagined.</w:t>
       </w:r>
     </w:p>
     <w:p>
@@ -13363,7 +13363,7 @@
         <w:t xml:space="preserve">11  The rescue happens beyond the performance — </w:t>
       </w:r>
       <w:r>
-        <w:t>Darcy helps secure Lydia's marriage without seeking public applause. Here is useful evidence! Character becomes clearer through costly action than through an attractive account of oneself.</w:t>
+        <w:t>He acts without presenting the rescue as a performance for Elizabeth. Learning what he has done changes her understanding further. Affection grows through evidence and changed conduct.</w:t>
       </w:r>
     </w:p>
     <w:p>
@@ -13389,7 +13389,7 @@
         <w:t xml:space="preserve">12  Both learn to reconsider — </w:t>
       </w:r>
       <w:r>
-        <w:t>Now turn the page! Bingley and Jane reunite, and Elizabeth accepts a changed Darcy! Their marriage follows mutual self-correction, joining affection to better understanding rather than merely to wealth. What might grow from this moment?</w:t>
+        <w:t>Elizabeth and Darcy meet again with greater honesty and marry. Jane and Bingley also reunite. The ending depends on people learning to revise a first impression rather than defend it forever.</w:t>
       </w:r>
     </w:p>
     <w:p>
@@ -13509,7 +13509,7 @@
         <w:rPr>
           <w:i/>
         </w:rPr>
-        <w:t>A confident matchmaker must learn how little she knows.</w:t>
+        <w:t>A confident matchmaker rearranges other people's hopes, then discovers she has misunderstood her own.</w:t>
       </w:r>
     </w:p>
     <w:p>
@@ -13610,7 +13610,7 @@
         <w:t xml:space="preserve">1  The matchmaker feels certain — </w:t>
       </w:r>
       <w:r>
-        <w:t>What do you notice? Emma credits herself with arranging a successful marriage and turns toward Harriet's future! Wealth and security let her treat other people's prospects as an entertaining field for intervention. What will affection ask of them now?</w:t>
+        <w:t>In the village of Highbury, Emma Woodhouse enjoys comfort, influence, and confidence in her judgement. After a marriage she believes she helped arrange, she decides to guide another friend's future.</w:t>
       </w:r>
     </w:p>
     <w:p>
@@ -13636,7 +13636,7 @@
         <w:t xml:space="preserve">2  A successful match gives Emma too much confidence — </w:t>
       </w:r>
       <w:r>
-        <w:t>Miss Taylor's marriage looks like proof of Emma's skill. What if the evidence is weaker? One pleasant outcome becomes permission to direct another person's future.</w:t>
+        <w:t>One apparent success makes her trust her talent too much. Mr Knightley questions her interference, but she feels sure of what she sees. Harriet Smith becomes her next project.</w:t>
       </w:r>
     </w:p>
     <w:p>
@@ -13662,7 +13662,7 @@
         <w:t xml:space="preserve">3  The farmer is discouraged — </w:t>
       </w:r>
       <w:r>
-        <w:t>Keep your eyes on this moment! Emma persuades Harriet to reject Robert Martin despite his genuine affection! Her assumptions about rank outweigh the evidence of a suitable and caring relationship. Can money give them what they really need?</w:t>
+        <w:t>Emma discourages Harriet from accepting Robert Martin, a farmer who genuinely cares for her. She imagines a grander match. Harriet lets another person's ambition displace her own inclination.</w:t>
       </w:r>
     </w:p>
     <w:p>
@@ -13688,7 +13688,7 @@
         <w:t xml:space="preserve">4  Harriet’s existing affection is treated as improvable — </w:t>
       </w:r>
       <w:r>
-        <w:t>Robert Martin's kindness loses to Emma's imagined social promotion. Look at the judgement! Status makes a real attachment seem less valuable than an attractive speculation.</w:t>
+        <w:t>The friendship gives Emma power over a young woman with less security. Raising Harriet's hopes feels generous to Emma. It also risks making a suitable, loving future seem beneath her.</w:t>
       </w:r>
     </w:p>
     <w:p>
@@ -13714,7 +13714,7 @@
         <w:t xml:space="preserve">5  Mr. Elton reveals the mistake — </w:t>
       </w:r>
       <w:r>
-        <w:t>What will this mean? Emma imagines Elton loves Harriet, but he proposes to Emma instead! The surprise exposes how easily she interprets another person's conduct through the plot she wants to construct. Can the first impression still be trusted?</w:t>
+        <w:t>Emma assumes Mr Elton admires Harriet. His gestures actually concern Emma, and he proposes to her. The surprise exposes how confidently she has been interpreting evidence in the wrong direction.</w:t>
       </w:r>
     </w:p>
     <w:p>
@@ -13740,7 +13740,7 @@
         <w:t xml:space="preserve">6  The wrong suitor exposes the wrong reading — </w:t>
       </w:r>
       <w:r>
-        <w:t>Elton's proposal shows how Emma has misread his attentions. A confident story collapses! Other people have intentions that her elegant matchmaking plot cannot assign to them.</w:t>
+        <w:t>Harriet is hurt by a disappointment Emma helped create. Good intentions cannot repair it automatically. The matchmaker has to confront consequences outside her own comfortable position.</w:t>
       </w:r>
     </w:p>
     <w:p>
@@ -13783,7 +13783,7 @@
         <w:t xml:space="preserve">7  Frank supplies more misdirection — </w:t>
       </w:r>
       <w:r>
-        <w:t>Carry this image with you! Frank Churchill flirts while secretly engaged to Jane Fairfax! Emma enjoys the attention and misunderstands Jane, whose position requires much greater caution and discretion. Who can see beneath that appearance?</w:t>
+        <w:t>Frank Churchill's flirtation brings further misleading appearances. Emma reads his conduct as interest in herself. His hidden relationship with Jane Fairfax makes those appearances unfair to several people.</w:t>
       </w:r>
     </w:p>
     <w:p>
@@ -13809,7 +13809,7 @@
         <w:t xml:space="preserve">8  The hidden engagement has serious stakes — </w:t>
       </w:r>
       <w:r>
-        <w:t>Frank's playful behaviour protects a secret at Jane's expense. What does Emma fail to see? Another woman's vulnerability sits beneath the amusement she enjoys.</w:t>
+        <w:t>Frank and Jane are secretly engaged. Jane's dependence and uncertainty give that secrecy real weight. What looks like playful social behaviour to Emma costs another woman distress.</w:t>
       </w:r>
     </w:p>
     <w:p>
@@ -13835,7 +13835,7 @@
         <w:t xml:space="preserve">9  Box Hill wounds Miss Bates — </w:t>
       </w:r>
       <w:r>
-        <w:t>Come closer! Emma makes a cutting joke at Miss Bates's expense! Knightley's rebuke forces her to see the cruelty of exercising social ease against someone with little protection. Which hope can survive the change?</w:t>
+        <w:t>At Box Hill, Emma makes a cruel joke at Miss Bates's expense. Knightley rebukes her for hurting someone vulnerable. A small triumph of wit becomes a moral failure.</w:t>
       </w:r>
     </w:p>
     <w:p>
@@ -13861,7 +13861,7 @@
         <w:t xml:space="preserve">10  Harriet changes Emma's view — </w:t>
       </w:r>
       <w:r>
-        <w:t>Now watch! When Harriet speaks of Knightley, Emma recognises her own feelings and fears the consequences of further interference! The emotional shock makes her imagined mastery of relationships collapse. What will affection ask of them now?</w:t>
+        <w:t>Harriet then admits she loves Knightley. Emma suddenly understands her own feelings for him. The observer who imagined understanding everyone else has overlooked herself.</w:t>
       </w:r>
     </w:p>
     <w:p>
@@ -13887,7 +13887,7 @@
         <w:t xml:space="preserve">11  A wounded neighbour needs actual attention — </w:t>
       </w:r>
       <w:r>
-        <w:t>After Box Hill, Emma visits Miss Bates with a changed purpose. Remorse must travel beyond the self! Repair begins through care for the person the joke injured.</w:t>
+        <w:t>She visits Miss Bates and begins repairing the harm through attention rather than cleverness. Humility requires actual conduct. Recognising a mistake is only the beginning of making amends.</w:t>
       </w:r>
     </w:p>
     <w:p>
@@ -13913,7 +13913,7 @@
         <w:t xml:space="preserve">12  Repair through attention — </w:t>
       </w:r>
       <w:r>
-        <w:t>Look a little closer! Knightley loves Emma, Harriet returns to Martin, and the concealed engagement is explained! Emma's growth depends on humility and practical care rather than the triumph of her matchmaking. What might grow from this moment?</w:t>
+        <w:t>Knightley loves Emma, and they marry; Harriet returns to Robert Martin. The happy ending follows better judgement and less interference. Emma learns to look at people before arranging their lives.</w:t>
       </w:r>
     </w:p>
     <w:p>
@@ -14038,7 +14038,7 @@
         <w:rPr>
           <w:i/>
         </w:rPr>
-        <w:t>Starlight and darkness meet in a single luminous portrait!</w:t>
+        <w:t>A speaker sees a woman's beauty as night and starlight meeting in perfect balance.</w:t>
       </w:r>
     </w:p>
     <w:p>
@@ -14091,7 +14091,7 @@
         <w:t xml:space="preserve">1  Night becomes a compliment — </w:t>
       </w:r>
       <w:r>
-        <w:t>Imagine a clear, starry night! The speaker begins the portrait through darkness lit by brightness, making beauty a harmony rather than merely a dazzling surface.</w:t>
+        <w:t>Imagine a woman whose appearance reminds the speaker of a clear, starry night. Byron begins with darkness made beautiful rather than frightening. The comparison establishes a quiet, balanced scene.</w:t>
       </w:r>
     </w:p>
     <w:p>
@@ -14117,7 +14117,7 @@
         <w:t xml:space="preserve">2  Two opposites meet — </w:t>
       </w:r>
       <w:r>
-        <w:t>Light and dark seem to unite in the woman's appearance. Notice the balance! The poem builds its ideal from qualities usually treated as opposing conditions.</w:t>
+        <w:t>Light and dark meet without one defeating the other. Beauty lies in their harmony. The speaker looks for a softness that ordinary bright daylight would not provide.</w:t>
       </w:r>
     </w:p>
     <w:p>
@@ -14143,7 +14143,7 @@
         <w:t xml:space="preserve">3  The gaze settles on the eyes — </w:t>
       </w:r>
       <w:r>
-        <w:t>The harmony gathers in her look. What can an observer truly know from eyes? The image moves toward an inward life while remaining an external act of seeing.</w:t>
+        <w:t>He focuses on her eyes, where those qualities seem to gather. The description belongs to an admiring observer. We hear what he sees, not the woman's own account.</w:t>
       </w:r>
     </w:p>
     <w:p>
@@ -14169,7 +14169,7 @@
         <w:t xml:space="preserve">4  Daylight seems too bright — </w:t>
       </w:r>
       <w:r>
-        <w:t>The portrait favours a tender illumination over gaudy daylight. The preference matters! Its beauty depends upon restraint and proportion, not the largest possible quantity of brilliance.</w:t>
+        <w:t>Harsh daylight appears less suited to this gentle balance. The night comparison continues shaping the portrait. A familiar opposition between darkness and beauty has been reversed.</w:t>
       </w:r>
     </w:p>
     <w:p>
@@ -14195,7 +14195,7 @@
         <w:t xml:space="preserve">5  One change might disturb the whole — </w:t>
       </w:r>
       <w:r>
-        <w:t>The speaker imagines too much shade or too little light spoiling the effect. Such precision! The portrait's harmony is presented as delicate rather than unlimited.</w:t>
+        <w:t>He imagines that a little more shade or a little less light would disturb the effect. The beauty feels precisely poised. Its force comes through proportion rather than extravagance.</w:t>
       </w:r>
     </w:p>
     <w:p>
@@ -14221,7 +14221,7 @@
         <w:t xml:space="preserve">6  The dark hair enters the picture — </w:t>
       </w:r>
       <w:r>
-        <w:t>The balance rests in raven hair and the softly lit face. Follow the details! Physical description gives the abstract harmony something the reader can actually imagine.</w:t>
+        <w:t>Dark hair enters the picture alongside softly illuminated features. The description moves from the larger night image toward particular details. The same balance continues at a smaller scale.</w:t>
       </w:r>
     </w:p>
     <w:p>
@@ -14264,7 +14264,7 @@
         <w:t xml:space="preserve">7  The face becomes a claimed window — </w:t>
       </w:r>
       <w:r>
-        <w:t>The speaker imagines thoughts expressing themselves serenely through appearance. But this is an interpretation! The woman has not spoken, so the inward portrait belongs to the observer's judgement.</w:t>
+        <w:t>The speaker treats outward grace as a sign of inward serenity. That is his admiring interpretation. Appearance alone cannot independently prove the whole character he attributes to her.</w:t>
       </w:r>
     </w:p>
     <w:p>
@@ -14290,7 +14290,7 @@
         <w:t xml:space="preserve">8  The cheek holds a quiet expression — </w:t>
       </w:r>
       <w:r>
-        <w:t>Softness and calm gather in the facial image. There is no dramatic action to invent! The poem asks us to attend to an idealised presence through small changes of focus.</w:t>
+        <w:t>Her cheek and brow seem calm. Their expression supports the quiet atmosphere he has built. Nothing dramatic happens; the poem moves through the act of sustained looking.</w:t>
       </w:r>
     </w:p>
     <w:p>
@@ -14316,7 +14316,7 @@
         <w:t xml:space="preserve">9  The smiles suggest kindness — </w:t>
       </w:r>
       <w:r>
-        <w:t>The speaker reads goodness in smiles and colour. How readily beauty becomes moral evidence! The portrait joins outward charm with a virtue that the observer assumes rather than independently proves.</w:t>
+        <w:t>Smiles suggest kindness to the observer. He imagines good feeling behind them. The portrait becomes increasingly moral as well as visual, joining beauty to a hoped-for inner life.</w:t>
       </w:r>
     </w:p>
     <w:p>
@@ -14342,7 +14342,7 @@
         <w:t xml:space="preserve">10  The calm becomes a whole life — </w:t>
       </w:r>
       <w:r>
-        <w:t>The imagined goodness widens into peaceful days and innocent affection. The poem's certainty grows! Its ending tells us how the speaker wants appearance and character to agree.</w:t>
+        <w:t>He describes peaceful thoughts and innocent love. The calm surface now stands for an entire character. We should hear the confidence as belonging to his lyrical praise.</w:t>
       </w:r>
     </w:p>
     <w:p>
@@ -14368,7 +14368,7 @@
         <w:t xml:space="preserve">11  The missing voice deserves attention — </w:t>
       </w:r>
       <w:r>
-        <w:t>Pause and notice who never speaks! The woman's inward life reaches us through someone else's idealising description, a limitation that belongs to the poem's form.</w:t>
+        <w:t>The woman never speaks in the poem. Her silence does not invalidate the portrait, but limits what we can claim to know. Admiration remains an observer's view.</w:t>
       </w:r>
     </w:p>
     <w:p>
@@ -14394,7 +14394,7 @@
         <w:t xml:space="preserve">12  Keep the balanced night in memory — </w:t>
       </w:r>
       <w:r>
-        <w:t>There is no marriage plot or secret disaster here! Remember an image shaped by light, darkness and the speaker's wish to see outward beauty as inward harmony.</w:t>
+        <w:t>Remember the clear night with stars, balanced shade, and gentle light. The poem's memorable picture comes from that harmony, while the person within it remains seen through another voice.</w:t>
       </w:r>
     </w:p>
     <w:p>
@@ -14519,7 +14519,7 @@
         <w:rPr>
           <w:i/>
         </w:rPr>
-        <w:t>A pleasure palace rises beside forces no ruler can contain.</w:t>
+        <w:t>A ruler encloses a pleasure garden, while an untamed river carries the vision beyond his walls.</w:t>
       </w:r>
     </w:p>
     <w:p>
@@ -14584,7 +14584,7 @@
         <w:t xml:space="preserve">1  The dome is decreed — </w:t>
       </w:r>
       <w:r>
-        <w:t>Now turn the page! Kubla commands a pleasure dome in Xanadu! Ordered gardens and enclosing walls initially suggest human power shaping a magnificent and protected space. What will this moment change?</w:t>
+        <w:t>Imagine Xanadu, where Kubla Khan commands a magnificent pleasure dome. Gardens and walls promise controlled beauty. Through the scene runs Alph, a river leading toward a sunless sea.</w:t>
       </w:r>
     </w:p>
     <w:p>
@@ -14610,7 +14610,7 @@
         <w:t xml:space="preserve">2  The imperial command draws a boundary — </w:t>
       </w:r>
       <w:r>
-        <w:t>Kubla orders an enclosed pleasure-dome. How confidently the decree sounds! Human design begins by imagining a beautiful space it can define and protect.</w:t>
+        <w:t>The ruler marks out an ordered enclosure. His command can arrange gardens, but the poem's wider landscape will not stay within that plan. Other forces are already moving beneath it.</w:t>
       </w:r>
     </w:p>
     <w:p>
@@ -14636,7 +14636,7 @@
         <w:t xml:space="preserve">3  The river travels beyond order — </w:t>
       </w:r>
       <w:r>
-        <w:t>The scene changes! Alph flows through vast caverns toward a sunless sea! The landscape immediately exceeds the ruler's gardens, connecting controlled beauty to depths that cannot be surveyed. Where will this movement lead?</w:t>
+        <w:t>The river passes through caverns beyond human measure. Its course exceeds the boundaries of the pleasure ground. The vision joins carefully cultivated space to something immense and unknown.</w:t>
       </w:r>
     </w:p>
     <w:p>
@@ -14662,7 +14662,7 @@
         <w:t xml:space="preserve">4  The river ignores the enclosure’s promise — </w:t>
       </w:r>
       <w:r>
-        <w:t>Alph passes toward caverns and darkness beyond clear measurement. Follow it! The designed garden belongs to a larger natural movement the ruler has not created.</w:t>
+        <w:t>Water moves from the visible garden into hidden depths. What can be enclosed is only part of the world. The ruler's splendid decree cannot explain the whole journey.</w:t>
       </w:r>
     </w:p>
     <w:p>
@@ -14688,7 +14688,7 @@
         <w:t xml:space="preserve">5  The chasm erupts — </w:t>
       </w:r>
       <w:r>
-        <w:t>What do you notice? A violent fountain bursts from a wild cleft, hurling fragments through the air! Creative energy appears at once fertile, sacred and frightening, resisting a merely decorative reading of the scene. What will this moment change?</w:t>
+        <w:t>A deep chasm breaks the landscape, associated with wildness and supernatural disturbance. The peaceful garden now has a restless neighbour. Its beauty depends on a contrast it cannot remove.</w:t>
       </w:r>
     </w:p>
     <w:p>
@@ -14714,7 +14714,7 @@
         <w:t xml:space="preserve">6  The fountain brings power from below — </w:t>
       </w:r>
       <w:r>
-        <w:t>The violent eruption breaks the stillness of the planned scene. What cannot be kept outside? Creativity appears as an energy whose force exceeds polite control.</w:t>
+        <w:t>A fountain erupts from that chasm, throwing rocks upward. The river's energy rises violently from below. Creation appears as both an ordered design and an uncontrollable force.</w:t>
       </w:r>
     </w:p>
     <w:p>
@@ -14757,7 +14757,7 @@
         <w:t xml:space="preserve">7  The ancestors warn — </w:t>
       </w:r>
       <w:r>
-        <w:t>Keep your eyes on this moment! Kubla hears voices prophesying war while river and dome coexist in the visionary landscape! Even the pleasure of the palace is shadowed by conflict and instability. Which hope can survive the change?</w:t>
+        <w:t>Kubla hears ancestral voices prophesying war. Danger enters the splendid scene before the vision ends. The pleasure dome cannot make its own future permanently peaceful.</w:t>
       </w:r>
     </w:p>
     <w:p>
@@ -14783,7 +14783,7 @@
         <w:t xml:space="preserve">8  The shadow contains an impossible contrast — </w:t>
       </w:r>
       <w:r>
-        <w:t>Sunlit pleasure and icy caves occupy one vision. Hold them together! The image's brilliance depends upon opposites that ordinary architecture cannot comfortably reconcile.</w:t>
+        <w:t>Its shadow lies across the water, joining a sunny dome to caves of ice. The impossible contrast feels convincing inside the vision. Ordinary rules no longer control the picture.</w:t>
       </w:r>
     </w:p>
     <w:p>
@@ -14809,7 +14809,7 @@
         <w:t xml:space="preserve">9  Music returns in memory — </w:t>
       </w:r>
       <w:r>
-        <w:t>What will this mean? The speaker recalls an Abyssinian maid playing a dulcimer! Her song suggests a different source of creation, moving the poem from an imperial command toward inward imaginative recovery. What changes when this story is finally understood?</w:t>
+        <w:t>The speaker remembers a maiden playing a dulcimer and singing of Mount Abora. Another image enters, now through music. The remembered song might restore the creative power he seeks.</w:t>
       </w:r>
     </w:p>
     <w:p>
@@ -14835,7 +14835,7 @@
         <w:t xml:space="preserve">10  The wished-for reconstruction — </w:t>
       </w:r>
       <w:r>
-        <w:t>Carry this image with you! If he could revive the music within himself, the speaker imagines building the dome through poetry! The palace becomes an image of artistic power rather than simply a historical structure. What will this moment change?</w:t>
+        <w:t>He wishes he could recover that song completely. With its music, he imagines building the dome in air. The ruler's visible construction becomes the poet's hoped-for imaginative creation.</w:t>
       </w:r>
     </w:p>
     <w:p>
@@ -14861,7 +14861,7 @@
         <w:t xml:space="preserve">11  The remembered song might rebuild the dome — </w:t>
       </w:r>
       <w:r>
-        <w:t>The speaker wants to recover the Abyssinian maid's music. What a different maker now appears! Imaginative creation replaces the king's order with a desired act of listening.</w:t>
+        <w:t>The desired song is not shown returning in full. The speaker imagines what its recovery would make possible. The gap between remembered beauty and present ability remains.</w:t>
       </w:r>
     </w:p>
     <w:p>
@@ -14887,7 +14887,7 @@
         <w:t xml:space="preserve">12  The poet becomes uncanny — </w:t>
       </w:r>
       <w:r>
-        <w:t>Come closer! An audience would respond to such a creator with awe and protective ritual! The fragment leaves imaginative power both desirable and disturbing, and its promised reconstruction remains conditional. What can this vision promise?</w:t>
+        <w:t>The inspired poet appears both wonderful and frightening, someone listeners would approach with awe. The fragment ends around that imagined power, leaving its enchanted architecture suspended.</w:t>
       </w:r>
     </w:p>
     <w:p>
@@ -15012,7 +15012,7 @@
         <w:rPr>
           <w:i/>
         </w:rPr>
-        <w:t>A stranger asks for shelter—but what has crossed the threshold?</w:t>
+        <w:t>A young woman brings a stranger into her father's castle, then finds she cannot explain her growing fear.</w:t>
       </w:r>
     </w:p>
     <w:p>
@@ -15089,7 +15089,7 @@
         <w:t xml:space="preserve">1  The castle sleeps uneasily — </w:t>
       </w:r>
       <w:r>
-        <w:t>The night is strange, and Christabel goes into the woods to pray. Listen to the stillness! A private errand takes her beyond the household's protection.</w:t>
+        <w:t>At night outside her father's castle, Christabel goes into the woods to pray. The stillness feels uneasy. Near an oak, she hears someone who seems to need help.</w:t>
       </w:r>
     </w:p>
     <w:p>
@@ -15115,7 +15115,7 @@
         <w:t xml:space="preserve">2  A voice comes from the shadows — </w:t>
       </w:r>
       <w:r>
-        <w:t>She discovers Geraldine, who tells of an abduction. Christabel responds with pity! But a stranger's story is also the only explanation she has for the danger before her.</w:t>
+        <w:t>The stranger calls herself Geraldine and claims that men abducted and abandoned her. Christabel listens with compassion. The account gives her a reason to bring the woman home.</w:t>
       </w:r>
     </w:p>
     <w:p>
@@ -15141,7 +15141,7 @@
         <w:t xml:space="preserve">3  Compassion opens the gate — </w:t>
       </w:r>
       <w:r>
-        <w:t>Christabel brings Geraldine toward the castle. Shelter seems the generous answer! Yet a troubling difficulty at the threshold makes the act of welcome feel less straightforward.</w:t>
+        <w:t>Geraldine cannot cross the castle threshold unaided, so Christabel carries her over it. The rescued guest enters through kindness. Small disturbing signs begin surrounding the welcome.</w:t>
       </w:r>
     </w:p>
     <w:p>
@@ -15167,7 +15167,7 @@
         <w:t xml:space="preserve">4  The sleeping house admits its guest — </w:t>
       </w:r>
       <w:r>
-        <w:t>They pass into the quiet household. The unfamiliar figure is now inside! Hospitality has moved danger from the remote forest into Christabel's intimate domestic world.</w:t>
+        <w:t>The household sleeps while Christabel leads Geraldine inside. A dog's strange response and other uncanny details disturb the quiet. The apparent refuge may have admitted its own danger.</w:t>
       </w:r>
     </w:p>
     <w:p>
@@ -15193,7 +15193,7 @@
         <w:t xml:space="preserve">5  The chamber holds a secret — </w:t>
       </w:r>
       <w:r>
-        <w:t>In the bedchamber Geraldine reveals something the narrator refuses to describe fully. What has Christabel seen? The withheld detail gives uncertainty more power than a clear explanation would.</w:t>
+        <w:t>In Christabel's chamber, Geraldine reveals something terrible about her body that the poem leaves undescribed. The refusal to name it deepens uncertainty. Christabel's compassion now meets fear.</w:t>
       </w:r>
     </w:p>
     <w:p>
@@ -15219,7 +15219,7 @@
         <w:t xml:space="preserve">6  Speech becomes constrained — </w:t>
       </w:r>
       <w:r>
-        <w:t>Geraldine's influence binds Christabel's ability to tell what happened. Fear is joined by silence! Knowing danger is not enough if the witness cannot make others understand.</w:t>
+        <w:t>Geraldine places a mysterious constraint on what Christabel can say. The young woman cannot freely report what happened. Her private knowledge loses the means to protect her publicly.</w:t>
       </w:r>
     </w:p>
     <w:p>
@@ -15262,7 +15262,7 @@
         <w:t xml:space="preserve">7  Morning does not clear the darkness — </w:t>
       </w:r>
       <w:r>
-        <w:t>Geraldine meets Sir Leoline, who accepts her claimed family connection. The guest wins authority! Christabel's distress has to compete with the stranger's persuasive account.</w:t>
+        <w:t>Morning brings Geraldine before Sir Leoline, Christabel's father. Daylight does not remove the night's influence. The guest is about to receive support from the household's authority.</w:t>
       </w:r>
     </w:p>
     <w:p>
@@ -15288,7 +15288,7 @@
         <w:t xml:space="preserve">8  Old friendship strengthens the claim — </w:t>
       </w:r>
       <w:r>
-        <w:t>Leoline remembers Geraldine's supposed father and a broken friendship. Nostalgia now supports his trust! The present stranger benefits from an emotionally charged story about the past.</w:t>
+        <w:t>Geraldine claims to be the daughter of an old friend of Sir Leoline. He embraces the connection and offers protection. Her story gains force through his own remembered affection.</w:t>
       </w:r>
     </w:p>
     <w:p>
@@ -15314,7 +15314,7 @@
         <w:t xml:space="preserve">9  Bracy brings a disturbing dream — </w:t>
       </w:r>
       <w:r>
-        <w:t>The bard describes a dove endangered by a snake. A warning arrives through symbols! Will the household hear danger, or bend the image toward what it already wishes to believe?</w:t>
+        <w:t>The bard Bracy reports a dream of a dove threatened by a snake. Its warning points toward the danger surrounding Christabel. Sir Leoline interprets it differently, within Geraldine's account.</w:t>
       </w:r>
     </w:p>
     <w:p>
@@ -15340,7 +15340,7 @@
         <w:t xml:space="preserve">10  The daughter cannot persuade her father — </w:t>
       </w:r>
       <w:r>
-        <w:t>Christabel's resistance angers Leoline. How lonely her position becomes! A father's confidence in the guest turns his daughter's fear into something he treats as disobedience.</w:t>
+        <w:t>Christabel begs her father to send Geraldine away but cannot explain enough to convince him. He sees her resistance as an affront to his guest. The threatened daughter loses his support.</w:t>
       </w:r>
     </w:p>
     <w:p>
@@ -15366,7 +15366,7 @@
         <w:t xml:space="preserve">11  The uncanny appears in imitation — </w:t>
       </w:r>
       <w:r>
-        <w:t>Christabel mirrors Geraldine's serpent-like look. Identity itself feels unsettled! The poem leaves us watching an influence whose nature and reach cannot be securely explained.</w:t>
+        <w:t>Geraldine's snake-like glance affects Christabel, whose response strangely imitates it. The uncanny connection becomes visible without receiving a complete explanation. Fear spreads into the person trying to resist.</w:t>
       </w:r>
     </w:p>
     <w:p>
@@ -15392,7 +15392,7 @@
         <w:t xml:space="preserve">12  The door remains unanswered — </w:t>
       </w:r>
       <w:r>
-        <w:t>The surviving poem ends without resolving Geraldine's identity or Christabel's danger. Do not invent a rescue! Remember the unfinished struggle between hospitality, authority and a silenced witness.</w:t>
+        <w:t>The poem breaks off without resolving Geraldine's nature or Christabel's fate. Do not imagine a supplied rescue: its final power lies in the unclosed door and the daughter who cannot be heard.</w:t>
       </w:r>
     </w:p>
     <w:p>
@@ -15517,7 +15517,7 @@
         <w:rPr>
           <w:i/>
         </w:rPr>
-        <w:t>Eight years of silence—then the man she lost walks back in!</w:t>
+        <w:t>Eight years after refusing a sailor, a woman meets him again and must discover whether either heart has changed.</w:t>
       </w:r>
     </w:p>
     <w:p>
@@ -15606,7 +15606,7 @@
         <w:t xml:space="preserve">1  The house cannot afford its pride — </w:t>
       </w:r>
       <w:r>
-        <w:t>Sir Walter's debts force the Elliots to let their home. Anne watches appearances consume practical judgement! The departure will also bring her past dangerously close.</w:t>
+        <w:t>Anne Elliot's proud family can no longer afford its grand house. They rent it to Admiral and Mrs Croft. Financial trouble opens the door to a history Anne has quietly carried.</w:t>
       </w:r>
     </w:p>
     <w:p>
@@ -15632,7 +15632,7 @@
         <w:t xml:space="preserve">2  The old refusal returns — </w:t>
       </w:r>
       <w:r>
-        <w:t>Years earlier Anne broke her engagement to Wentworth under advice. He has now gained wealth and distinction! Could the very objections that separated them have disappeared?</w:t>
+        <w:t>Years earlier, she rejected Captain Wentworth after being persuaded that the match was unwise. She never stopped loving him. He returns successful, with reason to remember the refusal bitterly.</w:t>
       </w:r>
     </w:p>
     <w:p>
@@ -15658,7 +15658,7 @@
         <w:t xml:space="preserve">3  He enters the room again — </w:t>
       </w:r>
       <w:r>
-        <w:t>Wentworth returns through naval connections. Anne still loves him, but his coolness stings! The reunion offers no easy permission to begin where they stopped.</w:t>
+        <w:t>They meet again among family and friends. Wentworth is polite but distant. Anne must face the man himself, rather than the memory she has preserved through eight years.</w:t>
       </w:r>
     </w:p>
     <w:p>
@@ -15684,7 +15684,7 @@
         <w:t xml:space="preserve">4  Small kindness matters — </w:t>
       </w:r>
       <w:r>
-        <w:t>Anne quietly helps others while brighter company draws attention. Do not mistake her restraint for emptiness! Her worth becomes visible through steady care rather than fashionable display.</w:t>
+        <w:t>Small acts of consideration suggest more feeling than his manner admits. Anne notices without assuming too much. Renewed hope arrives cautiously, one gesture at a time.</w:t>
       </w:r>
     </w:p>
     <w:p>
@@ -15710,7 +15710,7 @@
         <w:t xml:space="preserve">5  Louisa appears certain — </w:t>
       </w:r>
       <w:r>
-        <w:t>Wentworth admires Louisa's firmness, which seems unlike Anne's former hesitation. But is unbending determination always wisdom? His preference will meet a frightening test.</w:t>
+        <w:t>Louisa Musgrove appears confident and determined, qualities Wentworth praises. Anne watches another possible attachment developing. His admiration seems to favour the very firmness she once lacked.</w:t>
       </w:r>
     </w:p>
     <w:p>
@@ -15736,7 +15736,7 @@
         <w:t xml:space="preserve">6  The walk to Lyme changes the story — </w:t>
       </w:r>
       <w:r>
-        <w:t>At Lyme, the friends explore the seaside. An ordinary outing holds unsuspected danger! Anne's composure will soon matter more than the social hierarchy around her.</w:t>
+        <w:t>An excursion takes them to Lyme. New surroundings briefly loosen familiar arrangements. On the sea wall, a playful demand is about to change how Wentworth judges determination.</w:t>
       </w:r>
     </w:p>
     <w:p>
@@ -15779,7 +15779,7 @@
         <w:t xml:space="preserve">7  One leap ends the merriment — </w:t>
       </w:r>
       <w:r>
-        <w:t>Louisa falls during a reckless jump and is badly injured. Panic spreads! Anne organises help, showing the practical strength that the others have too easily overlooked.</w:t>
+        <w:t>Louisa insists on jumping into his arms and falls badly. Anne remains calm and organises help. Her quiet competence becomes visible during a crisis rather than a contest for attention.</w:t>
       </w:r>
     </w:p>
     <w:p>
@@ -15805,7 +15805,7 @@
         <w:t xml:space="preserve">8  The certainty must be reconsidered — </w:t>
       </w:r>
       <w:r>
-        <w:t>Wentworth sees that Anne's judgement has depth. Louisa's recovery brings another attachment! The supposed romantic obstacle moves, while his understanding of Anne begins to change.</w:t>
+        <w:t>Wentworth reconsiders the difference between steadiness and stubbornness. Louisa later becomes attached to another man. The apparent rival no longer defines his future.</w:t>
       </w:r>
     </w:p>
     <w:p>
@@ -15831,7 +15831,7 @@
         <w:t xml:space="preserve">9  Bath revives the pressure — </w:t>
       </w:r>
       <w:r>
-        <w:t>Anne returns to a world of rank and social manoeuvring. A flattering suitor appears! Yet old family ambitions cannot decide where her affection belongs.</w:t>
+        <w:t>In Bath, family pressure and another suitor surround Anne. She must judge people for herself rather than simply obey persuasive advice. The old pattern could still return in another form.</w:t>
       </w:r>
     </w:p>
     <w:p>
@@ -15857,7 +15857,7 @@
         <w:t xml:space="preserve">10  A conversation reaches a listener — </w:t>
       </w:r>
       <w:r>
-        <w:t>Anne debates whether women love faithfully through absence. Wentworth hears her! What ordinary conversation can say openly, her guarded encounters with him have not dared to say.</w:t>
+        <w:t>Wentworth overhears Anne discussing constancy in love with Captain Harville. Her words give him reason to act. A conversation not addressed to him reaches the listener who matters most.</w:t>
       </w:r>
     </w:p>
     <w:p>
@@ -15883,7 +15883,7 @@
         <w:t xml:space="preserve">11  The letter breaks the silence — </w:t>
       </w:r>
       <w:r>
-        <w:t>Wentworth writes while listening and gives Anne the letter. At last feeling becomes direct speech! Eight years of uncertainty concentrate into a chance she can choose for herself.</w:t>
+        <w:t>He writes a letter declaring that he still loves her. Anne reads it while he is nearby. The feeling they have concealed finally finds a direct form.</w:t>
       </w:r>
     </w:p>
     <w:p>
@@ -15909,7 +15909,7 @@
         <w:t xml:space="preserve">12  They choose again — </w:t>
       </w:r>
       <w:r>
-        <w:t>Anne and Wentworth reunite with deeper understanding. The future still includes naval uncertainty, but her decision is her own! Remember this ending as renewed judgement, not erased history.</w:t>
+        <w:t>They choose each other again, with greater independence and understanding. The second chance does not erase the years apart. It turns their remembered loss into a future they now claim themselves.</w:t>
       </w:r>
     </w:p>
     <w:p>
@@ -16034,7 +16034,7 @@
         <w:rPr>
           <w:i/>
         </w:rPr>
-        <w:t>Creating life is only the beginning of responsibility.</w:t>
+        <w:t>A scientist creates life, runs from it, and discovers that abandonment has consequences.</w:t>
       </w:r>
     </w:p>
     <w:p>
@@ -16159,7 +16159,7 @@
         <w:t xml:space="preserve">1  An Arctic warning — </w:t>
       </w:r>
       <w:r>
-        <w:t>Here is what matters! Walton rescues Victor in the Arctic! Victor tells how scientific ambition led him to create life and then recoil from what he had made. What will this moment change?</w:t>
+        <w:t>Among Arctic ice, explorer Robert Walton rescues an exhausted stranger. Victor Frankenstein begins a warning about the ambition that brought him there. Walton, hungry for discovery, is ready to listen.</w:t>
       </w:r>
     </w:p>
     <w:p>
@@ -16185,7 +16185,7 @@
         <w:t xml:space="preserve">2  The listener also wants greatness — </w:t>
       </w:r>
       <w:r>
-        <w:t>Walton longs for extraordinary discovery. Why begin with him? Victor's story is a warning addressed to someone whose ambition might repeat its central mistake.</w:t>
+        <w:t>Walton dreams of achieving something extraordinary. Victor recognises that hunger. Before describing his experiment, he places its story before a man who might follow a similar road.</w:t>
       </w:r>
     </w:p>
     <w:p>
@@ -16211,7 +16211,7 @@
         <w:t xml:space="preserve">3  Life abandoned — </w:t>
       </w:r>
       <w:r>
-        <w:t>Stay with the story! The creature awakens, but Victor flees! Without care or acceptance, the being learns language and observes a family from hiding. What responsibility comes with the new power?</w:t>
+        <w:t>Victor recalls creating a living being through scientific study. When it opens its eyes, he is horrified and flees. His achievement begins with a frightened creature left alone.</w:t>
       </w:r>
     </w:p>
     <w:p>
@@ -16237,7 +16237,7 @@
         <w:t xml:space="preserve">4  The maker flees the first need — </w:t>
       </w:r>
       <w:r>
-        <w:t>The creature wakes into abandonment. What does newly made life need before knowledge or power? Victor's refusal of care makes creation the beginning of an obligation he avoids.</w:t>
+        <w:t>The creature must learn without the maker's care. Hunger, cold, and people's fear become his first teachers. Victor has brought life into the world but refuses its first needs.</w:t>
       </w:r>
     </w:p>
     <w:p>
@@ -16263,7 +16263,7 @@
         <w:t xml:space="preserve">5  The family behind the wall — </w:t>
       </w:r>
       <w:r>
-        <w:t>Now turn the page! The creature learns language and human sympathy by observing the De Lacey household! His capacity for tenderness precedes his violence, making the rejection of his request for belonging crucial to the moral argument. Will this place still mean safety?</w:t>
+        <w:t>Hidden beside the De Lacey family's cottage, the creature learns language and watches affection. He secretly helps them. Their household gives him a hope: perhaps he could belong somewhere.</w:t>
       </w:r>
     </w:p>
     <w:p>
@@ -16289,7 +16289,7 @@
         <w:t xml:space="preserve">6  The hoped-for welcome ends in rejection — </w:t>
       </w:r>
       <w:r>
-        <w:t>The creature approaches the De Lacey household seeking acceptance. How painful the reversal is! The learning that gave him hope cannot prevent fear from closing the door.</w:t>
+        <w:t>He approaches the blind father, hoping to be heard before being judged by appearance. The others return and reject him. The home he imagined entering becomes another closed door.</w:t>
       </w:r>
     </w:p>
     <w:p>
@@ -16332,7 +16332,7 @@
         <w:t xml:space="preserve">7  Rejection turns violent — </w:t>
       </w:r>
       <w:r>
-        <w:t>The scene changes! Rejected despite his longing for companionship, the creature kills Victor's brother William and frames Justine! He later demands a companion of his own. What can be discovered beyond the familiar path?</w:t>
+        <w:t>Isolation hardens into anger. The creature turns from seeking welcome toward revenge against the man who abandoned him. Victor's private experiment begins harming the people around its maker.</w:t>
       </w:r>
     </w:p>
     <w:p>
@@ -16358,7 +16358,7 @@
         <w:t xml:space="preserve">8  A child becomes another victim — </w:t>
       </w:r>
       <w:r>
-        <w:t>William dies and Justine is blamed. Victor knows more than he admits! His secrecy lets the consequence of his experiment spread into an innocent person's punishment.</w:t>
+        <w:t>The creature kills Victor's young brother William and frames Justine. She is executed. Victor knows his creation is involved, but his silence cannot save the innocent woman.</w:t>
       </w:r>
     </w:p>
     <w:p>
@@ -16384,7 +16384,7 @@
         <w:t xml:space="preserve">9  A companion is negotiated — </w:t>
       </w:r>
       <w:r>
-        <w:t>What do you notice? The creature asks Victor for a second being and promises withdrawal from human society! Victor must weigh responsibility to his creation against uncertain consequences, rather than simply repeat the original act of making life. What happens when a promise meets its cost?</w:t>
+        <w:t>Meeting Victor in the mountains, the creature tells his own story and demands a companion. Someone like himself, he argues, could end the loneliness driving his violence.</w:t>
       </w:r>
     </w:p>
     <w:p>
@@ -16410,7 +16410,7 @@
         <w:t xml:space="preserve">10  Two lives are imagined beyond society — </w:t>
       </w:r>
       <w:r>
-        <w:t>The promised companion might let the creatures leave human company. But Victor fears future harm! The proposed bargain joins compassion to consequences nobody can guarantee.</w:t>
+        <w:t>He promises that the pair would leave human society. Victor agrees, then fears what another creation might do. A possible refuge and a possible future danger become inseparable.</w:t>
       </w:r>
     </w:p>
     <w:p>
@@ -16436,7 +16436,7 @@
         <w:t xml:space="preserve">11  The promise is broken — </w:t>
       </w:r>
       <w:r>
-        <w:t>Keep your eyes on this moment! Victor begins a second creature but destroys it! The first retaliates, murdering Clerval and later Elizabeth on Victor's wedding night. What can no longer be kept outside?</w:t>
+        <w:t>Victor destroys the unfinished companion. The creature retaliates, killing Clerval and later Victor's bride Elizabeth. Trying to avoid one feared consequence, Victor brings revenge back into his family.</w:t>
       </w:r>
     </w:p>
     <w:p>
@@ -16462,7 +16462,7 @@
         <w:t xml:space="preserve">12  Pursuit into ice — </w:t>
       </w:r>
       <w:r>
-        <w:t>What will this mean? Victor pursues his creation north and dies aboard Walton's ship! The creature mourns, announces his own intended death and disappears; Walton turns back. What will this moment change?</w:t>
+        <w:t>Victor pursues the creature into the ice and dies aboard Walton's ship. The creature mourns, then departs with a promise to end his own life. Walton turns his endangered crew toward home.</w:t>
       </w:r>
     </w:p>
     <w:p>
@@ -16587,7 +16587,7 @@
         <w:rPr>
           <w:i/>
         </w:rPr>
-        <w:t>A ruler commands eternity; the desert answers.</w:t>
+        <w:t>A broken statue still commands admiration, in a desert that has forgotten its kingdom.</w:t>
       </w:r>
     </w:p>
     <w:p>
@@ -16664,7 +16664,7 @@
         <w:t xml:space="preserve">1  A report from afar — </w:t>
       </w:r>
       <w:r>
-        <w:t>The scene changes! The speaker meets a traveller who describes an ancient landscape! The poem reaches its king through another person's account, immediately placing imperial authority at a distance. What will this moment change?</w:t>
+        <w:t>A speaker meets a traveller from an ancient land. The traveller describes a ruined statue in the desert. A long-dead ruler reaches us through someone else's report.</w:t>
       </w:r>
     </w:p>
     <w:p>
@@ -16690,7 +16690,7 @@
         <w:t xml:space="preserve">2  The ruler reaches us through a stranger — </w:t>
       </w:r>
       <w:r>
-        <w:t>We do not meet a living king. A traveller speaks first! Distance and mediation begin undermining the direct authority that the monument once claimed.</w:t>
+        <w:t>There is no direct audience with this king. His authority passes through broken stone and a traveller's words. Time has changed who gets to describe him.</w:t>
       </w:r>
     </w:p>
     <w:p>
@@ -16716,7 +16716,7 @@
         <w:t xml:space="preserve">3  The body is broken — </w:t>
       </w:r>
       <w:r>
-        <w:t>What do you notice? Two enormous legs remain while the face lies damaged in the sand! The fragments promise greatness but also make visible the failure of the monument to preserve wholeness. What will endure when the moment has passed?</w:t>
+        <w:t>Two huge legs stand without a body. Nearby lies a shattered face. The scale suggests former magnificence, while the damage shows how little that magnificence could protect.</w:t>
       </w:r>
     </w:p>
     <w:p>
@@ -16742,7 +16742,7 @@
         <w:t xml:space="preserve">4  The fallen face still knows how to command — </w:t>
       </w:r>
       <w:r>
-        <w:t>The sculpted expression survives the ruined body. Look at the sneer! Political control has vanished, yet art preserves its posture for another audience to judge.</w:t>
+        <w:t>The fallen face still wears a sneer and commanding expression. Power survives as an image after losing its living instrument. The ruler can look imperious but issue no effective order.</w:t>
       </w:r>
     </w:p>
     <w:p>
@@ -16768,7 +16768,7 @@
         <w:t xml:space="preserve">5  The expression survives — </w:t>
       </w:r>
       <w:r>
-        <w:t>Keep your eyes on this moment! The sculptor captured contempt and commanding pride! Art preserves evidence of the ruler's temperament even when the actual political power that produced it has vanished. Can the first impression still be trusted?</w:t>
+        <w:t>The sculptor understood the ruler's passions well enough to preserve them. The face records pride and cruelty. Another person's skill has kept this fragment of the king alive.</w:t>
       </w:r>
     </w:p>
     <w:p>
@@ -16794,7 +16794,7 @@
         <w:t xml:space="preserve">6  The artist’s hand has outlasted the throne — </w:t>
       </w:r>
       <w:r>
-        <w:t>The sculptor understood the ruler's passions. What survived the making? A crafted image can preserve character after the government that paid for it disappears.</w:t>
+        <w:t>The artist's work outlasted the authority it represented. What remains belongs partly to the observer who carved it. The king's self-image is no longer entirely his own.</w:t>
       </w:r>
     </w:p>
     <w:p>
@@ -16837,7 +16837,7 @@
         <w:t xml:space="preserve">7  The pedestal speaks — </w:t>
       </w:r>
       <w:r>
-        <w:t>What will this mean? An inscription announces the king's extraordinary status and challenges rivals to compare achievements! Its certainty contrasts with the damaged body that now carries the words. What does this power demand in return?</w:t>
+        <w:t>An inscription names Ozymandias and boasts of his works. It orders mighty people to look and despair. For a moment, the ruined monument still speaks in the language of command.</w:t>
       </w:r>
     </w:p>
     <w:p>
@@ -16863,7 +16863,7 @@
         <w:t xml:space="preserve">8  The invitation asks for evidence nearby — </w:t>
       </w:r>
       <w:r>
-        <w:t>The inscription orders mighty rivals to compare his works. So look around! The command's confidence makes the surrounding absence even harder to ignore.</w:t>
+        <w:t>That boast sends the listener searching for the promised achievements. The words expect visible proof nearby. Their confident invitation prepares the poem's sharpest turn.</w:t>
       </w:r>
     </w:p>
     <w:p>
@@ -16889,7 +16889,7 @@
         <w:t xml:space="preserve">9  The reader looks around — </w:t>
       </w:r>
       <w:r>
-        <w:t>Carry this image with you! No mighty works answer the command! The absence around the statue turns the expected proof of supremacy into evidence that supremacy has an ending. What will endure when the moment has passed?</w:t>
+        <w:t>Nothing of the kingdom remains around the statue. The works that should inspire despair have vanished. The ruler's declaration now exposes the defeat it meant to deny.</w:t>
       </w:r>
     </w:p>
     <w:p>
@@ -16915,7 +16915,7 @@
         <w:t xml:space="preserve">10  The sands extend — </w:t>
       </w:r>
       <w:r>
-        <w:t>Come closer! The landscape reaches beyond the human fragment in every direction! Time and the desert are not presented as obedient servants of the authority once asserted there. What will this moment change?</w:t>
+        <w:t>Level sands extend into the distance. They make the enormous monument seem isolated and small. The landscape has no interest in preserving the scale of a king's ambition.</w:t>
       </w:r>
     </w:p>
     <w:p>
@@ -16941,7 +16941,7 @@
         <w:t xml:space="preserve">11  The desert gives no obedient answer — </w:t>
       </w:r>
       <w:r>
-        <w:t>Sand stretches beyond the fragment. The empty space is the reply! The ruler's language remains inside a landscape that refuses to certify his promised permanence.</w:t>
+        <w:t>The desert does not answer the command with obedience. Its silence becomes the answer. A boast carved to last now measures how thoroughly power can disappear.</w:t>
       </w:r>
     </w:p>
     <w:p>
@@ -16967,7 +16967,7 @@
         <w:t xml:space="preserve">12  The irony completes the portrait — </w:t>
       </w:r>
       <w:r>
-        <w:t>Now watch! The poem preserves the boast while changing its meaning! Readers remember Ozymandias because the monument fails, making art an unpredictable custodian of a ruler's intended legacy. What changes when this story is finally understood?</w:t>
+        <w:t>Remember the commanding face beside the empty sand. The poem's irony needs both images: pride survives in words, while the world those words claimed has gone.</w:t>
       </w:r>
     </w:p>
     <w:p>
@@ -17092,7 +17092,7 @@
         <w:rPr>
           <w:i/>
         </w:rPr>
-        <w:t>A beautiful song offers escape, then returns us to uncertainty.</w:t>
+        <w:t>A bird's beautiful song makes a listener long to escape the world that hurts him.</w:t>
       </w:r>
     </w:p>
     <w:p>
@@ -17145,7 +17145,7 @@
         <w:t xml:space="preserve">1  Joy feels like an ache — </w:t>
       </w:r>
       <w:r>
-        <w:t>Now watch! The speaker's intense response to the bird resembles numbness and pain! Its apparently effortless happiness exposes the emotional weight of his own human condition. What can be discovered beyond the familiar path?</w:t>
+        <w:t>A speaker hears a nightingale singing and feels an ache. The bird's apparent happiness unsettles him rather than simply cheering him. Beauty opens a longing he cannot immediately satisfy.</w:t>
       </w:r>
     </w:p>
     <w:p>
@@ -17171,7 +17171,7 @@
         <w:t xml:space="preserve">2  The beautiful song makes the listener ache — </w:t>
       </w:r>
       <w:r>
-        <w:t>Pleasure begins as numbness and pain. What an unexpected welcome! The bird's apparent happiness exposes the listener's inability to share it without feeling his own burden.</w:t>
+        <w:t>The pain comes from being intensely moved by another creature's song. He imagines its ease against his own human condition. The distance between them becomes the poem's journey.</w:t>
       </w:r>
     </w:p>
     <w:p>
@@ -17197,7 +17197,7 @@
         <w:t xml:space="preserve">3  An imagined cup of escape — </w:t>
       </w:r>
       <w:r>
-        <w:t>Look a little closer! He wishes for wine associated with warmth, festivity and distant landscapes! The desire is less for an ordinary drink than for a means of leaving weariness behind. Can money give them what they really need?</w:t>
+        <w:t>He first wishes for wine that could carry him away. Taste, warmth, and celebration fill the imagined cup. Escape begins as a desire to leave ordinary awareness behind.</w:t>
       </w:r>
     </w:p>
     <w:p>
@@ -17223,7 +17223,7 @@
         <w:t xml:space="preserve">4  The imagined drink promises distance — </w:t>
       </w:r>
       <w:r>
-        <w:t>Wine becomes a wish to leave ordinary care behind. The request is poetic! He imagines escape from a condition, not simply a refreshing cup beside the bird.</w:t>
+        <w:t>The drink promises a path from troubled life into the bird's world. It remains imagined rather than a journey actually taken. The longing changes shape as the poem continues.</w:t>
       </w:r>
     </w:p>
     <w:p>
@@ -17249,7 +17249,7 @@
         <w:t xml:space="preserve">5  The human world remembered — </w:t>
       </w:r>
       <w:r>
-        <w:t>Listen to this! Illness, ageing and grief make human experience unstable! Remembering these conditions deepens the contrast between the speaker's vulnerability and the song he wants to follow. What can the living still carry forward from this loss?</w:t>
+        <w:t>He recalls ageing, sickness, disappointment, and death. Human life loses beauty and love through time. The song seems to rise beyond conditions he cannot avoid.</w:t>
       </w:r>
     </w:p>
     <w:p>
@@ -17275,7 +17275,7 @@
         <w:t xml:space="preserve">6  The human world enters the comparison — </w:t>
       </w:r>
       <w:r>
-        <w:t>Illness, ageing and bereavement crowd the thought. The bird's freedom grows by contrast! Its imagined ease is heard through everything the human listener cannot forget.</w:t>
+        <w:t>That contrast deepens the wish to leave. The bird does not speak about those burdens. Its apparent freedom belongs partly to the speaker's imaginative view of it.</w:t>
       </w:r>
     </w:p>
     <w:p>
@@ -17318,7 +17318,7 @@
         <w:t xml:space="preserve">7  Poetry replaces the wine — </w:t>
       </w:r>
       <w:r>
-        <w:t>Here is what matters! He turns toward imagination as a means of joining the bird! The night landscape becomes vivid through sounds and scents, with vision itself partly withheld. What changes when this story is finally understood?</w:t>
+        <w:t>He chooses poetry rather than wine as his vehicle. Imagination carries him toward the unseen singer. The movement occurs through language, without erasing the body that listens.</w:t>
       </w:r>
     </w:p>
     <w:p>
@@ -17344,7 +17344,7 @@
         <w:t xml:space="preserve">8  The darkness makes imagination more necessary — </w:t>
       </w:r>
       <w:r>
-        <w:t>Poetry carries him where eyesight cannot clearly follow. Listen for the other senses! An inward journey takes shape while the actual setting remains partly unseen.</w:t>
+        <w:t>In darkness, he cannot see the flowers around him but imagines their scents and forms. Missing sight makes other sensations richer. The hidden world grows through attentive invention.</w:t>
       </w:r>
     </w:p>
     <w:p>
@@ -17370,7 +17370,7 @@
         <w:t xml:space="preserve">9  Death becomes tempting — </w:t>
       </w:r>
       <w:r>
-        <w:t>Stay with the story! Listening in darkness, the speaker imagines dying at a moment of beauty! Yet the bird would go on singing while he would no longer be able to hear it. What can the living still carry forward from this loss?</w:t>
+        <w:t>He briefly imagines dying peacefully while the bird continues singing. Yet death would also end his hearing. The desired release contains the loss of the very beauty attracting him.</w:t>
       </w:r>
     </w:p>
     <w:p>
@@ -17396,7 +17396,7 @@
         <w:t xml:space="preserve">10  The song crosses history — </w:t>
       </w:r>
       <w:r>
-        <w:t>Now turn the page! The nightingale's music seems to reach earlier listeners and imagined worlds! Its apparent immortality belongs to recurrent song rather than to the literal endless life of this individual bird. What can this vision promise?</w:t>
+        <w:t>He hears the song as something reaching through past generations and imagined distant lives. The bird's music seems older than any single listener. Its continuity contrasts with mortal lives.</w:t>
       </w:r>
     </w:p>
     <w:p>
@@ -17422,7 +17422,7 @@
         <w:t xml:space="preserve">11  The same song seems to cross centuries — </w:t>
       </w:r>
       <w:r>
-        <w:t>The voice connects imagined earlier hearers and stories. What kind of immortality is this? Recurrence belongs to the song and imagination, not an endlessly living individual bird.</w:t>
+        <w:t>Ancient figures and lonely travellers appear in that imaginative history. The song crosses distance without becoming a literal immortal bird. It is the recurring music that seems to endure.</w:t>
       </w:r>
     </w:p>
     <w:p>
@@ -17448,7 +17448,7 @@
         <w:t xml:space="preserve">12  The music fades — </w:t>
       </w:r>
       <w:r>
-        <w:t>The scene changes! The bird's departure breaks the imaginative experience! The speaker cannot clearly distinguish vision from dream, ending with a question rather than a triumphant conquest of mortality. What can be discovered beyond the familiar path?</w:t>
+        <w:t>The song fades, and the speaker returns to uncertainty. Was the experience vision or dream? The poem ends where imaginative escape meets the waking life still waiting.</w:t>
       </w:r>
     </w:p>
     <w:p>
@@ -17573,7 +17573,7 @@
         <w:rPr>
           <w:i/>
         </w:rPr>
-        <w:t>An adventurous young man exposes the world's confident pretences.</w:t>
+        <w:t>A narrator promises a hero, then carries him through scandal, shipwreck, love, and constant interruption.</w:t>
       </w:r>
     </w:p>
     <w:p>
@@ -17662,7 +17662,7 @@
         <w:t xml:space="preserve">1  The hero is proposed — </w:t>
       </w:r>
       <w:r>
-        <w:t>Here is what matters! The narrator chooses Juan and immediately unsettles the conventional heroic opening! His comments on society, poetry and morality compete with the adventures he supposedly wants to narrate. What changes when this story is finally understood?</w:t>
+        <w:t>Byron's narrator announces Don Juan as his hero, then immediately begins commenting around him. This young man is often pursued rather than a masterful seducer. The familiar legend changes direction.</w:t>
       </w:r>
     </w:p>
     <w:p>
@@ -17688,7 +17688,7 @@
         <w:t xml:space="preserve">2  The narrator interrupts his own hero — </w:t>
       </w:r>
       <w:r>
-        <w:t>Byron's voice keeps competing with Juan's adventures. Who owns the journey? The telling exposes the beliefs a conventional heroic narrative might ask us to accept quietly.</w:t>
+        <w:t>The narrator interrupts the adventure with jokes, opinions, and quarrels of his own. Following Juan means following that voice too. A straight tale keeps opening into conversation.</w:t>
       </w:r>
     </w:p>
     <w:p>
@@ -17714,7 +17714,7 @@
         <w:t xml:space="preserve">3  An education meets desire — </w:t>
       </w:r>
       <w:r>
-        <w:t>Stay with the story! Juan's upbringing does not protect him from an affair with Donna Julia! Discovery sends him away from Spain, making scandal rather than noble purpose the start of his travel. What will affection ask of them now?</w:t>
+        <w:t>Juan's education does not prepare him for desire. His affair with the married Donna Julia becomes a scandal. The adults' rules and performances offer poor protection against their own contradictions.</w:t>
       </w:r>
     </w:p>
     <w:p>
@@ -17740,7 +17740,7 @@
         <w:t xml:space="preserve">4  The scandal gives the traveller a departure — </w:t>
       </w:r>
       <w:r>
-        <w:t>An affair sends Juan away rather than confirming noble achievement. What a crooked beginning! The hero's movement grows out of embarrassment and appetite as much as choice.</w:t>
+        <w:t>His mother sends him abroad. A private scandal starts a wandering life. The departure meant to correct the young man instead launches a series of unpredictable encounters.</w:t>
       </w:r>
     </w:p>
     <w:p>
@@ -17766,7 +17766,7 @@
         <w:t xml:space="preserve">5  Shipwreck strips away civilisation — </w:t>
       </w:r>
       <w:r>
-        <w:t>Now turn the page! The sea destroys the familiar social world! Hunger and extreme suffering expose how fragile ordinary moral confidence can become when survival replaces comfort. What will the journey ask of the traveller?</w:t>
+        <w:t>The ship is wrecked, and survivors face hunger at sea. Social manners collapse under bodily need. The comic journey enters a scene where survival brings terrible choices.</w:t>
       </w:r>
     </w:p>
     <w:p>
@@ -17792,7 +17792,7 @@
         <w:t xml:space="preserve">6  Hunger strips the travellers’ manners — </w:t>
       </w:r>
       <w:r>
-        <w:t>The wreck makes survival more urgent than polite appearances. Watch necessity work! Social confidence proves fragile when the structures supplying food and safety disappear.</w:t>
+        <w:t>Starvation strips away claims of civilised behaviour. Juan survives while others do not. The voyage makes respectable appearances look thin beside desperate physical circumstances.</w:t>
       </w:r>
     </w:p>
     <w:p>
@@ -17835,7 +17835,7 @@
         <w:t xml:space="preserve">7  Haidée offers a different life — </w:t>
       </w:r>
       <w:r>
-        <w:t>The scene changes! Rescued by Haidée, Juan enters an island romance that appears removed from conventional hypocrisy! Their happiness still depends on an unstable temporary absence of paternal authority. What might grow from this moment?</w:t>
+        <w:t>Washed ashore, he is rescued by Haidée and finds love with her. Their island life seems removed from the world that sent him away. A different future appears possible.</w:t>
       </w:r>
     </w:p>
     <w:p>
@@ -17861,7 +17861,7 @@
         <w:t xml:space="preserve">8  The island’s freedom depends upon absence — </w:t>
       </w:r>
       <w:r>
-        <w:t>Juan and Haidée love while Lambro is away. Their happiness has a condition! The idyllic setting cannot permanently exclude the authority that claims to own it.</w:t>
+        <w:t>That freedom depends partly on her father's absence. Their happiness does not control his return. What looks like a refuge still belongs to someone with other plans.</w:t>
       </w:r>
     </w:p>
     <w:p>
@@ -17887,7 +17887,7 @@
         <w:t xml:space="preserve">9  Lambro returns — </w:t>
       </w:r>
       <w:r>
-        <w:t>What do you notice? Haidée's father breaks the lovers' world and Juan is sold onward! Haidée's tragic fate contrasts with the mobile hero's continued adventures, showing that consequences are not distributed equally. Who has the power to let someone go?</w:t>
+        <w:t>Lambro returns, separates the lovers, and sends Juan into slavery. Haidée dies after their separation. The idyllic interval ends through power entering the scene it had temporarily left.</w:t>
       </w:r>
     </w:p>
     <w:p>
@@ -17913,7 +17913,7 @@
         <w:t xml:space="preserve">10  Empires and fashionable life — </w:t>
       </w:r>
       <w:r>
-        <w:t>Keep your eyes on this moment! Juan moves through the Ottoman court, war, Catherine's Russia and English high society! Institutions that claim grandeur appear entangled with appetite, vanity and opportunism. What does this power demand in return?</w:t>
+        <w:t>Juan's adventures continue through a harem, war, Russia, and fashionable England. Different institutions receive the same satirical attention. Courtliness and conquest expose fresh contradictions.</w:t>
       </w:r>
     </w:p>
     <w:p>
@@ -17939,7 +17939,7 @@
         <w:t xml:space="preserve">11  The polished society offers another disguise — </w:t>
       </w:r>
       <w:r>
-        <w:t>English fashionable life surrounds appetite with respectable forms. Hear the satire underneath! Changed geography does not stop institutions from making self-interest look admirable.</w:t>
+        <w:t>Polished society supplies another set of disguises for desire and ambition. Changing country does not remove hypocrisy. Juan moves while the narrator keeps recognising familiar patterns.</w:t>
       </w:r>
     </w:p>
     <w:p>
@@ -17965,7 +17965,7 @@
         <w:t xml:space="preserve">12  The narrator keeps digressing — </w:t>
       </w:r>
       <w:r>
-        <w:t>What will this mean? The unfinished poem does not provide a final moral settlement! Its humour repeatedly interrupts certainty, asking readers to distrust polished accounts of heroism and social virtue. What will this moment change?</w:t>
+        <w:t>The poem remains unfinished, and its voice keeps refusing a tidy road. Remember the wandering hero beside the talkative storyteller: the digressions are part of the adventure.</w:t>
       </w:r>
     </w:p>
     <w:p>
@@ -18090,7 +18090,7 @@
         <w:rPr>
           <w:i/>
         </w:rPr>
-        <w:t>The force that scatters dead leaves might also scatter new ideas.</w:t>
+        <w:t>A poet watches a storm scatter dead leaves and asks it to carry his own words outward.</w:t>
       </w:r>
     </w:p>
     <w:p>
@@ -18143,7 +18143,7 @@
         <w:t xml:space="preserve">1  Leaves driven before the wind — </w:t>
       </w:r>
       <w:r>
-        <w:t>Stay with the story! Autumn's wind sweeps dead leaves away! The opening describes destruction vividly, but the same motion prepares for something beyond seasonal decay. What can be discovered beyond the familiar path?</w:t>
+        <w:t>An autumn wind drives dead leaves through the air. Shelley addresses it as a powerful presence. The season seems destructive, but its movement carries another possibility.</w:t>
       </w:r>
     </w:p>
     <w:p>
@@ -18169,7 +18169,7 @@
         <w:t xml:space="preserve">2  The dead leaves are not the whole story — </w:t>
       </w:r>
       <w:r>
-        <w:t>The wind scatters decay and carries seeds. Watch both motions! An apparent ending can also prepare a later life that is not yet visible.</w:t>
+        <w:t>The leaves are only the visible beginning. Seeds are travelling too, toward places where they will lie through winter. What looks like an ending also prepares future growth.</w:t>
       </w:r>
     </w:p>
     <w:p>
@@ -18195,7 +18195,7 @@
         <w:t xml:space="preserve">3  Seeds await another season — </w:t>
       </w:r>
       <w:r>
-        <w:t>Now turn the page! The wind carries seeds to places where they lie dormant! What resembles burial is also preservation, making renewal dependent upon a period of apparent death. What might grow from this moment?</w:t>
+        <w:t>The wind carries those seeds into waiting ground. Spring will awaken them later. The poem joins the scattering of what has died to the preservation of what may live.</w:t>
       </w:r>
     </w:p>
     <w:p>
@@ -18221,7 +18221,7 @@
         <w:t xml:space="preserve">4  The hidden seed waits within the season — </w:t>
       </w:r>
       <w:r>
-        <w:t>Dormancy resembles burial without being simple destruction. What must time still do? The ode's hope grows within nature's cycle rather than beyond all conditions.</w:t>
+        <w:t>For now, the seed stays hidden and still. Its future cannot be seen in the cold season. Renewal requires time beyond the storm's immediate spectacle.</w:t>
       </w:r>
     </w:p>
     <w:p>
@@ -18247,7 +18247,7 @@
         <w:t xml:space="preserve">5  The sky is transformed — </w:t>
       </w:r>
       <w:r>
-        <w:t>The scene changes! Clouds spread across the heavens like another mass of leaves! Storm imagery extends the wind's power from land to sky, giving the force a nearly cosmic scale. Which hope can survive the change?</w:t>
+        <w:t>The speaker looks upward as clouds move before the same force. The sky becomes another vast, rushing scene. The wind's power reaches beyond the leaves underfoot.</w:t>
       </w:r>
     </w:p>
     <w:p>
@@ -18273,7 +18273,7 @@
         <w:t xml:space="preserve">6  The clouds give the sky a rushing body — </w:t>
       </w:r>
       <w:r>
-        <w:t>Storm imagery carries the wind upward. Its power crosses levels! The same force links fallen leaves to a vast atmospheric movement.</w:t>
+        <w:t>Storm clouds gather like a moving army. Their scale makes the coming rain feel immense. The year seems to approach its end beneath that darkening roof.</w:t>
       </w:r>
     </w:p>
     <w:p>
@@ -18316,7 +18316,7 @@
         <w:t xml:space="preserve">7  The sea responds — </w:t>
       </w:r>
       <w:r>
-        <w:t>What do you notice? The poem imagines the Mediterranean awakened and Atlantic depths shaken! Even regions beyond ordinary human sight become responsive to the wind's disturbing energy. What will the journey ask of the traveller?</w:t>
+        <w:t>The sea responds too. Waters and imagined underwater growth feel the force. The invocation has moved through earth, sky, and water, giving the wind a world to touch.</w:t>
       </w:r>
     </w:p>
     <w:p>
@@ -18342,7 +18342,7 @@
         <w:t xml:space="preserve">8  The still sea is imagined waking — </w:t>
       </w:r>
       <w:r>
-        <w:t>The Mediterranean and Atlantic respond to the wind's disturbance. Listen to the expanding scale! The speaker has not yet separated his own need from this elemental power.</w:t>
+        <w:t>A calm sea is pictured awakening under its passage. Nothing in the speaker's vision stays entirely untouched. The restless power now seems capable of reaching his own life.</w:t>
       </w:r>
     </w:p>
     <w:p>
@@ -18368,7 +18368,7 @@
         <w:t xml:space="preserve">9  The speaker feels constrained — </w:t>
       </w:r>
       <w:r>
-        <w:t>Keep your eyes on this moment! He wishes to share the wind's freedom, recalling earlier energy and recognising present suffering! The ode turns from praise of nature toward a personal appeal for release. Who has the power to let someone go?</w:t>
+        <w:t>He feels burdened and confined, unlike the freer self he remembers. Watching the wind awakens a longing to move again. His request becomes personal.</w:t>
       </w:r>
     </w:p>
     <w:p>
@@ -18394,7 +18394,7 @@
         <w:t xml:space="preserve">10  Make the poet an instrument — </w:t>
       </w:r>
       <w:r>
-        <w:t>What will this mean? The speaker asks the wind to play through him and spread his thoughts! Poetry becomes something that might act in the world as forcefully as weather acts upon leaves and clouds. What changes when this story is finally understood?</w:t>
+        <w:t>He asks to become the wind's instrument, like a lyre sounding under its touch. Instead of commanding the force, he offers himself to its movement.</w:t>
       </w:r>
     </w:p>
     <w:p>
@@ -18420,7 +18420,7 @@
         <w:t xml:space="preserve">11  The poet wants to become the instrument — </w:t>
       </w:r>
       <w:r>
-        <w:t>He asks the wind to use him as it uses leaves and forests. What might words carry? Personal weakness becomes a plea for a force that can scatter ideas.</w:t>
+        <w:t>Let his words scatter like leaves and sparks, he asks, waking other minds. The storm becomes a model for poetic influence. A private burden reaches toward a public hope.</w:t>
       </w:r>
     </w:p>
     <w:p>
@@ -18446,7 +18446,7 @@
         <w:t xml:space="preserve">12  The question opens a future — </w:t>
       </w:r>
       <w:r>
-        <w:t>Carry this image with you! The final seasonal question connects winter with the possibility of spring! Hope remains grounded in a cycle of destruction and renewal, rather than in the claim that pain has already disappeared. What might grow from this moment?</w:t>
+        <w:t>The poem ends by asking whether spring can be far behind winter. Hope rises from the seasonal pattern. The ending promises possibility without pretending that the present cold has vanished.</w:t>
       </w:r>
     </w:p>
     <w:p>
@@ -18571,7 +18571,7 @@
         <w:rPr>
           <w:i/>
         </w:rPr>
-        <w:t>A captive resists tyranny without becoming another tyrant.</w:t>
+        <w:t>A chained rebel refuses to become like his tormentor, and a whole imagined world begins to change.</w:t>
       </w:r>
     </w:p>
     <w:p>
@@ -18660,7 +18660,7 @@
         <w:t xml:space="preserve">1  The suffering captive — </w:t>
       </w:r>
       <w:r>
-        <w:t>Come closer! Prometheus endures punishment for opposing Jupiter! His physical bondage represents a wider order in which domination tries to make resistance collapse into submission or bitterness. Who has the power to let someone go?</w:t>
+        <w:t>Prometheus hangs bound under Jupiter's tyranny, suffering for helping humankind. The ruler can punish his body. The captive's refusal to yield keeps another kind of power alive.</w:t>
       </w:r>
     </w:p>
     <w:p>
@@ -18686,7 +18686,7 @@
         <w:t xml:space="preserve">2  The captive remembers his own hatred — </w:t>
       </w:r>
       <w:r>
-        <w:t>Prometheus must face the curse he once pronounced. Resistance has an inward test! Refusing oppression does not automatically prevent its anger from entering the resister.</w:t>
+        <w:t>Prometheus remembers the curse he once hurled at Jupiter. Hatred has tied his thoughts to the tyrant. To imagine liberation, he begins reconsidering that old response.</w:t>
       </w:r>
     </w:p>
     <w:p>
@@ -18712,7 +18712,7 @@
         <w:t xml:space="preserve">3  The curse is recalled — </w:t>
       </w:r>
       <w:r>
-        <w:t>Now watch! Prometheus hears his earlier curse against Jupiter but now withdraws its spirit of hatred! Refusing to reproduce the oppressor's cruelty becomes essential to the kind of freedom he seeks. Can the first impression still be trusted?</w:t>
+        <w:t>He asks to hear the curse again. Its violent words return from the past. Remembering makes him confront what his own rage had wished upon another being.</w:t>
       </w:r>
     </w:p>
     <w:p>
@@ -18738,7 +18738,7 @@
         <w:t xml:space="preserve">4  The recalled curse is answered by mercy — </w:t>
       </w:r>
       <w:r>
-        <w:t>He withdraws the spirit of hatred rather than praising Jupiter. Hear the difference! Compassion is imagined as another form of power, not as submission to the tyrant.</w:t>
+        <w:t>Now he withdraws the curse and rejects revenge. He will not make another's suffering his pleasure. The inward change begins before his physical chains are removed.</w:t>
       </w:r>
     </w:p>
     <w:p>
@@ -18764,7 +18764,7 @@
         <w:t xml:space="preserve">5  Temptation and endurance — </w:t>
       </w:r>
       <w:r>
-        <w:t>Look a little closer! Agents of Jupiter offer pressure and visions of suffering! Prometheus refuses to yield, while sympathetic voices preserve the possibility that endurance has meaning beyond immediate pain. Which hope can survive the change?</w:t>
+        <w:t>Jupiter sends terrifying pressures to break him. Prometheus endures without surrendering his new resolve. Resistance means refusing both submission and the tyrant's pattern of cruelty.</w:t>
       </w:r>
     </w:p>
     <w:p>
@@ -18790,7 +18790,7 @@
         <w:t xml:space="preserve">6  The torment reaches through fearful visions — </w:t>
       </w:r>
       <w:r>
-        <w:t>The Furies try to make suffering extinguish hope. Can he keep attention beyond pain? Endurance is tested where despair claims that nothing outside the present wound matters.</w:t>
+        <w:t>The torment includes visions of human suffering. He cannot ignore the pain his struggle concerns. Compassion must survive the very images that make despair persuasive.</w:t>
       </w:r>
     </w:p>
     <w:p>
@@ -18833,7 +18833,7 @@
         <w:t xml:space="preserve">7  Asia searches — </w:t>
       </w:r>
       <w:r>
-        <w:t>Listen to this! Asia and Panthea move through an increasingly visionary landscape toward Demogorgon! Their journey links emotional and imaginative transformation to the question of how oppressive power can end. What will this moment change?</w:t>
+        <w:t>His beloved Asia journeys with Panthea in search of the power behind change. Their movement carries the drama beyond the isolated captive. Liberation needs another path opening elsewhere.</w:t>
       </w:r>
     </w:p>
     <w:p>
@@ -18859,7 +18859,7 @@
         <w:t xml:space="preserve">8  The beloved’s journey searches for understanding — </w:t>
       </w:r>
       <w:r>
-        <w:t>Asia approaches Demogorgon through imaginative movement. Love does not stand still! The drama connects emotional commitment with an inquiry into how domination might end.</w:t>
+        <w:t>They seek understanding from Demogorgon. Questions about rule, destiny, and love lead toward Jupiter's fall. The imaginative journey connects personal endurance with a changed world order.</w:t>
       </w:r>
     </w:p>
     <w:p>
@@ -18885,7 +18885,7 @@
         <w:t xml:space="preserve">9  Jupiter loses his throne — </w:t>
       </w:r>
       <w:r>
-        <w:t>Here is what matters! Jupiter imagines his rule secure, but Demogorgon faces him and takes him down! The overthrow disrupts the assumption that established domination possesses an eternal right to continue. What does this power demand in return?</w:t>
+        <w:t>Demogorgon overthrows Jupiter. The authority that seemed eternal loses its throne. The poem refuses the assumption that tyranny must remain because it has long governed.</w:t>
       </w:r>
     </w:p>
     <w:p>
@@ -18911,7 +18911,7 @@
         <w:t xml:space="preserve">10  Release and reunion — </w:t>
       </w:r>
       <w:r>
-        <w:t>Stay with the story! Prometheus is freed and reunited with Asia! The transformation extends through nature and human relations, presenting liberation as more than the replacement of one ruler by another. What might grow from this moment?</w:t>
+        <w:t>Prometheus is released and reunited with Asia. His freedom answers more than a private wish. The drama imagines a wider liberation made possible by the collapse of oppression.</w:t>
       </w:r>
     </w:p>
     <w:p>
@@ -18937,7 +18937,7 @@
         <w:t xml:space="preserve">11  The changed world needs more than a new ruler — </w:t>
       </w:r>
       <w:r>
-        <w:t>Jupiter's fall opens renewal, but the final vision reaches into relationships. Remember the ambition! Freedom is imagined as transformed life rather than a transferred throne.</w:t>
+        <w:t>A changed world needs more than a replacement ruler. Love, imagination, and freedom must alter relationships themselves. Otherwise, another throne could repeat the old pattern.</w:t>
       </w:r>
     </w:p>
     <w:p>
@@ -18963,7 +18963,7 @@
         <w:t xml:space="preserve">12  The imaginative world remade — </w:t>
       </w:r>
       <w:r>
-        <w:t>Now turn the page! The final act celebrates renewal while retaining the need for love, hope and endurance! Its ideal is moral and visionary transformation, not a practical account of a completed political revolution. What can this vision promise?</w:t>
+        <w:t>The final vision celebrates renewal while preserving the demand for endurance and forgiveness. Remember the chained figure who abandoned revenge before release: freedom began in how he chose to resist.</w:t>
       </w:r>
     </w:p>
     <w:p>
@@ -19088,7 +19088,7 @@
         <w:rPr>
           <w:i/>
         </w:rPr>
-        <w:t>A season's passing becomes a reason to attend closely.</w:t>
+        <w:t>A season gathers fruit, pauses beside the harvest, and finds music in its own ending.</w:t>
       </w:r>
     </w:p>
     <w:p>
@@ -19141,7 +19141,7 @@
         <w:t xml:space="preserve">1  Ripeness fills the scene — </w:t>
       </w:r>
       <w:r>
-        <w:t>Look a little closer! Fruit, vines and crops reach fullness under the cooperation of season and sun! The opening dwells on abundance without needing to turn it into a story of personal possession. What might grow from this moment?</w:t>
+        <w:t>Picture a countryside full of ripe fruit and swelling crops. Keats addresses Autumn as a presence working beside the sun. The opening scene overflows with growth reaching fulfilment.</w:t>
       </w:r>
     </w:p>
     <w:p>
@@ -19167,7 +19167,7 @@
         <w:t xml:space="preserve">2  The season works with the sun — </w:t>
       </w:r>
       <w:r>
-        <w:t>Autumn's fullness comes through a partnership of weather and growth. Look closely! Ripeness is a process shaped across fields and orchards, not a trophy already finished.</w:t>
+        <w:t>Branches bend and shells fill. Warmth and season cooperate in bringing things to maturity. Autumn begins here as abundance, not merely the approach of winter.</w:t>
       </w:r>
     </w:p>
     <w:p>
@@ -19193,7 +19193,7 @@
         <w:t xml:space="preserve">3  The bees think warmth will last — </w:t>
       </w:r>
       <w:r>
-        <w:t>Listen to this! Flowers continue to provide honey, and the bees seem to imagine an unending season! Their activity gently introduces the distance between present abundance and inevitable change. What might grow from this moment?</w:t>
+        <w:t>Late flowers keep the bees busy. With sweetness still available, the insects seem to think warm days will never finish. Their small activity carries the illusion of endless summer.</w:t>
       </w:r>
     </w:p>
     <w:p>
@@ -19219,7 +19219,7 @@
         <w:t xml:space="preserve">4  The bees mistake abundance for endlessness — </w:t>
       </w:r>
       <w:r>
-        <w:t>Warmth and flowers seem to continue without limit. What a gentle warning! The season's generosity can make its approaching change difficult to imagine.</w:t>
+        <w:t>The abundance feels so complete that an ending is difficult to imagine. Yet it belongs to a season already moving onward. Plenty and passing time occupy the same scene.</w:t>
       </w:r>
     </w:p>
     <w:p>
@@ -19245,7 +19245,7 @@
         <w:t xml:space="preserve">5  The season rests — </w:t>
       </w:r>
       <w:r>
-        <w:t>Here is what matters! Autumn appears as a relaxed worker amid harvest! Personification makes the season tangible while slow gestures replace the urgent motion often associated with human ambition. Will this place still mean safety?</w:t>
+        <w:t>Autumn appears as a resting worker beside the harvest. The season receives a human posture. After growth's fullness comes a quieter interval of waiting and completion.</w:t>
       </w:r>
     </w:p>
     <w:p>
@@ -19271,7 +19271,7 @@
         <w:t xml:space="preserve">6  The resting figure gives time a body — </w:t>
       </w:r>
       <w:r>
-        <w:t>Autumn is imagined lingering among harvested work. There is no urgent conquest here! The poem invites attention to the pause within a process.</w:t>
+        <w:t>Loose hair moves in a breeze; a half-reaped field pauses. The personified figure gives us something visible to hold. Time becomes a body lingering beside its work.</w:t>
       </w:r>
     </w:p>
     <w:p>
@@ -19314,7 +19314,7 @@
         <w:t xml:space="preserve">7  The harvest has its pauses — </w:t>
       </w:r>
       <w:r>
-        <w:t>Stay with the story! Reaping, gleaning and the cider press show labour nearing completion! The poem values patient intervals and unfinished movements rather than only the final collected product. How much time does the choice still have?</w:t>
+        <w:t>Other harvest images follow, including a gleaner and the cider press. Their activities proceed slowly. Ripeness has a rhythm different from spring's urgent beginning.</w:t>
       </w:r>
     </w:p>
     <w:p>
@@ -19340,7 +19340,7 @@
         <w:t xml:space="preserve">8  The cider press measures a patient ending — </w:t>
       </w:r>
       <w:r>
-        <w:t>The last juice falls slowly. Watch without rushing! Value remains within completion's small movements rather than only in the final collected product.</w:t>
+        <w:t>At the press, the last drops emerge patiently. The image makes completion gradual rather than abrupt. The season does not vanish all at once.</w:t>
       </w:r>
     </w:p>
     <w:p>
@@ -19366,7 +19366,7 @@
         <w:t xml:space="preserve">9  Spring's song is not required — </w:t>
       </w:r>
       <w:r>
-        <w:t>Now turn the page! The poem asks about spring only to release the need for it! Autumn deserves attention on its own terms instead of being measured solely against a younger season. What changes when this story is finally understood?</w:t>
+        <w:t>The speaker asks where spring's songs have gone, then finds no need to borrow them. Autumn has its own music. Its value does not depend on becoming another season.</w:t>
       </w:r>
     </w:p>
     <w:p>
@@ -19392,7 +19392,7 @@
         <w:t xml:space="preserve">10  Evening gathers its music — </w:t>
       </w:r>
       <w:r>
-        <w:t>The scene changes! Gnats, lambs, crickets, birds and swallows form a layered soundscape! The season is not silent simply because it approaches an ending. What can be discovered beyond the familiar path?</w:t>
+        <w:t>Evening fills with gnats, lambs, crickets, birds, and swallows. Sound gathers as daylight declines. The ending landscape is still inhabited and active.</w:t>
       </w:r>
     </w:p>
     <w:p>
@@ -19418,7 +19418,7 @@
         <w:t xml:space="preserve">11  The evening chorus belongs to this season — </w:t>
       </w:r>
       <w:r>
-        <w:t>Gnats, lambs and birds make their own sounds. Why demand spring's music? The autumnal world deserves to be heard in its present voice.</w:t>
+        <w:t>Each sound belongs to this moment of the year. The chorus offers life within change. An approaching winter does not silence the present scene beforehand.</w:t>
       </w:r>
     </w:p>
     <w:p>
@@ -19444,7 +19444,7 @@
         <w:t xml:space="preserve">12  The ending holds movement — </w:t>
       </w:r>
       <w:r>
-        <w:t>What do you notice? Gathering swallows suggest departure without canceling the scene's beauty! Acceptance emerges through sustained observation, allowing fullness and decline to coexist. What can this vision promise?</w:t>
+        <w:t>Hold the poem's movement from ripeness through harvest to evening music. It makes passing visible without turning it into simple despair. The season leaves us listening.</w:t>
       </w:r>
     </w:p>
     <w:p>
@@ -19569,7 +19569,7 @@
         <w:rPr>
           <w:i/>
         </w:rPr>
-        <w:t>A bird disappears into the sky, but its song refuses to leave!</w:t>
+        <w:t>An unseen bird's song makes a poet ask what joy would sound like without sorrow.</w:t>
       </w:r>
     </w:p>
     <w:p>
@@ -19622,7 +19622,7 @@
         <w:t xml:space="preserve">1  The greeting reaches upward — </w:t>
       </w:r>
       <w:r>
-        <w:t>Look up! The speaker greets the skylark as if its song belongs to something beyond an ordinary bird. Wonder begins by questioning what the ear has encountered.</w:t>
+        <w:t>A skylark rises into the evening sky, singing. Shelley addresses it as something more than an ordinary bird. The sound seems to pour out with a freedom the listener envies.</w:t>
       </w:r>
     </w:p>
     <w:p>
@@ -19648,7 +19648,7 @@
         <w:t xml:space="preserve">2  The singer climbs the sky — </w:t>
       </w:r>
       <w:r>
-        <w:t>The skylark rises while pouring out music. Its motion and sound seem inseparable! The song offers an image of energy that does not pause to calculate its reward.</w:t>
+        <w:t>The singer climbs higher while its music continues. Distance increases without silencing it. The listener follows a presence that is becoming harder to see.</w:t>
       </w:r>
     </w:p>
     <w:p>
@@ -19674,7 +19674,7 @@
         <w:t xml:space="preserve">3  The light hides the body — </w:t>
       </w:r>
       <w:r>
-        <w:t>The bird moves beyond clear sight, though its voice remains. Where is that singer? Absence becomes part of the enchantment, letting sound exceed the visible creature producing it.</w:t>
+        <w:t>Bright sky hides the small body. The bird reaches the listener chiefly through song. Its unseen position makes the music seem less confined to a physical creature.</w:t>
       </w:r>
     </w:p>
     <w:p>
@@ -19700,7 +19700,7 @@
         <w:t xml:space="preserve">4  The listener searches for likenesses — </w:t>
       </w:r>
       <w:r>
-        <w:t>The speaker asks what can resemble such music. One comparison will not do! The imagination begins moving through other hidden sources of beauty and feeling.</w:t>
+        <w:t>The speaker searches for comparisons that might convey the experience. Each likeness offers a new picture. None quite captures the song that prompted the search.</w:t>
       </w:r>
     </w:p>
     <w:p>
@@ -19726,7 +19726,7 @@
         <w:t xml:space="preserve">5  A poet sings unseen — </w:t>
       </w:r>
       <w:r>
-        <w:t>The bird is compared to a poet hidden in thought. What can a voice change without showing its maker? The comparison joins natural song with the social reach of art.</w:t>
+        <w:t>He imagines a poet hidden from sight, sending words out to listeners. Invisible creation changes other lives. The comparison brings the bird's song near the work of art.</w:t>
       </w:r>
     </w:p>
     <w:p>
@@ -19752,7 +19752,7 @@
         <w:t xml:space="preserve">6  A private song fills a chamber — </w:t>
       </w:r>
       <w:r>
-        <w:t>Another image imagines a secluded young woman singing. The heard beauty comes from an unseen life! Sound can cross the limits that keep its source withdrawn.</w:t>
+        <w:t>He also imagines a secluded maiden singing from a private room. A hidden voice fills the surrounding space. The song's effect exceeds the place where its maker remains.</w:t>
       </w:r>
     </w:p>
     <w:p>
@@ -19795,7 +19795,7 @@
         <w:t xml:space="preserve">7  Small hidden beauties answer — </w:t>
       </w:r>
       <w:r>
-        <w:t>A glow-worm and a sheltered rose offer further likenesses. Keep collecting the images! Each gives a new way to understand beauty reaching outward from concealment.</w:t>
+        <w:t>A glow-worm and a rose supply other images of beauty spreading unseen. Light or fragrance travels beyond its source. The comparisons continue searching for the skylark's reach.</w:t>
       </w:r>
     </w:p>
     <w:p>
@@ -19821,7 +19821,7 @@
         <w:t xml:space="preserve">8  The song outruns the comparisons — </w:t>
       </w:r>
       <w:r>
-        <w:t>Wedding and victory songs seem insufficient beside the skylark. Its delight remains beyond the listener's examples! The growing list shows both imaginative richness and the failure to capture the sound.</w:t>
+        <w:t>The bird's music seems richer than all these likenesses. Comparison opens imagination but cannot finish the task. The listener returns to the song itself with renewed wonder.</w:t>
       </w:r>
     </w:p>
     <w:p>
@@ -19847,7 +19847,7 @@
         <w:t xml:space="preserve">9  The human listener remembers sorrow — </w:t>
       </w:r>
       <w:r>
-        <w:t>People mix pleasure with pain and longing. How different the bird seems! The poem's praise reveals the listener's own emotional limits as much as the singer's apparent freedom.</w:t>
+        <w:t>Human happiness often carries regret, fear, or expectation of loss. Our songs sound through that mixed experience. The skylark appears free from the sorrow that colours them.</w:t>
       </w:r>
     </w:p>
     <w:p>
@@ -19873,7 +19873,7 @@
         <w:t xml:space="preserve">10  Joy becomes a question — </w:t>
       </w:r>
       <w:r>
-        <w:t>What could teach such untroubled gladness? The speaker asks the bird for understanding! Its happiness is an imagined ideal, not scientific proof that birds never experience distress.</w:t>
+        <w:t>The poet asks what the bird knows that makes such joy possible. Its happiness belongs partly to his idealising imagination. The creature itself supplies music, not an explanation.</w:t>
       </w:r>
     </w:p>
     <w:p>
@@ -19899,7 +19899,7 @@
         <w:t xml:space="preserve">11  Half the happiness would be enough — </w:t>
       </w:r>
       <w:r>
-        <w:t>The poet asks to learn even part of that joy. What a wish! A transformed song might make the world listen as intensely as he listens now.</w:t>
+        <w:t>He wishes to learn even half that gladness. If he could bring it into poetry, people might listen as he listens now. Envy becomes a hope for artistic transmission.</w:t>
       </w:r>
     </w:p>
     <w:p>
@@ -19925,7 +19925,7 @@
         <w:t xml:space="preserve">12  The request remains in the air — </w:t>
       </w:r>
       <w:r>
-        <w:t>The poem ends with the desired lesson still a request. Carry the upward motion with you! Aspiration, comparison and human sorrow keep the skylark's imagined music beyond possession.</w:t>
+        <w:t>The request remains unanswered while the song continues. Keep the unseen singer and the searching listener together. The poem's movement is the mind trying to approach a joy it cannot own.</w:t>
       </w:r>
     </w:p>
     <w:p>
@@ -20045,7 +20045,7 @@
         <w:rPr>
           <w:i/>
         </w:rPr>
-        <w:t>A silent object tells stories that can never quite finish!</w:t>
+        <w:t>A painted lover can never reach his kiss, but can never lose the moment before it either.</w:t>
       </w:r>
     </w:p>
     <w:p>
@@ -20122,7 +20122,7 @@
         <w:t xml:space="preserve">1  The silent storyteller waits — </w:t>
       </w:r>
       <w:r>
-        <w:t>Step closer to the urn! Its figures survive from an earlier world, but it cannot answer in ordinary speech. The speaker begins by questioning its imagined histories.</w:t>
+        <w:t>An ancient urn stands before its viewer, covered with figures. It tells through images instead of speech. Keats begins questioning a story whose people cannot answer.</w:t>
       </w:r>
     </w:p>
     <w:p>
@@ -20148,7 +20148,7 @@
         <w:t xml:space="preserve">2  The picture raises more questions — </w:t>
       </w:r>
       <w:r>
-        <w:t>Who are these people, and what pursuit fills the image? The scene offers action without explanation! Our wish for a complete story encounters art's permanent silence.</w:t>
+        <w:t>Who are these lovers, musicians, and pursuers? What happened before the pictured scene? The object gives visible details while keeping names and outcomes beyond reach.</w:t>
       </w:r>
     </w:p>
     <w:p>
@@ -20174,7 +20174,7 @@
         <w:t xml:space="preserve">3  The music cannot be heard — </w:t>
       </w:r>
       <w:r>
-        <w:t>A painted musician keeps playing for the imagination. What sound does silence permit? The unheard tune cannot disappoint the listener in quite the way an actual performance might.</w:t>
+        <w:t>Painted musicians play unheard melodies. Because they never actually sound, imagination can make them perfect. The viewer finds a strange advantage in their silence.</w:t>
       </w:r>
     </w:p>
     <w:p>
@@ -20200,7 +20200,7 @@
         <w:t xml:space="preserve">4  The kiss cannot arrive — </w:t>
       </w:r>
       <w:r>
-        <w:t>The lover approaches but never reaches his beloved. What a strange bargain! Desire avoids the fading that follows fulfilment, but only because fulfilment itself is denied.</w:t>
+        <w:t>A lover approaches a kiss that will never arrive. The beloved remains beautiful, but fulfilment is permanently delayed. The frozen image preserves desire by preventing its completion.</w:t>
       </w:r>
     </w:p>
     <w:p>
@@ -20226,7 +20226,7 @@
         <w:t xml:space="preserve">5  The trees cannot lose their leaves — </w:t>
       </w:r>
       <w:r>
-        <w:t>The carved branches remain green. The season never changes! Preservation looks enviable until we notice that the pictured life also cannot develop beyond its fixed moment.</w:t>
+        <w:t>The painted trees cannot lose their leaves. Spring stays where the artist placed it. Nature on the urn escapes seasonal change at the price of never growing onward.</w:t>
       </w:r>
     </w:p>
     <w:p>
@@ -20252,7 +20252,7 @@
         <w:t xml:space="preserve">6  The song cannot tire — </w:t>
       </w:r>
       <w:r>
-        <w:t>The musician's tune seems forever fresh. Imagine endless beginning! Yet this freshness belongs to an image beyond living effort, not to a human body exempt from fatigue.</w:t>
+        <w:t>The musician will never tire or stop playing. Endless freshness becomes possible inside the image. Yet the performance also cannot change into another moment.</w:t>
       </w:r>
     </w:p>
     <w:p>
@@ -20295,7 +20295,7 @@
         <w:t xml:space="preserve">7  Human passion has a different cost — </w:t>
       </w:r>
       <w:r>
-        <w:t>The speaker contrasts the ideal scene with desire's exhaustion. The urn's world looks safe from that ache! Its permanence gains meaning through the vulnerability of actual experience.</w:t>
+        <w:t>Actual human passion brings heat, exhaustion, and disappointment. The painted scene avoids those costs. Its apparent perfection remains inseparable from the absence of living change.</w:t>
       </w:r>
     </w:p>
     <w:p>
@@ -20321,7 +20321,7 @@
         <w:t xml:space="preserve">8  A procession moves without moving — </w:t>
       </w:r>
       <w:r>
-        <w:t>The gaze shifts to people heading toward sacrifice. Another story begins! The solemn destination remains imagined because the pictured procession can never reach its next event.</w:t>
+        <w:t>Another picture shows a procession leading a sacrificial animal. The people seem to move toward a ceremony, but their movement cannot finish. A collective story waits inside one scene.</w:t>
       </w:r>
     </w:p>
     <w:p>
@@ -20347,7 +20347,7 @@
         <w:t xml:space="preserve">9  A town is imagined elsewhere — </w:t>
       </w:r>
       <w:r>
-        <w:t>If these people left a town, who remains there? The speaker invents a question rather than recovering a fact! The absent place reveals how pictures provoke stories beyond their boundaries.</w:t>
+        <w:t>The viewer imagines the town they have left behind. Its unseen streets become part of the picture's mystery. The urn has prompted a place it does not actually show.</w:t>
       </w:r>
     </w:p>
     <w:p>
@@ -20373,7 +20373,7 @@
         <w:t xml:space="preserve">10  The empty street cannot explain itself — </w:t>
       </w:r>
       <w:r>
-        <w:t>No pictured citizen returns to tell why the town is quiet. The imagined vacancy stays unresolved! Art preserves a scene while withholding the ordinary sequence that would complete it.</w:t>
+        <w:t>That imagined town remains empty in the viewer's account, without inhabitants returning to explain it. Questions multiply around the visible figures. Silence preserves what it also withholds.</w:t>
       </w:r>
     </w:p>
     <w:p>
@@ -20399,7 +20399,7 @@
         <w:t xml:space="preserve">11  The object will outlive this viewer — </w:t>
       </w:r>
       <w:r>
-        <w:t>The speaker imagines the urn enduring later generations and new sorrows. Its survival is impressive! But lasting material form does not remove the suffering of the people who encounter it.</w:t>
+        <w:t>The urn may outlive the person looking at it and meet future sorrow. Its stillness offers endurance, but no simple answer to every human need.</w:t>
       </w:r>
     </w:p>
     <w:p>
@@ -20425,7 +20425,7 @@
         <w:t xml:space="preserve">12  The final words keep us debating — </w:t>
       </w:r>
       <w:r>
-        <w:t>Beauty and truth meet in the ending's famous assertion. Who speaks, and how far does the claim reach? Keep the question alive instead of turning a difficult poem into a simple slogan!</w:t>
+        <w:t>The closing connection between beauty and truth remains debated, including who speaks it and how far it applies. Keep the suspended kiss: preservation can be both a gift and a limit.</w:t>
       </w:r>
     </w:p>
     <w:p>
@@ -20550,7 +20550,7 @@
         <w:rPr>
           <w:i/>
         </w:rPr>
-        <w:t>An orphan's vulnerability reveals the cruelty behind respectable systems.</w:t>
+        <w:t>A hungry child's request sends him through a city that keeps mistaking victims for criminals.</w:t>
       </w:r>
     </w:p>
     <w:p>
@@ -20651,7 +20651,7 @@
         <w:t xml:space="preserve">1  The workhouse child — </w:t>
       </w:r>
       <w:r>
-        <w:t>Now watch! Oliver grows up under punitive charity that treats need as a moral fault! His request for more food becomes scandalous because the institution expects gratitude instead of a voice. Will this place still mean safety?</w:t>
+        <w:t>Oliver Twist grows up in a workhouse, an institution meant to support the poor. It instead gives him hunger and harsh treatment. His childhood begins inside a system that resents his need.</w:t>
       </w:r>
     </w:p>
     <w:p>
@@ -20677,7 +20677,7 @@
         <w:t xml:space="preserve">2  Hunger asks an ordinary question — </w:t>
       </w:r>
       <w:r>
-        <w:t>Oliver wants enough food. The institution hears defiance! Remember the simplicity of the request beside the elaborate moral judgement imposed upon a vulnerable child.</w:t>
+        <w:t>He asks for more food. The adults treat that ordinary request as outrageous rebellion. A hungry boy becomes a problem to remove rather than a person to feed.</w:t>
       </w:r>
     </w:p>
     <w:p>
@@ -20703,7 +20703,7 @@
         <w:t xml:space="preserve">3  Escape into another system — </w:t>
       </w:r>
       <w:r>
-        <w:t>Look a little closer! After misery in an apprenticeship, Oliver runs to London and meets the Artful Dodger! Fagin's household appears welcoming before its business of training children to steal becomes clear. Who gets heard in this crowded world?</w:t>
+        <w:t>After further mistreatment, Oliver runs to London. The Artful Dodger offers welcome and takes him to Fagin. The city provides company, but the new household has another purpose.</w:t>
       </w:r>
     </w:p>
     <w:p>
@@ -20729,7 +20729,7 @@
         <w:t xml:space="preserve">4  A welcoming group has another use for him — </w:t>
       </w:r>
       <w:r>
-        <w:t>Fagin's circle seems to offer belonging. What does the shelter require? A lonely child can be drawn into exploitation through the very need for company and safety.</w:t>
+        <w:t>Fagin trains boys to steal. The friendliness surrounding Oliver turns need into usefulness for a criminal group. He does not yet understand the work expected of him.</w:t>
       </w:r>
     </w:p>
     <w:p>
@@ -20755,7 +20755,7 @@
         <w:t xml:space="preserve">5  Brownlow offers an alternative — </w:t>
       </w:r>
       <w:r>
-        <w:t>Listen to this! Mistakenly caught after a theft, Oliver is helped by Brownlow! Kindness briefly interrupts the criminal world's claim over him, showing that protection changes what choices a child can make. What might grow from this moment?</w:t>
+        <w:t>When a theft goes wrong, Mr Brownlow takes Oliver into his home. For a short time, kindness and care replace suspicion. Another way of receiving the child becomes visible.</w:t>
       </w:r>
     </w:p>
     <w:p>
@@ -20781,7 +20781,7 @@
         <w:t xml:space="preserve">6  The benefactor sees a person rather than a category — </w:t>
       </w:r>
       <w:r>
-        <w:t>Brownlow's kindness interrupts the criminal label attached to Oliver. Look at the difference! Protection begins when someone attends to the child rather than a convenient suspicion.</w:t>
+        <w:t>Brownlow sees an individual rather than a fixed category of poor or criminal. His trust opens a possible future. The gang fears that Oliver may expose it.</w:t>
       </w:r>
     </w:p>
     <w:p>
@@ -20824,7 +20824,7 @@
         <w:t xml:space="preserve">7  The gang takes him back — </w:t>
       </w:r>
       <w:r>
-        <w:t>Here is what matters! Nancy and Sikes help recapture Oliver, and he is forced into a burglary! Injury during the attempt draws him toward another protective household rather than confirming the criminal identity imposed on him. Who has the power to let someone go?</w:t>
+        <w:t>Oliver is seized and returned to Fagin's circle. Escape from the workhouse has not made him free to choose his company. Adults keep directing the path of his life.</w:t>
       </w:r>
     </w:p>
     <w:p>
@@ -20850,7 +20850,7 @@
         <w:t xml:space="preserve">8  A forced crime turns the victim into apparent evidence — </w:t>
       </w:r>
       <w:r>
-        <w:t>Oliver is made to assist burglary and is injured. His participation is coerced! The novel asks us not to mistake an endangered child's presence for a freely chosen identity.</w:t>
+        <w:t>Bill Sikes forces him into a burglary, during which Oliver is wounded. The victim is made to look like the offender. The household he was forced to enter later protects him.</w:t>
       </w:r>
     </w:p>
     <w:p>
@@ -20876,7 +20876,7 @@
         <w:t xml:space="preserve">9  Nancy risks a disclosure — </w:t>
       </w:r>
       <w:r>
-        <w:t>Stay with the story! Nancy uncovers a plot connecting Monks to Oliver's origins! Helping him requires crossing the loyalties and fears that keep her bound to Sikes's world. Who will believe the words—and who will pay for believing?</w:t>
+        <w:t>Nancy learns that Monks is plotting against Oliver and secretly tells his protectors. Helping him puts her in danger. She tries to open a door she cannot safely pass through herself.</w:t>
       </w:r>
     </w:p>
     <w:p>
@@ -20902,7 +20902,7 @@
         <w:t xml:space="preserve">10  Violence silences the helper — </w:t>
       </w:r>
       <w:r>
-        <w:t>Now turn the page! Sikes murders Nancy after suspecting betrayal! His flight ends in death, while the machinery surrounding Fagin is exposed; Oliver's rescue carries the cost borne by someone who could not escape herself. What can the living still carry forward from this loss?</w:t>
+        <w:t>Sikes discovers her disclosure and murders her. The violence reveals the cost of exposing the gang. Nancy's compassion could help Oliver without rescuing her from her own situation.</w:t>
       </w:r>
     </w:p>
     <w:p>
@@ -20928,7 +20928,7 @@
         <w:t xml:space="preserve">11  The helper cannot escape the world she exposes — </w:t>
       </w:r>
       <w:r>
-        <w:t>Nancy's disclosure protects Oliver while increasing her own danger. Her courage is costly! Another person's rescue can depend upon someone who never receives the same freedom.</w:t>
+        <w:t>Her information survives even though she does not. The people defending Oliver gain the knowledge needed to challenge Monks. Care moves forward through a helper they cannot save.</w:t>
       </w:r>
     </w:p>
     <w:p>
@@ -20954,7 +20954,7 @@
         <w:t xml:space="preserve">12  Origins and protection — </w:t>
       </w:r>
       <w:r>
-        <w:t>The scene changes! The truth of Oliver's parentage and Monks's scheme emerges! Brownlow adopts Oliver, but the novel's indictment reaches beyond one fortunate ending to the institutions that endangered children like him. Will this place still mean safety?</w:t>
+        <w:t>Oliver's origins are revealed, Monks's scheme fails, and Brownlow adopts him. The ending gives the child security. Remember how often survival depended on someone believing the person beneath the accusation.</w:t>
       </w:r>
     </w:p>
     <w:p>
@@ -21079,7 +21079,7 @@
         <w:rPr>
           <w:i/>
         </w:rPr>
-        <w:t>The old voyager looks at home—and hears the sea calling again!</w:t>
+        <w:t>An ageing king looks at the harbour and finds that home cannot quiet his wish to travel.</w:t>
       </w:r>
     </w:p>
     <w:p>
@@ -21144,7 +21144,7 @@
         <w:t xml:space="preserve">1  Home feels too narrow — </w:t>
       </w:r>
       <w:r>
-        <w:t>Meet a returned king who cannot rest! Ulysses describes governing Ithaca with impatience, making homecoming the beginning of another dissatisfaction rather than the end of desire.</w:t>
+        <w:t>Back in Ithaca, Ulysses feels confined by ordinary kingship. He has survived long journeys, yet home does not satisfy him. Tennyson lets us hear the restless traveller speak.</w:t>
       </w:r>
     </w:p>
     <w:p>
@@ -21170,7 +21170,7 @@
         <w:t xml:space="preserve">2  The ordinary duties trouble him — </w:t>
       </w:r>
       <w:r>
-        <w:t>He finds little delight in distributing laws among his people. Listen critically! His frustration reveals a powerful temperament, but it also raises questions about obligations to those he rules.</w:t>
+        <w:t>He looks impatiently at ruling, domestic routine, and people who do not share his appetite. His judgement reveals his frustration. It also raises questions about the duties he wants to leave.</w:t>
       </w:r>
     </w:p>
     <w:p>
@@ -21196,7 +21196,7 @@
         <w:t xml:space="preserve">3  The traveller remembers appetite — </w:t>
       </w:r>
       <w:r>
-        <w:t>Past joys and hardships return together. He wants to experience life deeply! The remembered voyage becomes evidence for a self that cannot be satisfied with mere survival.</w:t>
+        <w:t>He remembers encountering cities, customs, battles, and companions. Experience has enlarged him rather than filled him completely. Each journey makes another journey desirable.</w:t>
       </w:r>
     </w:p>
     <w:p>
@@ -21222,7 +21222,7 @@
         <w:t xml:space="preserve">4  The encounters have shaped him — </w:t>
       </w:r>
       <w:r>
-        <w:t>Ulysses claims that what he met has entered his identity. What a wide self-image! Experience matters because it changes the traveller rather than simply decorating his history.</w:t>
+        <w:t>Those encounters form part of who he is. He cannot put travel behind him as a finished chapter. Memory continues asking for movement in the present.</w:t>
       </w:r>
     </w:p>
     <w:p>
@@ -21248,7 +21248,7 @@
         <w:t xml:space="preserve">5  The horizon keeps withdrawing — </w:t>
       </w:r>
       <w:r>
-        <w:t>Knowledge opens another untravelled world. The desire has no natural finish! Each discovery makes the remaining unknown feel larger, leaving completion always beyond the current view.</w:t>
+        <w:t>The horizon seems to recede whenever he approaches it. Knowledge remains unfinished. The image makes continued searching feel natural, while also refusing a final destination.</w:t>
       </w:r>
     </w:p>
     <w:p>
@@ -21274,7 +21274,7 @@
         <w:t xml:space="preserve">6  Age makes the wish urgent — </w:t>
       </w:r>
       <w:r>
-        <w:t>Life remaining is limited, yet Ulysses refuses inactivity. The stakes sharpen! His eloquence turns approaching death into a reason for movement, while the risks of that movement remain real.</w:t>
+        <w:t>Age increases his urgency. He has less time in which to seek more experience. The body's decline does not quiet the wish; it makes waiting feel costly.</w:t>
       </w:r>
     </w:p>
     <w:p>
@@ -21317,7 +21317,7 @@
         <w:t xml:space="preserve">7  The son receives the kingdom — </w:t>
       </w:r>
       <w:r>
-        <w:t>Telemachus is introduced as capable of patient governance. Ulysses values a different kind of work! The distinction allows another voyage, but does not erase the tension between adventure and duty.</w:t>
+        <w:t>He assigns the kingdom to his son Telemachus, whom he considers suited to steady governance. Father and son have different gifts. Delegation opens the imagined road toward departure.</w:t>
       </w:r>
     </w:p>
     <w:p>
@@ -21343,7 +21343,7 @@
         <w:t xml:space="preserve">8  The harbour gathers the companions — </w:t>
       </w:r>
       <w:r>
-        <w:t>The address turns toward his mariners. Imagine the waiting ships! A private dissatisfaction becomes a speech that asks other people to share the undertaking and its danger.</w:t>
+        <w:t>He turns toward the harbour and addresses companions from earlier voyages. Shared hardship becomes a reason to go again. Their old life supplies language for a final effort.</w:t>
       </w:r>
     </w:p>
     <w:p>
@@ -21369,7 +21369,7 @@
         <w:t xml:space="preserve">9  The old courage is summoned — </w:t>
       </w:r>
       <w:r>
-        <w:t>He remembers their shared strength and labour. Their bodies have changed! The speech seeks a continuing identity in courage when physical power can no longer guarantee success.</w:t>
+        <w:t>He calls upon their remaining courage. They are weaker than before, but can still choose action. The invitation gathers dignity from perseverance in the face of age.</w:t>
       </w:r>
     </w:p>
     <w:p>
@@ -21395,7 +21395,7 @@
         <w:t xml:space="preserve">10  The last voyage has two possibilities — </w:t>
       </w:r>
       <w:r>
-        <w:t>They may reach another shore—or be overwhelmed. The poem leaves both open! Desire for discovery cannot be treated as proof that the proposed journey will end safely.</w:t>
+        <w:t>The proposed voyage might bring discovery or death. Courage does not remove that uncertainty. His speech can be inspiring while leaving questions about responsibility and risk alive.</w:t>
       </w:r>
     </w:p>
     <w:p>
@@ -21421,7 +21421,7 @@
         <w:t xml:space="preserve">11  The will rises above weakness — </w:t>
       </w:r>
       <w:r>
-        <w:t>The closing declaration gathers resolve from diminished strength. Hear its momentum! The ageing hero makes perseverance sound irresistible, though listeners still have to judge what the perseverance serves.</w:t>
+        <w:t>The ending insists on continuing effort despite diminished strength. Its energy lies in refusing inward surrender. We hear determination rather than proof that the plan will succeed.</w:t>
       </w:r>
     </w:p>
     <w:p>
@@ -21447,7 +21447,7 @@
         <w:t xml:space="preserve">12  The ship stays within the speech — </w:t>
       </w:r>
       <w:r>
-        <w:t>We do not witness the voyage's outcome. Remember the form! This is Ulysses persuading companions, an inspiring and unsettling appeal whose confidence is itself something to examine.</w:t>
+        <w:t>The poem ends within Ulysses's speech; it does not show the ship completing another journey. Remember the ageing man at the harbour, still turning desire into an invitation.</w:t>
       </w:r>
     </w:p>
     <w:p>
@@ -21572,7 +21572,7 @@
         <w:rPr>
           <w:i/>
         </w:rPr>
-        <w:t>He shows a portrait—but accidentally reveals himself!</w:t>
+        <w:t>A duke describes a portrait, and accidentally reveals why its silence pleases him.</w:t>
       </w:r>
     </w:p>
     <w:p>
@@ -21637,7 +21637,7 @@
         <w:t xml:space="preserve">1  The curtain opens on a face — </w:t>
       </w:r>
       <w:r>
-        <w:t>The Duke shows an envoy his late wife's portrait. Come closer—but notice who controls the curtain! The painting enters the story through its owner's command over looking.</w:t>
+        <w:t>In a Renaissance Italian palace, a duke draws back a curtain to show his late wife's portrait. An envoy listens. The duke controls both the viewing and the account that follows.</w:t>
       </w:r>
     </w:p>
     <w:p>
@@ -21663,7 +21663,7 @@
         <w:t xml:space="preserve">2  The painted presence looks alive — </w:t>
       </w:r>
       <w:r>
-        <w:t>He praises the artist's skill. The Duchess appears vivid! Yet the living woman is absent, and the apparent animation belongs to a possession the Duke can display at will.</w:t>
+        <w:t>The painted Duchess seems alive, though she cannot speak. Her expression remains available to her husband's explanation. He begins telling the visitor what her smiles meant.</w:t>
       </w:r>
     </w:p>
     <w:p>
@@ -21689,7 +21689,7 @@
         <w:t xml:space="preserve">3  The visitor receives an explanation — </w:t>
       </w:r>
       <w:r>
-        <w:t>The Duke interprets her smile before the envoy can ask freely. Listen to that control! He manages both the object and the story that someone else is allowed to hear.</w:t>
+        <w:t>He complains that she responded warmly to other people and ordinary pleasures. What he presents as a fault sounds, to the listener, like openness to life.</w:t>
       </w:r>
     </w:p>
     <w:p>
@@ -21715,7 +21715,7 @@
         <w:t xml:space="preserve">4  Small pleasures become accusations — </w:t>
       </w:r>
       <w:r>
-        <w:t>The Duchess enjoyed ordinary gifts and attention. Why should kindness anger her husband? His account turns delight into evidence because it does not revolve exclusively around him.</w:t>
+        <w:t>A sunset, a branch of cherries, and a compliment could all delight her. The duke treats these small joys as offences because his own gifts did not stand apart enough.</w:t>
       </w:r>
     </w:p>
     <w:p>
@@ -21741,7 +21741,7 @@
         <w:t xml:space="preserve">5  The old family name demands priority — </w:t>
       </w:r>
       <w:r>
-        <w:t>The Duke thinks his ancient rank deserved unique appreciation. His grievance grows clearer! He wants hierarchy, rather than shared joy, to govern the meaning of her affection.</w:t>
+        <w:t>His ancient family name, he believes, deserved special gratitude. He measures her happiness by whether it recognises his superiority. Her easy pleasure threatens that hierarchy.</w:t>
       </w:r>
     </w:p>
     <w:p>
@@ -21767,7 +21767,7 @@
         <w:t xml:space="preserve">6  Conversation is treated as humiliation — </w:t>
       </w:r>
       <w:r>
-        <w:t>He refuses to explain his wishes, calling such discussion a lowering of himself. What a revealing choice! Pride prevents the ordinary negotiation that could make a relationship mutual.</w:t>
+        <w:t>He says explaining his displeasure would have meant stooping. Instead of speaking with her, he preserves his pride. The refusal of conversation prepares a chilling alternative.</w:t>
       </w:r>
     </w:p>
     <w:p>
@@ -21810,7 +21810,7 @@
         <w:t xml:space="preserve">7  The smiles are abruptly stopped — </w:t>
       </w:r>
       <w:r>
-        <w:t>He says he gave commands and the smiles stopped. The account turns chilling! It strongly suggests lethal coercion without providing an explicit, independently witnessed description of the Duchess's death.</w:t>
+        <w:t>He reports that he gave commands and her smiles stopped. The line strongly suggests his responsibility for her death without supplying a detailed account. His composure makes the implication more disturbing.</w:t>
       </w:r>
     </w:p>
     <w:p>
@@ -21836,7 +21836,7 @@
         <w:t xml:space="preserve">8  The portrait is easier to govern — </w:t>
       </w:r>
       <w:r>
-        <w:t>Now the Duchess smiles only when he permits the curtain to open. The contrast is terrible! Art gives him a controlled image where a living person had her own responses.</w:t>
+        <w:t>The portrait cannot smile at anyone unless he opens the curtain. What he could not govern in life is now controlled as an object. The silent painting suits his authority.</w:t>
       </w:r>
     </w:p>
     <w:p>
@@ -21862,7 +21862,7 @@
         <w:t xml:space="preserve">9  The next marriage enters the speech — </w:t>
       </w:r>
       <w:r>
-        <w:t>The envoy represents a potential new bride's family. The Duke's history becomes a warning! What future is being negotiated by a man who treats an earlier wife's autonomy as an offence?</w:t>
+        <w:t>The conversation moves toward negotiations for his next marriage. The visitor is an envoy from another family. This portrait tour has taken place inside a business arrangement.</w:t>
       </w:r>
     </w:p>
     <w:p>
@@ -21888,7 +21888,7 @@
         <w:t xml:space="preserve">10  The dowry is delicately mentioned — </w:t>
       </w:r>
       <w:r>
-        <w:t>He insists the daughter herself is his object while discussing wealth. Hear the polished language! Possession and social transaction remain near the centre of the courtly exchange.</w:t>
+        <w:t>The duke mentions the future bride's dowry while declaring that the woman herself is his object. Possession and money remain close beneath the polished language.</w:t>
       </w:r>
     </w:p>
     <w:p>
@@ -21914,7 +21914,7 @@
         <w:t xml:space="preserve">11  Another artwork completes the pattern — </w:t>
       </w:r>
       <w:r>
-        <w:t>He points to Neptune taming a sea-horse. Keep that image! The admired act of domination echoes the account of marriage we have just heard.</w:t>
+        <w:t>On the way downstairs, he points out a bronze Neptune taming a sea-horse. Another artwork echoes the wish to dominate. His collection completes the pattern his speech has revealed.</w:t>
       </w:r>
     </w:p>
     <w:p>
@@ -21940,7 +21940,7 @@
         <w:t xml:space="preserve">12  The storyteller has become the evidence — </w:t>
       </w:r>
       <w:r>
-        <w:t>The envoy's response stays largely silent, but we can judge the speaker's words. Remember the trick! A confident self-defence has revealed pride, control and the threat beneath refinement.</w:t>
+        <w:t>The envoy has received more information than the duke intended. Listen to the speaker as evidence: his explanation of another person's fault has exposed his own need for control.</w:t>
       </w:r>
     </w:p>
     <w:p>
@@ -22065,7 +22065,7 @@
         <w:rPr>
           <w:i/>
         </w:rPr>
-        <w:t>Three visitors, one frozen heart—and a morning still worth changing!</w:t>
+        <w:t>A miser wakes to three visitors who show him what his money has kept him from seeing.</w:t>
       </w:r>
     </w:p>
     <w:p>
@@ -22154,7 +22154,7 @@
         <w:t xml:space="preserve">1  The office has no warmth — </w:t>
       </w:r>
       <w:r>
-        <w:t>Scrooge guards money while Bob shivers at work. Christmas kindness irritates him! Meet a man who has made his own comfort depend on refusing other people's needs.</w:t>
+        <w:t>On a cold Christmas Eve, Ebenezer Scrooge grudges warmth to his clerk Bob Cratchit and rejects festive company. Money fills his attention. Other people's needs feel like demands to resist.</w:t>
       </w:r>
     </w:p>
     <w:p>
@@ -22180,7 +22180,7 @@
         <w:t xml:space="preserve">2  The dead partner knocks — </w:t>
       </w:r>
       <w:r>
-        <w:t>Marley's ghost appears wearing chains. These are the burdens of a life spent neglecting others! He warns Scrooge that the same future can still be changed.</w:t>
+        <w:t>That night, his dead partner Marley appears wearing chains. They were made from his selfish life's dealings. Marley warns that Scrooge is building a heavier burden of his own.</w:t>
       </w:r>
     </w:p>
     <w:p>
@@ -22206,7 +22206,7 @@
         <w:t xml:space="preserve">3  The first spirit opens a door — </w:t>
       </w:r>
       <w:r>
-        <w:t>The Ghost of Christmas Past leads Scrooge into memory. He sees his lonely younger self! Beneath the hard present lies a child whose pain never received enough care.</w:t>
+        <w:t>The Ghost of Christmas Past carries Scrooge into earlier years. He sees a lonely child he once was. The harsh old man begins encountering the person he has forgotten.</w:t>
       </w:r>
     </w:p>
     <w:p>
@@ -22232,7 +22232,7 @@
         <w:t xml:space="preserve">4  A generous employer is remembered — </w:t>
       </w:r>
       <w:r>
-        <w:t>Fezziwig's celebration glows with fellowship. Scrooge remembers what an employer's kindness can mean! Money matters here because someone uses it to make others welcome.</w:t>
+        <w:t>He remembers Fezziwig, an employer whose generosity made a small celebration joyful. Kindness had shaped a workplace differently. Scrooge sees how little money can buy great happiness when used with care.</w:t>
       </w:r>
     </w:p>
     <w:p>
@@ -22258,7 +22258,7 @@
         <w:t xml:space="preserve">5  Love names the change — </w:t>
       </w:r>
       <w:r>
-        <w:t>Belle recognises that money has displaced their attachment. Scrooge watches the relationship he sacrificed! His present loneliness begins to look less inevitable than chosen.</w:t>
+        <w:t>His former fiancée Belle explains that gain has replaced her in his heart. The broken engagement reveals a choice made gradually. Scrooge's present loneliness has a history beyond simple bad luck.</w:t>
       </w:r>
     </w:p>
     <w:p>
@@ -22284,7 +22284,7 @@
         <w:t xml:space="preserve">6  The second spirit fills the room — </w:t>
       </w:r>
       <w:r>
-        <w:t>Christmas Present arrives with abundance and cheer! Scrooge moves outward from private memory toward the lives continuing around him, lives he has never bothered to understand.</w:t>
+        <w:t>The Ghost of Christmas Present opens rooms full of celebration. Scrooge sees people enjoying modest lives he had dismissed. The city contains affections his counting-house never measures.</w:t>
       </w:r>
     </w:p>
     <w:p>
@@ -22327,7 +22327,7 @@
         <w:t xml:space="preserve">7  The Cratchits share their small feast — </w:t>
       </w:r>
       <w:r>
-        <w:t>Bob's family makes warmth from limited means. Tiny Tim's vulnerability catches Scrooge's attention! Can someone still dismiss poverty after seeing the people inside it?</w:t>
+        <w:t>At the Cratchits' home, a small feast brings gratitude and love. Tiny Tim's frailty troubles Scrooge. Poverty no longer appears as an abstract condition belonging to other people.</w:t>
       </w:r>
     </w:p>
     <w:p>
@@ -22353,7 +22353,7 @@
         <w:t xml:space="preserve">8  Two children reveal the warning — </w:t>
       </w:r>
       <w:r>
-        <w:t>The spirit exposes Ignorance and Want. The festive journey turns urgent! These neglected children challenge a society that congratulates itself while refusing responsibility.</w:t>
+        <w:t>The spirit reveals two neglected children called Ignorance and Want. Their alarming appearance turns social failure into a visible warning. Scrooge's own dismissive words return with a different weight.</w:t>
       </w:r>
     </w:p>
     <w:p>
@@ -22379,7 +22379,7 @@
         <w:t xml:space="preserve">9  The silent visitor approaches — </w:t>
       </w:r>
       <w:r>
-        <w:t>Christmas Yet to Come offers no comforting explanation. Scrooge must read the scenes himself! A neglected death and casual indifference lead him toward a terrifying recognition.</w:t>
+        <w:t>A silent final spirit shows a death greeted with indifference and a household mourning Tiny Tim. Scrooge seeks a way to change what he is seeing. The visitor points onward.</w:t>
       </w:r>
     </w:p>
     <w:p>
@@ -22405,7 +22405,7 @@
         <w:t xml:space="preserve">10  The name lies on the stone — </w:t>
       </w:r>
       <w:r>
-        <w:t>Scrooge sees his own grave and hears of Tiny Tim's death. He begs for another chance! Are these fixed events, or warnings about the road he continues to choose?</w:t>
+        <w:t>At a grave, Scrooge reads his own name. The ignored dead man is himself. His feared future now has one clear question: can a changed life alter its ending?</w:t>
       </w:r>
     </w:p>
     <w:p>
@@ -22431,7 +22431,7 @@
         <w:t xml:space="preserve">11  Morning arrives alive — </w:t>
       </w:r>
       <w:r>
-        <w:t>He wakes on Christmas Day—there is still time! Scrooge sends food, gives generously and seeks company. The change begins through actions others can actually feel.</w:t>
+        <w:t>He wakes alive on Christmas morning. There is still time to act. He sends food to the Cratchits and joins his nephew's celebration, turning relief outward into generosity.</w:t>
       </w:r>
     </w:p>
     <w:p>
@@ -22457,7 +22457,7 @@
         <w:t xml:space="preserve">12  The heart becomes a habit — </w:t>
       </w:r>
       <w:r>
-        <w:t>Scrooge supports Bob and Tiny Tim and keeps his promise beyond one morning. Remember the real miracle! A frightened revelation matters because a different life follows it.</w:t>
+        <w:t>Scrooge raises Bob's wages and becomes a lasting friend to Tiny Tim. The change continues beyond one festive day. His new heart becomes visible through habits other people can trust.</w:t>
       </w:r>
     </w:p>
     <w:p>
@@ -22577,7 +22577,7 @@
         <w:rPr>
           <w:i/>
         </w:rPr>
-        <w:t>A woman seeks love without surrendering self-respect.</w:t>
+        <w:t>An unwanted child grows into a woman who refuses love when it asks her to surrender herself.</w:t>
       </w:r>
     </w:p>
     <w:p>
@@ -22666,7 +22666,7 @@
         <w:t xml:space="preserve">1  The child resists humiliation — </w:t>
       </w:r>
       <w:r>
-        <w:t>What do you notice? At Gateshead, Jane experiences exclusion and punishment, including the terrifying red room! Her anger asserts a self that the household would prefer to keep silent and dependent. Will this place still mean safety?</w:t>
+        <w:t>As a child in her aunt's house, Jane Eyre suffers rejection and punishment. She speaks back against the unfairness. Her search begins with a wish to be treated as a person.</w:t>
       </w:r>
     </w:p>
     <w:p>
@@ -22692,7 +22692,7 @@
         <w:t xml:space="preserve">2  The child wants justice, not merely comfort — </w:t>
       </w:r>
       <w:r>
-        <w:t>Jane resists the unfair treatment at Gateshead. Hear the strong voice! Her later search for love begins with an earlier insistence that her experience must count.</w:t>
+        <w:t>She wants justice, not merely softer treatment. Anger helps her name what others expect her to endure quietly. Even before adulthood, belonging cannot mean accepting humiliation without protest.</w:t>
       </w:r>
     </w:p>
     <w:p>
@@ -22718,7 +22718,7 @@
         <w:t xml:space="preserve">3  Lowood teaches and wounds — </w:t>
       </w:r>
       <w:r>
-        <w:t>Keep your eyes on this moment! The harsh school exposes hypocrisy and neglect! Helen Burns's friendship matters deeply, but her death also teaches Jane that affection cannot always protect the vulnerable. What can the living still carry forward from this loss?</w:t>
+        <w:t>At Lowood school, Jane encounters harsh discipline, deprivation, and illness. Helen Burns offers friendship, and Miss Temple gives care. The institution wounds her while particular people help her grow.</w:t>
       </w:r>
     </w:p>
     <w:p>
@@ -22744,7 +22744,7 @@
         <w:t xml:space="preserve">4  The school’s hardship contains a different friendship — </w:t>
       </w:r>
       <w:r>
-        <w:t>Helen Burns offers Jane another moral presence amid neglect. Care is not the institution itself! A particular person's tenderness changes what suffering teaches the child.</w:t>
+        <w:t>Helen's kindness offers another response to suffering, different from Jane's resistance. Jane loses her friend to illness. Love becomes part of the school she remembers alongside its cruelty.</w:t>
       </w:r>
     </w:p>
     <w:p>
@@ -22770,7 +22770,7 @@
         <w:t xml:space="preserve">5  A governess at Thornfield — </w:t>
       </w:r>
       <w:r>
-        <w:t>What will this mean? Jane becomes a teacher in Rochester's household! Their conversations create intimacy across rank, while strange disturbances remind her that the house contains a history she does not know. What will this moment change?</w:t>
+        <w:t>As a governess at Thornfield, Jane teaches Adèle and meets the house's owner, Rochester. Strange laughter and unexplained disturbances trouble the building. Affection grows around an unanswered secret.</w:t>
       </w:r>
     </w:p>
     <w:p>
@@ -22796,7 +22796,7 @@
         <w:t xml:space="preserve">6  The employer is also a person she can answer — </w:t>
       </w:r>
       <w:r>
-        <w:t>Jane's conversations with Rochester cross rank through wit and honesty. Something reciprocal begins! Their affection matters because she can speak, not only admire from below.</w:t>
+        <w:t>Rochester talks with Jane as someone capable of meeting his mind. Their connection crosses differences in wealth and position. She will not accept the idea that dependence makes her less human.</w:t>
       </w:r>
     </w:p>
     <w:p>
@@ -22839,7 +22839,7 @@
         <w:t xml:space="preserve">7  The marriage is interrupted — </w:t>
       </w:r>
       <w:r>
-        <w:t>Carry this image with you! At the wedding, Jane learns that Rochester already has a living wife, Bertha, confined at Thornfield! His account cannot make the proposed marriage compatible with Jane's conscience. What happens when a promise meets its cost?</w:t>
+        <w:t>They plan to marry, but the wedding is interrupted. Rochester already has a wife, Bertha Mason, confined at Thornfield. The secret changes the meaning of everything Jane has been promised.</w:t>
       </w:r>
     </w:p>
     <w:p>
@@ -22865,7 +22865,7 @@
         <w:t xml:space="preserve">8  The hidden wife makes the offer impossible — </w:t>
       </w:r>
       <w:r>
-        <w:t>Jane learns that Rochester's marriage still exists. Feeling cannot erase another life! Her departure protects conscience even while costing the love and security she wanted.</w:t>
+        <w:t>He asks Jane to remain with him despite the existing marriage. She loves him, but cannot accept the terms. A desired home now threatens the independence she has struggled to keep.</w:t>
       </w:r>
     </w:p>
     <w:p>
@@ -22891,7 +22891,7 @@
         <w:t xml:space="preserve">9  Jane chooses departure — </w:t>
       </w:r>
       <w:r>
-        <w:t>Come closer! She leaves despite intense attachment and faces poverty before finding help! Discovering family ties and an inheritance later gives her a different basis for independence. What will this moment change?</w:t>
+        <w:t>Jane leaves without a secure destination and suffers near-starvation. The decision costs her dearly. Refusing an unequal life does not make the road afterward comfortable.</w:t>
       </w:r>
     </w:p>
     <w:p>
@@ -22917,7 +22917,7 @@
         <w:t xml:space="preserve">10  Another unequal offer — </w:t>
       </w:r>
       <w:r>
-        <w:t>Now watch! St. John wants Jane as a missionary wife without romantic love. She refuses a role that would consume her identity under the language of duty, resisting a different form of domination. Who has the power to let someone go?</w:t>
+        <w:t>St John Rivers later offers marriage as part of his missionary vocation. Jane recognises another demand that would suppress her own feelings. She refuses duty defined entirely by someone else's plan.</w:t>
       </w:r>
     </w:p>
     <w:p>
@@ -22943,7 +22943,7 @@
         <w:t xml:space="preserve">11  The inheritance changes the terms of return — </w:t>
       </w:r>
       <w:r>
-        <w:t>Jane gains money and kinship before returning to Rochester. Her choice is less dependent! The ending joins affection to a practical independence she had previously lacked.</w:t>
+        <w:t>An inheritance gives Jane independence, and she shares it with her newfound relatives. She can now choose without seeking financial rescue. The terms of a possible return have changed.</w:t>
       </w:r>
     </w:p>
     <w:p>
@@ -22969,7 +22969,7 @@
         <w:t xml:space="preserve">12  Return on changed terms — </w:t>
       </w:r>
       <w:r>
-        <w:t>Look a little closer! Jane returns after Thornfield's fire and Bertha's death! Rochester is injured; Jane now has independent resources, and their marriage follows a changed balance of choice and dependence. What might grow from this moment?</w:t>
+        <w:t>She finds Rochester injured after Thornfield's fire, in which Bertha died. Jane returns freely and marries him. The home she chooses now rests on a different balance of dependence and care.</w:t>
       </w:r>
     </w:p>
     <w:p>
@@ -23094,7 +23094,7 @@
         <w:rPr>
           <w:i/>
         </w:rPr>
-        <w:t>Love becomes possession; revenge reaches a second generation.</w:t>
+        <w:t>A rejected child grows into a man who uses property and marriage to make others share his pain.</w:t>
       </w:r>
     </w:p>
     <w:p>
@@ -23195,7 +23195,7 @@
         <w:t xml:space="preserve">1  The stranger hears a history — </w:t>
       </w:r>
       <w:r>
-        <w:t>Now turn the page! Lockwood encounters the harsh household of Wuthering Heights and asks Nelly about its past! The story reaches readers through layered narrators whose judgements remain open to question. Will this place still mean safety?</w:t>
+        <w:t>Visitor Lockwood arrives at Wuthering Heights and finds its household hostile and puzzling. Later, housekeeper Nelly tells him its history. The strange present begins opening through a remembered past.</w:t>
       </w:r>
     </w:p>
     <w:p>
@@ -23221,7 +23221,7 @@
         <w:t xml:space="preserve">2  The household is already difficult to read — </w:t>
       </w:r>
       <w:r>
-        <w:t>Lockwood misunderstands the people he meets. What a troublesome doorway into a story! Nelly's later account has to untangle appearances filtered through his first mistaken assumptions.</w:t>
+        <w:t>Names, relationships, and old resentments are difficult to untangle. Lockwood's first impressions cannot explain them. The story asks us to listen through narrators who also have their own limits.</w:t>
       </w:r>
     </w:p>
     <w:p>
@@ -23247,7 +23247,7 @@
         <w:t xml:space="preserve">3  An outsider in the family — </w:t>
       </w:r>
       <w:r>
-        <w:t>The scene changes! Heathcliff is brought into the Earnshaw household! Catherine shares his wild childhood freedom, while Hindley's hostility subjects him to humiliation and exclusion. What can be discovered beyond the familiar path?</w:t>
+        <w:t>Mr Earnshaw once brought home an orphan called Heathcliff. Catherine grew close to him, while Hindley resented the newcomer. Love and exclusion entered the same household together.</w:t>
       </w:r>
     </w:p>
     <w:p>
@@ -23273,7 +23273,7 @@
         <w:t xml:space="preserve">4  The child’s belonging is made insecure — </w:t>
       </w:r>
       <w:r>
-        <w:t>Heathcliff's arrival changes family relationships, and later hostility degrades him. Affection grows beside humiliation! The remembered childhood contains the injuries that revenge will keep repeating.</w:t>
+        <w:t>After Earnshaw's death, Hindley degraded Heathcliff and denied him education. His place in the family became insecure. Catherine's attachment remained, but could not undo the daily humiliation.</w:t>
       </w:r>
     </w:p>
     <w:p>
@@ -23299,7 +23299,7 @@
         <w:t xml:space="preserve">5  Catherine chooses social safety — </w:t>
       </w:r>
       <w:r>
-        <w:t>What do you notice? She marries Edgar while claiming a deeper identification with Heathcliff! The choice divides social advancement from emotional allegiance and leaves both attachments painfully unresolved. What will affection ask of them now?</w:t>
+        <w:t>Catherine chose to marry the wealthy Edgar Linton. She believed marriage to Heathcliff would lower her socially. He heard the rejection and left before hearing the fuller explanation of her bond.</w:t>
       </w:r>
     </w:p>
     <w:p>
@@ -23325,7 +23325,7 @@
         <w:t xml:space="preserve">6  The marriage separates two claimed identities — </w:t>
       </w:r>
       <w:r>
-        <w:t>Catherine chooses Edgar while declaring a profound bond with Heathcliff. How can both decisions stand? Social safety and inward attachment pull her future in incompatible directions.</w:t>
+        <w:t>She imagined her identity inseparable from Heathcliff while marrying another man. Those claims could not easily coexist. Her decision divided social security from the attachment she considered fundamental.</w:t>
       </w:r>
     </w:p>
     <w:p>
@@ -23368,7 +23368,7 @@
         <w:t xml:space="preserve">7  The return intensifies conflict — </w:t>
       </w:r>
       <w:r>
-        <w:t>Keep your eyes on this moment! Heathcliff comes back with resources and pursues revenge against the households that hurt him! Catherine's illness and death do not extinguish his attachment or his desire to punish others. Which hope can survive the change?</w:t>
+        <w:t>Heathcliff returned wealthy, intensifying the conflict. His marriage to Isabella and hostility toward Edgar spread the damage. Catherine became ill and died after giving birth to a daughter.</w:t>
       </w:r>
     </w:p>
     <w:p>
@@ -23394,7 +23394,7 @@
         <w:t xml:space="preserve">8  The returned outsider learns the uses of property — </w:t>
       </w:r>
       <w:r>
-        <w:t>Heathcliff's new resources let him control households and inheritance. Money becomes revenge! The power he lacked as a child is used to reproduce another generation's captivity.</w:t>
+        <w:t>Heathcliff learned to use debts, inheritance, and marriage against the next generation. His revenge moved beyond the original injuries. Property could keep punishing people who had not caused them.</w:t>
       </w:r>
     </w:p>
     <w:p>
@@ -23420,7 +23420,7 @@
         <w:t xml:space="preserve">9  The next generation is trapped — </w:t>
       </w:r>
       <w:r>
-        <w:t>What will this mean? Heathcliff gains property and manipulates young people through debt, marriage and withheld education! Cathy and Hareton inherit the injuries of conflicts they did not begin. Who has the power to let someone go?</w:t>
+        <w:t>Young Cathy, Hareton, and Linton Heathcliff became trapped in those arrangements. Their futures served an older man's grievance. The households repeated deprivation through another set of children.</w:t>
       </w:r>
     </w:p>
     <w:p>
@@ -23446,7 +23446,7 @@
         <w:t xml:space="preserve">10  Learning offers another relation — </w:t>
       </w:r>
       <w:r>
-        <w:t>Carry this image with you! Cathy and Hareton move from contempt toward affection and shared reading! Their bond presents an alternative to the coercive forms of attachment that governed the earlier generation. What changes when this story is finally understood?</w:t>
+        <w:t>Cathy and Hareton gradually developed kindness despite early hostility. Learning offered an alternative to domination. Their relationship could become something other than another instrument of revenge.</w:t>
       </w:r>
     </w:p>
     <w:p>
@@ -23472,7 +23472,7 @@
         <w:t xml:space="preserve">11  Reading creates a different kind of intimacy — </w:t>
       </w:r>
       <w:r>
-        <w:t>Cathy and Hareton share learning where earlier relationships denied it. What can care interrupt? Their bond offers a practical alternative to love expressed through possession and degradation.</w:t>
+        <w:t>Reading together helped change their understanding of each other. Patient attention replaced mockery. The education once denied to Heathcliff now became part of a gentler connection.</w:t>
       </w:r>
     </w:p>
     <w:p>
@@ -23498,7 +23498,7 @@
         <w:t xml:space="preserve">12  The avenger loses his aim — </w:t>
       </w:r>
       <w:r>
-        <w:t>Come closer! Heathcliff's obsession with Catherine overwhelms his interest in further revenge, and he dies! The younger couple looks toward a future while rumours keep the earlier lovers haunting the landscape. What can the living still carry forward from this loss?</w:t>
+        <w:t>Heathcliff lost his appetite for revenge and died, haunted by Catherine's memory. Cathy and Hareton planned a shared future. The ending leaves possible renewal beside the unsettled presence of the dead.</w:t>
       </w:r>
     </w:p>
     <w:p>
@@ -23623,7 +23623,7 @@
         <w:rPr>
           <w:i/>
         </w:rPr>
-        <w:t>The growing mind discovers how it becomes a poet.</w:t>
+        <w:t>A poet looks back at the moments that taught his imagination to see.</w:t>
       </w:r>
     </w:p>
     <w:p>
@@ -23700,7 +23700,7 @@
         <w:t xml:space="preserve">1  A mind turns backward — </w:t>
       </w:r>
       <w:r>
-        <w:t>Listen to this! The narrator looks toward a poetic vocation by examining the formation of his own mind! Childhood becomes an active source of imaginative growth, rather than merely a collection of charming memories. What changes when this story is finally understood?</w:t>
+        <w:t>Wordsworth turns toward childhood to tell how a poet's mind grew. The adventure is not a single quest. It follows experiences that continued shaping him after they were over.</w:t>
       </w:r>
     </w:p>
     <w:p>
@@ -23726,7 +23726,7 @@
         <w:t xml:space="preserve">2  The growing mind becomes the subject — </w:t>
       </w:r>
       <w:r>
-        <w:t>The poem looks back to understand a vocation. How did this imagination form? Childhood is remembered as active development rather than a row of charming anecdotes.</w:t>
+        <w:t>Ordinary days become part of that growth. Feeling, memory, and attention gradually make a vocation. The young person does not yet know which moments will prove important.</w:t>
       </w:r>
     </w:p>
     <w:p>
@@ -23752,7 +23752,7 @@
         <w:t xml:space="preserve">3  The stolen boat — </w:t>
       </w:r>
       <w:r>
-        <w:t>Here is what matters! A furtive rowing excursion changes from pleasure to fear when a mountain seems to loom after the boy! Nature unsettles mastery and continues to work upon his imagination after the event. What will this moment change?</w:t>
+        <w:t>As a boy, he takes a boat without permission and rows onto a lake. Pleasure changes when a dark peak seems to rise behind him. The scene feels suddenly immense.</w:t>
       </w:r>
     </w:p>
     <w:p>
@@ -23778,7 +23778,7 @@
         <w:t xml:space="preserve">4  The stolen boat brings an unexpected watcher — </w:t>
       </w:r>
       <w:r>
-        <w:t>A mountain seems to loom after the child's excursion. Fear follows pleasure! The remembered scene gives nature power to work inwardly after the boat has returned.</w:t>
+        <w:t>The mountain appears to pursue the moving boat. Fear follows him after he returns it. A youthful act leaves an image larger than the moment that produced it.</w:t>
       </w:r>
     </w:p>
     <w:p>
@@ -23804,7 +23804,7 @@
         <w:t xml:space="preserve">5  Learning among landscapes — </w:t>
       </w:r>
       <w:r>
-        <w:t>Stay with the story! School, skating and solitary exploration develop the senses and emotions! Pleasure and disturbance together teach the young mind to respond to powers it cannot wholly control. What can be discovered beyond the familiar path?</w:t>
+        <w:t>Hills, lakes, and solitary wandering teach him through delight and unease. Nature is not always gentle. Its power helps enlarge the imagination that will later remember it.</w:t>
       </w:r>
     </w:p>
     <w:p>
@@ -23830,7 +23830,7 @@
         <w:t xml:space="preserve">6  Skating makes movement a kind of learning — </w:t>
       </w:r>
       <w:r>
-        <w:t>The body explores speed, sound and the landscape's response. What does feeling teach here? The developing imagination grows through physical experience as well as books.</w:t>
+        <w:t>Skating with other children gives him speed, sound, and the changing feel of space. When movement stops, the world seems to continue. Bodily experience becomes lasting wonder.</w:t>
       </w:r>
     </w:p>
     <w:p>
@@ -23873,7 +23873,7 @@
         <w:t xml:space="preserve">7  Books and crowded life — </w:t>
       </w:r>
       <w:r>
-        <w:t>Now turn the page! Cambridge and London widen experience beyond the childhood landscape! Learning, theatre and crowds challenge the narrator to recognise imagination amid intellectual systems and urban distraction. Who gets heard in this crowded world?</w:t>
+        <w:t>Books and education open other worlds. The growing mind learns from human invention as well as landscape. Its development crosses between reading, experience, and inward response.</w:t>
       </w:r>
     </w:p>
     <w:p>
@@ -23899,7 +23899,7 @@
         <w:t xml:space="preserve">8  The city offers another crowd of impressions — </w:t>
       </w:r>
       <w:r>
-        <w:t>London enlarges the narrator's world with spectacle and distraction. Everything seems to demand attention! Growing perception has to learn which encounters deepen it and which merely scatter it.</w:t>
+        <w:t>London surrounds him with crowds, spectacle, and unfamiliar encounters. The city strains and stimulates his attention. Its multitude offers another kind of landscape to interpret.</w:t>
       </w:r>
     </w:p>
     <w:p>
@@ -23925,7 +23925,7 @@
         <w:t xml:space="preserve">9  Revolution promises renewal — </w:t>
       </w:r>
       <w:r>
-        <w:t>The scene changes! Travel in France and friendship with Beaupuy encourage hopes of liberty and social transformation! Political commitment connects imaginative aspiration with the lives and suffering of others. What will this moment change?</w:t>
+        <w:t>The French Revolution initially seems to promise human renewal. He invests hope in political change. The imagination that found meaning in nature now reaches toward history.</w:t>
       </w:r>
     </w:p>
     <w:p>
@@ -23951,7 +23951,7 @@
         <w:t xml:space="preserve">10  Disillusion and recovery — </w:t>
       </w:r>
       <w:r>
-        <w:t>What do you notice? Violence and political disappointment shake the narrator's confidence! Nature, affection and Dorothy's companionship help restore a capacity for feeling and thought beyond abstract systems. Which hope can survive the change?</w:t>
+        <w:t>Violence and disappointment unsettle those hopes. His confidence breaks, and recovery requires time, affection, and renewed attention. Political disillusion does not leave the inward life untouched.</w:t>
       </w:r>
     </w:p>
     <w:p>
@@ -23977,7 +23977,7 @@
         <w:t xml:space="preserve">11  A remembered moment can still repair — </w:t>
       </w:r>
       <w:r>
-        <w:t>The spots of time preserve an inward strength. What remains from a difficult childhood scene? Its later power may nourish the mind precisely because memory has kept it vivid.</w:t>
+        <w:t>Remembered moments, later called spots of time, retain a power to restore him. An earlier experience can keep working after its occasion ends. Memory becomes more than storage.</w:t>
       </w:r>
     </w:p>
     <w:p>
@@ -24003,7 +24003,7 @@
         <w:t xml:space="preserve">12  A vocation takes shape — </w:t>
       </w:r>
       <w:r>
-        <w:t>Keep your eyes on this moment! Later visionary experiences, including Snowdon, support the narrator's understanding of poetic power! Addressing Coleridge, he presents the developed imagination as an ongoing responsibility rather than a finished achievement. What will this moment change?</w:t>
+        <w:t>The poem gathers these experiences into the making of a poet. Keep the boy on the lake beside the adult remembering him: imagination grows partly by returning to what it once feared.</w:t>
       </w:r>
     </w:p>
     <w:p>
@@ -24128,7 +24128,7 @@
         <w:rPr>
           <w:i/>
         </w:rPr>
-        <w:t>An endless lawsuit consumes lives while a hidden history seeks recognition.</w:t>
+        <w:t>A court case promises an inheritance while slowly consuming the people who wait for it.</w:t>
       </w:r>
     </w:p>
     <w:p>
@@ -24241,7 +24241,7 @@
         <w:t xml:space="preserve">1  Fog fills the court — </w:t>
       </w:r>
       <w:r>
-        <w:t>Come closer! The opening's fog surrounds Chancery and the interminable case of Jarndyce and Jarndyce! Legal complexity becomes an atmosphere affecting people who can scarcely understand or control it. Who gets heard in this crowded world?</w:t>
+        <w:t>Fog hangs over London and the Court of Chancery. The inheritance case Jarndyce and Jarndyce has continued for years. Its promise holds people's futures inside an institution that never seems to finish.</w:t>
       </w:r>
     </w:p>
     <w:p>
@@ -24267,7 +24267,7 @@
         <w:t xml:space="preserve">2  The fog belongs to more than weather — </w:t>
       </w:r>
       <w:r>
-        <w:t>Chancery's obscurity reaches across lives and social ranks. How does anyone find a clear path? The atmosphere makes institutional delay something a reader can almost breathe.</w:t>
+        <w:t>The fog belongs to more than weather. Delays, documents, and unclear responsibilities obscure the human cost. People struggle to see a way through the system governing their hopes.</w:t>
       </w:r>
     </w:p>
     <w:p>
@@ -24293,7 +24293,7 @@
         <w:t xml:space="preserve">3  Esther finds a household — </w:t>
       </w:r>
       <w:r>
-        <w:t>Now watch! Esther joins Jarndyce's home with Ada and Richard! Her care and self-effacing account create one perspective beside the novel's sharper third-person view of institutions. Will this place still mean safety?</w:t>
+        <w:t>Esther Summerson finds a home with John Jarndyce, alongside Richard and Ada. His kindness offers shelter from the case. The household seems capable of a different kind of care.</w:t>
       </w:r>
     </w:p>
     <w:p>
@@ -24319,7 +24319,7 @@
         <w:t xml:space="preserve">4  Two narrators give two kinds of seeing — </w:t>
       </w:r>
       <w:r>
-        <w:t>Esther's modest account sits beside a sharper public voice. Listen to both! One life cannot supply the whole perspective on an institution affecting so many people.</w:t>
+        <w:t>Esther tells part of the story herself; another narrator sees beyond her knowledge. Their accounts reveal different aspects of the same world. No single viewpoint contains all its connections.</w:t>
       </w:r>
     </w:p>
     <w:p>
@@ -24345,7 +24345,7 @@
         <w:t xml:space="preserve">5  Richard waits for a fortune — </w:t>
       </w:r>
       <w:r>
-        <w:t>Look a little closer! Richard increasingly invests his hopes in the lawsuit! What appears to promise independence instead drains his attention, resources and ability to build a life outside its expected reward. Can money give them what they really need?</w:t>
+        <w:t>Richard begins relying on the expected inheritance. Instead of choosing a stable profession, he returns to the lawsuit. The future fortune starts directing how he uses the present.</w:t>
       </w:r>
     </w:p>
     <w:p>
@@ -24371,7 +24371,7 @@
         <w:t xml:space="preserve">6  The expected inheritance begins consuming the heir — </w:t>
       </w:r>
       <w:r>
-        <w:t>Richard keeps investing his future in the lawsuit. What if waiting itself is the trap? Hope becomes the mechanism through which the process drains him.</w:t>
+        <w:t>Legal costs and obsession wear him down. What he expects to receive gradually consumes what he already has. The case's promise becomes a form of dependence.</w:t>
       </w:r>
     </w:p>
     <w:p>
@@ -24414,7 +24414,7 @@
         <w:t xml:space="preserve">7  The secret mother — </w:t>
       </w:r>
       <w:r>
-        <w:t>Listen to this! Clues surrounding a dead law-writer connect Lady Dedlock with Esther! A concealed personal history becomes vulnerable to investigation and the coercive uses of legal knowledge. Who will believe the words—and who will pay for believing?</w:t>
+        <w:t>Esther discovers that Lady Dedlock is her mother. A hidden relationship connects the young woman to an aristocratic household. Secrecy has protected reputation while leaving both lives incomplete.</w:t>
       </w:r>
     </w:p>
     <w:p>
@@ -24440,7 +24440,7 @@
         <w:t xml:space="preserve">8  The hidden mother faces an exposed past — </w:t>
       </w:r>
       <w:r>
-        <w:t>Lady Dedlock's secret cannot remain safely inside rank and elegance. Legal knowledge becomes pursuit! An intimate history enters a system that can weaponise its discovery.</w:t>
+        <w:t>Lady Dedlock's past becomes vulnerable to discovery. Fear of disgrace drives her from her home. The apparent security of rank cannot protect the person behind its carefully maintained appearance.</w:t>
       </w:r>
     </w:p>
     <w:p>
@@ -24466,7 +24466,7 @@
         <w:t xml:space="preserve">9  The neglected child carries consequence — </w:t>
       </w:r>
       <w:r>
-        <w:t>Here is what matters! Jo's poverty and illness show how social abandonment moves across apparently separate worlds! Esther's infection makes suffering impossible to keep safely outside respectable households. Who has the power to let someone go?</w:t>
+        <w:t>Jo, a neglected crossing-sweeper, links distant households through knowledge and illness. People with power repeatedly move him on. His vulnerability carries consequences beyond the place that refuses responsibility for him.</w:t>
       </w:r>
     </w:p>
     <w:p>
@@ -24492,7 +24492,7 @@
         <w:t xml:space="preserve">10  The search ends in loss — </w:t>
       </w:r>
       <w:r>
-        <w:t>Stay with the story! Bucket follows Lady Dedlock after exposure drives her from safety! Esther reaches her too late, turning the pursuit of truth into an encounter with a protection that failed. What can the living still carry forward from this loss?</w:t>
+        <w:t>Esther searches for her mother, but finds her dead near the burial place of Esther's father. Recognition arrives without reunion. The secret has outlived the person it concealed.</w:t>
       </w:r>
     </w:p>
     <w:p>
@@ -24518,7 +24518,7 @@
         <w:t xml:space="preserve">11  The search loses the person it was chasing — </w:t>
       </w:r>
       <w:r>
-        <w:t>Esther reaches her mother too late. A discovery is not a rescue! The ending makes the limits of restored knowledge painfully visible beside the law's exhausted promise.</w:t>
+        <w:t>The pursuit gathers people who hoped to help too late. Finding the truth cannot reopen the lost conversation. Esther must carry her mother's identity without the life together they missed.</w:t>
       </w:r>
     </w:p>
     <w:p>
@@ -24544,7 +24544,7 @@
         <w:t xml:space="preserve">12  The case consumes its prize — </w:t>
       </w:r>
       <w:r>
-        <w:t>Now turn the page! The estate is exhausted by costs, and Richard dies after losing his hope! Esther's later marriage offers private care, but the ending leaves the institutional waste unmistakable. What changes when this story is finally understood?</w:t>
+        <w:t>The lawsuit ends with its fortune exhausted by costs, and Richard dies. Esther builds a quieter household. The case's grand promise leaves care, rather than inheritance, as the more sustaining possession.</w:t>
       </w:r>
     </w:p>
     <w:p>
@@ -24669,7 +24669,7 @@
         <w:rPr>
           <w:i/>
         </w:rPr>
-        <w:t>Private sacrifice confronts public cycles of revenge.</w:t>
+        <w:t>Two men share a face, and one uses that resemblance to give the other a future.</w:t>
       </w:r>
     </w:p>
     <w:p>
@@ -24758,7 +24758,7 @@
         <w:t xml:space="preserve">1  A prisoner is recalled to life — </w:t>
       </w:r>
       <w:r>
-        <w:t>Listen to this! Dr. Manette is recovered after long confinement in the Bastille. Lucie's care begins his restoration, joining a political injustice to the intimate labour of helping a damaged person live again. Who has the power to let someone go?</w:t>
+        <w:t>Between London and Paris, Dr Manette returns after years imprisoned in the Bastille. His daughter Lucie helps him recover. A life thought almost lost is being recalled into human company.</w:t>
       </w:r>
     </w:p>
     <w:p>
@@ -24784,7 +24784,7 @@
         <w:t xml:space="preserve">2  A life is being recalled from imprisonment — </w:t>
       </w:r>
       <w:r>
-        <w:t>Manette's return begins as a fragile recovery, not instant normality. Lucie's care matters! Political release must be followed by the slow rebuilding of an injured human world.</w:t>
+        <w:t>The prison survives within his habits, including compulsive shoemaking. Release does not instantly remove its effects. Lucie's care gradually gives him a home beyond those years.</w:t>
       </w:r>
     </w:p>
     <w:p>
@@ -24810,7 +24810,7 @@
         <w:t xml:space="preserve">3  Two men look alike — </w:t>
       </w:r>
       <w:r>
-        <w:t>Here is what matters! Darnay's trial in London uncovers his resemblance to Carton! The similarity saves him and establishes a connection whose importance exceeds the immediate legal episode. Can the first impression still be trusted?</w:t>
+        <w:t>Charles Darnay faces trial in England, where his resemblance to Sydney Carton helps undermine identification. One face seems to appear in two men. That likeness will matter again.</w:t>
       </w:r>
     </w:p>
     <w:p>
@@ -24836,7 +24836,7 @@
         <w:t xml:space="preserve">4  A resemblance makes innocence harder to judge — </w:t>
       </w:r>
       <w:r>
-        <w:t>Carton's likeness helps Darnay at trial. Notice the possibility planted here! Two faces that confuse identification will later permit a different kind of deliberate substitution.</w:t>
+        <w:t>The resemblance saves Darnay when appearances cannot securely distinguish him. Carton seems personally wasted beside the man he resembles. A legal coincidence opens a deeper contrast between their lives.</w:t>
       </w:r>
     </w:p>
     <w:p>
@@ -24862,7 +24862,7 @@
         <w:t xml:space="preserve">5  A rejected inheritance — </w:t>
       </w:r>
       <w:r>
-        <w:t>Stay with the story! Darnay distances himself from his French aristocratic family and marries Lucie! Personal decency, however, cannot automatically release him from the historical injuries attached to his name. What happens when a promise meets its cost?</w:t>
+        <w:t>Darnay rejects his French aristocratic family's cruelty and title. He hopes to live beyond their wrongdoing. Leaving an inheritance, however, cannot erase the history attached to his name.</w:t>
       </w:r>
     </w:p>
     <w:p>
@@ -24888,7 +24888,7 @@
         <w:t xml:space="preserve">6  A family name carries an unchosen history — </w:t>
       </w:r>
       <w:r>
-        <w:t>Darnay rejects aristocratic cruelty, but others remember his lineage. Can a personal decision erase collective injury? The revolutionary court will answer more harshly than his intentions deserve.</w:t>
+        <w:t>Lucie marries Darnay, while Carton loves her without expecting marriage. He promises he would do anything for her and those she loves. The words wait for their test.</w:t>
       </w:r>
     </w:p>
     <w:p>
@@ -24931,7 +24931,7 @@
         <w:t xml:space="preserve">7  Revolution answers cruelty — </w:t>
       </w:r>
       <w:r>
-        <w:t>Now turn the page! The old order's violence provokes revolt, and Madame Defarge records enemies! Liberation from oppression begins to turn into a system of inherited vengeance. Which hope can survive the change?</w:t>
+        <w:t>Revolution rises in France against generations of oppression. Darnay returns to help a former servant and is arrested. The family history he rejected now places him in danger.</w:t>
       </w:r>
     </w:p>
     <w:p>
@@ -24957,7 +24957,7 @@
         <w:t xml:space="preserve">8  The past has left a written witness — </w:t>
       </w:r>
       <w:r>
-        <w:t>Manette's prison testimony records the family's violence. A buried document returns! The evidence that once preserved suffering now helps condemn the man his daughter loves.</w:t>
+        <w:t>A written account from Dr Manette's imprisonment reveals atrocities committed by Darnay's relatives. The doctor's suffering becomes evidence inside the revolutionary court. His own words now threaten his daughter's husband.</w:t>
       </w:r>
     </w:p>
     <w:p>
@@ -24983,7 +24983,7 @@
         <w:t xml:space="preserve">9  The past becomes an accusation — </w:t>
       </w:r>
       <w:r>
-        <w:t>The scene changes! Returning to aid a servant, Darnay is imprisoned! Manette's old written testimony exposes the crimes of Darnay's family and helps condemn the man Lucie loves. Who will believe the words—and who will pay for believing?</w:t>
+        <w:t>Darnay is condemned through the past attached to him. Individual goodwill cannot easily answer collective vengeance. Lucie's restored family faces another separation that may become permanent.</w:t>
       </w:r>
     </w:p>
     <w:p>
@@ -25009,7 +25009,7 @@
         <w:t xml:space="preserve">10  Carton changes the outcome — </w:t>
       </w:r>
       <w:r>
-        <w:t>What do you notice? Carton uses the resemblance to substitute himself for Darnay! His earlier promise of devotion to Lucie becomes an action that offers another man and family a future. What waits on the other side of that decision?</w:t>
+        <w:t>Carton arranges to enter Darnay's prison cell and exchange places with him. Their likeness becomes a means of escape. The man called wasted turns his life toward one decisive act.</w:t>
       </w:r>
     </w:p>
     <w:p>
@@ -25035,7 +25035,7 @@
         <w:t xml:space="preserve">11  The promise has to become an act — </w:t>
       </w:r>
       <w:r>
-        <w:t>Carton's earlier devotion finds a practical form through substitution. Watch the transformation! A life he has judged wasted becomes a chosen protection for another person's future.</w:t>
+        <w:t>His promise becomes practical sacrifice as he sends Darnay back to Lucie and remains for execution. He cannot keep the family safe by words alone. Someone must occupy the condemned place.</w:t>
       </w:r>
     </w:p>
     <w:p>
@@ -25061,7 +25061,7 @@
         <w:t xml:space="preserve">12  The sacrifice looks forward — </w:t>
       </w:r>
       <w:r>
-        <w:t>Keep your eyes on this moment! Carton dies at the guillotine with a vision of renewal beyond the present violence! The ending opposes his voluntary sacrifice to the compulsive revenge consuming revolutionary society. What can the living still carry forward from this loss?</w:t>
+        <w:t>Carton dies imagining the life his sacrifice preserves. The ending looks toward future generations rather than his own reward. The shared face leaves one man living through another's final choice.</w:t>
       </w:r>
     </w:p>
     <w:p>
@@ -25181,7 +25181,7 @@
         <w:rPr>
           <w:i/>
         </w:rPr>
-        <w:t>A fortune exposes what a boy has mistaken for worth.</w:t>
+        <w:t>A poor boy receives a fortune and guesses its source so badly that he misunderstands his own future.</w:t>
       </w:r>
     </w:p>
     <w:p>
@@ -25282,7 +25282,7 @@
         <w:t xml:space="preserve">1  The convict on the marsh — </w:t>
       </w:r>
       <w:r>
-        <w:t>The scene changes! Young Pip brings food and a file to a desperate escaped prisoner! Fear drives his assistance, but that small act will later become decisive in a way he cannot imagine. Who has the power to let someone go?</w:t>
+        <w:t>On misty marshes, young Pip encounters an escaped convict named Magwitch. Terrified, he brings the man food and a file. The frightened act begins a connection he cannot yet imagine.</w:t>
       </w:r>
     </w:p>
     <w:p>
@@ -25308,7 +25308,7 @@
         <w:t xml:space="preserve">2  The stolen food begins a lasting connection — </w:t>
       </w:r>
       <w:r>
-        <w:t>Pip helps the escaped convict out of fear, then carries the memory. Who could predict its return? A small frightened act will reshape the life he imagines he has earned.</w:t>
+        <w:t>Magwitch is caught, but protects Pip from blame. Pip returns to life with Joe, the kindly blacksmith who raises him. The marsh encounter seems finished; its consequences are not.</w:t>
       </w:r>
     </w:p>
     <w:p>
@@ -25334,7 +25334,7 @@
         <w:t xml:space="preserve">3  Satis House creates shame — </w:t>
       </w:r>
       <w:r>
-        <w:t>What do you notice? Pip meets Miss Havisham and Estella! Estella's contempt makes his ordinary home and Joe's kindness seem inadequate, tying social ambition to an injured sense of self. Can the first impression still be trusted?</w:t>
+        <w:t>At Miss Havisham's decaying mansion, Pip meets Estella. She treats him with contempt for being common. The splendid, stopped world of Satis House teaches him to feel ashamed of home.</w:t>
       </w:r>
     </w:p>
     <w:p>
@@ -25360,7 +25360,7 @@
         <w:t xml:space="preserve">4  The beautiful house manufactures shame — </w:t>
       </w:r>
       <w:r>
-        <w:t>Estella's contempt makes Pip ashamed of his ordinary home. Listen to the injury! His ambition begins by accepting someone else's hierarchy as a judgement of his own worth.</w:t>
+        <w:t>He mistakes refinement for worth and begins desiring a life that might make Estella love him. Miss Havisham encourages that hope without promising what he imagines.</w:t>
       </w:r>
     </w:p>
     <w:p>
@@ -25386,7 +25386,7 @@
         <w:t xml:space="preserve">5  The expectations arrive — </w:t>
       </w:r>
       <w:r>
-        <w:t>Keep your eyes on this moment! An unnamed benefactor finances Pip's life as a gentleman! He assumes Miss Havisham intends him for Estella, constructing a hopeful explanation from evidence that never actually proves it. Can money give them what they really need?</w:t>
+        <w:t>An unnamed benefactor gives Pip money to become a gentleman in London. He assumes Miss Havisham is preparing him for Estella. The fortune arrives wrapped in his own flattering explanation.</w:t>
       </w:r>
     </w:p>
     <w:p>
@@ -25412,7 +25412,7 @@
         <w:t xml:space="preserve">6  The anonymous gift permits a flattering guess — </w:t>
       </w:r>
       <w:r>
-        <w:t>Pip assumes Miss Havisham is preparing him for Estella. What convenient evidence he lacks! Unnamed generosity becomes a romance written largely by his own desire.</w:t>
+        <w:t>Nobody has confirmed that explanation. Pip fills the gap with what he wants. His new life begins under a guess that shapes both ambition and disappointment.</w:t>
       </w:r>
     </w:p>
     <w:p>
@@ -25455,7 +25455,7 @@
         <w:t xml:space="preserve">7  London changes his conduct — </w:t>
       </w:r>
       <w:r>
-        <w:t>What will this mean? Pip learns fashionable habits and accumulates debt with Herbert! His embarrassment about Joe exposes how easily advancement can weaken gratitude toward the people who have cared for him. Who gets heard in this crowded world?</w:t>
+        <w:t>In London, he spends freely and learns social manners. He also grows embarrassed by Joe. The effort to become admirable makes him less kind to someone who already loved him.</w:t>
       </w:r>
     </w:p>
     <w:p>
@@ -25481,7 +25481,7 @@
         <w:t xml:space="preserve">8  The gentleman becomes unkind to the loyal man — </w:t>
       </w:r>
       <w:r>
-        <w:t>Pip's embarrassment about Joe reveals a cost of advancement. Is refinement improving his heart? Social aspiration teaches him to mistreat someone whose affection remains steady.</w:t>
+        <w:t>Joe's visit exposes the cost of Pip's shame. The gentleman cannot graciously receive the loyal blacksmith. Education and money have not yet taught him how to value affection.</w:t>
       </w:r>
     </w:p>
     <w:p>
@@ -25507,7 +25507,7 @@
         <w:t xml:space="preserve">9  The benefactor is revealed — </w:t>
       </w:r>
       <w:r>
-        <w:t>Carry this image with you! Magwitch returns and identifies himself as the source of Pip's money! The discovery destroys Pip's imagined romance and makes his comfort depend on someone society marks as criminal. Who will believe the words—and who will pay for believing?</w:t>
+        <w:t>Magwitch returns and reveals that he supplied the fortune. Pip's imagined future collapses. The money came from the convict, not from Miss Havisham's plan for Estella.</w:t>
       </w:r>
     </w:p>
     <w:p>
@@ -25533,7 +25533,7 @@
         <w:t xml:space="preserve">10  Care replaces disgust — </w:t>
       </w:r>
       <w:r>
-        <w:t>Come closer! Pip tries to help Magwitch escape and comes to recognise his humanity! Arrest and death defeat the practical plan, but Pip's response shows growth beyond his earlier class prejudice. What will this moment change?</w:t>
+        <w:t>At first repelled, Pip gradually recognises Magwitch's devotion and humanity. He tries to help him escape danger. Care begins replacing the social disgust that distorted his judgement.</w:t>
       </w:r>
     </w:p>
     <w:p>
@@ -25559,7 +25559,7 @@
         <w:t xml:space="preserve">11  The rescued convict becomes a human companion — </w:t>
       </w:r>
       <w:r>
-        <w:t>Pip's attempt to help Magwitch changes their bond. Gratitude replaces disgust! A failed escape can still mark a real moral growth in the person undertaking it.</w:t>
+        <w:t>Their attempted escape fails, and Magwitch dies with Pip beside him. Pip loses the fortune but gains a different understanding of the man. Gratitude no longer depends on respectable appearances.</w:t>
       </w:r>
     </w:p>
     <w:p>
@@ -25585,7 +25585,7 @@
         <w:t xml:space="preserve">12  The expectations are reconsidered — </w:t>
       </w:r>
       <w:r>
-        <w:t>Now watch! Joe nurses Pip and helps with his debts! Pip builds a humbler life; the revised ending brings a meeting with Estella without guaranteeing a simple restoration of his youthful fantasy. What might grow from this moment?</w:t>
+        <w:t>Joe later nurses Pip through illness. Pip repairs his loyalties and reconsiders his expectations. The closing encounter with Estella remains shaped by the novel's revised ending, not a guaranteed simple reward.</w:t>
       </w:r>
     </w:p>
     <w:p>
@@ -25710,7 +25710,7 @@
         <w:rPr>
           <w:i/>
         </w:rPr>
-        <w:t>A sister's need for love collides with the terms of belonging.</w:t>
+        <w:t>A bright girl seeks room to live, while her brother keeps drawing the boundaries tighter.</w:t>
       </w:r>
     </w:p>
     <w:p>
@@ -25799,7 +25799,7 @@
         <w:t xml:space="preserve">1  The siblings inhabit different worlds — </w:t>
       </w:r>
       <w:r>
-        <w:t>What do you notice? Maggie's intelligence and impulsiveness contrast with Tom's narrower confidence! Their attachment is strong, but affection becomes difficult when Tom expects obedience rather than understanding. Will this place still mean safety?</w:t>
+        <w:t>Beside the River Floss, Maggie and Tom Tulliver grow up in the same family but receive different expectations. Maggie is imaginative and eager; Tom prizes rules and practical certainty.</w:t>
       </w:r>
     </w:p>
     <w:p>
@@ -25825,7 +25825,7 @@
         <w:t xml:space="preserve">2  The bright girl needs more room than she receives — </w:t>
       </w:r>
       <w:r>
-        <w:t>Maggie's curiosity and affection meet the family's narrower expectations. Her mind matters! Repeated correction teaches her that the wish to belong may conflict with being herself.</w:t>
+        <w:t>Her intelligence needs opportunities the household does not readily offer. What makes her lively can also make her troublesome in other people's eyes. Affection comes with demands to be smaller.</w:t>
       </w:r>
     </w:p>
     <w:p>
@@ -25851,7 +25851,7 @@
         <w:t xml:space="preserve">3  The family loses its footing — </w:t>
       </w:r>
       <w:r>
-        <w:t>Keep your eyes on this moment! Financial disaster takes the mill from the Tullivers! Mr. Tulliver's resentment of Wakem becomes an inherited conflict, restricting Maggie's connection with Wakem's son Philip. Can money give them what they really need?</w:t>
+        <w:t>Their father loses a lawsuit and the family's mill. Financial ruin narrows both children's futures. An adult quarrel now determines the boundaries of the younger generation's lives.</w:t>
       </w:r>
     </w:p>
     <w:p>
@@ -25877,7 +25877,7 @@
         <w:t xml:space="preserve">4  An adult quarrel becomes the children’s boundary — </w:t>
       </w:r>
       <w:r>
-        <w:t>Mr. Tulliver's hostility to Wakem limits Maggie's relation to Philip. What have they inherited? A business conflict is passed down as a rule for personal attachment.</w:t>
+        <w:t>Mr Tulliver's hostility toward lawyer Wakem passes to Tom. Maggie's friendship with Wakem's son Philip becomes forbidden. The children inherit a conflict they did not choose.</w:t>
       </w:r>
     </w:p>
     <w:p>
@@ -25903,7 +25903,7 @@
         <w:t xml:space="preserve">5  Renunciation promises peace — </w:t>
       </w:r>
       <w:r>
-        <w:t>What will this mean? Maggie turns toward self-denial in an effort to contain her needs! Reading and inward discipline offer a way to bear disappointment, but they cannot remove her desire for affection and intellectual companionship. What changes when this story is finally understood?</w:t>
+        <w:t>Maggie turns toward self-denial, hoping it can quiet her desires and make suffering bearable. Renunciation seems to offer order when her wishes keep meeting opposition.</w:t>
       </w:r>
     </w:p>
     <w:p>
@@ -25929,7 +25929,7 @@
         <w:t xml:space="preserve">6  Renunciation promises a way to quiet desire — </w:t>
       </w:r>
       <w:r>
-        <w:t>Maggie turns toward self-denial, hoping to bear disappointment. Listen to the need beneath it! Suppressing longing may bring discipline without providing the affection she still seeks.</w:t>
+        <w:t>She tries to live by reducing what she asks from the world. Yet feelings do not disappear simply because she distrusts them. The effort at peace contains another struggle.</w:t>
       </w:r>
     </w:p>
     <w:p>
@@ -25972,7 +25972,7 @@
         <w:t xml:space="preserve">7  Philip understands her — </w:t>
       </w:r>
       <w:r>
-        <w:t>Carry this image with you! Their secret friendship gives Maggie attention and sympathy denied elsewhere! Tom forbids it, making loyalty to family conflict with a relationship that recognises her individual life. What will affection ask of them now?</w:t>
+        <w:t>Philip understands her imagination and offers companionship. Their secret meetings give Maggie room to speak. Tom's demand that she end the connection closes that possibility again.</w:t>
       </w:r>
     </w:p>
     <w:p>
@@ -25998,7 +25998,7 @@
         <w:t xml:space="preserve">8  The boat takes a hesitation beyond easy recall — </w:t>
       </w:r>
       <w:r>
-        <w:t>Maggie's journey with Stephen carries them too far. Desire now has public consequences! An inward conflict becomes a situation others can judge without understanding its whole history.</w:t>
+        <w:t>Later, Maggie joins Stephen Guest on a boat. Their mutual attraction carries the journey farther than intended. Physical movement turns hesitation into a situation harder to reverse.</w:t>
       </w:r>
     </w:p>
     <w:p>
@@ -26024,7 +26024,7 @@
         <w:t xml:space="preserve">9  Stephen brings another temptation — </w:t>
       </w:r>
       <w:r>
-        <w:t>Come closer! Maggie and Stephen feel a powerful attraction despite his connection to Lucy! A boat journey carries them beyond a safe return, converting emotional hesitation into a public crisis. Where will this movement lead?</w:t>
+        <w:t>Stephen is attached to Maggie's cousin Lucy. He offers a future that would hurt others. Maggie must choose between an intense feeling and obligations she cannot honestly dismiss.</w:t>
       </w:r>
     </w:p>
     <w:p>
@@ -26050,7 +26050,7 @@
         <w:t xml:space="preserve">10  The return is judged — </w:t>
       </w:r>
       <w:r>
-        <w:t>Now watch! Maggie refuses to marry Stephen and returns, but the community reads her conduct through scandal! Tom rejects her, while limited acts of kindness reveal a more humane response than public condemnation. What waits on the other side of that decision?</w:t>
+        <w:t>She returns rather than marry him, but her community judges her harshly. The decision to avoid one wrong does not protect her from suspicion about what already happened.</w:t>
       </w:r>
     </w:p>
     <w:p>
@@ -26076,7 +26076,7 @@
         <w:t xml:space="preserve">11  The return asks for a difficult kind of courage — </w:t>
       </w:r>
       <w:r>
-        <w:t>Maggie refuses a future that would harm others and comes back. Doing what she judges right still costs her! Social condemnation does not carefully measure the decision.</w:t>
+        <w:t>Maggie faces rejection, including Tom's, while trying to stand by her choice. Returning requires courage without promising acceptance. The home she approaches is not automatically a refuge.</w:t>
       </w:r>
     </w:p>
     <w:p>
@@ -26102,7 +26102,7 @@
         <w:t xml:space="preserve">12  The flood reunites them — </w:t>
       </w:r>
       <w:r>
-        <w:t>Look a little closer! Maggie rows to rescue Tom during a flood! Brother and sister briefly recover their bond before dying together, leaving reconciliation inseparable from the destruction of their possible future. Which hope can survive the change?</w:t>
+        <w:t>A flood brings Maggie back to rescue Tom. Their boat is overwhelmed, and they die together. The river reunites the siblings only as it closes the futures they could not reconcile.</w:t>
       </w:r>
     </w:p>
     <w:p>
@@ -26222,7 +26222,7 @@
         <w:rPr>
           <w:i/>
         </w:rPr>
-        <w:t>A lost hoard becomes the opening for a human bond.</w:t>
+        <w:t>A lonely weaver loses his hoarded gold, then finds a child beside the hearth.</w:t>
       </w:r>
     </w:p>
     <w:p>
@@ -26311,7 +26311,7 @@
         <w:t xml:space="preserve">1  Trust is broken — </w:t>
       </w:r>
       <w:r>
-        <w:t>Now turn the page! Silas is falsely accused of theft in his religious community! The betrayal destroys his trust in both people and faith, and he leaves for Raveloe with little expectation of belonging. Who will believe the words—and who will pay for believing?</w:t>
+        <w:t>Silas Marner trusts his religious community until a friend frames him for theft. Condemned by people he believed in, he leaves. The betrayal makes human companionship feel unsafe.</w:t>
       </w:r>
     </w:p>
     <w:p>
@@ -26337,7 +26337,7 @@
         <w:t xml:space="preserve">2  The trusted community condemns the wrong man — </w:t>
       </w:r>
       <w:r>
-        <w:t>Silas's betrayal damages his faith in people and belief. What can remain after such judgement? Withdrawal becomes protection when the place of belonging has made him unsafe.</w:t>
+        <w:t>His innocence cannot overcome the judgement against him. Losing faith in his neighbours, he settles in Raveloe. Distance becomes protection from another betrayal.</w:t>
       </w:r>
     </w:p>
     <w:p>
@@ -26363,7 +26363,7 @@
         <w:t xml:space="preserve">3  Work and gold replace companionship — </w:t>
       </w:r>
       <w:r>
-        <w:t>The scene changes! The weaver's skilled labour produces a growing hoard! Counting money becomes a narrow substitute for relationship, organising his life without answering the emotional need beneath it. Can money give them what they really need?</w:t>
+        <w:t>He works as a weaver and hoards his earnings. Gold offers a company he can count and control. Each evening's handling of the coins replaces relationships he no longer trusts.</w:t>
       </w:r>
     </w:p>
     <w:p>
@@ -26389,7 +26389,7 @@
         <w:t xml:space="preserve">4  The coins offer a controllable companionship — </w:t>
       </w:r>
       <w:r>
-        <w:t>Silas counts money where he once relied upon people. The substitute feels secure! Its apparent steadiness cannot answer the human need that distrust has driven into silence.</w:t>
+        <w:t>The money cannot reject him or accuse him. Its reassuring weight fills his solitary routine. That comfort makes losing it feel like the loss of another companion.</w:t>
       </w:r>
     </w:p>
     <w:p>
@@ -26415,7 +26415,7 @@
         <w:t xml:space="preserve">5  Another family's secret — </w:t>
       </w:r>
       <w:r>
-        <w:t>What do you notice? Godfrey conceals a marriage to Molly while hoping to marry Nancy! Dunstan exploits his vulnerability, showing how respectable appearances can depend upon withholding another person's life. Who can see beneath that appearance?</w:t>
+        <w:t>Elsewhere, Godfrey Cass conceals a marriage to Molly, a woman suffering addiction. Their daughter remains unacknowledged. His respectable public future depends on keeping that household outside it.</w:t>
       </w:r>
     </w:p>
     <w:p>
@@ -26441,7 +26441,7 @@
         <w:t xml:space="preserve">6  A respectable father hides an unacknowledged child — </w:t>
       </w:r>
       <w:r>
-        <w:t>Godfrey's fear of disclosure leaves another household vulnerable. Look behind the public appearance! Concealed responsibility can make a seemingly honourable person dependent upon continuing neglect.</w:t>
+        <w:t>Godfrey wants to marry Nancy and avoid exposing the truth. A child bears the cost of that secrecy. Fear of disgrace keeps him from accepting responsibility openly.</w:t>
       </w:r>
     </w:p>
     <w:p>
@@ -26484,7 +26484,7 @@
         <w:t xml:space="preserve">7  The gold disappears — </w:t>
       </w:r>
       <w:r>
-        <w:t>Keep your eyes on this moment! Dunstan steals Silas's money and vanishes! Silas seeks help from neighbours, and the loss that first seems purely destructive begins to draw him into communal attention. Can money give them what they really need?</w:t>
+        <w:t>Dunstan Cass steals Silas's gold. The weaver's private security vanishes, and he must ask neighbours for help. Loss begins opening the human connections he had withdrawn from.</w:t>
       </w:r>
     </w:p>
     <w:p>
@@ -26510,7 +26510,7 @@
         <w:t xml:space="preserve">8  The open doorway admits another kind of treasure — </w:t>
       </w:r>
       <w:r>
-        <w:t>Eppie wanders into the cottage after her mother's death. Life enters where gold has vanished! Silas answers by caring, not merely by admiring the unexpected visitor.</w:t>
+        <w:t>On a snowy evening, Molly dies near Silas's cottage. Her little daughter wanders inside and sleeps by the hearth. The open doorway admits someone Silas never expected.</w:t>
       </w:r>
     </w:p>
     <w:p>
@@ -26536,7 +26536,7 @@
         <w:t xml:space="preserve">9  The child enters — </w:t>
       </w:r>
       <w:r>
-        <w:t>What will this mean? Molly dies outside, and her little daughter wanders into Silas's cottage! He keeps and names her Eppie, choosing responsibility rather than allowing the encounter to remain a passing interruption. Will this place still mean safety?</w:t>
+        <w:t>He finds the golden-haired child where he once imagined his gold. He names her Eppie and decides to raise her. Care starts giving his days another purpose.</w:t>
       </w:r>
     </w:p>
     <w:p>
@@ -26562,7 +26562,7 @@
         <w:t xml:space="preserve">10  Years of shared care — </w:t>
       </w:r>
       <w:r>
-        <w:t>Carry this image with you! Raising Eppie with Dolly's help reconnects Silas with ordinary social life! The emotional change is built through repeated practical care, not through the instant disappearance of his earlier suffering. What might grow from this moment?</w:t>
+        <w:t>Years of affection bring Silas closer to the village. Eppie's needs draw him into shared life. The new bond grows through repeated work, kindness, and companionship.</w:t>
       </w:r>
     </w:p>
     <w:p>
@@ -26588,7 +26588,7 @@
         <w:t xml:space="preserve">11  The later claim cannot buy the earlier care — </w:t>
       </w:r>
       <w:r>
-        <w:t>Godfrey offers Eppie wealth and his name after years of absence. What makes a father now? The relationship formed through everyday responsibility resists being replaced by a delayed entitlement.</w:t>
+        <w:t>Godfrey eventually admits his paternity and offers Eppie a wealthier home. He can provide money, but cannot buy the childhood he did not share. His late claim meets an established love.</w:t>
       </w:r>
     </w:p>
     <w:p>
@@ -26614,7 +26614,7 @@
         <w:t xml:space="preserve">12  The claim is refused — </w:t>
       </w:r>
       <w:r>
-        <w:t>Come closer! Dunstan's remains and the gold are discovered; Godfrey acknowledges Eppie and offers wealth! She chooses Silas, making lived affection more significant than biological authority and economic advantage. What will affection ask of them now?</w:t>
+        <w:t>Eppie chooses to stay with Silas and later marries near him. The stolen gold is recovered, but no longer defines his happiness. The child has given him a life beyond counting.</w:t>
       </w:r>
     </w:p>
     <w:p>
@@ -26734,7 +26734,7 @@
         <w:rPr>
           <w:i/>
         </w:rPr>
-        <w:t>Temptation isolates one sister; the other risks herself to bring her back.</w:t>
+        <w:t>Two sisters hear fruit sellers calling, but only one discovers what their sweetness costs.</w:t>
       </w:r>
     </w:p>
     <w:p>
@@ -26811,7 +26811,7 @@
         <w:t xml:space="preserve">1  The merchants call — </w:t>
       </w:r>
       <w:r>
-        <w:t>Here is what matters! Goblins advertise an abundance of tempting fruit! Lizzie warns Laura against answering them, making sisterly care the first counterweight to the attraction of the market. What might grow from this moment?</w:t>
+        <w:t>Two sisters, Laura and Lizzie, hear goblin merchants advertising wonderful fruit. The calls tempt them from the ordinary safety of home. Lizzie warns Laura not to listen too closely.</w:t>
       </w:r>
     </w:p>
     <w:p>
@@ -26837,7 +26837,7 @@
         <w:t xml:space="preserve">2  The sales pitch offers delicious certainty — </w:t>
       </w:r>
       <w:r>
-        <w:t>The goblins call their fruits with irresistible variety. Listen to the promise! Desire is encouraged before the buyer knows what kind of price the market will demand.</w:t>
+        <w:t>The vendors promise delicious pleasure with inviting repetition. Nothing in the sales pitch mentions a consequence. The sisters must judge a bargain whose danger is hidden behind appetite.</w:t>
       </w:r>
     </w:p>
     <w:p>
@@ -26863,7 +26863,7 @@
         <w:t xml:space="preserve">3  A purchase without money — </w:t>
       </w:r>
       <w:r>
-        <w:t>Stay with the story! Laura exchanges a lock of hair for fruit and eats intensely! The transaction binds bodily desire to a marketplace whose terms she does not understand. Can money give them what they really need?</w:t>
+        <w:t>Laura approaches without money to pay. The goblins accept a lock of her hair. She tastes their fruit eagerly, convinced by the delight in front of her.</w:t>
       </w:r>
     </w:p>
     <w:p>
@@ -26889,7 +26889,7 @@
         <w:t xml:space="preserve">4  A lock of hair becomes the payment — </w:t>
       </w:r>
       <w:r>
-        <w:t>Laura has no ordinary coin and gives part of herself. The bargain is intimate! Consumption begins by exposing a personal vulnerability rather than merely exchanging spare money.</w:t>
+        <w:t>A piece of her own body becomes the price. The exchange sounds small beside the feast. Only afterwards will she learn what the first taste has begun.</w:t>
       </w:r>
     </w:p>
     <w:p>
@@ -26915,7 +26915,7 @@
         <w:t xml:space="preserve">5  The song disappears — </w:t>
       </w:r>
       <w:r>
-        <w:t>Now turn the page! Afterward Laura longs for more but can no longer hear the sellers! Lizzie still hears them, and the unequal access turns shared daily life into Laura's lonely fixation. What can be discovered beyond the familiar path?</w:t>
+        <w:t>Laura wants more, but can no longer hear the goblins' call. Lizzie still hears it. Desire now reaches toward something Laura cannot find for herself.</w:t>
       </w:r>
     </w:p>
     <w:p>
@@ -26941,7 +26941,7 @@
         <w:t xml:space="preserve">6  Only one sister still hears the vendors — </w:t>
       </w:r>
       <w:r>
-        <w:t>Laura's craving meets the vanished call, while Lizzie can hear it. What isolates her? Their formerly shared world now contains an unequal access that worsens desire.</w:t>
+        <w:t>One sister's ears catch the market; the other's do not. Laura waits and weakens. The secret difference turns an apparently shared world into a place of isolation.</w:t>
       </w:r>
     </w:p>
     <w:p>
@@ -26984,7 +26984,7 @@
         <w:t xml:space="preserve">7  The warning takes shape — </w:t>
       </w:r>
       <w:r>
-        <w:t>The scene changes! Laura weakens, recalling the fate of Jeanie, another girl who ate the fruit! Memory now supplies evidence of danger, but knowledge alone cannot undo the craving. What can the living still carry forward from this loss?</w:t>
+        <w:t>Lizzie remembers Jeanie, another girl who ate the fruit and died. The warning has a human history. Laura's decline begins resembling a loss the sisters already know.</w:t>
       </w:r>
     </w:p>
     <w:p>
@@ -27010,7 +27010,7 @@
         <w:t xml:space="preserve">8  A remembered death makes the risk clearer — </w:t>
       </w:r>
       <w:r>
-        <w:t>Jeanie's fate gives the sisters an earlier warning. Knowing does not cure the craving! Memory makes danger visible without automatically supplying a way out.</w:t>
+        <w:t>That remembered death makes delay dangerous. Lizzie cannot simply repeat her warning from a safe distance. To help her sister, she must approach the sellers herself.</w:t>
       </w:r>
     </w:p>
     <w:p>
@@ -27036,7 +27036,7 @@
         <w:t xml:space="preserve">9  Lizzie enters the market — </w:t>
       </w:r>
       <w:r>
-        <w:t>What do you notice? Lizzie takes a coin and goes to obtain help! The goblins insist she eat, then attack when she refuses, exposing coercion beneath the earlier language of invitation. Who has the power to let someone go?</w:t>
+        <w:t>She brings money and asks to buy fruit to take home. The goblins demand that she eat with them. Her refusal reveals how little their friendly offer respects a choice.</w:t>
       </w:r>
     </w:p>
     <w:p>
@@ -27062,7 +27062,7 @@
         <w:t xml:space="preserve">10  The rescue carries the taste — </w:t>
       </w:r>
       <w:r>
-        <w:t>Keep your eyes on this moment! Lizzie returns with juice on her body and invites Laura to take it! Laura experiences a painful crisis before recovery, turning the substance associated with harm into part of her rescue. What will affection ask of them now?</w:t>
+        <w:t>They attack and press fruit against her mouth, but Lizzie does not eat. Juice remains on her body. She carries that trace back as Laura's possible rescue.</w:t>
       </w:r>
     </w:p>
     <w:p>
@@ -27088,7 +27088,7 @@
         <w:t xml:space="preserve">11  The refusal turns invitation into assault — </w:t>
       </w:r>
       <w:r>
-        <w:t>Lizzie will not consume the fruit on the goblins' terms. Their friendliness breaks! A coerced market reveals what the earlier language of temptation concealed.</w:t>
+        <w:t>The merchants' persuasion has turned into assault. Lizzie's steadfast refusal protects her, while her willingness to enter danger gives Laura a way back from it.</w:t>
       </w:r>
     </w:p>
     <w:p>
@@ -27114,7 +27114,7 @@
         <w:t xml:space="preserve">12  The sisters remember — </w:t>
       </w:r>
       <w:r>
-        <w:t>What will this mean? Later, as mothers, they retell their experience and affirm sisterly solidarity! The ending makes a shared story of protection out of an ordeal that first produced isolation. What changes when this story is finally understood?</w:t>
+        <w:t>Laura consumes what Lizzie brings, suffers through the change, and recovers. Years later, the sisters tell their children. The lasting memory is of a sister who came back to help.</w:t>
       </w:r>
     </w:p>
     <w:p>
@@ -27239,7 +27239,7 @@
         <w:rPr>
           <w:i/>
         </w:rPr>
-        <w:t>The sea looks calm—but listen to what the waves are taking away.</w:t>
+        <w:t>A calm sea turns into a sound of loss, and a speaker asks a beloved for faithfulness.</w:t>
       </w:r>
     </w:p>
     <w:p>
@@ -27292,7 +27292,7 @@
         <w:t xml:space="preserve">1  The window opens toward the sea — </w:t>
       </w:r>
       <w:r>
-        <w:t>Imagine a calm night above the Channel! Moonlight and a distant coast create apparent peace, inviting the listener into a scene whose emotional ground will soon shift.</w:t>
+        <w:t>At a window overlooking the English Channel, the speaker sees a calm sea under moonlight. The scene appears secure and beautiful. He invites someone close to share it.</w:t>
       </w:r>
     </w:p>
     <w:p>
@@ -27318,7 +27318,7 @@
         <w:t xml:space="preserve">2  A light crosses the water — </w:t>
       </w:r>
       <w:r>
-        <w:t>The French coast briefly glimmers while England's cliffs stand nearby. The scene holds both beauty and distance! What looks settled is already flickering at its edges.</w:t>
+        <w:t>A distant light on the French coast shines and disappears. The visible world holds quiet movement. Before the poem turns inward, it asks us to stay with the shore.</w:t>
       </w:r>
     </w:p>
     <w:p>
@@ -27344,7 +27344,7 @@
         <w:t xml:space="preserve">3  The invitation asks us to listen — </w:t>
       </w:r>
       <w:r>
-        <w:t>The speaker calls the beloved closer. Now use your ears! The visual calm cannot contain the meaning that the movement of the water will bring.</w:t>
+        <w:t>The invitation shifts from looking to listening. A sound beneath the beautiful view becomes important. What reaches the ear will complicate the assurance offered by the eye.</w:t>
       </w:r>
     </w:p>
     <w:p>
@@ -27370,7 +27370,7 @@
         <w:t xml:space="preserve">4  The pebbles make a harsher music — </w:t>
       </w:r>
       <w:r>
-        <w:t>Waves draw stones back and throw them forward. Listen to the grating rhythm! Repeated motion unsettles the lovely surface instead of simply adding another pleasant detail.</w:t>
+        <w:t>Waves draw pebbles back and throw them forward. Their repeated movement makes a harsh, grating music. The apparently peaceful sea carries another emotional rhythm.</w:t>
       </w:r>
     </w:p>
     <w:p>
@@ -27396,7 +27396,7 @@
         <w:t xml:space="preserve">5  The sound carries sadness — </w:t>
       </w:r>
       <w:r>
-        <w:t>The rhythm brings an old note of sorrow. Beauty and grief now occupy the same shore! The speaker's response turns a natural sound into an emotional revelation.</w:t>
+        <w:t>The speaker hears sadness in that sound. Nature's movement becomes associated with human suffering. The feeling changes without the outward scene needing to become a storm.</w:t>
       </w:r>
     </w:p>
     <w:p>
@@ -27422,7 +27422,7 @@
         <w:t xml:space="preserve">6  Another listener enters memory — </w:t>
       </w:r>
       <w:r>
-        <w:t>Sophocles is imagined hearing sorrow in the Aegean. The present expands across time! A private night at Dover becomes part of a longer human encounter with suffering.</w:t>
+        <w:t>He recalls Sophocles hearing a similar sound beside another sea. One shoreline connects to an older recognition of pain. The present listener stands inside a longer human history.</w:t>
       </w:r>
     </w:p>
     <w:p>
@@ -27465,7 +27465,7 @@
         <w:t xml:space="preserve">7  Faith is imagined as another sea — </w:t>
       </w:r>
       <w:r>
-        <w:t>The poem recalls belief once surrounding the world like a protective shoreline. What a powerful image! Spiritual confidence takes a shape we can hear withdrawing.</w:t>
+        <w:t>Religious faith is then imagined as a sea that once surrounded the world. Its fullness offered a sense of protection. The metaphor moves from visible water toward collective belief.</w:t>
       </w:r>
     </w:p>
     <w:p>
@@ -27491,7 +27491,7 @@
         <w:t xml:space="preserve">8  The tide of certainty retreats — </w:t>
       </w:r>
       <w:r>
-        <w:t>The Sea of Faith seems to recede. The speaker hears its leaving! This is a historical and spiritual interpretation, not evidence that everyone in the period held exactly one belief.</w:t>
+        <w:t>Now that imagined sea withdraws. The speaker hears its retreat rather than its reassuring presence. Certainty seems to be leaving the human world exposed.</w:t>
       </w:r>
     </w:p>
     <w:p>
@@ -27517,7 +27517,7 @@
         <w:t xml:space="preserve">9  The exposed shore feels vulnerable — </w:t>
       </w:r>
       <w:r>
-        <w:t>As the protecting sea withdraws, the world seems bare. The earlier moonlit calm changes meaning! The same beautiful setting now holds a perception of abandonment and insecurity.</w:t>
+        <w:t>The bare shore becomes an image of vulnerability. What protected meaning has receded. The poem's quiet evening now contains a larger fear about how people can live securely.</w:t>
       </w:r>
     </w:p>
     <w:p>
@@ -27543,7 +27543,7 @@
         <w:t xml:space="preserve">10  The beloved becomes an appeal — </w:t>
       </w:r>
       <w:r>
-        <w:t>The speaker asks for mutual truthfulness. Come back to the two people at the window! Their fidelity is offered as a fragile response to a larger uncertainty they cannot solve.</w:t>
+        <w:t>He turns to his beloved and asks for faithfulness between them. The intimate appeal offers something within reach. Shared trust might sustain life where public certainty cannot.</w:t>
       </w:r>
     </w:p>
     <w:p>
@@ -27569,7 +27569,7 @@
         <w:t xml:space="preserve">11  The beautiful world cannot promise safety — </w:t>
       </w:r>
       <w:r>
-        <w:t>Apparent splendour is said to lack secure joy, peace and help. The judgement is bleak! Its force belongs to this speaker's crisis rather than an unquestionable description of every life.</w:t>
+        <w:t>The world looks beautiful but cannot promise peace, joy, or reliable understanding. Appearance no longer guarantees safety. The opening view has acquired a different meaning.</w:t>
       </w:r>
     </w:p>
     <w:p>
@@ -27595,7 +27595,7 @@
         <w:t xml:space="preserve">12  The darkness becomes a battlefield — </w:t>
       </w:r>
       <w:r>
-        <w:t>The final image imagines confused armies clashing at night. What happened to the calm sea? Remember the movement from lovely surface through troubling sound to an urgent appeal for fidelity.</w:t>
+        <w:t>The final image is a dark battlefield where confused armies clash. Hold it beside the moonlit window: the appeal for love answers a fear the calm surface could not show.</w:t>
       </w:r>
     </w:p>
     <w:p>
@@ -27720,7 +27720,7 @@
         <w:rPr>
           <w:i/>
         </w:rPr>
-        <w:t>Large hopes must learn to work within other people's lives.</w:t>
+        <w:t>People marry their hopes, then discover that the person beside them wants a different life.</w:t>
       </w:r>
     </w:p>
     <w:p>
@@ -27821,7 +27821,7 @@
         <w:t xml:space="preserve">1  The ideal marriage imagined — </w:t>
       </w:r>
       <w:r>
-        <w:t>Now turn the page! Dorothea mistakes Casaubon's learned project for a means of doing meaningful work! Her desire for purpose makes her overlook the emotional limits of the husband she chooses. What changes when this story is finally understood?</w:t>
+        <w:t>In provincial Middlemarch, Dorothea Brooke longs to do meaningful work. She marries the older scholar Casaubon, imagining she can help his great intellectual project. Admiration supplies what acquaintance has not yet tested.</w:t>
       </w:r>
     </w:p>
     <w:p>
@@ -27847,7 +27847,7 @@
         <w:t xml:space="preserve">2  The desired greatness is assigned to the wrong man — </w:t>
       </w:r>
       <w:r>
-        <w:t>Dorothea imagines helping Casaubon's grand scholarship. How generous—and how mistaken! A wish for purpose can overlook the actual limitations of its chosen object.</w:t>
+        <w:t>She assigns greatness to a man she barely understands. Marriage promises a purpose beyond ordinary comfort. Inside it, she begins discovering how much of that purpose she invented herself.</w:t>
       </w:r>
     </w:p>
     <w:p>
@@ -27873,7 +27873,7 @@
         <w:t xml:space="preserve">3  A new doctor arrives — </w:t>
       </w:r>
       <w:r>
-        <w:t>The scene changes! Lydgate wants to improve medicine in Middlemarch! His ambitions encounter local habits, financial dependence and the difficulty of persuading a community to value unfamiliar forms of knowledge. What will this moment change?</w:t>
+        <w:t>The young doctor Lydgate arrives with ambitions to improve medicine. He hopes professional dedication will shape his life. The town's habits and his private decisions complicate that plan.</w:t>
       </w:r>
     </w:p>
     <w:p>
@@ -27899,7 +27899,7 @@
         <w:t xml:space="preserve">4  The reformer also needs a household — </w:t>
       </w:r>
       <w:r>
-        <w:t>Lydgate's medical hopes cannot float above money and marriage. The town will test both! Professional ideals have to live inside the practical relationships that support or constrain them.</w:t>
+        <w:t>He marries Rosamond Vincy, attracted by her refinement. She imagines wealth and standing; he expects sympathy for demanding work. Their shared household begins with incompatible pictures of success.</w:t>
       </w:r>
     </w:p>
     <w:p>
@@ -27925,7 +27925,7 @@
         <w:t xml:space="preserve">5  The marriage disappoints — </w:t>
       </w:r>
       <w:r>
-        <w:t>What do you notice? Casaubon's insecurity and unfinished scholarship constrain Dorothea! Will's attention offers another kind of understanding, but suspicion and family expectation complicate the connection. Who has the power to let someone go?</w:t>
+        <w:t>Dorothea finds Casaubon jealous, limited, and unable to offer the companionship she hoped for. The marriage disappoints without making her wish to help meaningless. She has chosen its object badly.</w:t>
       </w:r>
     </w:p>
     <w:p>
@@ -27951,7 +27951,7 @@
         <w:t xml:space="preserve">6  The widow receives a condition disguised as protection — </w:t>
       </w:r>
       <w:r>
-        <w:t>Casaubon's will tries to control Dorothea's future relation to Will. Death does not end possession! An inheritance becomes another tool for continuing authority over choice.</w:t>
+        <w:t>After his death, Casaubon's will threatens her inheritance if she marries Will Ladislaw. Control reaches beyond the grave. The supposed protection of a widow restricts her future choice.</w:t>
       </w:r>
     </w:p>
     <w:p>
@@ -27994,7 +27994,7 @@
         <w:t xml:space="preserve">7  Another household creates pressure — </w:t>
       </w:r>
       <w:r>
-        <w:t>Keep your eyes on this moment! Lydgate marries Rosamond, whose expectations of status and comfort differ from his professional hopes! Debt converts their private disagreement into a threat to his medical independence. Can money give them what they really need?</w:t>
+        <w:t>Lydgate's debts grow, and Rosamond resists the sacrifices he proposes. Financial pressure exposes their different priorities. Neither person's imagined marriage can comfortably contain the other's.</w:t>
       </w:r>
     </w:p>
     <w:p>
@@ -28020,7 +28020,7 @@
         <w:t xml:space="preserve">8  The shared marriage contains different desired futures — </w:t>
       </w:r>
       <w:r>
-        <w:t>Rosamond and Lydgate disagree about status, spending and vocation. Who must adapt? Private expectations become financial constraints that reshape what he can do publicly.</w:t>
+        <w:t>Their disputes reveal how affection can coexist with misunderstanding. The household affects the doctor's public ambition. Work and private life do not remain separate worlds.</w:t>
       </w:r>
     </w:p>
     <w:p>
@@ -28046,7 +28046,7 @@
         <w:t xml:space="preserve">9  The past enters the town — </w:t>
       </w:r>
       <w:r>
-        <w:t>What will this mean? Bulstrode's concealed wrongdoing is exposed and entangles Lydgate through financial assistance! Reputation travels across relationships, making even partial association capable of damaging trust. Who will believe the words—and who will pay for believing?</w:t>
+        <w:t>The banker Bulstrode's concealed past emerges and draws Lydgate into suspicion. Reputation becomes a town-wide force. People make judgements through partial knowledge and existing rivalries.</w:t>
       </w:r>
     </w:p>
     <w:p>
@@ -28072,7 +28072,7 @@
         <w:t xml:space="preserve">10  Dorothea sees another person's pain — </w:t>
       </w:r>
       <w:r>
-        <w:t>Carry this image with you! Despite her own disappointment and a misleading encounter, Dorothea reaches toward Rosamond with sympathy! Understanding another life becomes a more practical moral achievement than the grandeur she once imagined. What will affection ask of them now?</w:t>
+        <w:t>Dorothea reaches toward Rosamond with sympathy, despite pain caused by what she thinks she has seen. Her willingness to consider another person's suffering changes the encounter.</w:t>
       </w:r>
     </w:p>
     <w:p>
@@ -28098,7 +28098,7 @@
         <w:t xml:space="preserve">11  Sympathy must pass through an injured first impression — </w:t>
       </w:r>
       <w:r>
-        <w:t>Dorothea's visit to Rosamond requires seeing beyond jealousy and humiliation. What an inward act! Attention to another person's pain becomes a more useful achievement than imagined grandeur.</w:t>
+        <w:t>She has to move beyond an injured first impression to listen. Compassion does not come from ignorance of hurt. It comes from making room for a life beyond her own explanation.</w:t>
       </w:r>
     </w:p>
     <w:p>
@@ -28124,7 +28124,7 @@
         <w:t xml:space="preserve">12  Lives continue beyond their hopes — </w:t>
       </w:r>
       <w:r>
-        <w:t>Come closer! Dorothea chooses Will despite an inheritance penalty; Lydgate's reforms narrow under circumstance! The finale values ordinary, partly hidden acts whose effects extend beyond public fame. What might grow from this moment?</w:t>
+        <w:t>Dorothea chooses Will and a less grand future; other lives settle with mixed gains and losses. The novel values small, often unseen acts whose effects continue beyond frustrated ambitions.</w:t>
       </w:r>
     </w:p>
     <w:p>
@@ -28249,7 +28249,7 @@
         <w:rPr>
           <w:i/>
         </w:rPr>
-        <w:t>A respectable man gives his hidden impulses a separate body.</w:t>
+        <w:t>A lawyer investigates a brutal stranger protected by the will of a respectable doctor.</w:t>
       </w:r>
     </w:p>
     <w:p>
@@ -28338,7 +28338,7 @@
         <w:t xml:space="preserve">1  The troubling stranger — </w:t>
       </w:r>
       <w:r>
-        <w:t>Now watch! Accounts of Hyde's brutality introduce a figure associated with a respectable house! Utterson's curiosity is sharpened by Jekyll's will, which grants the disturbing stranger unusual power over his affairs. What waits on the other side of that decision?</w:t>
+        <w:t>Lawyer Utterson hears of Edward Hyde trampling a child. The violent stranger appears connected to his friend Dr Jekyll. A disturbing incident opens a mystery inside respectable London.</w:t>
       </w:r>
     </w:p>
     <w:p>
@@ -28364,7 +28364,7 @@
         <w:t xml:space="preserve">2  The respectable will protects an alarming stranger — </w:t>
       </w:r>
       <w:r>
-        <w:t>Utterson sees Hyde's power over Jekyll's property. How could the arrangement make sense? He tries ordinary explanations before the story reveals a possibility beyond them.</w:t>
+        <w:t>Jekyll's will gives Hyde extraordinary control if the doctor dies or disappears. Utterson fears blackmail. Why would a respected man place his future in such alarming hands?</w:t>
       </w:r>
     </w:p>
     <w:p>
@@ -28390,7 +28390,7 @@
         <w:t xml:space="preserve">3  Jekyll reassures the lawyer — </w:t>
       </w:r>
       <w:r>
-        <w:t>Look a little closer! Utterson suspects coercion, but Jekyll insists he can end the arrangement! The reassurance depends upon a confidence in control that the unfolding story will steadily undermine. What happens when a promise meets its cost?</w:t>
+        <w:t>Jekyll insists he can end the connection whenever he chooses. Utterson receives reassurance without an explanation. Friendship gives him reason to trust, but the mystery remains intact.</w:t>
       </w:r>
     </w:p>
     <w:p>
@@ -28416,7 +28416,7 @@
         <w:t xml:space="preserve">4  The doctor reassures without supplying understanding — </w:t>
       </w:r>
       <w:r>
-        <w:t>Jekyll claims he can dismiss Hyde when he chooses. Hear the confidence! A statement of control is not the same as evidence that the control remains secure.</w:t>
+        <w:t>The doctor's calm promise hides a danger he is not sharing. Utterson tries to protect him with incomplete knowledge. The appearance of control will prove misleading.</w:t>
       </w:r>
     </w:p>
     <w:p>
@@ -28442,7 +28442,7 @@
         <w:t xml:space="preserve">5  The crime escalates — </w:t>
       </w:r>
       <w:r>
-        <w:t>Listen to this! Hyde murders Sir Danvers Carew and disappears! Jekyll seems to return to sociable respectability, inviting the hope that the secret problem can simply be left behind. What will this moment change?</w:t>
+        <w:t>Hyde murders Sir Danvers Carew in the street. The private mystery becomes a public crime. Jekyll seems to withdraw from Hyde, and ordinary life briefly appears to resume.</w:t>
       </w:r>
     </w:p>
     <w:p>
@@ -28468,7 +28468,7 @@
         <w:t xml:space="preserve">6  The murder gives the hidden life a public cost — </w:t>
       </w:r>
       <w:r>
-        <w:t>Hyde kills Carew and disappears. Jekyll's outward reform looks hopeful! Yet apparent withdrawal cannot by itself guarantee that the violent identity has been contained.</w:t>
+        <w:t>The killing reveals what the hidden connection can cost other people. Respectability cannot contain the consequences inside one household. The search for Hyde becomes urgent.</w:t>
       </w:r>
     </w:p>
     <w:p>
@@ -28511,7 +28511,7 @@
         <w:t xml:space="preserve">7  The friend is shattered — </w:t>
       </w:r>
       <w:r>
-        <w:t>Here is what matters! Lanyon experiences a revelation that destroys his confidence and health! His withheld account makes knowledge itself frightening, delaying the explanation while recording its human cost. Who will believe the words—and who will pay for believing?</w:t>
+        <w:t>Dr Lanyon suffers a devastating shock and dies, leaving a written account to be opened later. Something he witnessed has destroyed his confidence in the world he understood.</w:t>
       </w:r>
     </w:p>
     <w:p>
@@ -28537,7 +28537,7 @@
         <w:t xml:space="preserve">8  The witness receives more truth than he can bear — </w:t>
       </w:r>
       <w:r>
-        <w:t>Lanyon sees the transformation and cannot recover from its shock. Knowledge brings its own wound! The delayed document preserves evidence through a person it has already harmed.</w:t>
+        <w:t>His testimony will reveal Hyde transforming into Jekyll. The sight connects two apparently separate men. Knowledge arrives as an experience Lanyon cannot survive comfortably.</w:t>
       </w:r>
     </w:p>
     <w:p>
@@ -28563,7 +28563,7 @@
         <w:t xml:space="preserve">9  The laboratory is forced — </w:t>
       </w:r>
       <w:r>
-        <w:t>Stay with the story! Poole fears that something has happened to his master! With Utterson he breaks into the laboratory, finding Hyde dead in circumstances that seem to leave Jekyll missing. What responsibility comes with the new power?</w:t>
+        <w:t>Jekyll shuts himself away, and his servant fears something has replaced him. Utterson forces entry to the laboratory. They find Hyde dead, wearing the doctor's clothes.</w:t>
       </w:r>
     </w:p>
     <w:p>
@@ -28589,7 +28589,7 @@
         <w:t xml:space="preserve">10  The transformation explained — </w:t>
       </w:r>
       <w:r>
-        <w:t>Now turn the page! Lanyon's testimony uncovers that Hyde can become Jekyll! Jekyll's own confession describes a potion intended to separate his moral identities, exposing the investigator's mistaken assumption that they were independent men. Can the first impression still be trusted?</w:t>
+        <w:t>Jekyll's confession explains a potion separating out a self free to enact forbidden desires. Hyde is not an outside persecutor. The respectable doctor created and inhabited him.</w:t>
       </w:r>
     </w:p>
     <w:p>
@@ -28615,7 +28615,7 @@
         <w:t xml:space="preserve">11  The chemical supply becomes a terrible limit — </w:t>
       </w:r>
       <w:r>
-        <w:t>The needed salt cannot reliably be replaced. What has the experiment depended upon? A supposed mastery of moral division ends in a material condition Jekyll cannot command.</w:t>
+        <w:t>The transformations begin happening without the potion, while its ingredients become impossible to reproduce reliably. Jekyll's command over the experiment collapses. The promised freedom becomes dependence.</w:t>
       </w:r>
     </w:p>
     <w:p>
@@ -28641,7 +28641,7 @@
         <w:t xml:space="preserve">12  The experiment loses its limits — </w:t>
       </w:r>
       <w:r>
-        <w:t>The scene changes! Transformations become involuntary and the necessary chemical cannot reliably be reproduced! Jekyll's attempt to outsource responsibility ends in the destruction of the self he meant to protect. Who has the power to let someone go?</w:t>
+        <w:t>His final account closes as Hyde threatens to take permanent control. The divided life has destroyed both identities. Remember the doctor who thought he could isolate wrongdoing and still govern it.</w:t>
       </w:r>
     </w:p>
     <w:p>
@@ -28761,7 +28761,7 @@
         <w:rPr>
           <w:i/>
         </w:rPr>
-        <w:t>A terrible bargain follows a man all the way to the mayor’s chair!</w:t>
+        <w:t>A man remakes his life after a dreadful act, but cannot bear the past returning with new truths.</w:t>
       </w:r>
     </w:p>
     <w:p>
@@ -28862,7 +28862,7 @@
         <w:t xml:space="preserve">1  The fair makes a dreadful bargain — </w:t>
       </w:r>
       <w:r>
-        <w:t>Drunk and angry, Henchard sells Susan and her child to a sailor. A family becomes a transaction! This appalling act will refuse to stay in the past.</w:t>
+        <w:t>At a country fair, the drunken Michael Henchard sells his wife Susan and their child to a sailor. The bargain begins as reckless cruelty. Susan leaves with Newson, treating it as binding.</w:t>
       </w:r>
     </w:p>
     <w:p>
@@ -28888,7 +28888,7 @@
         <w:t xml:space="preserve">2  A vow follows shame — </w:t>
       </w:r>
       <w:r>
-        <w:t>Sober, Henchard searches without success and swears to avoid alcohol for twenty-one years. He can change a habit—but can a vow undo the people he has harmed?</w:t>
+        <w:t>Sober and horrified, Henchard searches for them without success. He vows to avoid alcohol for twenty-one years. Reform begins with shame, but cannot retrieve the family he has driven away.</w:t>
       </w:r>
     </w:p>
     <w:p>
@@ -28914,7 +28914,7 @@
         <w:t xml:space="preserve">3  The town knows another man — </w:t>
       </w:r>
       <w:r>
-        <w:t>Years later he is Casterbridge's successful mayor. Susan returns with Elizabeth-Jane! Respectability now has to face a history that the town has never heard.</w:t>
+        <w:t>Years later, he is a prosperous grain merchant and mayor of Casterbridge. Susan returns with Elizabeth-Jane, believing Newson lost. The town's impressive citizen faces the history behind his success.</w:t>
       </w:r>
     </w:p>
     <w:p>
@@ -28940,7 +28940,7 @@
         <w:t xml:space="preserve">4  The marriage is quietly repaired — </w:t>
       </w:r>
       <w:r>
-        <w:t>Henchard remarries Susan while hiding the earlier sale. His plan restores an outward household! Yet secrecy makes the attempted repair depend upon another unstable appearance.</w:t>
+        <w:t>Henchard remarries Susan quietly to repair their relationship without exposing the sale. He assumes Elizabeth-Jane is his daughter. Their restored household rests on a truth he has not fully learned.</w:t>
       </w:r>
     </w:p>
     <w:p>
@@ -28966,7 +28966,7 @@
         <w:t xml:space="preserve">5  A newcomer brings bright ideas — </w:t>
       </w:r>
       <w:r>
-        <w:t>Farfrae offers practical help and wins goodwill. Henchard first welcomes him! But another man's competence soon threatens the mayor's need to remain the central figure.</w:t>
+        <w:t>The young Scotsman Donald Farfrae impresses Henchard with useful ideas and practical skill. Friendship grows around the older man's admiration. The newcomer's gifts will soon become a source of jealousy.</w:t>
       </w:r>
     </w:p>
     <w:p>
@@ -28992,7 +28992,7 @@
         <w:t xml:space="preserve">6  Friendship hardens into rivalry — </w:t>
       </w:r>
       <w:r>
-        <w:t>Business competition and jealousy turn Henchard against Farfrae. Watch the old impulsiveness return! The successful public man still struggles to govern his own reactions.</w:t>
+        <w:t>Farfrae gains popularity and sets up a competing business. Henchard cannot easily welcome success that diminishes his own standing. Admiration hardens into rivalry.</w:t>
       </w:r>
     </w:p>
     <w:p>
@@ -29035,7 +29035,7 @@
         <w:t xml:space="preserve">7  Susan leaves a sealed truth — </w:t>
       </w:r>
       <w:r>
-        <w:t>After Susan dies, a letter reveals that Elizabeth-Jane is not Henchard's daughter. His treatment of her cools! The wish for possession overrides the care she deserves.</w:t>
+        <w:t>After Susan dies, her letter reveals that their original child died and Elizabeth-Jane is Newson's daughter. Henchard's affection turns resentful. Another person's identity becomes entangled with his wounded expectations.</w:t>
       </w:r>
     </w:p>
     <w:p>
@@ -29061,7 +29061,7 @@
         <w:t xml:space="preserve">8  Lucetta chooses a different future — </w:t>
       </w:r>
       <w:r>
-        <w:t>Lucetta's history with Henchard becomes tangled with her love for Farfrae. She marries the newcomer! Henchard must face another relationship he cannot command back into place.</w:t>
+        <w:t>Lucetta, once involved with Henchard, comes to town and marries Farfrae instead. Henchard sees another relationship moving beyond his control. His past keeps returning without restoring what he wants.</w:t>
       </w:r>
     </w:p>
     <w:p>
@@ -29087,7 +29087,7 @@
         <w:t xml:space="preserve">9  The crowd makes private shame public — </w:t>
       </w:r>
       <w:r>
-        <w:t>A cruel procession exposes Lucetta's past. The shock contributes to her death! The town's merriment carries a human cost that gossip prefers not to see.</w:t>
+        <w:t>Townspeople expose the old affair through a cruel public procession. Lucetta is devastated and dies. A private history becomes entertainment for a crowd unconcerned with its human cost.</w:t>
       </w:r>
     </w:p>
     <w:p>
@@ -29113,7 +29113,7 @@
         <w:t xml:space="preserve">10  The former mayor loses his footing — </w:t>
       </w:r>
       <w:r>
-        <w:t>The old sale is revealed, business fails, and Henchard loses status. Alcohol returns after the vow's term! His public fall exposes the loneliness behind his pride.</w:t>
+        <w:t>Henchard's business fails, and Farfrae replaces him as mayor. Status and money fall away together. The man who rebuilt himself now struggles without the authority that supported his self-image.</w:t>
       </w:r>
     </w:p>
     <w:p>
@@ -29139,7 +29139,7 @@
         <w:t xml:space="preserve">11  Another father reaches the door — </w:t>
       </w:r>
       <w:r>
-        <w:t>The sailor Newson returns for Elizabeth-Jane. Henchard lies that she is dead! Fear of abandonment tempts him to destroy the very trust that could keep her near.</w:t>
+        <w:t>Newson returns looking for Elizabeth-Jane. Henchard falsely tells him she is dead, afraid of losing her affection. The lie damages the very relationship he hopes to preserve.</w:t>
       </w:r>
     </w:p>
     <w:p>
@@ -29165,7 +29165,7 @@
         <w:t xml:space="preserve">12  The final wish erases a name — </w:t>
       </w:r>
       <w:r>
-        <w:t>Elizabeth-Jane discovers the lie; Henchard withdraws and dies alone. His will asks to be forgotten. Remember how a need to possess love can end by losing it!</w:t>
+        <w:t>Elizabeth-Jane learns the truth, and Henchard dies alone. His final wishes ask for no remembrance. The ending leaves the cost of pride beside the kinder future others can still build.</w:t>
       </w:r>
     </w:p>
     <w:p>
@@ -29285,7 +29285,7 @@
         <w:rPr>
           <w:i/>
         </w:rPr>
-        <w:t>A beautiful face outsources its conscience to a picture.</w:t>
+        <w:t>A young man keeps his beautiful face while a hidden portrait records what he becomes.</w:t>
       </w:r>
     </w:p>
     <w:p>
@@ -29362,7 +29362,7 @@
         <w:t xml:space="preserve">1  The portrait is admired — </w:t>
       </w:r>
       <w:r>
-        <w:t>Now turn the page! Basil paints the beautiful Dorian while Lord Henry speaks of youth and pleasure! Dorian begins to see ageing as a loss so severe that he wishes the portrait could bear it for him. Can the first impression still be trusted?</w:t>
+        <w:t>Basil Hallward paints the beautiful Dorian Gray. Lord Henry's talk makes Dorian fear ageing and crave pleasure. Looking at the portrait, he wishes the picture could grow old instead of him.</w:t>
       </w:r>
     </w:p>
     <w:p>
@@ -29388,7 +29388,7 @@
         <w:t xml:space="preserve">2  The beautiful face invites another man’s influence — </w:t>
       </w:r>
       <w:r>
-        <w:t>Lord Henry's talk makes youth seem a value above consequence. Listen critically! The persuasive voice changes how Dorian interprets the body and future he has received.</w:t>
+        <w:t>Henry's ideas turn beauty into something Dorian must preserve at any cost. The painter sees a valued person; the admirer offers a philosophy. Dorian begins following the more dangerous voice.</w:t>
       </w:r>
     </w:p>
     <w:p>
@@ -29414,7 +29414,7 @@
         <w:t xml:space="preserve">3  The actress becomes an image — </w:t>
       </w:r>
       <w:r>
-        <w:t>The scene changes! Dorian falls for Sibyl's theatrical performances! When real love changes her acting, he rejects her, exposing his attachment to aesthetic appearance rather than to the person before him. Who is performing—and who is being persuaded?</w:t>
+        <w:t>He falls for the actress Sibyl Vane, whose performances enchant him. His admiration is tied to the roles she plays. He loves the image before understanding the woman.</w:t>
       </w:r>
     </w:p>
     <w:p>
@@ -29440,7 +29440,7 @@
         <w:t xml:space="preserve">4  The actress becomes an object of admiration — </w:t>
       </w:r>
       <w:r>
-        <w:t>Dorian loves Sibyl's performance before understanding her separate life. What happens when art stops satisfying him? His attachment reveals a demand for an image rather than care for a person.</w:t>
+        <w:t>When love makes Sibyl lose interest in acting, her performance disappoints him. Dorian rejects her cruelly. The person behind the admired characters does not receive the tenderness he imagined giving.</w:t>
       </w:r>
     </w:p>
     <w:p>
@@ -29466,7 +29466,7 @@
         <w:t xml:space="preserve">5  The canvas records cruelty — </w:t>
       </w:r>
       <w:r>
-        <w:t>What do you notice? After Sibyl's death, Dorian sees a change in the portrait! His own face remains young, allowing the consequences of conduct to be hidden in an object rather than displayed publicly. What can the living still carry forward from this loss?</w:t>
+        <w:t>Sibyl dies by suicide, and Dorian sees a cruel change in the portrait. His own face remains young. The wish has come true, making his wrongdoing visible somewhere else.</w:t>
       </w:r>
     </w:p>
     <w:p>
@@ -29492,7 +29492,7 @@
         <w:t xml:space="preserve">6  The first changed detail makes guilt visible — </w:t>
       </w:r>
       <w:r>
-        <w:t>The portrait alters after cruelty while Dorian's face remains admired. Such a dangerous division! He can hide evidence without having undone the action that produced it.</w:t>
+        <w:t>The altered mouth cannot be explained away as ordinary ageing. The picture has become a record he alone can inspect. Guilt now has an image he can hide.</w:t>
       </w:r>
     </w:p>
     <w:p>
@@ -29535,7 +29535,7 @@
         <w:t xml:space="preserve">7  The room holds the secret — </w:t>
       </w:r>
       <w:r>
-        <w:t>Keep your eyes on this moment! Dorian conceals the painting and pursues sensation while rumours gather! A corrupting book and Henry's influence matter, but they do not eliminate his responsibility for his choices. What changes when this story is finally understood?</w:t>
+        <w:t>Dorian locks the portrait away and pursues pleasures while remaining outwardly beautiful. Years pass without marking his face. Rumours grow around a man whose appearance seems to contradict them.</w:t>
       </w:r>
     </w:p>
     <w:p>
@@ -29561,7 +29561,7 @@
         <w:t xml:space="preserve">8  The locked room permits another public life — </w:t>
       </w:r>
       <w:r>
-        <w:t>Dorian keeps the canvas away from other eyes. Secrecy preserves the admired surface! The wider distance between appearance and consequence makes further wrongdoing easier to conceal.</w:t>
+        <w:t>The hidden room makes his double life possible. Visitors see the lovely surface, while the canvas gathers corruption. Concealment allows him to avoid the judgement his body would otherwise invite.</w:t>
       </w:r>
     </w:p>
     <w:p>
@@ -29587,7 +29587,7 @@
         <w:t xml:space="preserve">9  The artist sees the truth — </w:t>
       </w:r>
       <w:r>
-        <w:t>What will this mean? Basil asks about Dorian's damaged reputation and is shown the portrait! Dorian murders the person who faces him with the visible result of his life. What will this moment change?</w:t>
+        <w:t>Basil asks about the rumours, and Dorian shows him the portrait. Faced with the artist's horror, Dorian murders him. The effort to hide guilt creates another crime to hide.</w:t>
       </w:r>
     </w:p>
     <w:p>
@@ -29613,7 +29613,7 @@
         <w:t xml:space="preserve">10  Fear follows pleasure — </w:t>
       </w:r>
       <w:r>
-        <w:t>Carry this image with you! Blackmail, memory and the threat from Sibyl's brother undermine Dorian's freedom! Preserved beauty has not preserved peace, and the concealed conscience continues to disturb him. Which hope can survive the change?</w:t>
+        <w:t>Fear follows the pursuit of pleasure. Sibyl's brother James seeks revenge, reminding Dorian that a victim's history has not vanished. Youthful appearance can mislead him, but cannot quiet Dorian's own dread.</w:t>
       </w:r>
     </w:p>
     <w:p>
@@ -29639,7 +29639,7 @@
         <w:t xml:space="preserve">11  The threatened witness recalls an earlier victim — </w:t>
       </w:r>
       <w:r>
-        <w:t>Sibyl's brother pursues Dorian while the past presses inwardly too. Escape is not innocence! A face that defeats identification cannot remove the history behind the danger.</w:t>
+        <w:t>James's threat revives the first death behind the portrait's changes. Later relief does not restore innocence. Dorian remains trapped between the face others admire and the record he fears.</w:t>
       </w:r>
     </w:p>
     <w:p>
@@ -29665,7 +29665,7 @@
         <w:t xml:space="preserve">12  The portrait is attacked — </w:t>
       </w:r>
       <w:r>
-        <w:t>Come closer! Dorian stabs the canvas to destroy its accusation! He dies marked by age and corruption while the picture regains its beauty, returning the moral record to the body that tried to disown it. Can the first impression still be trusted?</w:t>
+        <w:t>He stabs the portrait, hoping to destroy its evidence. Servants find an aged, ruined body beside a restored painting. The hidden corruption finally returns to the man who made it.</w:t>
       </w:r>
     </w:p>
     <w:p>
@@ -29790,7 +29790,7 @@
         <w:rPr>
           <w:i/>
         </w:rPr>
-        <w:t>Invented identities expose society's very serious absurdities.</w:t>
+        <w:t>Two men borrow the same convenient name, and two women insist on marrying it.</w:t>
       </w:r>
     </w:p>
     <w:p>
@@ -29891,7 +29891,7 @@
         <w:t xml:space="preserve">1  An identity for escape — </w:t>
       </w:r>
       <w:r>
-        <w:t>Carry this image with you! Jack uses the name Ernest in town while posing as a responsible guardian in the country! Algernon has his own fictitious excuse for avoiding duties, turning respectable conduct into a managed performance. Who can see beneath that appearance?</w:t>
+        <w:t>Jack Worthing lives responsibly in the country and pretends to have a troublesome brother named Ernest in town. The invented brother gives him an excuse to escape his duties.</w:t>
       </w:r>
     </w:p>
     <w:p>
@@ -29917,7 +29917,7 @@
         <w:t xml:space="preserve">2  The useful name creates two social selves — </w:t>
       </w:r>
       <w:r>
-        <w:t>Jack's town identity lets him behave differently from the country guardian. How convenient! The comedy begins where responsibility can be evaded through an invented person.</w:t>
+        <w:t>In London, Jack himself becomes Ernest. One useful name holds two social lives apart. His friend Algernon recognises the trick because he keeps an imaginary escape route of his own.</w:t>
       </w:r>
     </w:p>
     <w:p>
@@ -29943,7 +29943,7 @@
         <w:t xml:space="preserve">3  A proposal meets a questionnaire — </w:t>
       </w:r>
       <w:r>
-        <w:t>Come closer! Jack proposes to Gwendolen, but Lady Bracknell investigates his eligibility! His discovery as an infant in a handbag threatens the marriage more than any evidence of his actual character. What happens when a promise meets its cost?</w:t>
+        <w:t>Jack proposes to Gwendolen, whose mother Lady Bracknell investigates his suitability. Wealth matters, but his unknown origins are unacceptable. Being found in a handbag makes the interview especially awkward.</w:t>
       </w:r>
     </w:p>
     <w:p>
@@ -29969,7 +29969,7 @@
         <w:t xml:space="preserve">4  An invalid friend supplies another exit — </w:t>
       </w:r>
       <w:r>
-        <w:t>Algernon's Bunbury makes absence sound like duty. Listen to the excuse! A supposedly caring obligation becomes the instrument for avoiding obligations he actually has.</w:t>
+        <w:t>Algernon claims an invalid friend called Bunbury whenever he wants to avoid obligations. Fiction makes respectable independence possible. Both men arrange their freedom through people who do not exist.</w:t>
       </w:r>
     </w:p>
     <w:p>
@@ -29995,7 +29995,7 @@
         <w:t xml:space="preserve">5  Algernon enters the fiction — </w:t>
       </w:r>
       <w:r>
-        <w:t>Now watch! Algernon visits Jack's country home pretending to be the invented brother Ernest! Cecily already has an imagined relationship with that figure, so his deception enters a romance written in advance. What changes when this story is finally understood?</w:t>
+        <w:t>Algernon visits Jack's country home pretending to be the invented brother Ernest. There he meets Cecily, Jack's ward. Jack's private fiction suddenly arrives in person.</w:t>
       </w:r>
     </w:p>
     <w:p>
@@ -30021,7 +30021,7 @@
         <w:t xml:space="preserve">6  The marriage interview counts the wrong evidence — </w:t>
       </w:r>
       <w:r>
-        <w:t>Lady Bracknell tests income and parentage more readily than character. The handbag alarms her! A social system can make an accidental origin more important than present conduct.</w:t>
+        <w:t>Lady Bracknell's marriage rules expose social judgement based on rank, money, and origin. Character receives far less attention. The comedy makes her certainty increasingly absurd.</w:t>
       </w:r>
     </w:p>
     <w:p>
@@ -30064,7 +30064,7 @@
         <w:t xml:space="preserve">7  Two engagements collide — </w:t>
       </w:r>
       <w:r>
-        <w:t>Look a little closer! Gwendolen and Cecily compare their claims to an Ernest! Polite conversation turns hostile before the exposure of both men's names redirects their anger toward the deceivers. What will affection ask of them now?</w:t>
+        <w:t>Cecily and Gwendolen discover that each expects to marry a man called Ernest. Their polite encounter turns hostile before the men's deception becomes clear. One name has caused two engagements.</w:t>
       </w:r>
     </w:p>
     <w:p>
@@ -30090,7 +30090,7 @@
         <w:t xml:space="preserve">8  The women recognise a shared desired name — </w:t>
       </w:r>
       <w:r>
-        <w:t>Gwendolen and Cecily each claim an Ernest. A polite conversation turns competitive! Their attachment to a label helps keep the men's deception attractive until its contradictions surface.</w:t>
+        <w:t>Both women explain that the name itself attracts them. Their ideal husbands arrive already labelled. Romantic conviction proves as vulnerable to appearances as the men's social performances.</w:t>
       </w:r>
     </w:p>
     <w:p>
@@ -30116,7 +30116,7 @@
         <w:t xml:space="preserve">9  The men try to repair the label — </w:t>
       </w:r>
       <w:r>
-        <w:t>Listen to this! Jack and Algernon seek christenings to secure the desired name! The ridiculous solution makes society's declared seriousness about truth look subordinate to a preference for an attractive word. What will this moment change?</w:t>
+        <w:t>Jack and Algernon consider christening themselves Ernest. Rather than abandon the convenient fiction, they try to make the label technically true. The repair repeats the original absurdity.</w:t>
       </w:r>
     </w:p>
     <w:p>
@@ -30142,7 +30142,7 @@
         <w:t xml:space="preserve">10  Miss Prism remembers the handbag — </w:t>
       </w:r>
       <w:r>
-        <w:t>Here is what matters! The governess's past mistake explains Jack's origins: she exchanged a baby and a manuscript! A domestic accident supplies the ancestry Lady Bracknell demands and connects Jack to Algernon's family. Who will believe the words—and who will pay for believing?</w:t>
+        <w:t>Miss Prism recognises the handbag in which Jack was found. Years earlier, she mistakenly placed a baby inside it instead of her manuscript. Her confession opens his lost history.</w:t>
       </w:r>
     </w:p>
     <w:p>
@@ -30168,7 +30168,7 @@
         <w:t xml:space="preserve">11  The lost manuscript carries a recovered baby’s history — </w:t>
       </w:r>
       <w:r>
-        <w:t>Miss Prism explains the exchange at the station. What a material clue! Jack's apparently impossible pedigree has depended upon the movement of an ordinary bag.</w:t>
+        <w:t>Jack turns out to be Algernon's elder brother, from the family Lady Bracknell considers suitable. The wrong object in the handbag has preserved the answer to the marriage obstacle.</w:t>
       </w:r>
     </w:p>
     <w:p>
@@ -30194,7 +30194,7 @@
         <w:t xml:space="preserve">12  Earnest at last — </w:t>
       </w:r>
       <w:r>
-        <w:t>Stay with the story! Jack learns that his actual given name is Ernest! The ending rewards the supposedly invented identity while inviting laughter at a social world in which truth and respectability can depend on coincidence. Who is performing—and who is being persuaded?</w:t>
+        <w:t>Jack discovers his given name really is Ernest. The inventions collapse into a comic truth, and the couples can marry. Respectable seriousness has survived by becoming thoroughly ridiculous.</w:t>
       </w:r>
     </w:p>
     <w:p>
@@ -30314,7 +30314,7 @@
         <w:rPr>
           <w:i/>
         </w:rPr>
-        <w:t>A boy sees distant towers—and discovers the doors are not open to everyone!</w:t>
+        <w:t>A working boy dreams of entering a great university city, then finds its doors closed to him.</w:t>
       </w:r>
     </w:p>
     <w:p>
@@ -30403,7 +30403,7 @@
         <w:t xml:space="preserve">1  The distant city shines — </w:t>
       </w:r>
       <w:r>
-        <w:t>Young Jude dreams of Christminster and learning. The towers seem to promise another life! He begins with books, hope and very little practical power.</w:t>
+        <w:t>From a village, Jude Fawley sees distant Christminster as a place of learning and possibility. He dreams of becoming a scholar. The shining city begins shaping his future before he reaches it.</w:t>
       </w:r>
     </w:p>
     <w:p>
@@ -30429,7 +30429,7 @@
         <w:t xml:space="preserve">2  He studies after work — </w:t>
       </w:r>
       <w:r>
-        <w:t>Jude teaches himself while labouring. Knowledge is hard won! Yet enthusiasm and effort alone cannot remove the money and class barriers guarding institutional education.</w:t>
+        <w:t>He studies classical languages while doing manual work. Intelligence and effort seem like a path inward. He has not yet understood how class and money guard the university's doors.</w:t>
       </w:r>
     </w:p>
     <w:p>
@@ -30455,7 +30455,7 @@
         <w:t xml:space="preserve">3  Arabella changes the road — </w:t>
       </w:r>
       <w:r>
-        <w:t>Jude marries Arabella under misleading circumstances. Their mismatch soon becomes painful! His imagined scholarly future now competes with obligations made before he understood the relationship.</w:t>
+        <w:t>Arabella draws him into a marriage that quickly disappoints them both. Their separation leaves him with another broken expectation. The scholarly dream survives beside the failed household.</w:t>
       </w:r>
     </w:p>
     <w:p>
@@ -30481,7 +30481,7 @@
         <w:t xml:space="preserve">4  The city refuses its admirer — </w:t>
       </w:r>
       <w:r>
-        <w:t>He reaches Christminster and works as a stonemason, but admission remains out of reach. How cruel! He can help maintain the buildings without entering the life they represent.</w:t>
+        <w:t>In Christminster, Jude works near the institutions he admires but is refused entry. Proximity is not admission. The city receives his labour while withholding the life he imagined there.</w:t>
       </w:r>
     </w:p>
     <w:p>
@@ -30507,7 +30507,7 @@
         <w:t xml:space="preserve">5  Sue enters his imagination — </w:t>
       </w:r>
       <w:r>
-        <w:t>Jude meets his cousin Sue and feels a powerful bond. Her questioning mind draws him! Affection becomes another hope that existing rules will make difficult.</w:t>
+        <w:t>He meets his cousin Sue Bridehead and develops a deep attachment. Their thoughts and desires challenge conventional marriage. Her own divided feelings make their relationship difficult to settle.</w:t>
       </w:r>
     </w:p>
     <w:p>
@@ -30533,7 +30533,7 @@
         <w:t xml:space="preserve">6  An unhappy marriage divides them — </w:t>
       </w:r>
       <w:r>
-        <w:t>Sue marries Phillotson but feels trapped. Her wish to leave challenges accepted marital authority! Phillotson eventually releases her, paying a heavy social price for allowing choice.</w:t>
+        <w:t>Sue marries the schoolmaster Phillotson, then finds the union unbearable. Jude cannot simply rescue her into an uncomplicated future. Affection must contend with existing promises and social judgement.</w:t>
       </w:r>
     </w:p>
     <w:p>
@@ -30576,7 +30576,7 @@
         <w:t xml:space="preserve">7  They attempt another household — </w:t>
       </w:r>
       <w:r>
-        <w:t>Jude and Sue live together outside conventional marriage. Their attachment seeks freedom! But landlords, neighbours and employers can turn moral judgement into material insecurity.</w:t>
+        <w:t>Jude and Sue form a household without a conventional marriage and care for children. Their relationship faces hostility, unstable work, and insecure lodging. Private choice carries a public cost.</w:t>
       </w:r>
     </w:p>
     <w:p>
@@ -30602,7 +30602,7 @@
         <w:t xml:space="preserve">8  A child hears the burden — </w:t>
       </w:r>
       <w:r>
-        <w:t>Little Father Time joins the family, whose poverty and uncertain shelter press upon everyone. Watch his anxious seriousness! Adult hardship is entering a child's understanding.</w:t>
+        <w:t>Jude's older son, called Little Father Time, hears the adults' worries about children and poverty. He interprets the burden disastrously. Words meant to describe hardship enter a vulnerable child's mind.</w:t>
       </w:r>
     </w:p>
     <w:p>
@@ -30628,7 +30628,7 @@
         <w:t xml:space="preserve">9  The household meets catastrophe — </w:t>
       </w:r>
       <w:r>
-        <w:t>The boy kills the younger children and himself, interpreting existence as a burden. The horror breaks the family's hopes. How can the survivors understand such a loss?</w:t>
+        <w:t>He kills the younger children and himself. The household's difficulties become a catastrophe no new arrangement can repair. Jude and Sue are left with grief that breaks their shared life.</w:t>
       </w:r>
     </w:p>
     <w:p>
@@ -30654,7 +30654,7 @@
         <w:t xml:space="preserve">10  Sue seeks punishment in duty — </w:t>
       </w:r>
       <w:r>
-        <w:t>Shattered by grief, Sue returns to Phillotson and rejects the freedom she once pursued. Belief has changed under trauma! Her return cannot simply be read as happy reconciliation.</w:t>
+        <w:t>Sue interprets the deaths as punishment and returns to Phillotson. She seeks duty through self-denial. Jude sees the woman he loves choosing a life she had once found intolerable.</w:t>
       </w:r>
     </w:p>
     <w:p>
@@ -30680,7 +30680,7 @@
         <w:t xml:space="preserve">11  Jude returns to an empty promise — </w:t>
       </w:r>
       <w:r>
-        <w:t>Jude remarries Arabella while illness and disappointment deepen. Christminster's celebrations continue nearby! The city's brightness cannot answer the exclusion that shaped his life.</w:t>
+        <w:t>Jude returns to Arabella and later to the city of his hopes, gravely ill. The university's promise remains outside his reach. Neither marriage nor scholarship provides the refuge he sought.</w:t>
       </w:r>
     </w:p>
     <w:p>
@@ -30706,7 +30706,7 @@
         <w:t xml:space="preserve">12  The towers remain after him — </w:t>
       </w:r>
       <w:r>
-        <w:t>Jude dies with his aspirations unfulfilled. Hold the distant city in mind! The novel asks what institutions and social judgement destroy when they refuse vulnerable people room to live.</w:t>
+        <w:t>He dies while public celebrations continue nearby. Christminster's towers survive the admirer they excluded. Remember the distant glow that called a boy forward, and the doors it never opened.</w:t>
       </w:r>
     </w:p>
     <w:p>
@@ -30831,7 +30831,7 @@
         <w:rPr>
           <w:i/>
         </w:rPr>
-        <w:t>Pull the lever! The future looks gentle—until darkness reveals who keeps it running!</w:t>
+        <w:t>A traveller reaches a beautiful future, then learns why its gentle inhabitants fear the dark.</w:t>
       </w:r>
     </w:p>
     <w:p>
@@ -30920,7 +30920,7 @@
         <w:t xml:space="preserve">1  The dinner becomes an experiment — </w:t>
       </w:r>
       <w:r>
-        <w:t>The Time Traveller proposes travel through time and demonstrates a model. His guests doubt him! Can an impossible idea survive a room full of confident objections?</w:t>
+        <w:t>At a dinner, the Time Traveller explains a machine that can move through time. His guests doubt him. A small demonstration prepares the larger journey he claims to make.</w:t>
       </w:r>
     </w:p>
     <w:p>
@@ -30946,7 +30946,7 @@
         <w:t xml:space="preserve">2  The lever moves — </w:t>
       </w:r>
       <w:r>
-        <w:t>He tests the full-sized machine. Days rush past! The familiar world becomes changing light, and a journey through time replaces the comfort of looking at a calendar.</w:t>
+        <w:t>He pushes the lever and watches days and years rush past. The machine carries him far into Earth's future. Familiar surroundings disappear beneath a dizzying succession of changes.</w:t>
       </w:r>
     </w:p>
     <w:p>
@@ -30972,7 +30972,7 @@
         <w:t xml:space="preserve">3  A beautiful future appears — </w:t>
       </w:r>
       <w:r>
-        <w:t>He stops in the year 802,701 among the small Eloi. Their gentle surroundings seem inviting! But why do such apparently carefree people show so little curiosity?</w:t>
+        <w:t>He finds the gentle Eloi living among gardens and impressive ruins. They seem carefree and childlike. At first, the future appears to have escaped the struggles of his own age.</w:t>
       </w:r>
     </w:p>
     <w:p>
@@ -30998,7 +30998,7 @@
         <w:t xml:space="preserve">4  The machine disappears — </w:t>
       </w:r>
       <w:r>
-        <w:t>The Time Traveller finds his machine missing. Wonder turns into fear! Without it, the lovely future could become a prison with no road back home.</w:t>
+        <w:t>Then his machine vanishes. Without it, the beautiful place becomes a prison. He must discover who moved it before he can admire the future at a safe distance.</w:t>
       </w:r>
     </w:p>
     <w:p>
@@ -31024,7 +31024,7 @@
         <w:t xml:space="preserve">5  Weena offers a bond — </w:t>
       </w:r>
       <w:r>
-        <w:t>He rescues Weena from drowning, and she becomes attached to him. Their friendship warms the unfamiliar world! Yet care does not supply a full explanation of its dangers.</w:t>
+        <w:t>He rescues an Eloi woman, Weena, and gains a companion. Their bond brings affection into the strange world. Her fear of darkness hints at something his first impression missed.</w:t>
       </w:r>
     </w:p>
     <w:p>
@@ -31050,7 +31050,7 @@
         <w:t xml:space="preserve">6  The dark has inhabitants — </w:t>
       </w:r>
       <w:r>
-        <w:t>Pale Morlocks emerge through wells and underground passages. Something lives beneath the garden! The future has two populations, and their relationship is not yet clear.</w:t>
+        <w:t>Underground, he discovers the Morlocks, pale inhabitants tending machinery. The future has a hidden population. Life above ground depends on arrangements not visible in its pleasant gardens.</w:t>
       </w:r>
     </w:p>
     <w:p>
@@ -31093,7 +31093,7 @@
         <w:t xml:space="preserve">7  The social theory changes — </w:t>
       </w:r>
       <w:r>
-        <w:t>He imagines class divisions separating humanity into surface leisure and underground labour. The picture is unsettling! Present inequality may have grown into a biological and social split.</w:t>
+        <w:t>He interprets the divided species through his own society's class inequalities. His explanation changes as he learns more. The traveller is building a theory, not receiving an unquestionable history.</w:t>
       </w:r>
     </w:p>
     <w:p>
@@ -31119,7 +31119,7 @@
         <w:t xml:space="preserve">8  The night reveals the appetite — </w:t>
       </w:r>
       <w:r>
-        <w:t>The Morlocks prey upon the Eloi. Apparent tranquillity collapses! The beautiful surface depends upon a relationship far more dreadful than the traveller's first explanation.</w:t>
+        <w:t>The Morlocks prey on the Eloi at night. Apparent ease now looks like vulnerability maintained by a predator. The beautiful future has concealed a terrible relationship.</w:t>
       </w:r>
     </w:p>
     <w:p>
@@ -31145,7 +31145,7 @@
         <w:t xml:space="preserve">9  The museum offers old tools — </w:t>
       </w:r>
       <w:r>
-        <w:t>He explores an abandoned museum and gathers materials. Knowledge survives as debris! The familiar human past becomes a resource inside a future that has forgotten its purposes.</w:t>
+        <w:t>In an abandoned museum, the traveller finds tools and tries to arm himself. Old human objects may help him survive a world descended from his own civilisation.</w:t>
       </w:r>
     </w:p>
     <w:p>
@@ -31171,7 +31171,7 @@
         <w:t xml:space="preserve">10  Fire becomes a desperate defence — </w:t>
       </w:r>
       <w:r>
-        <w:t>In the forest, fire spreads during an encounter with Morlocks. Weena is lost! The traveller's attempt at protection brings escape but cannot guarantee the companion's safety.</w:t>
+        <w:t>Fire becomes a defence that spreads beyond his control. Weena is lost during the dangerous flight. The attempt to escape the predators costs him the companion who trusted him.</w:t>
       </w:r>
     </w:p>
     <w:p>
@@ -31197,7 +31197,7 @@
         <w:t xml:space="preserve">11  The last Earth lies quiet — </w:t>
       </w:r>
       <w:r>
-        <w:t>Recovering the machine, he travels farther to a dying world beneath a red sun. Beyond human rivalry waits another ending! Progress has no promise of continuing forever.</w:t>
+        <w:t>He regains the machine and travels farther, toward a cold, fading Earth. Strange final life gives way to an almost silent world. The future is not one permanent scene.</w:t>
       </w:r>
     </w:p>
     <w:p>
@@ -31223,7 +31223,7 @@
         <w:t xml:space="preserve">12  The account leaves flowers behind — </w:t>
       </w:r>
       <w:r>
-        <w:t>He returns, tells the story, then departs again and vanishes. The narrator keeps Weena's flowers! A fragile sign of tenderness survives where certainty about the journey does not.</w:t>
+        <w:t>He returns to tell his guests, leaving Weena's flowers as a small trace. Then he departs again and does not return. His account leaves both evidence and uncertainty behind.</w:t>
       </w:r>
     </w:p>
     <w:p>
@@ -31343,7 +31343,7 @@
         <w:rPr>
           <w:i/>
         </w:rPr>
-        <w:t>A scattered set of records becomes the weapon against a hidden predator.</w:t>
+        <w:t>A polite host closes the doors of his castle, while a distant household begins suffering the same threat.</w:t>
       </w:r>
     </w:p>
     <w:p>
@@ -31444,7 +31444,7 @@
         <w:t xml:space="preserve">1  The solicitor enters the castle — </w:t>
       </w:r>
       <w:r>
-        <w:t>Come closer! Jonathan travels to Transylvania to assist Dracula's property purchase! Hospitality gradually uncovers imprisonment, and strange encounters force him to recognise that his client is no ordinary nobleman. What will this moment change?</w:t>
+        <w:t>Jonathan Harker travels to Transylvania to help Count Dracula buy property in England. The castle's host welcomes him courteously. Soon Jonathan realises that the welcome does not include permission to leave.</w:t>
       </w:r>
     </w:p>
     <w:p>
@@ -31470,7 +31470,7 @@
         <w:t xml:space="preserve">2  The host’s courtesy hides the locked door — </w:t>
       </w:r>
       <w:r>
-        <w:t>Harker discovers he is not free to leave the castle. What changed in hospitality? Polite forms make captivity harder to recognise until their actual limits become visible.</w:t>
+        <w:t>Locked doors and impossible behaviour turn hospitality into imprisonment. Jonathan learns that Dracula is a vampire. His legal errand has placed him inside a predator's home.</w:t>
       </w:r>
     </w:p>
     <w:p>
@@ -31496,7 +31496,7 @@
         <w:t xml:space="preserve">3  The threat crosses the sea — </w:t>
       </w:r>
       <w:r>
-        <w:t>Now watch! Dracula travels toward England aboard a doomed ship! In Whitby, Lucy's sleepwalking and mysterious decline connect the foreign arrival to an intimate household danger. What will this moment change?</w:t>
+        <w:t>Dracula travels toward England while Jonathan struggles to escape. The danger no longer belongs to one remote castle. An English coastal town will soon receive its signs.</w:t>
       </w:r>
     </w:p>
     <w:p>
@@ -31522,7 +31522,7 @@
         <w:t xml:space="preserve">4  The arriving ship brings a missing human crew — </w:t>
       </w:r>
       <w:r>
-        <w:t>The sea voyage enters England as a strange record of disappearance. Watch the evidence accumulate! The danger reaches another community before anyone can name its mechanism clearly.</w:t>
+        <w:t>A ship reaches Whitby with its crew gone and its dead captain bound to the wheel. The arrival connects the sea crossing to an unexplained horror on shore.</w:t>
       </w:r>
     </w:p>
     <w:p>
@@ -31548,7 +31548,7 @@
         <w:t xml:space="preserve">5  Medicine meets the unexplained — </w:t>
       </w:r>
       <w:r>
-        <w:t>Look a little closer! Seward and Van Helsing try to save Lucy with transfusions and protective measures! Conventional knowledge alone cannot account for the attacks, and mistakes allow the threat to continue. What responsibility comes with the new power?</w:t>
+        <w:t>Lucy Westenra becomes dangerously ill, losing blood without a familiar cause. Doctors attempt to help her. Van Helsing suspects that ordinary medical explanations cannot account for the pattern.</w:t>
       </w:r>
     </w:p>
     <w:p>
@@ -31574,7 +31574,7 @@
         <w:t xml:space="preserve">6  The illness defeats the first medical explanation — </w:t>
       </w:r>
       <w:r>
-        <w:t>Lucy's decline persists despite repeated help. Conventional care is necessary but incomplete! The investigators must change their assumptions before knowledge can become effective protection.</w:t>
+        <w:t>Treatment brings temporary hope, but the threat returns. Protecting Lucy requires believing an explanation others find extraordinary. Delay and incomplete understanding keep leaving openings.</w:t>
       </w:r>
     </w:p>
     <w:p>
@@ -31617,7 +31617,7 @@
         <w:t xml:space="preserve">7  Lucy becomes another kind of victim — </w:t>
       </w:r>
       <w:r>
-        <w:t>Listen to this! After death Lucy appears as a vampire attacking children! The group destroys her vampiric form, presenting release through a violence they believe necessary to restore her humanity. What can the living still carry forward from this loss?</w:t>
+        <w:t>Lucy dies and becomes a vampire herself. The woman her friends hoped to save now endangers children. Their grief must face a frightening change in the person they remember.</w:t>
       </w:r>
     </w:p>
     <w:p>
@@ -31643,7 +31643,7 @@
         <w:t xml:space="preserve">8  The frightening victim needs release from the predator — </w:t>
       </w:r>
       <w:r>
-        <w:t>Lucy's transformation makes saving her look unlike ordinary rescue. The violence is disturbing! The hunters understand it as freeing the person from a continued undead harm.</w:t>
+        <w:t>Van Helsing and the others release Lucy from that condition through a terrible confrontation at her tomb. Their task is directed against the predator's hold, not simply against the victim.</w:t>
       </w:r>
     </w:p>
     <w:p>
@@ -31669,7 +31669,7 @@
         <w:t xml:space="preserve">9  Mina assembles the evidence — </w:t>
       </w:r>
       <w:r>
-        <w:t>Here is what matters! Diaries, letters, reports and recordings become a shared account! Mina's intellectual labour turns isolated frightening experiences into a pattern that supports coordinated action. What changes when this story is finally understood?</w:t>
+        <w:t>Mina gathers journals, letters, and records into a connected account. Scattered observations become usable evidence. The group can begin tracking a threat no single witness understood alone.</w:t>
       </w:r>
     </w:p>
     <w:p>
@@ -31695,7 +31695,7 @@
         <w:t xml:space="preserve">10  The infection reaches Mina — </w:t>
       </w:r>
       <w:r>
-        <w:t>Stay with the story! Dracula attacks Mina and creates a bond that both endangers her and assists the pursuit! Excluding her from information proves dangerous, complicating the group's protective intentions. Who has the power to let someone go?</w:t>
+        <w:t>Dracula attacks Mina and forces a bond upon her. The pursuit becomes personal for the whole group. Time matters because her condition could make the change permanent.</w:t>
       </w:r>
     </w:p>
     <w:p>
@@ -31721,7 +31721,7 @@
         <w:t xml:space="preserve">11  The excluded partner possesses essential knowledge — </w:t>
       </w:r>
       <w:r>
-        <w:t>Leaving Mina out appears protective but proves dangerous. Listen to what cooperation requires! Someone treated only as a vulnerable dependent is also a vital participant in understanding the threat.</w:t>
+        <w:t>The men try to exclude Mina for protection, though her knowledge and new connection are essential. Their care becomes less effective when it overlooks her ability to contribute.</w:t>
       </w:r>
     </w:p>
     <w:p>
@@ -31747,7 +31747,7 @@
         <w:t xml:space="preserve">12  The chase closes the circle — </w:t>
       </w:r>
       <w:r>
-        <w:t>Now turn the page! The pursuers follow Dracula back toward Transylvania and destroy him before sunset completes his escape! Mina's release and the later family record turn the struggle into a remembered collective achievement. What will this moment change?</w:t>
+        <w:t>They chase Dracula back toward Transylvania and destroy him before sunset, freeing Mina. Quincey Morris dies helping them. The victory belongs to shared evidence, cooperation, and a costly final pursuit.</w:t>
       </w:r>
     </w:p>
     <w:p>
@@ -31872,7 +31872,7 @@
         <w:rPr>
           <w:i/>
         </w:rPr>
-        <w:t>Intimacy becomes a struggle between attachment and independence.</w:t>
+        <w:t>A son's closest bond gives him strength, yet makes it difficult to build a life beyond his mother.</w:t>
       </w:r>
     </w:p>
     <w:p>
@@ -31973,7 +31973,7 @@
         <w:t xml:space="preserve">1  The household divides — </w:t>
       </w:r>
       <w:r>
-        <w:t>Listen to this! Gertrude's marriage to Walter becomes unhappy, shaped by class difference, drink and frustrated expectations! She turns increasingly toward her children, making the household's emotional structure unequal and intense. Will this place still mean safety?</w:t>
+        <w:t>In a Nottinghamshire mining family, Gertrude and Walter Morel's marriage becomes strained. Their children grow within that conflict. Gertrude increasingly places her hopes and affection in her sons.</w:t>
       </w:r>
     </w:p>
     <w:p>
@@ -31999,7 +31999,7 @@
         <w:t xml:space="preserve">2  The strained marriage redirects affection — </w:t>
       </w:r>
       <w:r>
-        <w:t>Gertrude's disappointment in Walter draws emotional investment toward the children. Watch the changing household! A marital wound helps organise bonds that later prove difficult to loosen.</w:t>
+        <w:t>The marriage's disappointment redirects emotional dependence toward the children. A son's success begins carrying more than his own future. Love becomes entangled with a need he cannot easily satisfy.</w:t>
       </w:r>
     </w:p>
     <w:p>
@@ -32025,7 +32025,7 @@
         <w:t xml:space="preserve">3  William carries the hope — </w:t>
       </w:r>
       <w:r>
-        <w:t>Here is what matters! The elder son moves away, apparently offering his mother a future beyond disappointment! His death intensifies her grief and redirects much of her emotional investment toward Paul. What can the living still carry forward from this loss?</w:t>
+        <w:t>The elder son William leaves for work and draws his mother's hopes after him. His advancement seems to promise another life for the family. Distance does not loosen their attachment.</w:t>
       </w:r>
     </w:p>
     <w:p>
@@ -32051,7 +32051,7 @@
         <w:t xml:space="preserve">4  The elder son carries the first hope — </w:t>
       </w:r>
       <w:r>
-        <w:t>William's departure seems to promise advancement, then his death intensifies loss. The family future changes! Paul receives an emotional weight shaped before his own adult choices.</w:t>
+        <w:t>William's illness and death devastate Gertrude. The loss changes the household's centre of feeling. Her bond with the younger Paul grows stronger in its aftermath.</w:t>
       </w:r>
     </w:p>
     <w:p>
@@ -32077,7 +32077,7 @@
         <w:t xml:space="preserve">5  Paul develops a different life — </w:t>
       </w:r>
       <w:r>
-        <w:t>Stay with the story! Work and artistic interests give Paul possibilities beyond the mining household! His closeness to his mother still remains central to how he interprets both achievement and affection. What changes when this story is finally understood?</w:t>
+        <w:t>Paul develops artistic ability while working and helping at home. He seeks an individual life, but his mother's emotional claims remain central. Independence and devotion pull together and apart.</w:t>
       </w:r>
     </w:p>
     <w:p>
@@ -32103,7 +32103,7 @@
         <w:t xml:space="preserve">6  The artist still answers the household’s claim — </w:t>
       </w:r>
       <w:r>
-        <w:t>Paul's work opens possibilities while closeness to his mother persists. How can independence grow? His development remains tied to a relationship that gives support and constrains separation.</w:t>
+        <w:t>His choices keep returning to what Gertrude needs or approves. Her care has helped form him. The same closeness makes adult relationships difficult to sustain outside it.</w:t>
       </w:r>
     </w:p>
     <w:p>
@@ -32146,7 +32146,7 @@
         <w:t xml:space="preserve">7  Miriam offers spiritual intimacy — </w:t>
       </w:r>
       <w:r>
-        <w:t>Now turn the page! Paul and Miriam share reading, thought and feeling! He experiences their closeness as both sustaining and demanding, while his mother regards the attachment with suspicion. What will affection ask of them now?</w:t>
+        <w:t>Miriam offers Paul deep intellectual and spiritual companionship. Their bond grows through attention to art and feeling. Yet he struggles with the intensity of what he thinks she asks.</w:t>
       </w:r>
     </w:p>
     <w:p>
@@ -32172,7 +32172,7 @@
         <w:t xml:space="preserve">8  The loved person can feel like a demand — </w:t>
       </w:r>
       <w:r>
-        <w:t>Miriam offers deep companionship, but Paul experiences it ambivalently. Hear both needs! Intimacy becomes difficult when affection is felt as another claim upon an unsettled self.</w:t>
+        <w:t>He can experience being loved as a demand upon his whole self. His mother's opposition complicates the relationship further. Affection becomes another place where he cannot feel fully free.</w:t>
       </w:r>
     </w:p>
     <w:p>
@@ -32198,7 +32198,7 @@
         <w:t xml:space="preserve">9  Clara offers another connection — </w:t>
       </w:r>
       <w:r>
-        <w:t>The scene changes! Paul turns toward Clara in a relationship with a different sensual and social character! It does not simply solve his difficulty: intimacy remains troubled by division and competing needs. Can the first impression still be trusted?</w:t>
+        <w:t>With Clara, Paul discovers a more physical connection. It offers something different, but not a complete solution. His inability to settle into love follows him into another relationship.</w:t>
       </w:r>
     </w:p>
     <w:p>
@@ -32224,7 +32224,7 @@
         <w:t xml:space="preserve">10  The mother approaches death — </w:t>
       </w:r>
       <w:r>
-        <w:t>What do you notice? Gertrude's illness brings Paul's dependence and distress into sharp focus! Her death removes a central attachment while leaving him uncertain how to organise a future without it. What can no longer be kept outside?</w:t>
+        <w:t>Gertrude becomes gravely ill. Paul faces the approaching loss of the person around whom so much of his life has formed. Care and distress dominate his days.</w:t>
       </w:r>
     </w:p>
     <w:p>
@@ -32250,7 +32250,7 @@
         <w:t xml:space="preserve">11  The bereaved son faces an unorganised future — </w:t>
       </w:r>
       <w:r>
-        <w:t>Gertrude's death removes a central bond without supplying freedom's next step. What now? The absence exposes how hard it is to choose life when dependence has shaped its meaning.</w:t>
+        <w:t>After her death, he feels emptied of direction. Neither past relationship supplies an immediate future. The dependence that constrained him also gave his world its familiar organisation.</w:t>
       </w:r>
     </w:p>
     <w:p>
@@ -32276,7 +32276,7 @@
         <w:t xml:space="preserve">12  The city offers an unresolved direction — </w:t>
       </w:r>
       <w:r>
-        <w:t>Keep your eyes on this moment! Paul moves toward the lights of the town rather than surrendering to the darkness associated with loss! The ending provides a direction, not a completed resolution of his emotional conflicts. Who gets heard in this crowded world?</w:t>
+        <w:t>Paul finally turns toward the lights of the town rather than disappearing into the darkness. The choice suggests continued life, but leaves the shape of that life unresolved.</w:t>
       </w:r>
     </w:p>
     <w:p>
@@ -32401,7 +32401,7 @@
         <w:rPr>
           <w:i/>
         </w:rPr>
-        <w:t>Small revelations expose lives unable to move.</w:t>
+        <w:t>A city offers many separate stories, each revealing a moment when movement becomes difficult.</w:t>
       </w:r>
     </w:p>
     <w:p>
@@ -32490,7 +32490,7 @@
         <w:t xml:space="preserve">1  A city in separate stories — </w:t>
       </w:r>
       <w:r>
-        <w:t>What do you notice? The collection moves through childhood, adolescence, adult life and public institutions! Its characters belong to different stories; the linking thread is a city whose habits often limit action and self-understanding. Who gets heard in this crowded world?</w:t>
+        <w:t>Walk into Joyce's Dublin through a collection of separate lives. Children, workers, families, and public figures occupy its streets. The book has a shared city, not one continuous protagonist.</w:t>
       </w:r>
     </w:p>
     <w:p>
@@ -32516,7 +32516,7 @@
         <w:t xml:space="preserve">2  A shared city is not a shared protagonist — </w:t>
       </w:r>
       <w:r>
-        <w:t>These lives inhabit Dublin but belong to distinct stories. Keep the boundaries! Their recurring difficulties make a pattern without turning the collection into one continuous adventure.</w:t>
+        <w:t>Each new story introduces another household or encounter. Their connections arise through recurring pressures and places. Do not carry one character's events into another's life.</w:t>
       </w:r>
     </w:p>
     <w:p>
@@ -32542,7 +32542,7 @@
         <w:t xml:space="preserve">3  The bazaar disappoints — </w:t>
       </w:r>
       <w:r>
-        <w:t>Keep your eyes on this moment! In Araby, a boy imagines a purchase as an expression of romantic devotion! Arriving late at the commercial bazaar exposes the gap between his exalted fantasy and the ordinary world. Can money give them what they really need?</w:t>
+        <w:t>In Araby, a boy hopes that a bazaar will let him honour a girl he admires. He reaches it late and finds ordinary commerce replacing his romantic fantasy.</w:t>
       </w:r>
     </w:p>
     <w:p>
@@ -32568,7 +32568,7 @@
         <w:t xml:space="preserve">4  The bazaar arrives too late for the fantasy — </w:t>
       </w:r>
       <w:r>
-        <w:t>The boy in Araby reaches an unromantic commercial place. His imagined quest falters! Desire meets ordinary money, tired conversation and a vision of his own vanity.</w:t>
+        <w:t>The delayed visit exposes the distance between his imagined quest and the actual place. Disappointment turns into self-recognition. A small evening becomes an uncomfortable revelation.</w:t>
       </w:r>
     </w:p>
     <w:p>
@@ -32594,7 +32594,7 @@
         <w:t xml:space="preserve">5  The departure is refused — </w:t>
       </w:r>
       <w:r>
-        <w:t>What will this mean? Eveline considers leaving with Frank but cannot step into the promised future! Duty, fear and memory turn the edge of escape into a scene of immobilisation. What will this moment change?</w:t>
+        <w:t>In Eveline, a young woman considers leaving Dublin with Frank. Home holds fear, duty, and memories of her mother. Escape appears possible until the moment of departure.</w:t>
       </w:r>
     </w:p>
     <w:p>
@@ -32620,7 +32620,7 @@
         <w:t xml:space="preserve">6  The leaving woman cannot cross the final threshold — </w:t>
       </w:r>
       <w:r>
-        <w:t>Eveline stands before escape but remains held by fear and duty. What makes movement impossible? A possible future loses to the powerful weight of the life already known.</w:t>
+        <w:t>At the harbour, Eveline cannot go. The threshold reveals the force of attachments and anxiety that planning had not overcome. The story leaves the desired future unreachable.</w:t>
       </w:r>
     </w:p>
     <w:p>
@@ -32663,7 +32663,7 @@
         <w:t xml:space="preserve">7  Another career is imagined — </w:t>
       </w:r>
       <w:r>
-        <w:t>Carry this image with you! Little Chandler compares himself with a successful friend in A Little Cloud! His yearning for literary distinction collides with insecurity and domestic responsibility, making disappointment recoil upon his family. What changes when this story is finally understood?</w:t>
+        <w:t>In A Little Cloud, Little Chandler meets a friend who has made a life abroad. Their conversation awakens his wish for a literary career. His own household begins seeming smaller.</w:t>
       </w:r>
     </w:p>
     <w:p>
@@ -32689,7 +32689,7 @@
         <w:t xml:space="preserve">8  The visiting friend makes a private life feel small — </w:t>
       </w:r>
       <w:r>
-        <w:t>Little Chandler compares himself with Gallaher. Admiration becomes dissatisfaction! A dream of artistic freedom collides with insecurity and the actual care demanded at home.</w:t>
+        <w:t>The comparison follows him home, but ambition does not automatically become action. Family frustration exposes his insecurity. Another life can inspire a dream while deepening discontent with the present.</w:t>
       </w:r>
     </w:p>
     <w:p>
@@ -32715,7 +32715,7 @@
         <w:t xml:space="preserve">9  Public life repeats the pattern — </w:t>
       </w:r>
       <w:r>
-        <w:t>Come closer! Later stories connect private weakness to politics, religion and institutions! No single villain explains the paralysis; social habits and individual evasions reinforce each other. What will this moment change?</w:t>
+        <w:t>Other stories reveal similar restrictions in work, politics, and religion. Public life repeats patterns found in private rooms. The city supplies many forms of frustrated movement.</w:t>
       </w:r>
     </w:p>
     <w:p>
@@ -32741,7 +32741,7 @@
         <w:t xml:space="preserve">10  The party seems secure — </w:t>
       </w:r>
       <w:r>
-        <w:t>Now watch! The Dead places Gabriel within a warm gathering of music and family ritual! His speech and social confidence cannot prepare him for the intimate knowledge his wife will reveal. What will this moment change?</w:t>
+        <w:t>In The Dead, Gabriel Conroy attends a family party and prepares a successful speech. Conversation, music, and hospitality seem to confirm his place among people he knows.</w:t>
       </w:r>
     </w:p>
     <w:p>
@@ -32767,7 +32767,7 @@
         <w:t xml:space="preserve">11  The successful speech cannot prepare the listener — </w:t>
       </w:r>
       <w:r>
-        <w:t>Gabriel's social confidence meets Gretta's memory of Michael Furey. How little he knew! The person closest to him contains a past his practiced eloquence cannot command.</w:t>
+        <w:t>Later, his wife Gretta recalls Michael Furey, a young man who loved her and died. Gabriel's confident view of their shared life encounters a history he had never understood.</w:t>
       </w:r>
     </w:p>
     <w:p>
@@ -32793,7 +32793,7 @@
         <w:t xml:space="preserve">12  The remembered lover changes the view — </w:t>
       </w:r>
       <w:r>
-        <w:t>Look a little closer! Gretta recalls Michael Furey, who loved her in youth and died! Gabriel's jealousy gives way to a widened reflection on love and mortality as snow links living and dead. What can the living still carry forward from this loss?</w:t>
+        <w:t>His reflections widen toward the living and the dead as snow falls across Ireland. The last story changes the collection's scale. Another person's memory becomes a doorway beyond the self.</w:t>
       </w:r>
     </w:p>
     <w:p>
@@ -32918,7 +32918,7 @@
         <w:rPr>
           <w:i/>
         </w:rPr>
-        <w:t>A man rehearses life so anxiously that he cannot enter it.</w:t>
+        <w:t>A man rehearses a conversation so thoroughly that he cannot bring himself to begin it.</w:t>
       </w:r>
     </w:p>
     <w:p>
@@ -32983,7 +32983,7 @@
         <w:t xml:space="preserve">1  An invitation into paralysis — </w:t>
       </w:r>
       <w:r>
-        <w:t>Keep your eyes on this moment! Prufrock proposes a journey through an evening city, but the opening's unsettling imagery makes motion feel strangely immobilised! Invitation and reluctance coexist from the start. Who gets heard in this crowded world?</w:t>
+        <w:t>Prufrock invites an unnamed companion into an evening city. The route passes quiet streets and social rooms. His voice keeps approaching something important without saying plainly what it is.</w:t>
       </w:r>
     </w:p>
     <w:p>
@@ -33009,7 +33009,7 @@
         <w:t xml:space="preserve">2  The invitation falters before the first decision — </w:t>
       </w:r>
       <w:r>
-        <w:t>Prufrock begins with imagined movement, yet hesitation enters immediately. Will he actually go? The dramatic energy lies within a mind rehearsing a life it struggles to enter.</w:t>
+        <w:t>Before any decisive encounter, hesitation begins dividing the movement. He anticipates reactions and reconsiders himself. An invitation outward becomes a conversation trapped inside his own mind.</w:t>
       </w:r>
     </w:p>
     <w:p>
@@ -33035,7 +33035,7 @@
         <w:t xml:space="preserve">3  The rooms repeat — </w:t>
       </w:r>
       <w:r>
-        <w:t>What will this mean? Social gatherings and cultured conversation recur in his imagination! He experiences the rooms less as places of connection than as stages where his appearance and competence will be examined. What will this moment change?</w:t>
+        <w:t>Rooms recur where people discuss art and familiar topics. Prufrock imagines entering their world. Its polished talk seems both desirable and difficult to interrupt.</w:t>
       </w:r>
     </w:p>
     <w:p>
@@ -33061,7 +33061,7 @@
         <w:t xml:space="preserve">4  The room contains an imagined audience — </w:t>
       </w:r>
       <w:r>
-        <w:t>The women and their conversation become a tribunal in his thoughts. Listen to the anticipation! Their actual judgement matters less than the judgement he keeps supplying in advance.</w:t>
+        <w:t>The audience he fears may be partly imagined. He pictures how others would judge his words and body. Their anticipated response becomes an obstacle before anyone actually answers.</w:t>
       </w:r>
     </w:p>
     <w:p>
@@ -33087,7 +33087,7 @@
         <w:t xml:space="preserve">5  Time supplies an excuse — </w:t>
       </w:r>
       <w:r>
-        <w:t>Carry this image with you! Prufrock tells himself there is ample time for decisions and revisions! Repetition turns the promise of future action into a means of avoiding action in the present. How much time does the choice still have?</w:t>
+        <w:t>He tells himself there will be time. Preparation offers temporary relief from acting now. The repeated promise gives hesitation a comfortable place to continue.</w:t>
       </w:r>
     </w:p>
     <w:p>
@@ -33113,7 +33113,7 @@
         <w:t xml:space="preserve">6  A promise of more time postpones the present — </w:t>
       </w:r>
       <w:r>
-        <w:t>There will be time, he repeats. How comforting—and how costly! The imagined future makes the current moment seem unnecessary, allowing avoidance to borrow the form of preparation.</w:t>
+        <w:t>Each postponement makes another postponement possible. Time becomes an excuse rather than an opening. His imagined future keeps protecting him from the vulnerable present.</w:t>
       </w:r>
     </w:p>
     <w:p>
@@ -33156,7 +33156,7 @@
         <w:t xml:space="preserve">7  The body feels observed — </w:t>
       </w:r>
       <w:r>
-        <w:t>Come closer! Ageing, clothes and anticipated remarks about his looks preoccupy him! The supposed gaze of others becomes an inward mechanism preventing straightforward self-expression. Can the first impression still be trusted?</w:t>
+        <w:t>He notices thinning hair and an ageing body. The fear of being observed grows more personal. Ordinary changes become evidence against risking an important encounter.</w:t>
       </w:r>
     </w:p>
     <w:p>
@@ -33182,7 +33182,7 @@
         <w:t xml:space="preserve">8  The observed body becomes another argument against action — </w:t>
       </w:r>
       <w:r>
-        <w:t>He worries about ageing, hair and dress. Look at the inward gaze! The anticipated look of others is already doing its work before a decisive encounter occurs.</w:t>
+        <w:t>He imagines other people remarking on his appearance. Their supposed scrutiny enters his own voice. The boundary between social judgement and self-criticism becomes difficult to separate.</w:t>
       </w:r>
     </w:p>
     <w:p>
@@ -33208,7 +33208,7 @@
         <w:t xml:space="preserve">9  The question cannot be spoken — </w:t>
       </w:r>
       <w:r>
-        <w:t>Now watch! He imagines an important declaration followed by misunderstanding or dismissal! Rather than naming the question clearly, he repeatedly rehearses the failure that might follow it. Who will believe the words—and who will pay for believing?</w:t>
+        <w:t>The crucial question remains unspoken. Prufrock fears being misunderstood after exposing himself. The poem lets us experience his approach without resolving exactly what a successful answer would require.</w:t>
       </w:r>
     </w:p>
     <w:p>
@@ -33234,7 +33234,7 @@
         <w:t xml:space="preserve">10  No prince's role — </w:t>
       </w:r>
       <w:r>
-        <w:t>Look a little closer! Prufrock rejects the grandeur of Hamlet and imagines himself in a secondary, cautious part! The self-comparison mixes comic self-knowledge with resignation about the scale of his own life. Who is performing—and who is being persuaded?</w:t>
+        <w:t>He denies being a heroic prince like Hamlet. He assigns himself a smaller, supporting part. That modest identity can also excuse him from attempting anything large.</w:t>
       </w:r>
     </w:p>
     <w:p>
@@ -33260,7 +33260,7 @@
         <w:t xml:space="preserve">11  The small role protects him from a large attempt — </w:t>
       </w:r>
       <w:r>
-        <w:t>He distances himself from Hamlet's grandeur. A modest self-image can be perceptive! It can also justify remaining safely beside the action instead of risking a central choice.</w:t>
+        <w:t>The little role offers protection from failure at the cost of possibility. Self-knowledge and avoidance sound close together. His eloquence cannot by itself release him from hesitation.</w:t>
       </w:r>
     </w:p>
     <w:p>
@@ -33286,7 +33286,7 @@
         <w:t xml:space="preserve">12  The sea of imagination breaks — </w:t>
       </w:r>
       <w:r>
-        <w:t>Listen to this! Mermaids and an underwater world offer another dream of belonging, but Prufrock doubts they sing for him! Human voices interrupt the vision, leaving desire unable to secure a place in reality. What will the journey ask of the traveller?</w:t>
+        <w:t>He imagines mermaids and an underwater world, then waking human voices break it. The sea vision dissolves. The love song ends with imaginative escape overtaken by ordinary reality.</w:t>
       </w:r>
     </w:p>
     <w:p>
@@ -33413,7 +33413,7 @@
         <w:rPr>
           <w:i/>
         </w:rPr>
-        <w:t>A young writer must learn to distinguish inherited voices from his own.</w:t>
+        <w:t>A boy learns the languages of family, church, and nation, then searches for a voice of his own.</w:t>
       </w:r>
     </w:p>
     <w:p>
@@ -33490,7 +33490,7 @@
         <w:t xml:space="preserve">1  Language begins in childhood — </w:t>
       </w:r>
       <w:r>
-        <w:t>Now turn the page! Stephen's earliest world arrives through songs, stories and bodily sensations! The prose changes with his age, letting readers experience a developing consciousness rather than simply hear an adult summary of it. What changes when this story is finally understood?</w:t>
+        <w:t>Stephen Dedalus's world begins in childhood sounds, stories, and sensations. The language changes as he grows. Before he can choose an identity, other people's words have started forming it.</w:t>
       </w:r>
     </w:p>
     <w:p>
@@ -33516,7 +33516,7 @@
         <w:t xml:space="preserve">2  The earliest language gives the world its shape — </w:t>
       </w:r>
       <w:r>
-        <w:t>Stephen begins inside sounds and words received from others. The style grows with him! His later artistic independence has to develop from language that first belonged to family and culture.</w:t>
+        <w:t>A family tale, a song, and the sound of his own name give experience its first shape. The child receives a world before understanding the rules inside it.</w:t>
       </w:r>
     </w:p>
     <w:p>
@@ -33542,7 +33542,7 @@
         <w:t xml:space="preserve">3  The family world divides — </w:t>
       </w:r>
       <w:r>
-        <w:t>The scene changes! Political and religious conflict erupts around him, including the Christmas dinner dispute over Parnell! Voices of authority reveal that belonging can demand incompatible loyalties. What will this moment change?</w:t>
+        <w:t>School and family introduce questions of belonging, religion, and Irish politics. Stephen hears competing loyalties. Home offers affection, but also arguments that make certainty difficult.</w:t>
       </w:r>
     </w:p>
     <w:p>
@@ -33568,7 +33568,7 @@
         <w:t xml:space="preserve">4  The dinner table makes history intimate — </w:t>
       </w:r>
       <w:r>
-        <w:t>The Parnell argument turns politics into family conflict. How quickly loyalties divide! National debate reaches the child's life through voices carrying anger, conviction and affection.</w:t>
+        <w:t>A Christmas dinner erupts over politics and religion. National conflict enters a room meant for family celebration. The child discovers that public history can divide people close to him.</w:t>
       </w:r>
     </w:p>
     <w:p>
@@ -33594,7 +33594,7 @@
         <w:t xml:space="preserve">5  Humiliation and resistance — </w:t>
       </w:r>
       <w:r>
-        <w:t>What do you notice? School discipline and family decline make Stephen vulnerable to shame! Complaining against an unjust punishment offers an early experience of using his voice rather than accepting every judgement silently. Who has the power to let someone go?</w:t>
+        <w:t>At school, Stephen is unfairly punished when broken glasses prevent him from doing his work. Humiliation pushes him toward protest. Obedience cannot explain away what has happened.</w:t>
       </w:r>
     </w:p>
     <w:p>
@@ -33620,7 +33620,7 @@
         <w:t xml:space="preserve">6  The complaint becomes an early public act — </w:t>
       </w:r>
       <w:r>
-        <w:t>Stephen protests unfair punishment at school. A voice can answer authority! The success matters because he experiences his own account being heard rather than silently accepting another judgement.</w:t>
+        <w:t>He complains to the rector and receives support. The act gives him an early experience of speaking against authority. For a moment, his own judgement has a public result.</w:t>
       </w:r>
     </w:p>
     <w:p>
@@ -33663,7 +33663,7 @@
         <w:t xml:space="preserve">7  Desire becomes religious terror — </w:t>
       </w:r>
       <w:r>
-        <w:t>Keep your eyes on this moment! Sexual experience is followed by intense fear during sermons about sin and hell! Stephen embraces strict devotion, attempting to organise his uncertain life through an absolute moral system. What will this moment change?</w:t>
+        <w:t>Adolescent desire leads him into sexual experiences followed by religious fear. Sermons about judgement and hell overwhelm him. Pleasure becomes entangled with the threat of eternal punishment.</w:t>
       </w:r>
     </w:p>
     <w:p>
@@ -33689,7 +33689,7 @@
         <w:t xml:space="preserve">8  The sermon turns desire into terror — </w:t>
       </w:r>
       <w:r>
-        <w:t>Religious teaching makes guilt intensely bodily and imaginative. Fear offers a complete explanation! Stephen's response shows how institutional language can organise an inward experience with enormous force.</w:t>
+        <w:t>He seeks confession and adopts intense devotion. The effort to become pure reorganises his days. Yet strict religious practice does not settle the direction of his whole life.</w:t>
       </w:r>
     </w:p>
     <w:p>
@@ -33715,7 +33715,7 @@
         <w:t xml:space="preserve">9  The offered vocation is refused — </w:t>
       </w:r>
       <w:r>
-        <w:t>What will this mean? The possibility of priesthood briefly promises status and security! Stephen recognises that such a role would not satisfy his developing relation to sensation, language and imaginative freedom. What waits on the other side of that decision?</w:t>
+        <w:t>The possibility of becoming a priest attracts and then repels him. He recognises that the role would constrain the self he is discovering. He turns away from that vocation.</w:t>
       </w:r>
     </w:p>
     <w:p>
@@ -33741,7 +33741,7 @@
         <w:t xml:space="preserve">10  Beauty points toward art — </w:t>
       </w:r>
       <w:r>
-        <w:t>Carry this image with you! An encounter with a girl near the sea becomes an imaginative revelation! Stephen begins developing ideas about artistic form, seeking a vocation that transforms experience rather than suppresses it. What will the journey ask of the traveller?</w:t>
+        <w:t>A vision of a young woman by the sea changes his response to beauty. Instead of shame alone, he feels an opening toward art. Another calling becomes imaginable.</w:t>
       </w:r>
     </w:p>
     <w:p>
@@ -33767,7 +33767,7 @@
         <w:t xml:space="preserve">11  The admired image opens another vocation — </w:t>
       </w:r>
       <w:r>
-        <w:t>The girl by the sea becomes an imaginative revelation. He does not possess her life! The encounter changes his sense of what attention and artistic creation might become.</w:t>
+        <w:t>He begins forming ideas about artistic creation and independence. The admired image has not solved every conflict. It has given him a way to think beyond the available roles.</w:t>
       </w:r>
     </w:p>
     <w:p>
@@ -33793,7 +33793,7 @@
         <w:t xml:space="preserve">12  The artist chooses departure — </w:t>
       </w:r>
       <w:r>
-        <w:t>Come closer! Conversations with Cranly test the costs of rejecting conventional loyalties! Stephen prepares to leave Ireland, treating exile as a beginning whose success the novel does not guarantee. What will this moment change?</w:t>
+        <w:t>Stephen chooses departure and the uncertain work of becoming an artist. Family, church, and nation remain voices he must answer. The ending opens a journey rather than certifying success.</w:t>
       </w:r>
     </w:p>
     <w:p>
@@ -33918,7 +33918,7 @@
         <w:rPr>
           <w:i/>
         </w:rPr>
-        <w:t>A hovering falcon makes the morning blaze with wonder!</w:t>
+        <w:t>A hovering falcon arrests a watcher, then leads his attention toward hidden brightness in earth and embers.</w:t>
       </w:r>
     </w:p>
     <w:p>
@@ -33971,7 +33971,7 @@
         <w:t xml:space="preserve">1  Morning catches the watcher — </w:t>
       </w:r>
       <w:r>
-        <w:t>Look into the morning sky! The speaker catches sight of a kestrel, and a moment of ordinary observation begins to demand language more energetic than a calm description.</w:t>
+        <w:t>One morning, Hopkins's speaker sees a kestrel hovering in the wind. The bird catches his attention completely. A brief natural sight becomes the beginning of delighted, concentrated wonder.</w:t>
       </w:r>
     </w:p>
     <w:p>
@@ -33997,7 +33997,7 @@
         <w:t xml:space="preserve">2  The bird rides the air — </w:t>
       </w:r>
       <w:r>
-        <w:t>The falcon holds itself against the wind. What astonishing control! The poem's movement follows a creature whose apparent mastery depends upon continually responding to an invisible force.</w:t>
+        <w:t>The falcon seems to ride the air with remarkable command. Movement holds it in place rather than simply carrying it onward. Skill appears within resistance to the wind.</w:t>
       </w:r>
     </w:p>
     <w:p>
@@ -34023,7 +34023,7 @@
         <w:t xml:space="preserve">3  The motion resembles riding — </w:t>
       </w:r>
       <w:r>
-        <w:t>Images of a rider and rein give flight a bodily analogy. Follow the balancing act! The bird's skill becomes something the reader can feel through another familiar form of movement.</w:t>
+        <w:t>The language imagines riding and royal presence, giving the small bird unexpected splendour. Its physical control becomes visible through those comparisons. The scene feels both precise and exuberant.</w:t>
       </w:r>
     </w:p>
     <w:p>
@@ -34049,7 +34049,7 @@
         <w:t xml:space="preserve">4  The turn changes the rhythm — </w:t>
       </w:r>
       <w:r>
-        <w:t>The kestrel sweeps and pivots through the air. Watch the sudden change! The verse presses motion into its own sound, making observation feel like an excited physical participation.</w:t>
+        <w:t>Then the bird turns and sweeps away. The rhythm changes with the action. Hovering mastery becomes a sudden release of energy, and the watcher follows the shift.</w:t>
       </w:r>
     </w:p>
     <w:p>
@@ -34075,7 +34075,7 @@
         <w:t xml:space="preserve">5  The watcher’s heart answers — </w:t>
       </w:r>
       <w:r>
-        <w:t>The speaker's heart responds to the bird's achievement. The scene is now inward as well as outward! Attention to another being reveals a feeling that ordinary life had held back.</w:t>
+        <w:t>His own heart answers the sight. What seemed a hidden inward feeling stirs into admiration. The bird's movement changes the observer as well as the morning scene.</w:t>
       </w:r>
     </w:p>
     <w:p>
@@ -34101,7 +34101,7 @@
         <w:t xml:space="preserve">6  Many qualities gather at once — </w:t>
       </w:r>
       <w:r>
-        <w:t>Beauty, action, pride, air and strength meet in the description. The praise accelerates! The poem tries to hold a whole living intensity rather than selecting one neatly isolated quality.</w:t>
+        <w:t>Beauty, courage, and action gather in the speaker's response. The poem's dedication to Christ gives this praise a spiritual horizon. The visible bird opens toward something beyond itself.</w:t>
       </w:r>
     </w:p>
     <w:p>
@@ -34144,7 +34144,7 @@
         <w:t xml:space="preserve">7  The word buckle turns the poem — </w:t>
       </w:r>
       <w:r>
-        <w:t>A dense, ambiguous turning word gathers the praise. Do the qualities unite, yield or break open? The uncertainty is part of the sonnet's force, not a puzzle solved by one paraphrase.</w:t>
+        <w:t>The word buckle marks a difficult turn, allowing ideas of meeting, yielding, or breaking forth. Its force resists one simple paraphrase. The scene's energy becomes more intense rather than fully explained.</w:t>
       </w:r>
     </w:p>
     <w:p>
@@ -34170,7 +34170,7 @@
         <w:t xml:space="preserve">8  The brightness exceeds the first sight — </w:t>
       </w:r>
       <w:r>
-        <w:t>The speaker imagines a greater, more dangerous beauty. Wonder becomes spiritually charged! The dedication to Christ helps place the bird's splendour within a larger act of devotion.</w:t>
+        <w:t>A greater brightness seems to emerge through that intensity. The speaker's wonder reaches beyond his first description. Spiritual significance arrives through the image, not as an added plot event.</w:t>
       </w:r>
     </w:p>
     <w:p>
@@ -34196,7 +34196,7 @@
         <w:t xml:space="preserve">9  The plough brings us back to earth — </w:t>
       </w:r>
       <w:r>
-        <w:t>The closing movement shifts to ordinary labour. What a change of scale! A worked surface can shine, offering a new image of beauty disclosed through effort.</w:t>
+        <w:t>The poem then turns to a plough working through soil. Ordinary labour can bring a shining surface into view. The splendid bird is joined by an earthbound image.</w:t>
       </w:r>
     </w:p>
     <w:p>
@@ -34222,7 +34222,7 @@
         <w:t xml:space="preserve">10  The ember also reveals a hidden light — </w:t>
       </w:r>
       <w:r>
-        <w:t>A dull ember breaks and shows luminous colour. Look again at the apparently unremarkable! The final images suggest that brilliance can emerge through pressure and change.</w:t>
+        <w:t>A dull ember can break open and show red-gold light within. Apparent dimness does not exhaust what something contains. Pressure or fracture may disclose its hidden brightness.</w:t>
       </w:r>
     </w:p>
     <w:p>
@@ -34248,7 +34248,7 @@
         <w:t xml:space="preserve">11  The bird and the ground belong together — </w:t>
       </w:r>
       <w:r>
-        <w:t>Flight, plough and ember have become linked acts of attention. The poem's wonder is not confined to a distant sky! Ordinary material life can disclose intensity too.</w:t>
+        <w:t>Bird, plough, and ember belong to one movement of attention. Glory can appear through effort and vulnerability as well as effortless-looking flight. The lower images deepen the earlier wonder.</w:t>
       </w:r>
     </w:p>
     <w:p>
@@ -34274,7 +34274,7 @@
         <w:t xml:space="preserve">12  Let the rhythm carry the memory — </w:t>
       </w:r>
       <w:r>
-        <w:t>Remember the hover, the turn and the sudden glow! The sonnet transforms watching into praise through compressed sound and imagery; it does not narrate a separate adventure for the bird.</w:t>
+        <w:t>Read slowly enough to feel the hovering, the turn, and the burst of light. Keep the falcon beside the shining furrow and ember: the memory rests in movement and revelation.</w:t>
       </w:r>
     </w:p>
     <w:p>
@@ -34399,7 +34399,7 @@
         <w:rPr>
           <w:i/>
         </w:rPr>
-        <w:t>A promised revelation arrives in a terrifying new shape.</w:t>
+        <w:t>A circling bird loses contact with its keeper, and a frightening vision fills the silence.</w:t>
       </w:r>
     </w:p>
     <w:p>
@@ -34464,7 +34464,7 @@
         <w:t xml:space="preserve">1  The widening motion — </w:t>
       </w:r>
       <w:r>
-        <w:t>Here is what matters! A falcon circles beyond the falconer's command! The image opens a world in which established relations between guidance and action have ceased to hold. What can this vision promise?</w:t>
+        <w:t>Imagine a falcon circling farther and farther from its falconer. The opening motion widens beyond control. Yeats turns that separation into an image of a world losing its order.</w:t>
       </w:r>
     </w:p>
     <w:p>
@@ -34490,7 +34490,7 @@
         <w:t xml:space="preserve">2  The circling bird no longer hears command — </w:t>
       </w:r>
       <w:r>
-        <w:t>The falcon travels beyond the falconer's reach. What keeps an order together? The opening image lets lost communication become visible before the poem names wider collapse.</w:t>
+        <w:t>The bird can no longer hear the keeper. A connection that once organised movement has broken. The scene's distance becomes the poem's first sign of historical disorder.</w:t>
       </w:r>
     </w:p>
     <w:p>
@@ -34516,7 +34516,7 @@
         <w:t xml:space="preserve">3  The centre cannot maintain order — </w:t>
       </w:r>
       <w:r>
-        <w:t>Stay with the story! Violence and disintegration spread! The speaker's account moves from a single image toward a general crisis, making collapse appear as a change in the structure of the age. Which hope can survive the change?</w:t>
+        <w:t>The speaker sees established structures giving way. Violence and upheaval overwhelm the world he imagines. The centre no longer holds the scattered parts together.</w:t>
       </w:r>
     </w:p>
     <w:p>
@@ -34542,7 +34542,7 @@
         <w:t xml:space="preserve">4  The centre cannot organise the scattered world — </w:t>
       </w:r>
       <w:r>
-        <w:t>Disintegration grows from the first image into public crisis. The movement feels unstoppable! A controlling structure has lost the power its familiar shape once promised.</w:t>
+        <w:t>There is no immediate replacement for the failed order. Forces spread outward without a common direction. The widening flight expands into a vision of collective crisis.</w:t>
       </w:r>
     </w:p>
     <w:p>
@@ -34568,7 +34568,7 @@
         <w:t xml:space="preserve">5  Conviction is unevenly distributed — </w:t>
       </w:r>
       <w:r>
-        <w:t>Now turn the page! The poem contrasts the hesitant with those driven by destructive intensity! Moral judgement is sharpened by a world in which confidence and goodness no longer seem reliably connected. What does this power demand in return?</w:t>
+        <w:t>The best lack conviction while the worst possess fierce intensity, the speaker says. Confidence is not evidence of goodness. Disorder gives destructive certainty dangerous room.</w:t>
       </w:r>
     </w:p>
     <w:p>
@@ -34594,7 +34594,7 @@
         <w:t xml:space="preserve">6  Confidence is not distributed according to goodness — </w:t>
       </w:r>
       <w:r>
-        <w:t>The best hesitate while destructive intensity grows loud. Listen to the inversion! Certainty and moral worth are dangerously separated in the poem's historical vision.</w:t>
+        <w:t>Those opposed qualities do not balance one another safely. Hesitation and violent belief leave the world vulnerable. The speaker begins expecting a revelation large enough to answer the crisis.</w:t>
       </w:r>
     </w:p>
     <w:p>
@@ -34637,7 +34637,7 @@
         <w:t xml:space="preserve">7  A revelation is expected — </w:t>
       </w:r>
       <w:r>
-        <w:t>The scene changes! The speaker reaches for the language of the Christian Second Coming! An inherited framework initially promises a way to understand the crisis and anticipate what follows it. What changes when this story is finally understood?</w:t>
+        <w:t>He names a second coming, initially invoking an expectation of Christian renewal. The familiar promise seems to offer a pattern for understanding historical upheaval. Then another image appears.</w:t>
       </w:r>
     </w:p>
     <w:p>
@@ -34663,7 +34663,7 @@
         <w:t xml:space="preserve">8  The expected revelation receives a different visitor — </w:t>
       </w:r>
       <w:r>
-        <w:t>The phrase Second Coming prepares a Christian frame, but the vision unsettles it. What is arriving? Familiar language becomes the doorway to an unfamiliar and frightening figure.</w:t>
+        <w:t>Instead of the expected saving presence, he sees a strange creature in the desert. The vision breaks the reassurance of the phrase that called it forth.</w:t>
       </w:r>
     </w:p>
     <w:p>
@@ -34689,7 +34689,7 @@
         <w:t xml:space="preserve">9  The desert produces another image — </w:t>
       </w:r>
       <w:r>
-        <w:t>What do you notice? A sphinx-like figure appears in the vision, with a human head and lion's body! Its indifferent gaze makes the expected revelation feel alien and menacing rather than consoling. What will endure when the moment has passed?</w:t>
+        <w:t>The figure has a lion's body and a human head, with a pitiless gaze. Its slow movement feels ominous. Something unfamiliar is entering the place of the hoped-for answer.</w:t>
       </w:r>
     </w:p>
     <w:p>
@@ -34715,7 +34715,7 @@
         <w:t xml:space="preserve">10  An age is turning — </w:t>
       </w:r>
       <w:r>
-        <w:t>Keep your eyes on this moment! The speaker relates the new image to a long historical cycle disturbed by the earlier Christian birth! The poem draws on Yeats's symbolic history rather than supplying a literal timetable of events. How much time does the choice still have?</w:t>
+        <w:t>The speaker imagines an age turning after a long sleep. Birth no longer guarantees hope. A new historical period may arrive as a terrifying presence.</w:t>
       </w:r>
     </w:p>
     <w:p>
@@ -34741,7 +34741,7 @@
         <w:t xml:space="preserve">11  The question refuses to give us a safe timetable — </w:t>
       </w:r>
       <w:r>
-        <w:t>The beast moves toward an imagined birth while the poem remains uncertain. Remember the form! This symbolic vision is a disturbing question, not a factual prediction with verified dates.</w:t>
+        <w:t>The vision offers no reliable timetable or simple explanation of events. Its force comes through images and a question. The speaker's fear remains part of what we hear.</w:t>
       </w:r>
     </w:p>
     <w:p>
@@ -34767,7 +34767,7 @@
         <w:t xml:space="preserve">12  The final question — </w:t>
       </w:r>
       <w:r>
-        <w:t>What will this mean? The ending asks what beast moves toward Bethlehem to be born! The question preserves dread and uncertainty, refusing a reassuring conclusion about the world emerging from catastrophe. What will this moment change?</w:t>
+        <w:t>What rough beast is moving toward Bethlehem? The final question leaves the coming age unresolved. Remember the unheard falcon and the desert creature: broken connection gives way to frightening uncertainty.</w:t>
       </w:r>
     </w:p>
     <w:p>
@@ -34892,7 +34892,7 @@
         <w:rPr>
           <w:i/>
         </w:rPr>
-        <w:t>One day holds the hidden lives behind ordinary appearances.</w:t>
+        <w:t>A woman prepares a London party while another life, elsewhere in the city, approaches a crisis.</w:t>
       </w:r>
     </w:p>
     <w:p>
@@ -34993,7 +34993,7 @@
         <w:t xml:space="preserve">1  The flowers begin a day — </w:t>
       </w:r>
       <w:r>
-        <w:t>What do you notice? Clarissa goes out to buy flowers for her party! London sights and sounds open memories, so a simple errand contains earlier desires, decisions and versions of the self. What might grow from this moment?</w:t>
+        <w:t>One June morning, Clarissa Dalloway goes out to buy flowers for her party. London surrounds her with movement and sound. Her thoughts bring earlier choices into the present day.</w:t>
       </w:r>
     </w:p>
     <w:p>
@@ -35019,7 +35019,7 @@
         <w:t xml:space="preserve">2  The flowers carry more than decoration — </w:t>
       </w:r>
       <w:r>
-        <w:t>Clarissa's errand moves through a city layered with memory. Look at an ordinary day! Buying something for a party can open questions about the choices shaping a whole life.</w:t>
+        <w:t>The flowers belong to a social occasion, but the walk opens private memories. A single errand holds ageing, friendship, and the lives she might have chosen instead.</w:t>
       </w:r>
     </w:p>
     <w:p>
@@ -35045,7 +35045,7 @@
         <w:t xml:space="preserve">3  Peter returns — </w:t>
       </w:r>
       <w:r>
-        <w:t>Keep your eyes on this moment! Peter Walsh's visit unsettles Clarissa's account of her marriage and choices! Their recollections reveal affection, irritation and the continuing life of possibilities that were not taken. What will affection ask of them now?</w:t>
+        <w:t>Peter Walsh visits after returning from India. His presence revives their old attachment and disagreement. Clarissa meets both the man before her and the past his voice restores.</w:t>
       </w:r>
     </w:p>
     <w:p>
@@ -35071,7 +35071,7 @@
         <w:t xml:space="preserve">4  The returning friend revives an unchosen future — </w:t>
       </w:r>
       <w:r>
-        <w:t>Peter Walsh brings former intimacy and disagreement into the present. What might another marriage have meant? Memory does not merely recover events; it tests paths the speaker did not take.</w:t>
+        <w:t>The conversation unsettles the certainty of her chosen marriage to Richard. An unchosen life becomes briefly imaginable again. Neither reunion nor memory can make the earlier decision disappear.</w:t>
       </w:r>
     </w:p>
     <w:p>
@@ -35097,7 +35097,7 @@
         <w:t xml:space="preserve">5  Another life hears the city — </w:t>
       </w:r>
       <w:r>
-        <w:t>What will this mean? Elsewhere Septimus struggles with wartime trauma and visions while Rezia seeks help! His distress runs beside Clarissa's day, showing an experience society cannot understand merely by observing behaviour. Who gets heard in this crowded world?</w:t>
+        <w:t>Elsewhere, war veteran Septimus Warren Smith suffers trauma and disturbing visions. His wife Rezia tries to reach him. The same London day carries an experience Clarissa does not know.</w:t>
       </w:r>
     </w:p>
     <w:p>
@@ -35123,7 +35123,7 @@
         <w:t xml:space="preserve">6  The city shares space without sharing understanding — </w:t>
       </w:r>
       <w:r>
-        <w:t>Clarissa and Septimus inhabit the same public world without meeting. Their proximity is a formal link! Separate inner lives can reveal different costs of a society's accepted appearances.</w:t>
+        <w:t>Traffic, crowds, and public events surround both households. Shared streets do not mean shared understanding. Septimus's suffering remains difficult for those around him to hear accurately.</w:t>
       </w:r>
     </w:p>
     <w:p>
@@ -35166,7 +35166,7 @@
         <w:t xml:space="preserve">7  Authority calls it proportion — </w:t>
       </w:r>
       <w:r>
-        <w:t>Carry this image with you! Doctors respond with reassurance or demands for control and separation! The language of health can become coercive when it refuses the particular suffering of the person seeking care. Who has the power to let someone go?</w:t>
+        <w:t>Doctors judge his condition through ideas of normality, proportion, and obedience. Their authority seems to offer treatment. Septimus experiences the prospect as another threat to his selfhood.</w:t>
       </w:r>
     </w:p>
     <w:p>
@@ -35192,7 +35192,7 @@
         <w:t xml:space="preserve">8  The medical remedy threatens another loss — </w:t>
       </w:r>
       <w:r>
-        <w:t>Separation is proposed for Septimus, heightening his terror. Care needs to listen! A confident treatment can feel coercive when it refuses the sufferer's particular experience.</w:t>
+        <w:t>Forced institutional care approaches. What looks protective to the doctors feels like being taken over to him. Their explanation and his experience do not meet.</w:t>
       </w:r>
     </w:p>
     <w:p>
@@ -35218,7 +35218,7 @@
         <w:t xml:space="preserve">9  A fragile domestic moment — </w:t>
       </w:r>
       <w:r>
-        <w:t>Come closer! Septimus and Rezia briefly share warmth and practical work! The interruption of this connection by the prospect of compulsory treatment makes the threat of losing agency more immediate. Will this place still mean safety?</w:t>
+        <w:t>Before the crisis, Septimus and Rezia share a brief domestic tenderness while working on a hat. The fragile moment reveals a relationship still capable of connection amid suffering.</w:t>
       </w:r>
     </w:p>
     <w:p>
@@ -35244,7 +35244,7 @@
         <w:t xml:space="preserve">10  The death enters the party — </w:t>
       </w:r>
       <w:r>
-        <w:t>Now watch! Septimus dies by suicide, and the Bradshaws bring news to Clarissa's gathering! Though she never meets him, the report interrupts her social performance and leads to solitary reflection. What can the living still carry forward from this loss?</w:t>
+        <w:t>Septimus dies by suicide to avoid the approaching intervention. Later, news of his death reaches Clarissa's party through the doctors. An unknown person's crisis enters her carefully arranged evening.</w:t>
       </w:r>
     </w:p>
     <w:p>
@@ -35270,7 +35270,7 @@
         <w:t xml:space="preserve">11  The reported death enters the host’s privacy — </w:t>
       </w:r>
       <w:r>
-        <w:t>Clarissa withdraws briefly from the party to reflect. An unknown life changes her inward moment! Their connection is made through the news and her response, not an invented meeting.</w:t>
+        <w:t>Clarissa withdraws to reflect on the young man's death. She senses a struggle over the preservation of the self. The encounter occurs through reported news, not an actual meeting between them.</w:t>
       </w:r>
     </w:p>
     <w:p>
@@ -35296,7 +35296,7 @@
         <w:t xml:space="preserve">12  Clarissa returns — </w:t>
       </w:r>
       <w:r>
-        <w:t>Look a little closer! She reflects on death, privacy and the pressures placed upon individual existence, then rejoins the party! The ending values connection without claiming that reflection can undo Septimus's loss. What will this moment change?</w:t>
+        <w:t>She returns to her guests, carrying that reflection into continued life. The party resumes around a changed inward moment. One day has joined separate histories without making them the same story.</w:t>
       </w:r>
     </w:p>
     <w:p>
@@ -35421,7 +35421,7 @@
         <w:rPr>
           <w:i/>
         </w:rPr>
-        <w:t>A postponed journey becomes a way to measure loss and artistic vision.</w:t>
+        <w:t>A postponed childhood trip waits through years of absence, while a painter searches for one finishing line.</w:t>
       </w:r>
     </w:p>
     <w:p>
@@ -35510,7 +35510,7 @@
         <w:t xml:space="preserve">1  The promised trip is denied — </w:t>
       </w:r>
       <w:r>
-        <w:t>Now turn the page! James hopes to visit the lighthouse, and his mother encourages the possibility! His father's weather prediction destroys the hope, making a small dispute carry the child's intense feelings about both parents. What will the journey ask of the traveller?</w:t>
+        <w:t>At the Ramsays' summer house, young James wants to visit the lighthouse. Mrs Ramsay offers hope; his father predicts bad weather. A small plan immediately exposes different kinds of authority.</w:t>
       </w:r>
     </w:p>
     <w:p>
@@ -35536,7 +35536,7 @@
         <w:t xml:space="preserve">2  The child hears a judgement of possibility — </w:t>
       </w:r>
       <w:r>
-        <w:t>James hopes for the trip while his father's forecast denies it. Such a small exchange, such strong feeling! The desired lighthouse already holds a family relationship.</w:t>
+        <w:t>James hears more than a forecast in his father's refusal. It wounds a cherished possibility. The family's everyday speech carries emotions that the practical question cannot fully explain.</w:t>
       </w:r>
     </w:p>
     <w:p>
@@ -35562,7 +35562,7 @@
         <w:t xml:space="preserve">3  Lily tries to paint — </w:t>
       </w:r>
       <w:r>
-        <w:t>The scene changes! Lily works on a picture while resisting assumptions about women's artistic ability! Her struggle is to find the relation and form she sees, not merely to reproduce a familiar surface. Can the first impression still be trusted?</w:t>
+        <w:t>Nearby, Lily Briscoe tries to paint. Other people's judgements disturb her confidence. The canvas presents a problem of seeing that cannot be solved by following their expectations.</w:t>
       </w:r>
     </w:p>
     <w:p>
@@ -35588,7 +35588,7 @@
         <w:t xml:space="preserve">4  The painter needs room to trust her looking — </w:t>
       </w:r>
       <w:r>
-        <w:t>Lily resists judgements about women's artistic limits. Who decides what she can make? Finding a composition also becomes an effort to preserve an independent vision.</w:t>
+        <w:t>Lily needs room to trust her own arrangement of forms. Doubt accompanies the work. Her picture remains unfinished while the household follows its other concerns.</w:t>
       </w:r>
     </w:p>
     <w:p>
@@ -35614,7 +35614,7 @@
         <w:t xml:space="preserve">5  The dinner gathers lives — </w:t>
       </w:r>
       <w:r>
-        <w:t>What do you notice? Mrs. Ramsay brings disparate guests into a temporary shared moment. The achievement is valuable precisely because she cannot make such connection permanent or eliminate everyone's loneliness. What will this moment change?</w:t>
+        <w:t>At dinner, Mrs Ramsay gathers guests and family into a moment of connection. She senses harmony taking shape across separate lives. The meal becomes a brief achievement of attention.</w:t>
       </w:r>
     </w:p>
     <w:p>
@@ -35640,7 +35640,7 @@
         <w:t xml:space="preserve">6  The dinner’s harmony is a temporary achievement — </w:t>
       </w:r>
       <w:r>
-        <w:t>Mrs. Ramsay draws different people into a shared atmosphere. Notice the labour of connection! The moment matters precisely because nobody can guarantee it will last.</w:t>
+        <w:t>That unity lasts only while people sustain it. Different thoughts remain beneath the shared table. Mrs Ramsay's gift is to create a moment, not permanent agreement.</w:t>
       </w:r>
     </w:p>
     <w:p>
@@ -35683,7 +35683,7 @@
         <w:t xml:space="preserve">7  Time passes through the house — </w:t>
       </w:r>
       <w:r>
-        <w:t>Keep your eyes on this moment! A largely empty house experiences weather, decay and war! Mrs. Ramsay and two children die, reported with startling brevity, while the material setting continues beyond individual lives. How much time does the choice still have?</w:t>
+        <w:t>Years pass through the empty house. Mrs Ramsay dies; war and other deaths alter the family. Large losses enter with startling brevity while time continues beyond any person's control.</w:t>
       </w:r>
     </w:p>
     <w:p>
@@ -35709,7 +35709,7 @@
         <w:t xml:space="preserve">8  The darkened house keeps receiving time — </w:t>
       </w:r>
       <w:r>
-        <w:t>The building changes through weather while human deaths are briefly reported. What continues without us? An apparently empty place makes the passing years materially visible.</w:t>
+        <w:t>Dark rooms gather dust and damage until caretakers restore them. The building survives without the presence that once held the household together. Continuity does not mean unchanged life.</w:t>
       </w:r>
     </w:p>
     <w:p>
@@ -35735,7 +35735,7 @@
         <w:t xml:space="preserve">9  The family returns — </w:t>
       </w:r>
       <w:r>
-        <w:t>What will this mean? Years later the surviving Ramsays revisit the house! Memory shapes the presence of every object, and the lighthouse journey resumes under circumstances the original child could not have imagined. Will this place still mean safety?</w:t>
+        <w:t>The surviving Ramsays and Lily return. Memory fills the restored house. A visit once promised to a child becomes possible for people carrying years of absence.</w:t>
       </w:r>
     </w:p>
     <w:p>
@@ -35761,7 +35761,7 @@
         <w:t xml:space="preserve">10  The journey reaches its mark — </w:t>
       </w:r>
       <w:r>
-        <w:t>Carry this image with you! James and Cam sail with their father and gradually reconsider him! Arrival does not erase resentment or grief, but a changed relation becomes possible through the shared experience. What will this moment change?</w:t>
+        <w:t>Mr Ramsay sails to the lighthouse with James and Cam. The children struggle with resentment and connection. Reaching the destination becomes an altered encounter with their father.</w:t>
       </w:r>
     </w:p>
     <w:p>
@@ -35787,7 +35787,7 @@
         <w:t xml:space="preserve">11  The arrival cannot restore the first wish — </w:t>
       </w:r>
       <w:r>
-        <w:t>James reaches the lighthouse with a changed family. He sees differently now! A delayed destination may offer recognition without returning the vanished people and feelings of childhood.</w:t>
+        <w:t>The landing cannot give James back the original wish or restore his mother. It completes a journey under different conditions. Arrival and recovery are not identical.</w:t>
       </w:r>
     </w:p>
     <w:p>
@@ -35813,7 +35813,7 @@
         <w:t xml:space="preserve">12  The painting finds its line — </w:t>
       </w:r>
       <w:r>
-        <w:t>Come closer! Lily completes her composition as the boat reaches the lighthouse! Artistic form and physical journey achieve parallel moments of completion without resolving all that time has taken. What changes when this story is finally understood?</w:t>
+        <w:t>On shore, Lily finds the line that completes her painting. The voyage and the canvas reach their separate ends. Her vision gathers memory without claiming to stop time.</w:t>
       </w:r>
     </w:p>
     <w:p>
@@ -35938,7 +35938,7 @@
         <w:rPr>
           <w:i/>
         </w:rPr>
-        <w:t>An ageing voice imagines a form that can outlast the body.</w:t>
+        <w:t>An ageing speaker leaves a world of young bodies to imagine a life shaped by lasting art.</w:t>
       </w:r>
     </w:p>
     <w:p>
@@ -36003,7 +36003,7 @@
         <w:t xml:space="preserve">1  A world of young life — </w:t>
       </w:r>
       <w:r>
-        <w:t>Listen to this! The opening surveys lovers, birds and fish absorbed in generation and sensation! The speaker sees a vibrant natural world in which ageing consciousness has little recognised place. What might grow from this moment?</w:t>
+        <w:t>The speaker looks at a country full of young life, birds, fish, and lovers. Its energies follow bodily growth and change. An ageing person feels left outside its celebration.</w:t>
       </w:r>
     </w:p>
     <w:p>
@@ -36029,7 +36029,7 @@
         <w:t xml:space="preserve">2  The young world continues without the ageing observer — </w:t>
       </w:r>
       <w:r>
-        <w:t>Birds, fish and lovers move through generation and pleasure. He sees vitality everywhere! Yet the abundant scene offers little place for the body's felt decline.</w:t>
+        <w:t>The young continue their movement without stopping for his mortality. The world is abundant, but its abundance cannot promise him permanence. His longing turns toward another kind of life.</w:t>
       </w:r>
     </w:p>
     <w:p>
@@ -36055,7 +36055,7 @@
         <w:t xml:space="preserve">3  The neglected monuments — </w:t>
       </w:r>
       <w:r>
-        <w:t>Here is what matters! Immediate life seems to distract people from enduring works of mind and art! The contrast sets up a search for permanence without pretending that natural abundance is itself worthless. What will endure when the moment has passed?</w:t>
+        <w:t>He notices how absorption in the living moment neglects enduring monuments of thought. Art seems to offer a scale beyond youth. That possibility begins drawing him away.</w:t>
       </w:r>
     </w:p>
     <w:p>
@@ -36081,7 +36081,7 @@
         <w:t xml:space="preserve">4  A lasting work suggests another scale of life — </w:t>
       </w:r>
       <w:r>
-        <w:t>The speaker contrasts natural cycles with cultivated form. What could endure? The desire for art grows from mortality, not from an absence of admiration for the living world.</w:t>
+        <w:t>A lasting work can receive attention after its maker's body has gone. The speaker does not yet possess such permanence. He recognises it as something worth seeking.</w:t>
       </w:r>
     </w:p>
     <w:p>
@@ -36107,7 +36107,7 @@
         <w:t xml:space="preserve">5  The aged body is questioned — </w:t>
       </w:r>
       <w:r>
-        <w:t>Stay with the story! The speaker describes physical decline, then imagines the soul answering it through song! Artistic and spiritual activity become possible responses to a body that cannot regain youth. Can the first impression still be trusted?</w:t>
+        <w:t>He describes the aged body as inadequate unless the soul learns to sing. Physical decline becomes the pressure behind a spiritual and artistic wish. He refuses to let it end expression.</w:t>
       </w:r>
     </w:p>
     <w:p>
@@ -36133,7 +36133,7 @@
         <w:t xml:space="preserve">6  The bodily limit does not silence the possible song — </w:t>
       </w:r>
       <w:r>
-        <w:t>The aged self imagines spiritual work beyond physical weakness. Hear the effort! The wish for transformation begins inside the very body it wants to exceed.</w:t>
+        <w:t>The possible song must grow stronger as the body weakens. Age changes what survival means to him. Merely remaining alive no longer answers the whole desire.</w:t>
       </w:r>
     </w:p>
     <w:p>
@@ -36176,7 +36176,7 @@
         <w:t xml:space="preserve">7  The imagined voyage — </w:t>
       </w:r>
       <w:r>
-        <w:t>Now turn the page! He turns toward Byzantium, a city associated with sacred art and cultural continuity! The movement is a poetic search for another order of value, not an ordinary travel report. What will this moment change?</w:t>
+        <w:t>He imagines sailing to Byzantium, a city associated with sacred art. The voyage moves toward an ideal of spiritual order. It is a poetic journey into what he hopes art can provide.</w:t>
       </w:r>
     </w:p>
     <w:p>
@@ -36202,7 +36202,7 @@
         <w:t xml:space="preserve">8  The destination names a hoped-for order — </w:t>
       </w:r>
       <w:r>
-        <w:t>Byzantium offers an imagined meeting of sacred and artistic life. This is a symbolic voyage! The city becomes a way to seek value rather than simply a travel recommendation.</w:t>
+        <w:t>Byzantium offers mosaics, crafted forms, and holy figures rather than the first country's bodily rush. The destination gives his longing a place. Its promise is imagined, not an ordinary guarantee.</w:t>
       </w:r>
     </w:p>
     <w:p>
@@ -36228,7 +36228,7 @@
         <w:t xml:space="preserve">9  The sages are addressed — </w:t>
       </w:r>
       <w:r>
-        <w:t>The scene changes! Figures within a gold mosaic are asked to teach the speaker's soul! Their holy fire promises transformation, but the request includes the painful release of desires still tied to bodily life. What will this moment change?</w:t>
+        <w:t>He addresses the sages pictured in sacred fire, asking them to teach his soul. He wants release from consuming desire. Instruction would change how he belongs to time.</w:t>
       </w:r>
     </w:p>
     <w:p>
@@ -36254,7 +36254,7 @@
         <w:t xml:space="preserve">10  The golden bird is chosen — </w:t>
       </w:r>
       <w:r>
-        <w:t>What do you notice? The speaker imagines an artificial bird made by goldsmiths rather than another natural body! Craft offers a form outside the ordinary cycle of birth and decay. What can this vision promise?</w:t>
+        <w:t>He imagines becoming a crafted golden bird instead of returning to a natural body. The chosen form could sing without ageing. Art replaces the cycle he fears.</w:t>
       </w:r>
     </w:p>
     <w:p>
@@ -36280,7 +36280,7 @@
         <w:t xml:space="preserve">11  The crafted bird would still need an audience — </w:t>
       </w:r>
       <w:r>
-        <w:t>The imagined golden form sings to a court. What kind of permanence is desired? Art remains a relationship to listeners even when the speaker dreams of leaving natural life.</w:t>
+        <w:t>Even that bird would sing to listeners, perhaps a drowsy emperor. Permanence still requires a relationship with an audience. The imagined escape is not complete isolation from living attention.</w:t>
       </w:r>
     </w:p>
     <w:p>
@@ -36306,7 +36306,7 @@
         <w:t xml:space="preserve">12  A song across time — </w:t>
       </w:r>
       <w:r>
-        <w:t>Keep your eyes on this moment! The imagined bird sings of past, present and future! The ending preserves a wish for artistic permanence while keeping the transformation in the conditional realm of poetic imagination. What changes when this story is finally understood?</w:t>
+        <w:t>Its song would concern past, present, and future. The poem ends inside that wished-for form. Remember the ageing traveller choosing a golden voice beyond his body's brief season.</w:t>
       </w:r>
     </w:p>
     <w:p>
@@ -36431,7 +36431,7 @@
         <w:rPr>
           <w:i/>
         </w:rPr>
-        <w:t>Time is reconsidered through attention, surrender and return.</w:t>
+        <w:t>Four places become starting points for a search through time, memory, suffering, and renewal.</w:t>
       </w:r>
     </w:p>
     <w:p>
@@ -36484,7 +36484,7 @@
         <w:t xml:space="preserve">1  Four places establish the sequence — </w:t>
       </w:r>
       <w:r>
-        <w:t>What will this mean? Burnt Norton, East Coker, The Dry Salvages and Little Gidding each provide a place-linked meditation! Their recurring images create variations rather than chapters in one continuous character adventure. What will this moment change?</w:t>
+        <w:t>T. S. Eliot's four linked poems begin from four named places. They are meditations rather than one character's adventure. Images and questions return, altered by each new encounter.</w:t>
       </w:r>
     </w:p>
     <w:p>
@@ -36510,7 +36510,7 @@
         <w:t xml:space="preserve">2  The four places hold different returning questions — </w:t>
       </w:r>
       <w:r>
-        <w:t>Burnt Norton, East Coker, The Dry Salvages and Little Gidding anchor the sequence. Follow the variation! Each meditation revisits time without becoming another chapter of one literal journey.</w:t>
+        <w:t>Burnt Norton, East Coker, The Dry Salvages, and Little Gidding organise the sequence. Each place opens another way of considering time. The repeated concerns do not receive one simple answer.</w:t>
       </w:r>
     </w:p>
     <w:p>
@@ -36536,7 +36536,7 @@
         <w:t xml:space="preserve">3  Burnt Norton and possibility — </w:t>
       </w:r>
       <w:r>
-        <w:t>Carry this image with you! An imagined garden evokes paths not taken and moments beyond ordinary sequence! The poem explores how attention to the present might relate to an order not exhausted by chronological time. What might grow from this moment?</w:t>
+        <w:t>Burnt Norton imagines paths not taken and a garden of possibility. Attention moves toward a still point within change. What might have happened stands beside what did.</w:t>
       </w:r>
     </w:p>
     <w:p>
@@ -36562,7 +36562,7 @@
         <w:t xml:space="preserve">4  The unchosen garden opens a possibility — </w:t>
       </w:r>
       <w:r>
-        <w:t>An imagined path holds what might have been. What can the present contain? Memory, possibility and attention make chronological order only part of the experience being examined.</w:t>
+        <w:t>The unchosen garden cannot become a recovered past merely through wishing. Its imagined presence changes present attention. Possibility matters without turning into an event that actually occurred.</w:t>
       </w:r>
     </w:p>
     <w:p>
@@ -36588,7 +36588,7 @@
         <w:t xml:space="preserve">5  East Coker and humility — </w:t>
       </w:r>
       <w:r>
-        <w:t>Come closer! Birth, decay and generations of living connect beginnings with endings! The meditation questions confidence in accumulated knowledge and turns toward the humility needed to learn from limitation. Will this place still mean safety?</w:t>
+        <w:t>East Coker turns toward generations, bodily life, and the limits of knowledge. Beginnings hold endings inside them. Human experience cannot provide final mastery over everything that follows.</w:t>
       </w:r>
     </w:p>
     <w:p>
@@ -36614,7 +36614,7 @@
         <w:t xml:space="preserve">6  Generations loosen the claim to mastery — </w:t>
       </w:r>
       <w:r>
-        <w:t>East Coker links origins and endings through recurring human lives. Knowing is not owning! The meditation asks experience to become humility rather than an accumulating claim of certainty.</w:t>
+        <w:t>An older generation's wisdom may prove insufficient in another age. Humility becomes necessary beside experience. The search continues by admitting how much confident understanding leaves out.</w:t>
       </w:r>
     </w:p>
     <w:p>
@@ -36657,7 +36657,7 @@
         <w:t xml:space="preserve">7  The Dry Salvages and uncertainty — </w:t>
       </w:r>
       <w:r>
-        <w:t>Now watch! River and sea imagery situate human lives within forces beyond prediction! The poem examines attempts to master the future while pointing toward forms of attention and prayer that accept uncertainty. What will the journey ask of the traveller?</w:t>
+        <w:t>The Dry Salvages brings river and sea into the meditation. Their movement exceeds timetables and predictions. Human plans travel inside forces they cannot entirely govern.</w:t>
       </w:r>
     </w:p>
     <w:p>
@@ -36683,7 +36683,7 @@
         <w:t xml:space="preserve">8  The river continues beyond prediction — </w:t>
       </w:r>
       <w:r>
-        <w:t>The Dry Salvages places people beside elemental movement. Hear the uncertainty! Attention matters partly because the future cannot be secured by confident calculation alone.</w:t>
+        <w:t>The river continues through individual lives, joining memory to uncertainty. Its pattern cannot be reduced to a clock. The poem asks how to attend within that larger movement.</w:t>
       </w:r>
     </w:p>
     <w:p>
@@ -36709,7 +36709,7 @@
         <w:t xml:space="preserve">9  Little Gidding and historical fire — </w:t>
       </w:r>
       <w:r>
-        <w:t>Look a little closer! A place of devotion and wartime experience connect purification with destruction! A visionary encounter draws past voices into the speaker's confrontation with history and spiritual responsibility. What will this moment change?</w:t>
+        <w:t>Little Gidding enters historical suffering and the fires of war. Encounters with the past lead toward judgement and renewal. Spiritual reflection must pass through damage rather than pretend it absent.</w:t>
       </w:r>
     </w:p>
     <w:p>
@@ -36735,7 +36735,7 @@
         <w:t xml:space="preserve">10  Pattern rather than a straight line — </w:t>
       </w:r>
       <w:r>
-        <w:t>Listen to this! Images and phrases return with altered meanings across the sequence! Repetition asks the reader to revisit assumptions, making reading itself resemble the disciplined attention the poems explore. What changes when this story is finally understood?</w:t>
+        <w:t>The poems find patterns through return, not only through moving forward. An image heard again may mean something changed. Repetition becomes part of discovery.</w:t>
       </w:r>
     </w:p>
     <w:p>
@@ -36761,7 +36761,7 @@
         <w:t xml:space="preserve">11  The repeated words return with altered weight — </w:t>
       </w:r>
       <w:r>
-        <w:t>Patterns gather across the separate poems. Read the echoes! Understanding grows through revisiting an image, not only through reaching a new statement farther along a straight line.</w:t>
+        <w:t>Words about beginning, ending, fire, and time gather new force across the sequence. Their meanings depend on the places they have passed through. The reader's earlier encounters remain active.</w:t>
       </w:r>
     </w:p>
     <w:p>
@@ -36787,7 +36787,7 @@
         <w:t xml:space="preserve">12  Arrival becomes another beginning — </w:t>
       </w:r>
       <w:r>
-        <w:t>Here is what matters! The closing movement connects exploration, recognition and spiritual renewal! Its hope belongs to a Christian vision of reconciliation, rather than an easy claim that every historical wound has been repaired. What can this vision promise?</w:t>
+        <w:t>The final movement imagines returning to the beginning with changed knowledge. Arrival becomes another kind of opening. Keep the four places as landmarks in a continuing search.</w:t>
       </w:r>
     </w:p>
     <w:p>
@@ -36912,7 +36912,7 @@
         <w:rPr>
           <w:i/>
         </w:rPr>
-        <w:t>The animals overthrow the farmer—but who will watch the new rulers?</w:t>
+        <w:t>Animals win freedom from a farmer, then watch their new leaders quietly rewrite what freedom means.</w:t>
       </w:r>
     </w:p>
     <w:p>
@@ -37013,7 +37013,7 @@
         <w:t xml:space="preserve">1  The barn hears a promise — </w:t>
       </w:r>
       <w:r>
-        <w:t>Old Major describes a life without human exploitation. The animals listen with hope! A shared vision begins the rebellion, but inspiration alone cannot decide how power will be used.</w:t>
+        <w:t>In a barn, Old Major tells the animals they could live without human exploitation. His dream gives their hardship a common explanation. They begin imagining the farm as their own.</w:t>
       </w:r>
     </w:p>
     <w:p>
@@ -37039,7 +37039,7 @@
         <w:t xml:space="preserve">2  The farmer is driven out — </w:t>
       </w:r>
       <w:r>
-        <w:t>Hunger and mistreatment provoke revolt. Jones loses the farm! For a moment the animals believe their labour and food can belong to everyone who produces them.</w:t>
+        <w:t>After neglect and hunger, they drive out Mr Jones. The victory turns an idea into a new order. Now they must decide how to govern the place they have won.</w:t>
       </w:r>
     </w:p>
     <w:p>
@@ -37065,7 +37065,7 @@
         <w:t xml:space="preserve">3  The rules go on the wall — </w:t>
       </w:r>
       <w:r>
-        <w:t>The pigs write commandments of equality. The animals begin organising work! Yet literacy is uneven, and the ability to explain the rules already gives some voices greater authority.</w:t>
+        <w:t>They paint commandments on the wall, including equality among animals. Reading the rules should preserve the rebellion's purpose. But not every animal can read equally well.</w:t>
       </w:r>
     </w:p>
     <w:p>
@@ -37091,7 +37091,7 @@
         <w:t xml:space="preserve">4  Milk and apples vanish upward — </w:t>
       </w:r>
       <w:r>
-        <w:t>The pigs reserve privileges and justify them as necessary brain work. Listen to the explanation! A small exception can teach a community to accept the next, larger exception.</w:t>
+        <w:t>The pigs take the milk and apples, claiming their mental work requires them. An exception appears inside the promised equality. Squealer explains why others must accept it.</w:t>
       </w:r>
     </w:p>
     <w:p>
@@ -37117,7 +37117,7 @@
         <w:t xml:space="preserve">5  The heroes meet an enemy — </w:t>
       </w:r>
       <w:r>
-        <w:t>The animals repel a human attack. Snowball helps lead the defence! Collective victory could strengthen solidarity, but its memory will later become another object of political control.</w:t>
+        <w:t>The animals defeat a human attempt to retake the farm. Their courage strengthens belief in the rebellion. Shared sacrifice also gives leaders heroic stories they can later use.</w:t>
       </w:r>
     </w:p>
     <w:p>
@@ -37143,7 +37143,7 @@
         <w:t xml:space="preserve">6  The windmill divides the leaders — </w:t>
       </w:r>
       <w:r>
-        <w:t>Snowball promotes a windmill while Napoleon opposes him. Debate seems possible! Then trained dogs chase Snowball away, replacing persuasion with a visible monopoly of force.</w:t>
+        <w:t>Snowball proposes a windmill, and Napoleon opposes him. Then Napoleon's dogs drive Snowball away. Debate ends not through agreement, but through organised violence.</w:t>
       </w:r>
     </w:p>
     <w:p>
@@ -37186,7 +37186,7 @@
         <w:t xml:space="preserve">7  A dream becomes compulsory labour — </w:t>
       </w:r>
       <w:r>
-        <w:t>Napoleon adopts the windmill plan, demanding ever more work. Boxer answers hardship with greater effort! His devotion becomes a resource for rulers who promise more than they deliver.</w:t>
+        <w:t>Napoleon adopts the windmill plan and demands harder labour. The dream becomes compulsory work. Shortages are explained as temporary costs on the way to a promised better life.</w:t>
       </w:r>
     </w:p>
     <w:p>
@@ -37212,7 +37212,7 @@
         <w:t xml:space="preserve">8  The words change overnight — </w:t>
       </w:r>
       <w:r>
-        <w:t>Commandments acquire convenient additions as pigs violate the original rules. Can the animals trust their own memory? Squealer's explanations make doubt feel like disloyalty.</w:t>
+        <w:t>Commandments change while the animals doubt their memories. Squealer supplies explanations for each exception. The wall that should protect the past becomes a tool for altering it.</w:t>
       </w:r>
     </w:p>
     <w:p>
@@ -37238,7 +37238,7 @@
         <w:t xml:space="preserve">9  Confession ends in violence — </w:t>
       </w:r>
       <w:r>
-        <w:t>Accused animals confess and are executed. Terror enters the community! Snowball's name becomes a ready explanation for failures that the rulers will not accept responsibility for.</w:t>
+        <w:t>Forced confessions lead to executions. Fear joins propaganda, and Snowball is blamed for failures. The animals' freedom to question has vanished beneath the language of protecting the revolution.</w:t>
       </w:r>
     </w:p>
     <w:p>
@@ -37264,7 +37264,7 @@
         <w:t xml:space="preserve">10  The strongest worker collapses — </w:t>
       </w:r>
       <w:r>
-        <w:t>Boxer breaks down after years of labour. A van takes him away! Benjamin reads its slaughterhouse lettering, while Squealer supplies a story designed to conceal the betrayal.</w:t>
+        <w:t>Boxer works until he collapses, trusting the leaders. They sell him to a slaughterer and tell the animals he died receiving medical care. His loyalty is rewarded with a lie.</w:t>
       </w:r>
     </w:p>
     <w:p>
@@ -37290,7 +37290,7 @@
         <w:t xml:space="preserve">11  The pigs become the old enemy — </w:t>
       </w:r>
       <w:r>
-        <w:t>The rulers walk on two legs and alter the language of equality. The animals watch! What survives of a revolution when its leaders copy the privileges it opposed?</w:t>
+        <w:t>The pigs walk on two legs, trade with humans, and replace the rules with a single unequal commandment. The habits they once condemned become signs of their new status.</w:t>
       </w:r>
     </w:p>
     <w:p>
@@ -37316,7 +37316,7 @@
         <w:t xml:space="preserve">12  The faces cannot be separated — </w:t>
       </w:r>
       <w:r>
-        <w:t>Pigs dine with humans as the others look through a window. Their likeness completes the warning! The ending asks us to remember both exploitation and the language that made it acceptable.</w:t>
+        <w:t>Looking through a window, the animals see pigs dining with human farmers. They can no longer distinguish the faces. The farm has reached the shape of the oppression it overthrew.</w:t>
       </w:r>
     </w:p>
     <w:p>
